--- a/exports/Ides_Book1_FULL_Ch01-36.docx
+++ b/exports/Ides_Book1_FULL_Ch01-36.docx
@@ -27,7 +27,7 @@
         <w:br/>
         <w:t>Book 1 reading export · Utica prologue, then Ch 1 dinner · ends at Philippi · author-voice (no em dash)</w:t>
         <w:br/>
-        <w:t>Source: Manuscript 540bb2b (2026-10-24) · generated 2026-10-24 07:29 UTC from claude/project-thread-f0m6lx @ 540bb2b · source digest 52bbe4fad4f6f125 · prologue and chapters 1–36</w:t>
+        <w:t>Source: Manuscript e2aeda9 (2026-10-24) · generated 2026-10-24 07:33 UTC from claude/project-thread-f0m6lx @ e2aeda9 · source digest 4f7a87e6efb4d448 · prologue and chapters 1–36</w:t>
       </w:r>
     </w:p>
     <w:p>
@@ -9419,7 +9419,7 @@
     <w:p>
       <w:r>
         <w:rPr/>
-        <w:t>Nysa went again the next day, without being sent. She took nothing. She stood at the back of the crowd and looked at the stone and thought about the morning she had dressed Calpurnia in the grey and the master had gone out of the door, and the tablet in her tunic that was ash now. She did not pray. She did not know who she would have prayed to. It was only that the place was there, and she had nowhere else to stand that was his.</w:t>
+        <w:t>Nysa went again the next day, without being sent. She took nothing. She stood at the back of the crowd and looked at the stone and thought about the morning she had carried Calpurnia’s water in the grey and the master had gone out of the door, and the tablet in her tunic that was ash now. She did not pray. She did not know who she would have prayed to. It was only that the place was there, and she had nowhere else to stand that was his.</w:t>
       </w:r>
     </w:p>
     <w:p>
@@ -11705,7 +11705,7 @@
     <w:p>
       <w:r>
         <w:rPr/>
-        <w:t>He was a broad young man of twenty-one with his father’s nose and none of his father’s caution, who came up to Brutus at the gate of the Lyceum after Cratippus’s lecture with his toga over the wrong shoulder and wine on his breath at the eighth hour.</w:t>
+        <w:t>He was a broad young man of twenty-one with none of his father’s caution, who came up to Brutus at the gate of the Lyceum after Cratippus’s lecture with his toga over the wrong shoulder and wine on his breath at the eighth hour.</w:t>
       </w:r>
     </w:p>
     <w:p>
@@ -14516,7 +14516,7 @@
     <w:p>
       <w:r>
         <w:rPr/>
-        <w:t>Decimus heard the names as doors that had already closed while he counted hinges. “Then we do not invent a fifth name for hope,” he said. The first aide opened his mouth on another complaint. Decimus was already counting remaining waterskins aloud, making the count the argument beside the named absences. At a crossroads shrine someone had left a cheap wreath for “the liberators.” Rain had ruined it. Decimus didn’t stop to fix it. He checked his horse’s mouth for sores and found none.</w:t>
+        <w:t>Decimus heard the names as doors that had already closed while he counted hinges. “Then we do not invent a fourth name for hope,” he said. The first aide opened his mouth on another complaint. Decimus was already counting remaining waterskins aloud, making the count the argument beside the named absences. At a crossroads shrine someone had left a cheap wreath for “the liberators.” Rain had ruined it. Decimus didn’t stop to fix it. He checked his horse’s mouth for sores and found none.</w:t>
       </w:r>
     </w:p>
     <w:p>
@@ -14585,7 +14585,7 @@
     <w:p>
       <w:r>
         <w:rPr/>
-        <w:t>A courier brought the Senate’s thanks for Mutina, and the thanks were not for him. The fathers had voted Decimus a triumph and handed him the dead consuls’ legions, the Martians among them, to chase Antony up the road. Octavian was to be thanked and left behind. He read the decree once and gave it to Agrippa, who read it twice.</w:t>
+        <w:t>A courier brought the Senate’s thanks for Mutina, and the thanks were not for him. Decimus had the triumph and the dead consuls’ legions, the Martians among them. Octavian was to be thanked and left behind. He read the decree once and gave it to Agrippa, who read it twice.</w:t>
       </w:r>
     </w:p>
     <w:p>
@@ -14599,10 +14599,6 @@
         </w:rPr>
         <w:t>Laudandum adulescentem, ornandum, tollendum.</w:t>
       </w:r>
-      <w:r>
-        <w:rPr/>
-        <w:t xml:space="preserve"> Praise the young man, honour him, lift him up. Lift him off.</w:t>
-      </w:r>
     </w:p>
     <w:p>
       <w:r>
@@ -14649,7 +14645,7 @@
     <w:p>
       <w:r>
         <w:rPr/>
-        <w:t xml:space="preserve">Both consuls were dead, Hirtius in the ditch at Mutina and Pansa of his wound a day after, and their chairs stood empty. A centurion from the Martians said it first, loud enough for the pay line: “They want us under the man who held Caesar’s door. Who feeds us now, old men with tablets, or Caesar’s name?” A tribune seconded without looking at Octavian’s face: the men would not march for an assassin on praise that arrived late and sweet. Agrippa translated the noise into one sentence Octavian could keep. The ranks wanted a consul who was </w:t>
+        <w:t xml:space="preserve">A centurion from the Martians said it first, loud enough for the pay line: “They want us under the man who held Caesar’s door. Who feeds us now, old men with tablets, or Caesar’s name?” A tribune seconded without looking at Octavian’s face: the men would not march for an assassin on praise that arrived late and sweet. Agrippa translated the noise into one sentence Octavian could keep. The ranks wanted a consul who was </w:t>
       </w:r>
       <w:r>
         <w:rPr>
@@ -18554,7 +18550,7 @@
     <w:p>
       <w:r>
         <w:rPr/>
-        <w:t>A tribune mentioned Italian land assignments, farms, promises, men who would want soil that already had owners. Antony waved it toward tomorrow with the same hand he had used to point cohorts. “The boy’s tomorrow. Italy will wait. Italy always complains. The East is bleeding now.”</w:t>
+        <w:t>A tribune mentioned Italian land assignments, farms, promises. Antony waved it toward tomorrow with the same hand he had used to point cohorts. “The boy’s tomorrow. Italy will wait. Italy always complains. The East is bleeding now.”</w:t>
       </w:r>
     </w:p>
     <w:p>
@@ -18961,7 +18957,7 @@
     <w:p>
       <w:r>
         <w:rPr/>
-        <w:t>“I’m sure you can,” said the freedman, not unkindly. He had a clerk’s patience, and he had said this before, many times, this spring. “The land of eighteen cities is assigned to the veterans by the triumvirs’ decree. Capua is one of them. There’ll be compensation.”</w:t>
+        <w:t>“I’m sure you can,” said the freedman, not unkindly. He had said this before, many times, this spring. “The land of eighteen cities is assigned to the veterans by the triumvirs’ decree. Capua is one of them. There’ll be compensation.”</w:t>
       </w:r>
     </w:p>
     <w:p>

--- a/exports/Ides_Book1_FULL_Ch01-36.docx
+++ b/exports/Ides_Book1_FULL_Ch01-36.docx
@@ -27,7 +27,7 @@
         <w:br/>
         <w:t>Book 1 reading export · Utica prologue, then Ch 1 dinner · ends at Philippi · author-voice (no em dash)</w:t>
         <w:br/>
-        <w:t>Source: Manuscript e2aeda9 (2026-10-24) · generated 2026-10-24 07:33 UTC from claude/project-thread-f0m6lx @ e2aeda9 · source digest 4f7a87e6efb4d448 · prologue and chapters 1–36</w:t>
+        <w:t>Source: Manuscript 22040f1 (2026-10-24) · generated 2026-10-24 07:36 UTC from claude/project-thread-f0m6lx @ 22040f1 · source digest 4dbaf764c3f20914 · prologue and chapters 1–36</w:t>
       </w:r>
     </w:p>
     <w:p>
@@ -166,7 +166,7 @@
     <w:p>
       <w:r>
         <w:rPr/>
-        <w:t>Before the first birds Cato sent the freedman Butas down to the harbour to see whether all the ships were away. Butas came back with the sky going grey. The ships were gone, he said, all but one; the sea was rough; a wind had got up from the north. Cato groaned aloud at that, for the men at sea, and sent Butas back down to see whether anyone had been forced to put in again and needed help. Cleanthes heard him say it. He heard the concern in it, real concern, and that was the thing he could not afterward explain to anyone: the man had sent Butas out of the room for the sake of strangers on the water.</w:t>
+        <w:t>Before the first birds Cato sent the freedman Butas down to the harbour to see whether all the ships were away. Butas came back with the sky going grey. The ships were gone, he said, all but one; the sea was rough; a wind had got up from the north. Cato groaned aloud at that, for the men at sea, and sent Butas back down to see whether anyone had been forced to put in again and needed help. Cleanthes heard him say it. He heard the concern in it, real concern, and that was the thing he could not afterwards explain to anyone: the man had sent Butas out of the room for the sake of strangers on the water.</w:t>
       </w:r>
     </w:p>
     <w:p>
@@ -2889,7 +2889,7 @@
     <w:p>
       <w:r>
         <w:rPr/>
-        <w:t>Afterward he drank and said the symbol was temporary again, to men who wanted the word as a blanket. He could already hear what Fulvia would do with that word: weigh it, not correct it.</w:t>
+        <w:t>Afterwards he drank and said the symbol was temporary again, to men who wanted the word as a blanket. He could already hear what Fulvia would do with that word: weigh it, not correct it.</w:t>
       </w:r>
     </w:p>
     <w:p>
@@ -3447,7 +3447,7 @@
       </w:r>
       <w:r>
         <w:rPr/>
-        <w:t xml:space="preserve"> sounded. The man had not only signed a tablet. He had kept a place for him at ordinary tables afterward, hand on his shoulder like kinship that politics had not earned. Killing that hand later would not be surgery in the blood. It would be answering warmth with steel and calling the answer law.</w:t>
+        <w:t xml:space="preserve"> sounded. The man had not only signed a tablet. He had kept a place for him at ordinary tables afterwards, hand on his shoulder like kinship that politics had not earned. Killing that hand later would not be surgery in the blood. It would be answering warmth with steel and calling the answer law.</w:t>
       </w:r>
     </w:p>
     <w:p>
@@ -4589,7 +4589,7 @@
     <w:p>
       <w:r>
         <w:rPr/>
-        <w:t>“Only a king,” he murmured afterward, tasting the phrase like a bad period, and returned to the desk before the courier’s dust had settled in the courtyard.</w:t>
+        <w:t>“Only a king,” he murmured afterwards, tasting the phrase like a bad period, and returned to the desk before the courier’s dust had settled in the courtyard.</w:t>
       </w:r>
     </w:p>
     <w:p>
@@ -10435,7 +10435,7 @@
     <w:p>
       <w:r>
         <w:rPr/>
-        <w:t>Hordeonius picked the scrap up with two fingers, the way a man lifts something that might stain, and set it back on the whisperer’s palm. “The Senate pardoned the doing in March,” he said. “You want me to pay for the knowing?” Then, gently, blessing-flat: “Archaeology. I deal in the living. The living pay interest. The dead pay only in stories, and stories are oversupplied.” He wiped his fingers on the stall-cloth afterward, ego housekeeping, not fear.</w:t>
+        <w:t>Hordeonius picked the scrap up with two fingers, the way a man lifts something that might stain, and set it back on the whisperer’s palm. “The Senate pardoned the doing in March,” he said. “You want me to pay for the knowing?” Then, gently, blessing-flat: “Archaeology. I deal in the living. The living pay interest. The dead pay only in stories, and stories are oversupplied.” He wiped his fingers on the stall-cloth afterwards, ego housekeeping, not fear.</w:t>
       </w:r>
     </w:p>
     <w:p>
@@ -11142,7 +11142,7 @@
     <w:p>
       <w:r>
         <w:rPr/>
-        <w:t>Someone further along was explaining it to a crowd, and Nysa heard, “They say the hair of the star means…” and then a cheer went up from inside the walls and drowned the rest. She never learned what the hair meant. She thought about it afterward, scrubbing pans, and decided she had been better off without the end of the sentence.</w:t>
+        <w:t>Someone further along was explaining it to a crowd, and Nysa heard, “They say the hair of the star means…” and then a cheer went up from inside the walls and drowned the rest. She never learned what the hair meant. She thought about it afterwards, scrubbing pans, and decided she had been better off without the end of the sentence.</w:t>
       </w:r>
     </w:p>
     <w:p>
@@ -12182,7 +12182,7 @@
     <w:p>
       <w:r>
         <w:rPr/>
-        <w:t>When it was over the courtyard smelled of the sea and of the other thing. A slave brought a basin. Fulvia dipped two fingers and touched them to her cheek, without hurry, and looked at the water afterward.</w:t>
+        <w:t>When it was over the courtyard smelled of the sea and of the other thing. A slave brought a basin. Fulvia dipped two fingers and touched them to her cheek, without hurry, and looked at the water afterwards.</w:t>
       </w:r>
     </w:p>
     <w:p>
@@ -13103,7 +13103,7 @@
     <w:p>
       <w:r>
         <w:rPr/>
-        <w:t>Afterward a senator clasped his arm and called him the Republic’s luck. Octavian returned the clasp at half strength. Half strength still looked like gratitude if you did not measure. Agrippa’s stillness held until the clasp ended. Only then did he match pace toward the vendor street. A northern courier’s fragments stayed unmerged in Octavian’s hand: Decimus holding, Antony digging, Pacuvius still hungry for storm. Cicero left looking like a man certain he had saved the Republic. Outside, a vendor sold hot food and called no one Caesar. Octavian heard him and didn’t correct him.</w:t>
+        <w:t>Afterwards a senator clasped his arm and called him the Republic’s luck. Octavian returned the clasp at half strength. Half strength still looked like gratitude if you did not measure. Agrippa’s stillness held until the clasp ended. Only then did he match pace toward the vendor street. A northern courier’s fragments stayed unmerged in Octavian’s hand: Decimus holding, Antony digging, Pacuvius still hungry for storm. Cicero left looking like a man certain he had saved the Republic. Outside, a vendor sold hot food and called no one Caesar. Octavian heard him and didn’t correct him.</w:t>
       </w:r>
     </w:p>
     <w:p>
@@ -18423,7 +18423,7 @@
     <w:p>
       <w:r>
         <w:rPr/>
-        <w:t>Fever made the tent canvas pulse. Twenty days ago Brutus’s men had come through this camp and run their swords through the litter he had left an hour before. His doctor had dreamed something and had him carried out into the marsh. Octavian remembered reeds, and lying very still, and being told afterward that it had been prudence. Sweat ran into his eyes and made the map swim. A courier asked for orders. Octavian gave two that mattered: hold the camp ditch; do not chase beyond the markers Agrippa had set. And one that only sounded like command, a sentence about courage he regretted as soon as it left his mouth. He didn’t invent himself as genius of the plain. He survived noise. He survived other men’s versions of his usefulness.</w:t>
+        <w:t>Fever made the tent canvas pulse. Twenty days ago Brutus’s men had come through this camp and run their swords through the litter he had left an hour before. His doctor had dreamed something and had him carried out into the marsh. Octavian remembered reeds, and lying very still, and being told afterwards that it had been prudence. Sweat ran into his eyes and made the map swim. A courier asked for orders. Octavian gave two that mattered: hold the camp ditch; do not chase beyond the markers Agrippa had set. And one that only sounded like command, a sentence about courage he regretted as soon as it left his mouth. He didn’t invent himself as genius of the plain. He survived noise. He survived other men’s versions of his usefulness.</w:t>
       </w:r>
     </w:p>
     <w:p>

--- a/exports/Ides_Book1_FULL_Ch01-36.docx
+++ b/exports/Ides_Book1_FULL_Ch01-36.docx
@@ -27,7 +27,7 @@
         <w:br/>
         <w:t>Book 1 reading export · Utica prologue, then Ch 1 dinner · ends at Philippi · author-voice (no em dash)</w:t>
         <w:br/>
-        <w:t>Source: Manuscript e2aeda9 (2026-10-24) · generated 2026-10-24 07:33 UTC from claude/project-thread-f0m6lx @ e2aeda9 · source digest 4f7a87e6efb4d448 · prologue and chapters 1–36</w:t>
+        <w:t>Source: Manuscript b801449 (2026-10-24) · generated 2026-10-24 07:43 UTC from claude/project-thread-yoegy1 @ b801449 · source digest 0c091763569a718b · prologue and chapters 1–36</w:t>
       </w:r>
     </w:p>
     <w:p>
@@ -7190,7 +7190,7 @@
       </w:pPr>
       <w:r>
         <w:rPr/>
-        <w:t>The Consul Is Dead (False)</w:t>
+        <w:t>The Consul Is Dead</w:t>
       </w:r>
     </w:p>
     <w:p>
@@ -8070,7 +8070,7 @@
       </w:pPr>
       <w:r>
         <w:rPr/>
-        <w:t>Movement A: Antony</w:t>
+        <w:t>Antony</w:t>
       </w:r>
     </w:p>
     <w:p>
@@ -8151,7 +8151,7 @@
       </w:pPr>
       <w:r>
         <w:rPr/>
-        <w:t>Movement B: Nysa</w:t>
+        <w:t>Nysa</w:t>
       </w:r>
     </w:p>
     <w:p>
@@ -11072,7 +11072,7 @@
     <w:p>
       <w:r>
         <w:rPr/>
-        <w:t>Nysa found the boy’s seats before she found the boy. They were the seats with the space beside them.</w:t>
+        <w:t>Nysa found the boy’s seats before she found the boy. They were the seats with the space beside them. The will that made him Caesar’s son had made her his freedwoman, and she had come in the steward’s cloak to count his crowd.</w:t>
       </w:r>
     </w:p>
     <w:p>
@@ -13945,7 +13945,7 @@
     <w:p>
       <w:r>
         <w:rPr/>
-        <w:t xml:space="preserve">A second client asked whether to short land near Mutina. Hordeonius took a fee for advising against it and wrote the fee under </w:t>
+        <w:t xml:space="preserve">Sosia brought a tablet up from the Carinae end of the Sacred Way: Fulvia’s paper, and her steward asking for a month. “The Senate has voted her husband an enemy,” Sosia said. “Everybody on the Janus is calling her in.” Hordeonius called it in, in full, charged the steward a fee for the haste, and wrote the fee under </w:t>
       </w:r>
       <w:r>
         <w:rPr>
@@ -14510,13 +14510,13 @@
     <w:p>
       <w:r>
         <w:rPr/>
-        <w:t>The second aide, older, tablet-hand still inked from Mutina’s last courtesy copy, spoke the count Decimus had been avoiding as a list of people. “Plancus: gone to Antony. Lepidus: promised meeting, messenger who would not take a return tablet, twice, and in May his legions let Antony walk into their camp. Waded the river to embrace him, and Lepidus writes the Senate that his soldiers did it. The boy: will not share a road with the man who held Caesar’s door, and said so where his centurions could hear. Three names, and not one wagon among them.”</w:t>
-      </w:r>
-    </w:p>
-    <w:p>
-      <w:r>
-        <w:rPr/>
-        <w:t>Decimus heard the names as doors that had already closed while he counted hinges. “Then we do not invent a fourth name for hope,” he said. The first aide opened his mouth on another complaint. Decimus was already counting remaining waterskins aloud, making the count the argument beside the named absences. At a crossroads shrine someone had left a cheap wreath for “the liberators.” Rain had ruined it. Decimus didn’t stop to fix it. He checked his horse’s mouth for sores and found none.</w:t>
+        <w:t>The second aide, older, tablet-hand still inked from Mutina’s last courtesy copy, had kept back the news from the south until the bridge was behind them. In May Lepidus’s legions had waded the river to embrace Antony, and Lepidus had written to the Senate that his soldiers did it. And the boy would not share a road with the man who had held Caesar’s door, and had said so where his centurions could hear.</w:t>
+      </w:r>
+    </w:p>
+    <w:p>
+      <w:r>
+        <w:rPr/>
+        <w:t>Decimus heard it as one more door that had closed while he counted hinges. “Then we do not invent a name for hope,” he said. The first aide opened his mouth on another complaint. Decimus was already counting remaining waterskins aloud, making the count the argument beside the named absences. At a crossroads shrine someone had left a cheap wreath for “the liberators.” Rain had ruined it. Decimus didn’t stop to fix it. He checked his horse’s mouth for sores and found none.</w:t>
       </w:r>
     </w:p>
     <w:p>
@@ -14691,7 +14691,7 @@
     <w:p>
       <w:r>
         <w:rPr/>
-        <w:t>A centurion called Cornelius told it at the pay line. He was a broad, slow man with a scar through one eyebrow, and he told it the way he must have done it, without hurry. He took his cloak by the shoulder and threw it back, so the men could see the sword at his hip.</w:t>
+        <w:t>A centurion called Cornelius told it at the pay line. He was a broad, slow man with an old burn down one forearm, and he told it the way he must have done it, without hurry. He took his cloak by the shoulder and threw it back, so the men could see the sword at his hip.</w:t>
       </w:r>
     </w:p>
     <w:p>
@@ -15135,6 +15135,12 @@
     <w:p>
       <w:r>
         <w:rPr/>
+        <w:t>Across the sea, Brutus had been keeping Antony’s brother since the spring. Octavian watched the hand on the tablet for any sign of that and found none, which told him nothing either way.</w:t>
+      </w:r>
+    </w:p>
+    <w:p>
+      <w:r>
+        <w:rPr/>
         <w:t>Victim lists began like shopping. A name, then a joke, then silence when the joke hit someone each man still half-liked. A guard outside coughed. Conversation became rain and cousins for three breaths. Then it returned to blood accounting. Paper took names faster than mouths could soften them.</w:t>
       </w:r>
     </w:p>
@@ -15237,7 +15243,7 @@
       </w:pPr>
       <w:r>
         <w:rPr/>
-        <w:t>F2: Seius</w:t>
+        <w:t>Seius</w:t>
       </w:r>
     </w:p>
     <w:p>
@@ -15284,7 +15290,7 @@
       </w:pPr>
       <w:r>
         <w:rPr/>
-        <w:t>F4: Hordeonius</w:t>
+        <w:t>Hordeonius</w:t>
       </w:r>
     </w:p>
     <w:p>
@@ -15315,7 +15321,7 @@
       </w:pPr>
       <w:r>
         <w:rPr/>
-        <w:t>F1: Nysa</w:t>
+        <w:t>Nysa</w:t>
       </w:r>
     </w:p>
     <w:p>
@@ -16405,7 +16411,7 @@
     <w:p>
       <w:r>
         <w:rPr/>
-        <w:t xml:space="preserve">He had already tried the sea. A hired ship out of Astura, Brutus somewhere beyond the far coast with legions and a welcome, and the swell had turned his stomach and then his nerve. He had made them put in at Caieta. He had climbed to the villa above Formiae with salt in his beard and told his slaves, </w:t>
+        <w:t xml:space="preserve">He had already tried the sea. A hired ship out of Astura, Brutus somewhere beyond the far coast with legions and a welcome, and Marcus among the legions, and the swell had turned his stomach and then his nerve. He had made them put in at Caieta. He had climbed to the villa above Formiae with salt in his beard and told his slaves, </w:t>
       </w:r>
       <w:r>
         <w:rPr>
@@ -16787,7 +16793,7 @@
     <w:p>
       <w:r>
         <w:rPr/>
-        <w:t>Nysa had seen him once since he came back to Rome, at a distance, in the street with the lictors in front of him. He was her patron. In law, the old man’s freedwoman belonged to the old man’s son. She owed him her duty and her vote, if she had had a vote, and her presence when he called for it, which he never had. She did not think he knew her name. She stood at the edge of the crowd and counted.</w:t>
+        <w:t>Nysa had seen him once since he came back to Rome, at a distance, in the street with the lictors in front of him. He was her patron. She owed him her duty and her vote, if she had had a vote, and her presence when he called for it, which he never had. She did not think he knew her name. She stood at the edge of the crowd and counted.</w:t>
       </w:r>
     </w:p>
     <w:p>
@@ -18130,7 +18136,7 @@
       </w:pPr>
       <w:r>
         <w:rPr/>
-        <w:t>F3: Laberius</w:t>
+        <w:t>Laberius</w:t>
       </w:r>
     </w:p>
     <w:p>
@@ -18599,13 +18605,33 @@
     <w:p>
       <w:r>
         <w:rPr/>
-        <w:t>Under the counter his thumb found a debt mark scratched into the wood, a sum and a name he did not know. He thought of Visellius on his floor, and of the copies he had taken that no magistrate had ever asked for. No one had solved Visellius. Civil war did not keep a magistrate free for a moneylender’s throat.</w:t>
-      </w:r>
-    </w:p>
-    <w:p>
-      <w:r>
-        <w:rPr/>
-        <w:t>He left the tablet open on the counter. Soldiers would want farms, and every farm in Italy already carried someone’s name. The open wax and the old floor asked the same question, and his seals could not close it: who pays for dirt that already has owners.</w:t>
+        <w:t xml:space="preserve">He turned back a leaf for a clean line, and his thumb found his own hand instead: </w:t>
+      </w:r>
+      <w:r>
+        <w:rPr>
+          <w:i/>
+        </w:rPr>
+        <w:t>Seius: lent</w:t>
+      </w:r>
+      <w:r>
+        <w:rPr/>
+        <w:t xml:space="preserve">, and under it, in cipher, </w:t>
+      </w:r>
+      <w:r>
+        <w:rPr>
+          <w:i/>
+        </w:rPr>
+        <w:t>Clean</w:t>
+      </w:r>
+      <w:r>
+        <w:rPr/>
+        <w:t>, and behind both a Sabine farm that had been an old man’s birthplace. He thought of Visellius on his floor, and of the copies he had taken that no magistrate had ever asked for. No one had solved Visellius. Civil war did not keep a magistrate free for a moneylender’s throat.</w:t>
+      </w:r>
+    </w:p>
+    <w:p>
+      <w:r>
+        <w:rPr/>
+        <w:t>He left the tablet open on the counter. Soldiers would want farms, and every farm in Italy already carried someone’s name. One of them carried his seal. The open wax and the old floor asked the same question, and his seals could not close it: who pays for dirt that already has owners.</w:t>
       </w:r>
     </w:p>
     <w:p>

--- a/exports/Ides_Book1_FULL_Ch01-36.docx
+++ b/exports/Ides_Book1_FULL_Ch01-36.docx
@@ -27,7 +27,7 @@
         <w:br/>
         <w:t>Book 1 reading export · Utica prologue, then Ch 1 dinner · ends at Philippi · author-voice (no em dash)</w:t>
         <w:br/>
-        <w:t>Source: Manuscript b801449 (2026-10-24) · generated 2026-10-24 07:43 UTC from claude/project-thread-yoegy1 @ b801449 · source digest 0c091763569a718b · prologue and chapters 1–36</w:t>
+        <w:t>Source: Manuscript 065d7a3 (2026-10-24) · generated 2026-10-24 07:50 UTC from claude/project-thread-yoegy1 @ 065d7a3 · source digest c160038de3a7f597 · prologue and chapters 1–36</w:t>
       </w:r>
     </w:p>
     <w:p>
@@ -166,7 +166,7 @@
     <w:p>
       <w:r>
         <w:rPr/>
-        <w:t>Before the first birds Cato sent the freedman Butas down to the harbour to see whether all the ships were away. Butas came back with the sky going grey. The ships were gone, he said, all but one; the sea was rough; a wind had got up from the north. Cato groaned aloud at that, for the men at sea, and sent Butas back down to see whether anyone had been forced to put in again and needed help. Cleanthes heard him say it. He heard the concern in it, real concern, and that was the thing he could not afterward explain to anyone: the man had sent Butas out of the room for the sake of strangers on the water.</w:t>
+        <w:t>Before the first birds Cato sent the freedman Butas down to the harbour to see whether all the ships were away. Butas came back with the sky going grey. The ships were gone, he said, all but one; the sea was rough; a wind had got up from the north. Cato groaned aloud at that, for the men at sea, and sent Butas back down to see whether anyone had been forced to put in again and needed help. Cleanthes heard him say it. He heard the concern in it, real concern, and that was the thing he could not afterwards explain to anyone: the man had sent Butas out of the room for the sake of strangers on the water.</w:t>
       </w:r>
     </w:p>
     <w:p>
@@ -2889,7 +2889,7 @@
     <w:p>
       <w:r>
         <w:rPr/>
-        <w:t>Afterward he drank and said the symbol was temporary again, to men who wanted the word as a blanket. He could already hear what Fulvia would do with that word: weigh it, not correct it.</w:t>
+        <w:t>Afterwards he drank and said the symbol was temporary again, to men who wanted the word as a blanket. He could already hear what Fulvia would do with that word: weigh it, not correct it.</w:t>
       </w:r>
     </w:p>
     <w:p>
@@ -3447,7 +3447,7 @@
       </w:r>
       <w:r>
         <w:rPr/>
-        <w:t xml:space="preserve"> sounded. The man had not only signed a tablet. He had kept a place for him at ordinary tables afterward, hand on his shoulder like kinship that politics had not earned. Killing that hand later would not be surgery in the blood. It would be answering warmth with steel and calling the answer law.</w:t>
+        <w:t xml:space="preserve"> sounded. The man had not only signed a tablet. He had kept a place for him at ordinary tables afterwards, hand on his shoulder like kinship that politics had not earned. Killing that hand later would not be surgery in the blood. It would be answering warmth with steel and calling the answer law.</w:t>
       </w:r>
     </w:p>
     <w:p>
@@ -4589,7 +4589,7 @@
     <w:p>
       <w:r>
         <w:rPr/>
-        <w:t>“Only a king,” he murmured afterward, tasting the phrase like a bad period, and returned to the desk before the courier’s dust had settled in the courtyard.</w:t>
+        <w:t>“Only a king,” he murmured afterwards, tasting the phrase like a bad period, and returned to the desk before the courier’s dust had settled in the courtyard.</w:t>
       </w:r>
     </w:p>
     <w:p>
@@ -10435,7 +10435,7 @@
     <w:p>
       <w:r>
         <w:rPr/>
-        <w:t>Hordeonius picked the scrap up with two fingers, the way a man lifts something that might stain, and set it back on the whisperer’s palm. “The Senate pardoned the doing in March,” he said. “You want me to pay for the knowing?” Then, gently, blessing-flat: “Archaeology. I deal in the living. The living pay interest. The dead pay only in stories, and stories are oversupplied.” He wiped his fingers on the stall-cloth afterward, ego housekeeping, not fear.</w:t>
+        <w:t>Hordeonius picked the scrap up with two fingers, the way a man lifts something that might stain, and set it back on the whisperer’s palm. “The Senate pardoned the doing in March,” he said. “You want me to pay for the knowing?” Then, gently, blessing-flat: “Archaeology. I deal in the living. The living pay interest. The dead pay only in stories, and stories are oversupplied.” He wiped his fingers on the stall-cloth afterwards, ego housekeeping, not fear.</w:t>
       </w:r>
     </w:p>
     <w:p>
@@ -11142,7 +11142,7 @@
     <w:p>
       <w:r>
         <w:rPr/>
-        <w:t>Someone further along was explaining it to a crowd, and Nysa heard, “They say the hair of the star means…” and then a cheer went up from inside the walls and drowned the rest. She never learned what the hair meant. She thought about it afterward, scrubbing pans, and decided she had been better off without the end of the sentence.</w:t>
+        <w:t>Someone further along was explaining it to a crowd, and Nysa heard, “They say the hair of the star means…” and then a cheer went up from inside the walls and drowned the rest. She never learned what the hair meant. She thought about it afterwards, scrubbing pans, and decided she had been better off without the end of the sentence.</w:t>
       </w:r>
     </w:p>
     <w:p>
@@ -12182,7 +12182,7 @@
     <w:p>
       <w:r>
         <w:rPr/>
-        <w:t>When it was over the courtyard smelled of the sea and of the other thing. A slave brought a basin. Fulvia dipped two fingers and touched them to her cheek, without hurry, and looked at the water afterward.</w:t>
+        <w:t>When it was over the courtyard smelled of the sea and of the other thing. A slave brought a basin. Fulvia dipped two fingers and touched them to her cheek, without hurry, and looked at the water afterwards.</w:t>
       </w:r>
     </w:p>
     <w:p>
@@ -13103,7 +13103,7 @@
     <w:p>
       <w:r>
         <w:rPr/>
-        <w:t>Afterward a senator clasped his arm and called him the Republic’s luck. Octavian returned the clasp at half strength. Half strength still looked like gratitude if you did not measure. Agrippa’s stillness held until the clasp ended. Only then did he match pace toward the vendor street. A northern courier’s fragments stayed unmerged in Octavian’s hand: Decimus holding, Antony digging, Pacuvius still hungry for storm. Cicero left looking like a man certain he had saved the Republic. Outside, a vendor sold hot food and called no one Caesar. Octavian heard him and didn’t correct him.</w:t>
+        <w:t>Afterwards a senator clasped his arm and called him the Republic’s luck. Octavian returned the clasp at half strength. Half strength still looked like gratitude if you did not measure. Agrippa’s stillness held until the clasp ended. Only then did he match pace toward the vendor street. A northern courier’s fragments stayed unmerged in Octavian’s hand: Decimus holding, Antony digging, Pacuvius still hungry for storm. Cicero left looking like a man certain he had saved the Republic. Outside, a vendor sold hot food and called no one Caesar. Octavian heard him and didn’t correct him.</w:t>
       </w:r>
     </w:p>
     <w:p>
@@ -18429,7 +18429,7 @@
     <w:p>
       <w:r>
         <w:rPr/>
-        <w:t>Fever made the tent canvas pulse. Twenty days ago Brutus’s men had come through this camp and run their swords through the litter he had left an hour before. His doctor had dreamed something and had him carried out into the marsh. Octavian remembered reeds, and lying very still, and being told afterward that it had been prudence. Sweat ran into his eyes and made the map swim. A courier asked for orders. Octavian gave two that mattered: hold the camp ditch; do not chase beyond the markers Agrippa had set. And one that only sounded like command, a sentence about courage he regretted as soon as it left his mouth. He didn’t invent himself as genius of the plain. He survived noise. He survived other men’s versions of his usefulness.</w:t>
+        <w:t>Fever made the tent canvas pulse. Twenty days ago Brutus’s men had come through this camp and run their swords through the litter he had left an hour before. His doctor had dreamed something and had him carried out into the marsh. Octavian remembered reeds, and lying very still, and being told afterwards that it had been prudence. Sweat ran into his eyes and made the map swim. A courier asked for orders. Octavian gave two that mattered: hold the camp ditch; do not chase beyond the markers Agrippa had set. And one that only sounded like command, a sentence about courage he regretted as soon as it left his mouth. He didn’t invent himself as genius of the plain. He survived noise. He survived other men’s versions of his usefulness.</w:t>
       </w:r>
     </w:p>
     <w:p>

--- a/exports/Ides_Book1_FULL_Ch01-36.docx
+++ b/exports/Ides_Book1_FULL_Ch01-36.docx
@@ -27,7 +27,7 @@
         <w:br/>
         <w:t>Book 1 reading export · Utica prologue, then Ch 1 dinner · ends at Philippi · author-voice (no em dash)</w:t>
         <w:br/>
-        <w:t>Source: Manuscript 065d7a3 (2026-10-24) · generated 2026-10-24 07:50 UTC from claude/project-thread-yoegy1 @ 065d7a3 · source digest c160038de3a7f597 · prologue and chapters 1–36</w:t>
+        <w:t>Source: Manuscript 158fd7f (2026-10-24) · generated 2026-10-24 07:55 UTC from claude/project-thread-yoegy1 @ 158fd7f · source digest 194ce5c95aebb6cd · prologue and chapters 1–36</w:t>
       </w:r>
     </w:p>
     <w:p>
@@ -10429,24 +10429,6 @@
     <w:p>
       <w:r>
         <w:rPr/>
-        <w:t>A whisperer tried again to sell him Visellius’s old tablet ghosts, Basilus orbit, an Antonian hand, the Subura stair that still had a rumour attached. He laid a scrap on the stool: names in a February hand, men sounded at the baths before the Ides. Ash could not pay.</w:t>
-      </w:r>
-    </w:p>
-    <w:p>
-      <w:r>
-        <w:rPr/>
-        <w:t>Hordeonius picked the scrap up with two fingers, the way a man lifts something that might stain, and set it back on the whisperer’s palm. “The Senate pardoned the doing in March,” he said. “You want me to pay for the knowing?” Then, gently, blessing-flat: “Archaeology. I deal in the living. The living pay interest. The dead pay only in stories, and stories are oversupplied.” He wiped his fingers on the stall-cloth afterwards, ego housekeeping, not fear.</w:t>
-      </w:r>
-    </w:p>
-    <w:p>
-      <w:r>
-        <w:rPr/>
-        <w:t>The whisperer bowed as if receiving a funeral oration. “Of course. Living seals.” Sosia’s mouth twitched, then he drank so the twitch would look like thirst.</w:t>
-      </w:r>
-    </w:p>
-    <w:p>
-      <w:r>
-        <w:rPr/>
         <w:t>The Puteoli man and Sosia argued the next question in the same breath. “Young Caesar” changed land risk, the Puteoli man insisted. Sosia said only veterans changed land risk. A third voice from two stalls down asked whether Servilia’s people were already rewriting clauses in Antium talk, and whether old eagle men would take the boy’s pay or spit it back as wine-shop joke.</w:t>
       </w:r>
     </w:p>
@@ -12849,15 +12831,6 @@
       </w:r>
     </w:p>
     <w:p>
-      <w:pPr>
-        <w:spacing w:before="200"/>
-      </w:pPr>
-      <w:r>
-        <w:rPr/>
-        <w:t>Between the lines</w:t>
-      </w:r>
-    </w:p>
-    <w:p>
       <w:r>
         <w:rPr/>
         <w:t>They met where the ditch stank of melt and horse and the kind of truce that lasted only as long as both sides wanted a witness.</w:t>
@@ -12948,61 +12921,13 @@
     <w:p>
       <w:r>
         <w:rPr/>
-        <w:t>That night a courier brought Plancus’s newest courtesy, dated after a thaw that had not begun. Decimus set it under the same stone as Antony’s old threats.</w:t>
-      </w:r>
-    </w:p>
-    <w:p>
-      <w:pPr>
-        <w:spacing w:before="200"/>
-      </w:pPr>
-      <w:r>
-        <w:rPr/>
-        <w:t>Antony</w:t>
-      </w:r>
-    </w:p>
-    <w:p>
-      <w:r>
-        <w:rPr/>
-        <w:t>He rode back smelling snow and horse and impatience. Pacuvius wanted storm now. Antony held the storm one more day, not mercy, timing. Timing kept soldiers paid long enough to hate the right wall.</w:t>
-      </w:r>
-    </w:p>
-    <w:p>
-      <w:r>
-        <w:rPr/>
-        <w:t>A scout reported smoke from the town’s edge, cooking, not surrender. Antony nodded. “He thinks a province is a personality,” he told Pacuvius. “Let him eat posture.”</w:t>
-      </w:r>
-    </w:p>
-    <w:p>
-      <w:pPr>
-        <w:spacing w:before="200"/>
-      </w:pPr>
-      <w:r>
-        <w:rPr/>
-        <w:t>Decimus</w:t>
-      </w:r>
-    </w:p>
-    <w:p>
-      <w:r>
-        <w:rPr/>
-        <w:t>He watched the lines tighten and wrote fewer letters that pretended optimism.</w:t>
-      </w:r>
-    </w:p>
-    <w:p>
-      <w:r>
-        <w:rPr/>
-        <w:t>“Hirtius will come,” the aide said again, needing it.</w:t>
-      </w:r>
-    </w:p>
-    <w:p>
-      <w:r>
-        <w:rPr/>
-        <w:t>“After the Kalends,” Decimus said. “Him and Pansa both. Until then we eat salt ox and count hinges.”</w:t>
-      </w:r>
-    </w:p>
-    <w:p>
-      <w:r>
-        <w:rPr/>
-        <w:t>He walked the walls at night with a cloak that did not keep the Ides out. The deed felt far and stupidly intimate, a debt owed a corpse who had trusted his cheer. An aide offered wine. Decimus refused, then took half a cup anyway. Below, Antony’s fires multiplied.</w:t>
+        <w:t>Antony rode back smelling snow and horse and impatience. Pacuvius wanted storm now. Antony held the storm one more day, not mercy, timing. Timing kept soldiers paid long enough to hate the right wall. A scout reported smoke from the town’s edge, cooking, not surrender. Antony nodded. “He thinks a province is a personality,” he told Pacuvius. “Let him eat posture.”</w:t>
+      </w:r>
+    </w:p>
+    <w:p>
+      <w:r>
+        <w:rPr/>
+        <w:t>That night a courier brought Plancus’s newest courtesy, dated after a thaw that had not begun. Decimus set it under the same stone as Antony’s old threats, and wrote fewer letters that pretended optimism. He walked the walls with a cloak that did not keep the Ides out. The deed felt far and stupidly intimate, a debt owed a corpse who had trusted his cheer. An aide offered wine. Decimus refused, then took half a cup anyway. Below, Antony’s fires multiplied.</w:t>
       </w:r>
     </w:p>
     <w:p>
@@ -15027,7 +14952,7 @@
     <w:p>
       <w:r>
         <w:rPr/>
-        <w:t>By autumn a courier brought Decimus’s end as three incompatible stories. Ditch. Alps. Lepidus’s smile. Antony’s purse, no purse, a speech, no speech. Octavian did not ask which was true. What the stories shared was enough for the ranks: the last Liberator in Italy was gone, and the north had no one left to hold it but Antony and Lepidus. In the same week a tablet came under two seals pressed side by side in the same wax, Lepidus’s and Antony’s: talk, on the river island below Bononia, between the camps, where no city could listen.</w:t>
+        <w:t>By autumn a courier brought Decimus’s end in two lines: a ford in the hills, and somebody’s purse. Octavian did not ask whose. It was enough for the ranks that the last Liberator in Italy was gone, and the north had no one left to hold it but Antony and Lepidus. In the same week a tablet came under two seals pressed side by side in the same wax, Lepidus’s and Antony’s: talk, on the river island below Bononia, between the camps, where no city could listen.</w:t>
       </w:r>
     </w:p>
     <w:p>
@@ -15219,7 +15144,7 @@
     <w:p>
       <w:r>
         <w:rPr/>
-        <w:t>They swapped one quieter enemy in a whisper: a man each of them half-owed and half-hated, traded so that no single list would look like one man’s revenge. The whisper would become three contradictory stories by morning. They sealed what could be sealed.</w:t>
+        <w:t>They swapped one quieter enemy in a whisper: a man each of them half-owed and half-hated, traded so that no single list would look like one man’s revenge. By morning both camps would know a name had been traded, and neither would know which. They sealed what could be sealed.</w:t>
       </w:r>
     </w:p>
     <w:p>

--- a/exports/Ides_Book1_FULL_Ch01-36.docx
+++ b/exports/Ides_Book1_FULL_Ch01-36.docx
@@ -27,7 +27,7 @@
         <w:br/>
         <w:t>Book 1 reading export · Utica prologue, then Ch 1 dinner · ends at Philippi · author-voice (no em dash)</w:t>
         <w:br/>
-        <w:t>Source: Manuscript 158fd7f (2026-10-24) · generated 2026-10-24 07:55 UTC from claude/project-thread-yoegy1 @ 158fd7f · source digest 194ce5c95aebb6cd · prologue and chapters 1–36</w:t>
+        <w:t>Source: Manuscript d232df1 (2026-10-24) · generated 2026-10-24 08:06 UTC from claude/project-thread-yoegy1 @ d232df1 · source digest 541733b18c2e3f7a · prologue, chapters 1–36, historical note and cast</w:t>
       </w:r>
     </w:p>
     <w:p>
@@ -18999,6 +18999,922 @@
       <w:r>
         <w:rPr/>
         <w:t>Then he put it back, and stepped over the twine, and walked down between the bean rows toward the man who was standing in them.</w:t>
+      </w:r>
+    </w:p>
+    <w:p>
+      <w:pPr>
+        <w:spacing w:before="360"/>
+      </w:pPr>
+      <w:r>
+        <w:rPr/>
+        <w:t>Historical Note</w:t>
+      </w:r>
+    </w:p>
+    <w:p>
+      <w:r>
+        <w:rPr/>
+        <w:t>The spine of this book is history: what happened, where, to whom, and in what order. It runs from Cato’s death at Utica in April 46 BC to the second battle at Philippi in October 42, and closes in the winter and spring after, when the veterans come home to their land. Caesar dies on the Ides of March at a meeting of the Senate in the hall attached to Pompey’s theatre. The will names his great-nephew as heir and son. The funeral becomes a riot, and the crowd tears apart the wrong Cinna. Brutus takes Macedonia and spares Antony’s brother Gaius, then orders his death. Dolabella takes Smyrna by night and kills Trebonius, and dies at Laodicea. The war over Mutina costs both consuls their lives. Three men on an island near Bononia carve up the state and draw up the proscription lists, and Cicero is killed on the road from his villa at Formiae. Brutus and Cassius die at Philippi. None of this is invented, and no invented person changes it.</w:t>
+      </w:r>
+    </w:p>
+    <w:p>
+      <w:pPr>
+        <w:spacing w:before="280"/>
+      </w:pPr>
+      <w:r>
+        <w:rPr/>
+        <w:t>What is invented</w:t>
+      </w:r>
+    </w:p>
+    <w:p>
+      <w:r>
+        <w:rPr/>
+        <w:t>Five of the viewpoint characters are invented. They show the people the histories leave out: the household, the junior senator, the soldier, the lender and a provincial treasurer.</w:t>
+      </w:r>
+    </w:p>
+    <w:p>
+      <w:r>
+        <w:rPr/>
+        <w:t>• Nysa, Caesar’s freedwoman in the Domus Publica. After the Ides her patron is his heir, and from spring 44 she serves in Antony’s house in the Carinae.</w:t>
+      </w:r>
+    </w:p>
+    <w:p>
+      <w:r>
+        <w:rPr/>
+        <w:t>• Marcus Seius Vestalis, a junior senator in debt for an aedile’s canvass. His uncle is the real Marcus Seius, the aedile of 74 who sold grain cheap. His wife, Seia Prima, is that man’s daughter.</w:t>
+      </w:r>
+    </w:p>
+    <w:p>
+      <w:r>
+        <w:rPr/>
+        <w:t>• Sextus Laberius Cordus, a soldier of Caesar’s from Munda to Philippi, with a plot of land promised at Capua. He has no connection to the playwright Decimus Laberius.</w:t>
+      </w:r>
+    </w:p>
+    <w:p>
+      <w:r>
+        <w:rPr/>
+        <w:t>• Lucius Hordeonius Felix, a moneylender in the Forum, and his collector Sosia.</w:t>
+      </w:r>
+    </w:p>
+    <w:p>
+      <w:r>
+        <w:rPr/>
+        <w:t>• Amyntas son of Menodotus, treasurer of Smyrna, who feeds Dolabella’s army from behind a locked gate.</w:t>
+      </w:r>
+    </w:p>
+    <w:p>
+      <w:r>
+        <w:rPr/>
+        <w:t>Invented events:</w:t>
+      </w:r>
+    </w:p>
+    <w:p>
+      <w:r>
+        <w:rPr/>
+        <w:t>• The clemency dinner of Chapter 1.</w:t>
+      </w:r>
+    </w:p>
+    <w:p>
+      <w:r>
+        <w:rPr/>
+        <w:t>• The murder of Aulus Visellius Ralla and the tablets that implicate both sides.</w:t>
+      </w:r>
+    </w:p>
+    <w:p>
+      <w:r>
+        <w:rPr/>
+        <w:t>• Nysa’s warning tablet. It is a separate thing from the note pressed on Caesar on his way to the Senate, which comes from the ancient tradition.</w:t>
+      </w:r>
+    </w:p>
+    <w:p>
+      <w:r>
+        <w:rPr/>
+        <w:t>• Galba’s absence from the Capitol on the afternoon of the Ides.</w:t>
+      </w:r>
+    </w:p>
+    <w:p>
+      <w:r>
+        <w:rPr/>
+        <w:t>• Seius hiding his neighbour Gavius from the proscription, and the loan that pays for it.</w:t>
+      </w:r>
+    </w:p>
+    <w:p>
+      <w:r>
+        <w:rPr/>
+        <w:t>• Nysa in the house of Antony’s mother on the night Julia barred the door to save her brother. Julia’s words at the door are Plutarch’s.</w:t>
+      </w:r>
+    </w:p>
+    <w:p>
+      <w:r>
+        <w:rPr/>
+        <w:t>• Every household servant, neighbour, centurion, kitchen boy and informer who is not in the cast list as a historical person.</w:t>
+      </w:r>
+    </w:p>
+    <w:p>
+      <w:pPr>
+        <w:spacing w:before="280"/>
+      </w:pPr>
+      <w:r>
+        <w:rPr/>
+        <w:t>Where the sources disagree</w:t>
+      </w:r>
+    </w:p>
+    <w:p>
+      <w:r>
+        <w:rPr/>
+        <w:t xml:space="preserve">• Caesar’s last words. Suetonius reports that some said Caesar spoke in Greek, </w:t>
+      </w:r>
+      <w:r>
+        <w:rPr>
+          <w:i/>
+        </w:rPr>
+        <w:t>kai su, teknon</w:t>
+      </w:r>
+      <w:r>
+        <w:rPr/>
+        <w:t>. He also reports that most said Caesar said nothing. The book lets two witnesses hear different things.</w:t>
+      </w:r>
+    </w:p>
+    <w:p>
+      <w:r>
+        <w:rPr/>
+        <w:t>• The order of the blows. The order is a working choice. The twenty-three wounds are Suetonius’s count, not the narrator’s.</w:t>
+      </w:r>
+    </w:p>
+    <w:p>
+      <w:r>
+        <w:rPr/>
+        <w:t>• Calpurnia’s dream. The dream follows Suetonius. The talk of omens does not decide whether the gods sent them.</w:t>
+      </w:r>
+    </w:p>
+    <w:p>
+      <w:r>
+        <w:rPr/>
+        <w:t>• Pansa’s death. Pansa died of his wounds after Forum Gallorum. The story that his physician poisoned him to clear the way for the young Caesar is told by Suetonius and denied by others. Here it stays a rumour.</w:t>
+      </w:r>
+    </w:p>
+    <w:p>
+      <w:r>
+        <w:rPr/>
+        <w:t>• Porcia’s death. Cicero’s letter of consolation to Brutus, in the summer of 43, seems to mourn her, which would mean she died long before Philippi. Plutarch tells the story of the coals and also reports a letter that puts her death earlier, from illness. Brutus never learns which, and neither does the reader.</w:t>
+      </w:r>
+    </w:p>
+    <w:p>
+      <w:r>
+        <w:rPr/>
+        <w:t>• The apparition. Plutarch says a figure appeared in Brutus’s tent and called itself his evil genius. Brutus tells it to Cassius, and the book tells it as Cassius hears it.</w:t>
+      </w:r>
+    </w:p>
+    <w:p>
+      <w:r>
+        <w:rPr/>
+        <w:t>• Cicero on the list. Plutarch says the young Caesar resisted for two days before giving Cicero up. The book shows the bargain, not a verdict on who wanted it most.</w:t>
+      </w:r>
+    </w:p>
+    <w:p>
+      <w:pPr>
+        <w:spacing w:before="280"/>
+      </w:pPr>
+      <w:r>
+        <w:rPr/>
+        <w:t>Names and dates</w:t>
+      </w:r>
+    </w:p>
+    <w:p>
+      <w:r>
+        <w:rPr/>
+        <w:t>• Octavian. From the summer of 44 he called himself Gaius Julius Caesar, and so did everyone around him. The book calls him Octavian to keep two Caesars apart on the page.</w:t>
+      </w:r>
+    </w:p>
+    <w:p>
+      <w:r>
+        <w:rPr/>
+        <w:t>• Times. Romans counted days from the Kalends, Nones and Ides, and hours from sunrise. The book does the same and has no weekdays. Where the date of an event is uncertain, such as Antony’s funeral speech or the day Brutus sailed, the book uses the date most historians accept.</w:t>
+      </w:r>
+    </w:p>
+    <w:p>
+      <w:pPr>
+        <w:spacing w:before="280"/>
+      </w:pPr>
+      <w:r>
+        <w:rPr/>
+        <w:t>Sources</w:t>
+      </w:r>
+    </w:p>
+    <w:p>
+      <w:r>
+        <w:rPr/>
+        <w:t xml:space="preserve">• Plutarch, </w:t>
+      </w:r>
+      <w:r>
+        <w:rPr>
+          <w:i/>
+        </w:rPr>
+        <w:t>Lives</w:t>
+      </w:r>
+      <w:r>
+        <w:rPr/>
+        <w:t xml:space="preserve"> of Caesar, Brutus, Antony, Cicero and Cato the Younger</w:t>
+      </w:r>
+    </w:p>
+    <w:p>
+      <w:r>
+        <w:rPr/>
+        <w:t xml:space="preserve">• Suetonius, </w:t>
+      </w:r>
+      <w:r>
+        <w:rPr>
+          <w:i/>
+        </w:rPr>
+        <w:t>Julius</w:t>
+      </w:r>
+      <w:r>
+        <w:rPr/>
+        <w:t xml:space="preserve"> and </w:t>
+      </w:r>
+      <w:r>
+        <w:rPr>
+          <w:i/>
+        </w:rPr>
+        <w:t>Augustus</w:t>
+      </w:r>
+    </w:p>
+    <w:p>
+      <w:r>
+        <w:rPr/>
+        <w:t xml:space="preserve">• Appian, </w:t>
+      </w:r>
+      <w:r>
+        <w:rPr>
+          <w:i/>
+        </w:rPr>
+        <w:t>Civil Wars</w:t>
+      </w:r>
+      <w:r>
+        <w:rPr/>
+        <w:t>, books 2–4</w:t>
+      </w:r>
+    </w:p>
+    <w:p>
+      <w:r>
+        <w:rPr/>
+        <w:t>• Cassius Dio, books 43–47</w:t>
+      </w:r>
+    </w:p>
+    <w:p>
+      <w:r>
+        <w:rPr/>
+        <w:t xml:space="preserve">• Nicolaus of Damascus, </w:t>
+      </w:r>
+      <w:r>
+        <w:rPr>
+          <w:i/>
+        </w:rPr>
+        <w:t>Life of Augustus</w:t>
+      </w:r>
+    </w:p>
+    <w:p>
+      <w:r>
+        <w:rPr/>
+        <w:t xml:space="preserve">• Cicero’s letters to Atticus and to his friends, the letters to and from Brutus, and the </w:t>
+      </w:r>
+      <w:r>
+        <w:rPr>
+          <w:i/>
+        </w:rPr>
+        <w:t>Philippics</w:t>
+      </w:r>
+    </w:p>
+    <w:p>
+      <w:r>
+        <w:rPr/>
+        <w:t>Where a scene stands on a single passage, the dialogue sometimes keeps its words.</w:t>
+      </w:r>
+    </w:p>
+    <w:p>
+      <w:pPr>
+        <w:spacing w:before="360"/>
+      </w:pPr>
+      <w:r>
+        <w:rPr/>
+        <w:t>Cast</w:t>
+      </w:r>
+    </w:p>
+    <w:p>
+      <w:r>
+        <w:rPr/>
+        <w:t>† marks an invented person. Everyone else is attested in the ancient sources. Families are grouped.</w:t>
+      </w:r>
+    </w:p>
+    <w:p>
+      <w:pPr>
+        <w:spacing w:before="280"/>
+      </w:pPr>
+      <w:r>
+        <w:rPr/>
+        <w:t>Caesar’s house</w:t>
+      </w:r>
+    </w:p>
+    <w:p>
+      <w:r>
+        <w:rPr/>
+        <w:t>• Gaius Julius Caesar, dictator</w:t>
+      </w:r>
+    </w:p>
+    <w:p>
+      <w:r>
+        <w:rPr/>
+        <w:t>• Calpurnia, his wife; Lucius Calpurnius Piso, her father</w:t>
+      </w:r>
+    </w:p>
+    <w:p>
+      <w:r>
+        <w:rPr/>
+        <w:t>• Nysa†, Caesar’s freedwoman</w:t>
+      </w:r>
+    </w:p>
+    <w:p>
+      <w:r>
+        <w:rPr/>
+        <w:t>• Phileros†, door-keeper of the Domus Publica</w:t>
+      </w:r>
+    </w:p>
+    <w:p>
+      <w:r>
+        <w:rPr/>
+        <w:t>• Dama†, kitchen boy; Pasiphile†, of the wash-court; Pallas†, Calpurnia’s dresser</w:t>
+      </w:r>
+    </w:p>
+    <w:p>
+      <w:r>
+        <w:rPr/>
+        <w:t>• Lucius Cornelius Balbus, Caesar’s man of business</w:t>
+      </w:r>
+    </w:p>
+    <w:p>
+      <w:r>
+        <w:rPr/>
+        <w:t>• Gaius Matius, Caesar’s friend</w:t>
+      </w:r>
+    </w:p>
+    <w:p>
+      <w:r>
+        <w:rPr/>
+        <w:t>• Spurinna, the soothsayer</w:t>
+      </w:r>
+    </w:p>
+    <w:p>
+      <w:pPr>
+        <w:spacing w:before="280"/>
+      </w:pPr>
+      <w:r>
+        <w:rPr/>
+        <w:t>The conspirators</w:t>
+      </w:r>
+    </w:p>
+    <w:p>
+      <w:r>
+        <w:rPr/>
+        <w:t>• Marcus Junius Brutus, praetor</w:t>
+      </w:r>
+    </w:p>
+    <w:p>
+      <w:r>
+        <w:rPr/>
+        <w:t>• Porcia, his wife, Cato’s daughter</w:t>
+      </w:r>
+    </w:p>
+    <w:p>
+      <w:r>
+        <w:rPr/>
+        <w:t>• Servilia, his mother; Hilarus†, her steward at Antium</w:t>
+      </w:r>
+    </w:p>
+    <w:p>
+      <w:r>
+        <w:rPr/>
+        <w:t>• Gaius Cassius Longinus, praetor; Tertulla, his wife, Brutus’s half-sister</w:t>
+      </w:r>
+    </w:p>
+    <w:p>
+      <w:r>
+        <w:rPr/>
+        <w:t>• Decimus Junius Brutus Albinus, Caesar’s officer, governor-elect of Cisalpine Gaul</w:t>
+      </w:r>
+    </w:p>
+    <w:p>
+      <w:r>
+        <w:rPr/>
+        <w:t>• Gaius Trebonius, who keeps Antony outside; Glaucia†, his attendant</w:t>
+      </w:r>
+    </w:p>
+    <w:p>
+      <w:r>
+        <w:rPr/>
+        <w:t>• Publius Servilius Casca, who strikes first</w:t>
+      </w:r>
+    </w:p>
+    <w:p>
+      <w:r>
+        <w:rPr/>
+        <w:t>• Lucius Tillius Cimber, who holds the toga</w:t>
+      </w:r>
+    </w:p>
+    <w:p>
+      <w:r>
+        <w:rPr/>
+        <w:t>• Servius Sulpicius Galba</w:t>
+      </w:r>
+    </w:p>
+    <w:p>
+      <w:r>
+        <w:rPr/>
+        <w:t>• Quintus Ligarius</w:t>
+      </w:r>
+    </w:p>
+    <w:p>
+      <w:r>
+        <w:rPr/>
+        <w:t>• Lucius Minucius Basilus</w:t>
+      </w:r>
+    </w:p>
+    <w:p>
+      <w:r>
+        <w:rPr/>
+        <w:t>• Marcus Favonius, Cato’s shadow, who was not asked</w:t>
+      </w:r>
+    </w:p>
+    <w:p>
+      <w:r>
+        <w:rPr/>
+        <w:t>• Strato of Aegae and Publius Volumnius, with Brutus at Philippi</w:t>
+      </w:r>
+    </w:p>
+    <w:p>
+      <w:r>
+        <w:rPr/>
+        <w:t>• Quintus Horatius Flaccus, the poet Horace, who joins Brutus at Athens</w:t>
+      </w:r>
+    </w:p>
+    <w:p>
+      <w:r>
+        <w:rPr/>
+        <w:t>• Pindarus, Cassius’s freedman</w:t>
+      </w:r>
+    </w:p>
+    <w:p>
+      <w:r>
+        <w:rPr/>
+        <w:t>• Lucius Pella, condemned by Brutus at Sardis</w:t>
+      </w:r>
+    </w:p>
+    <w:p>
+      <w:r>
+        <w:rPr/>
+        <w:t>• Quintus Hortensius Hortalus, governor of Macedonia, Hortensia’s brother</w:t>
+      </w:r>
+    </w:p>
+    <w:p>
+      <w:pPr>
+        <w:spacing w:before="280"/>
+      </w:pPr>
+      <w:r>
+        <w:rPr/>
+        <w:t>Antony’s house</w:t>
+      </w:r>
+    </w:p>
+    <w:p>
+      <w:r>
+        <w:rPr/>
+        <w:t>• Marcus Antonius, consul in 44</w:t>
+      </w:r>
+    </w:p>
+    <w:p>
+      <w:r>
+        <w:rPr/>
+        <w:t>• Fulvia, his wife</w:t>
+      </w:r>
+    </w:p>
+    <w:p>
+      <w:r>
+        <w:rPr/>
+        <w:t>• Julia, his mother</w:t>
+      </w:r>
+    </w:p>
+    <w:p>
+      <w:r>
+        <w:rPr/>
+        <w:t>• Gaius Antonius and Lucius Antonius, his brothers</w:t>
+      </w:r>
+    </w:p>
+    <w:p>
+      <w:r>
+        <w:rPr/>
+        <w:t>• Lucius Julius Caesar, Julia’s brother</w:t>
+      </w:r>
+    </w:p>
+    <w:p>
+      <w:r>
+        <w:rPr/>
+        <w:t>• Marcus Pacuvius†, centurion</w:t>
+      </w:r>
+    </w:p>
+    <w:p>
+      <w:r>
+        <w:rPr/>
+        <w:t>• Gaius Septimius Bucco†, cash agent</w:t>
+      </w:r>
+    </w:p>
+    <w:p>
+      <w:pPr>
+        <w:spacing w:before="280"/>
+      </w:pPr>
+      <w:r>
+        <w:rPr/>
+        <w:t>The heir</w:t>
+      </w:r>
+    </w:p>
+    <w:p>
+      <w:r>
+        <w:rPr/>
+        <w:t>• Gaius Octavius, then Gaius Julius Caesar (called Octavian)</w:t>
+      </w:r>
+    </w:p>
+    <w:p>
+      <w:r>
+        <w:rPr/>
+        <w:t>• Atia, his mother; Octavia, his sister; Lucius Marcius Philippus, his stepfather</w:t>
+      </w:r>
+    </w:p>
+    <w:p>
+      <w:r>
+        <w:rPr/>
+        <w:t>• Marcus Vipsanius Agrippa, his friend</w:t>
+      </w:r>
+    </w:p>
+    <w:p>
+      <w:r>
+        <w:rPr/>
+        <w:t>• Gaius Maecenas</w:t>
+      </w:r>
+    </w:p>
+    <w:p>
+      <w:r>
+        <w:rPr/>
+        <w:t>• Apollodorus of Pergamon, his teacher</w:t>
+      </w:r>
+    </w:p>
+    <w:p>
+      <w:r>
+        <w:rPr/>
+        <w:t>• Quintus Pedius and Lucius Pinarius, co-heirs</w:t>
+      </w:r>
+    </w:p>
+    <w:p>
+      <w:r>
+        <w:rPr/>
+        <w:t>• Cornelius, the centurion who showed the Senate his sword</w:t>
+      </w:r>
+    </w:p>
+    <w:p>
+      <w:pPr>
+        <w:spacing w:before="280"/>
+      </w:pPr>
+      <w:r>
+        <w:rPr/>
+        <w:t>Cicero’s circle</w:t>
+      </w:r>
+    </w:p>
+    <w:p>
+      <w:r>
+        <w:rPr/>
+        <w:t>• Marcus Tullius Cicero</w:t>
+      </w:r>
+    </w:p>
+    <w:p>
+      <w:r>
+        <w:rPr/>
+        <w:t>• Marcus Cicero, his son, with Brutus</w:t>
+      </w:r>
+    </w:p>
+    <w:p>
+      <w:r>
+        <w:rPr/>
+        <w:t>• Quintus Cicero, his brother, and Quintus’s son</w:t>
+      </w:r>
+    </w:p>
+    <w:p>
+      <w:r>
+        <w:rPr/>
+        <w:t>• Tiro, his secretary</w:t>
+      </w:r>
+    </w:p>
+    <w:p>
+      <w:r>
+        <w:rPr/>
+        <w:t>• Popillius, who came for him at Formiae</w:t>
+      </w:r>
+    </w:p>
+    <w:p>
+      <w:r>
+        <w:rPr/>
+        <w:t>• Titus Pomponius Atticus, his friend; Quintus Gellius Canus, who hid Atticus</w:t>
+      </w:r>
+    </w:p>
+    <w:p>
+      <w:r>
+        <w:rPr/>
+        <w:t>• Segulius Labeo, who repeated what he heard</w:t>
+      </w:r>
+    </w:p>
+    <w:p>
+      <w:r>
+        <w:rPr/>
+        <w:t>• Sphaerus†, Hirtius’s secretary</w:t>
+      </w:r>
+    </w:p>
+    <w:p>
+      <w:pPr>
+        <w:spacing w:before="280"/>
+      </w:pPr>
+      <w:r>
+        <w:rPr/>
+        <w:t>Consuls, governors, the three</w:t>
+      </w:r>
+    </w:p>
+    <w:p>
+      <w:r>
+        <w:rPr/>
+        <w:t>• Aulus Hirtius and Gaius Vibius Pansa, consuls in 43</w:t>
+      </w:r>
+    </w:p>
+    <w:p>
+      <w:r>
+        <w:rPr/>
+        <w:t>• Publius Cornelius Dolabella, consul in 44</w:t>
+      </w:r>
+    </w:p>
+    <w:p>
+      <w:r>
+        <w:rPr/>
+        <w:t>• Marcus Aemilius Lepidus, master of the horse and Pontifex Maximus</w:t>
+      </w:r>
+    </w:p>
+    <w:p>
+      <w:r>
+        <w:rPr/>
+        <w:t>• Lucius Munatius Plancus, governor of Further Gaul; Plotius, his brother</w:t>
+      </w:r>
+    </w:p>
+    <w:p>
+      <w:r>
+        <w:rPr/>
+        <w:t>• Gaius Asinius Pollio, governor in Spain</w:t>
+      </w:r>
+    </w:p>
+    <w:p>
+      <w:r>
+        <w:rPr/>
+        <w:t>• Marcus Caecilius Cornutus, urban praetor in 43</w:t>
+      </w:r>
+    </w:p>
+    <w:p>
+      <w:r>
+        <w:rPr/>
+        <w:t>• Sextus Pompeius, at sea</w:t>
+      </w:r>
+    </w:p>
+    <w:p>
+      <w:pPr>
+        <w:spacing w:before="280"/>
+      </w:pPr>
+      <w:r>
+        <w:rPr/>
+        <w:t>Asia</w:t>
+      </w:r>
+    </w:p>
+    <w:p>
+      <w:r>
+        <w:rPr/>
+        <w:t>• Amyntas son of Menodotus†, treasurer of Smyrna</w:t>
+      </w:r>
+    </w:p>
+    <w:p>
+      <w:pPr>
+        <w:spacing w:before="280"/>
+      </w:pPr>
+      <w:r>
+        <w:rPr/>
+        <w:t>Egypt</w:t>
+      </w:r>
+    </w:p>
+    <w:p>
+      <w:r>
+        <w:rPr/>
+        <w:t>• Cleopatra VII, queen</w:t>
+      </w:r>
+    </w:p>
+    <w:p>
+      <w:r>
+        <w:rPr/>
+        <w:t>• Caesarion, her son</w:t>
+      </w:r>
+    </w:p>
+    <w:p>
+      <w:r>
+        <w:rPr/>
+        <w:t>• Ammonius, her agent in Rome</w:t>
+      </w:r>
+    </w:p>
+    <w:p>
+      <w:pPr>
+        <w:spacing w:before="280"/>
+      </w:pPr>
+      <w:r>
+        <w:rPr/>
+        <w:t>Utica, 46 BC</w:t>
+      </w:r>
+    </w:p>
+    <w:p>
+      <w:r>
+        <w:rPr/>
+        <w:t>• Marcus Porcius Cato</w:t>
+      </w:r>
+    </w:p>
+    <w:p>
+      <w:r>
+        <w:rPr/>
+        <w:t>• Cleanthes, his physician</w:t>
+      </w:r>
+    </w:p>
+    <w:p>
+      <w:r>
+        <w:rPr/>
+        <w:t>• Butas, his freedman</w:t>
+      </w:r>
+    </w:p>
+    <w:p>
+      <w:pPr>
+        <w:spacing w:before="280"/>
+      </w:pPr>
+      <w:r>
+        <w:rPr/>
+        <w:t>The city</w:t>
+      </w:r>
+    </w:p>
+    <w:p>
+      <w:r>
+        <w:rPr/>
+        <w:t>• Helvius Cinna, poet, and Lucius Cornelius Cinna, praetor: two men with one name</w:t>
+      </w:r>
+    </w:p>
+    <w:p>
+      <w:r>
+        <w:rPr/>
+        <w:t>• Hortensia, who spoke for the taxed women</w:t>
+      </w:r>
+    </w:p>
+    <w:p>
+      <w:r>
+        <w:rPr/>
+        <w:t>• Quintus the fuller†, at the funeral</w:t>
+      </w:r>
+    </w:p>
+    <w:p>
+      <w:r>
+        <w:rPr/>
+        <w:t>• Medullina†, of the Subura</w:t>
+      </w:r>
+    </w:p>
+    <w:p>
+      <w:r>
+        <w:rPr/>
+        <w:t>• Festus†, informer</w:t>
+      </w:r>
+    </w:p>
+    <w:p>
+      <w:pPr>
+        <w:spacing w:before="280"/>
+      </w:pPr>
+      <w:r>
+        <w:rPr/>
+        <w:t>The lender’s world</w:t>
+      </w:r>
+    </w:p>
+    <w:p>
+      <w:r>
+        <w:rPr/>
+        <w:t>• Lucius Hordeonius Felix†, moneylender</w:t>
+      </w:r>
+    </w:p>
+    <w:p>
+      <w:r>
+        <w:rPr/>
+        <w:t>• Sosia†, his collector</w:t>
+      </w:r>
+    </w:p>
+    <w:p>
+      <w:r>
+        <w:rPr/>
+        <w:t>• Aulus Visellius Ralla†, debtor, murdered</w:t>
+      </w:r>
+    </w:p>
+    <w:p>
+      <w:r>
+        <w:rPr/>
+        <w:t>• Lucius Statius Paullus†, middleman</w:t>
+      </w:r>
+    </w:p>
+    <w:p>
+      <w:pPr>
+        <w:spacing w:before="280"/>
+      </w:pPr>
+      <w:r>
+        <w:rPr/>
+        <w:t>The junior senator’s world</w:t>
+      </w:r>
+    </w:p>
+    <w:p>
+      <w:r>
+        <w:rPr/>
+        <w:t>• Marcus Seius Vestalis†, junior senator</w:t>
+      </w:r>
+    </w:p>
+    <w:p>
+      <w:r>
+        <w:rPr/>
+        <w:t>• Seia Prima†, his wife, daughter of the real aedile Marcus Seius</w:t>
+      </w:r>
+    </w:p>
+    <w:p>
+      <w:r>
+        <w:rPr/>
+        <w:t>• Naevius†, an old client</w:t>
+      </w:r>
+    </w:p>
+    <w:p>
+      <w:r>
+        <w:rPr/>
+        <w:t>• Gavius†, his neighbour</w:t>
+      </w:r>
+    </w:p>
+    <w:p>
+      <w:r>
+        <w:rPr/>
+        <w:t>• Dromo†, his porter</w:t>
+      </w:r>
+    </w:p>
+    <w:p>
+      <w:pPr>
+        <w:spacing w:before="280"/>
+      </w:pPr>
+      <w:r>
+        <w:rPr/>
+        <w:t>The clemency dinner, 46 BC</w:t>
+      </w:r>
+    </w:p>
+    <w:p>
+      <w:r>
+        <w:rPr/>
+        <w:t>• Sextilius†, Aebutius†, Tettius†, guests</w:t>
+      </w:r>
+    </w:p>
+    <w:p>
+      <w:pPr>
+        <w:spacing w:before="280"/>
+      </w:pPr>
+      <w:r>
+        <w:rPr/>
+        <w:t>The soldier’s world</w:t>
+      </w:r>
+    </w:p>
+    <w:p>
+      <w:r>
+        <w:rPr/>
+        <w:t>• Sextus Laberius Cordus†, legionary, Munda to Philippi</w:t>
+      </w:r>
+    </w:p>
+    <w:p>
+      <w:r>
+        <w:rPr/>
+        <w:t>• Vibius†, his optio</w:t>
+      </w:r>
+    </w:p>
+    <w:p>
+      <w:r>
+        <w:rPr/>
+        <w:t>• Gaius of the split sandal†, his tent-mate, killed at Mutina</w:t>
+      </w:r>
+    </w:p>
+    <w:p>
+      <w:r>
+        <w:rPr/>
+        <w:t>• Rufrius†, of the Second legion</w:t>
+      </w:r>
+    </w:p>
+    <w:p>
+      <w:r>
+        <w:rPr/>
+        <w:t>• Gnaeus Aulius†, who farms the plot at Capua</w:t>
       </w:r>
     </w:p>
     <w:p>

--- a/exports/Ides_Book1_FULL_Ch01-36.docx
+++ b/exports/Ides_Book1_FULL_Ch01-36.docx
@@ -27,7 +27,7 @@
         <w:br/>
         <w:t>Book 1 reading export · Utica prologue, then Ch 1 dinner · ends at Philippi · author-voice (no em dash)</w:t>
         <w:br/>
-        <w:t>Source: Manuscript d232df1 (2026-10-24) · generated 2026-10-24 08:06 UTC from claude/project-thread-yoegy1 @ d232df1 · source digest 541733b18c2e3f7a · prologue, chapters 1–36, historical note and cast</w:t>
+        <w:t>Source: Manuscript dff54f9 (2026-10-24) · generated 2026-10-24 08:11 UTC from claude/project-thread-yoegy1 @ dff54f9 · source digest 0480917855fe882d · prologue, chapters 1–36, historical note and cast</w:t>
       </w:r>
     </w:p>
     <w:p>
@@ -1002,7 +1002,7 @@
     <w:p>
       <w:r>
         <w:rPr/>
-        <w:t>Children screamed at elephants, or at the idea of elephants that had already passed. A woman in the crowd named a captive wrongly and was corrected with pride. Rumour walked faster than any procession left in memory. Nysa kept both wrong names. Wrong names were how the street remembered.</w:t>
+        <w:t>Children screamed at elephants, or at the idea of elephants that had already passed. A woman in the crowd named a captive wrongly and was corrected with pride. Nysa kept both wrong names. Wrong names were how the street remembered.</w:t>
       </w:r>
     </w:p>
     <w:p>
@@ -1044,7 +1044,7 @@
     <w:p>
       <w:r>
         <w:rPr/>
-        <w:t>Caesar passed at the edge of sight. Or a litter that might as well have been him. She saw only enough to know the house she served was tied to this noise. He didn’t look at her. Great men didn’t look at errands. She preferred it. Looking made you responsible for what you saw.</w:t>
+        <w:t>Caesar passed at the edge of sight. Or a litter that might as well have been him. She saw only enough to know the house she served was tied to this noise. He didn’t look at her. She preferred it. Looking made you responsible for what you saw.</w:t>
       </w:r>
     </w:p>
     <w:p>
@@ -2947,7 +2947,7 @@
     <w:p>
       <w:r>
         <w:rPr/>
-        <w:t>“That is a very convenient man.”</w:t>
+        <w:t>“Convenient.”</w:t>
       </w:r>
     </w:p>
     <w:p>
@@ -3717,7 +3717,7 @@
     <w:p>
       <w:r>
         <w:rPr/>
-        <w:t>“It is a very accurate thing to say. Whether it is terrible is a matter for the people who survive to write about us.”</w:t>
+        <w:t>“It is accurate. Whether it is terrible is for the people who survive us to write.”</w:t>
       </w:r>
     </w:p>
     <w:p>
@@ -4054,7 +4054,7 @@
     <w:p>
       <w:r>
         <w:rPr/>
-        <w:t>Prudence tasted like relief and cowardice mixed. He couldn’t tell which was stronger. Doors got tapped after soft hours. Men who flinched paid in gossip before anyone admitted knives.</w:t>
+        <w:t>Prudence tasted like relief and cowardice mixed. He couldn’t tell which was stronger.</w:t>
       </w:r>
     </w:p>
     <w:p>
@@ -4529,7 +4529,7 @@
     <w:p>
       <w:r>
         <w:rPr/>
-        <w:t>“The room has no choice, master. It is a very polite room.”</w:t>
+        <w:t>“The room has no choice, master.”</w:t>
       </w:r>
     </w:p>
     <w:p>
@@ -4892,7 +4892,7 @@
     <w:p>
       <w:r>
         <w:rPr/>
-        <w:t>She went. The near-catch sat hotter than the muttered words. She had meant to leave the splinter somewhere safer before night, under a loose tile, behind a water jar, and Phileros’s basket had stolen the moment. In the court she passed Pallas again and neither named Calpurnia’s morning pauses. Naming made pauses into evidence. Medullina, if Nysa saw her in the Subura later, would want a trade. Nysa would give birds and chickens. Not this. The fragment was still only a splinter, mercy or trap depending on which word you stressed, and it hadn’t yet grown legs as street rumour. It had only almost become a door-search. The attendant’s muttered truth stuck beside it: schedules that smelled like knives. Cheer in the atrium; truth in the cloak-space.</w:t>
+        <w:t>She went. The near-catch sat hotter than the muttered words. She had meant to leave the splinter somewhere safer before night, under a loose tile, behind a water jar, and Phileros’s basket had stolen the moment. In the court she passed Pallas again and neither named Calpurnia’s morning pauses. Medullina, if Nysa saw her in the Subura later, would want a trade. Nysa would give birds and chickens. Not this. The fragment was still only a splinter, mercy or trap depending on which word you stressed, and it hadn’t yet grown legs as street rumour. It had only almost become a door-search. The attendant’s muttered truth stuck beside it: schedules that smelled like knives. Cheer in the atrium; truth in the cloak-space.</w:t>
       </w:r>
     </w:p>
     <w:p>
@@ -5219,7 +5219,7 @@
     <w:p>
       <w:r>
         <w:rPr/>
-        <w:t>“It is a very large place,” said Laberius. “It has a great many men who didn’t come back from it.”</w:t>
+        <w:t>“Big place,” said Laberius. “Lot of men didn’t come back from it.”</w:t>
       </w:r>
     </w:p>
     <w:p>
@@ -5288,7 +5288,7 @@
     <w:p>
       <w:r>
         <w:rPr/>
-        <w:t>“Ligarius is always sick when there is work. It is a very reliable fever. It comes with a courtesy note.”</w:t>
+        <w:t>“Ligarius is always sick when there is work. The fever comes with a courtesy note.”</w:t>
       </w:r>
     </w:p>
     <w:p>
@@ -7272,7 +7272,7 @@
     <w:p>
       <w:r>
         <w:rPr/>
-        <w:t>“Like a fish,” said the first freedman, who had never seen a fish opened but had a gift for anatomy.</w:t>
+        <w:t>“Like a fish,” said the first freedman.</w:t>
       </w:r>
     </w:p>
     <w:p>
@@ -7285,18 +7285,6 @@
       <w:r>
         <w:rPr/>
         <w:t>“Dead as the dictator,” the first freedman said, happy to be source. “Tell them in the Subura before the bakers’ rumour cleans it.”</w:t>
-      </w:r>
-    </w:p>
-    <w:p>
-      <w:r>
-        <w:rPr/>
-        <w:t>“I am the bakers,” said the third man, wounded.</w:t>
-      </w:r>
-    </w:p>
-    <w:p>
-      <w:r>
-        <w:rPr/>
-        <w:t>“Then clean it faster,” said the second.</w:t>
       </w:r>
     </w:p>
     <w:p>
@@ -8187,7 +8175,7 @@
     <w:p>
       <w:r>
         <w:rPr/>
-        <w:t>“It means he was loved a little less than the boy,” the woman said. “And killed him anyway. That is a very expensive way to be second.”</w:t>
+        <w:t>“It means he was loved a little less than the boy,” the woman said. “And he killed him anyway.”</w:t>
       </w:r>
     </w:p>
     <w:p>
@@ -8301,7 +8289,7 @@
     <w:p>
       <w:r>
         <w:rPr/>
-        <w:t>“It is a very efficient funeral.”</w:t>
+        <w:t>Antony did not answer that.</w:t>
       </w:r>
     </w:p>
     <w:p>
@@ -8521,12 +8509,6 @@
       <w:r>
         <w:rPr/>
         <w:t>“Then you are a poet who killed him,” someone said, with the terrible logic of the afternoon.</w:t>
-      </w:r>
-    </w:p>
-    <w:p>
-      <w:r>
-        <w:rPr/>
-        <w:t>The mob didn’t do literary criticism.</w:t>
       </w:r>
     </w:p>
     <w:p>
@@ -8863,13 +8845,13 @@
     <w:p>
       <w:r>
         <w:rPr/>
-        <w:t>“He is a very good writer, majesty.”</w:t>
-      </w:r>
-    </w:p>
-    <w:p>
-      <w:r>
-        <w:rPr/>
-        <w:t>“He is a very good writer who thinks I am a bad debt. I would rather be a bad debt than a line in someone’s annals.”</w:t>
+        <w:t>“He writes well, majesty.”</w:t>
+      </w:r>
+    </w:p>
+    <w:p>
+      <w:r>
+        <w:rPr/>
+        <w:t>“He writes well, and he thinks I am a bad debt. I would rather be a bad debt than a line in someone’s annals.”</w:t>
       </w:r>
     </w:p>
     <w:p>
@@ -10851,7 +10833,7 @@
       </w:r>
       <w:r>
         <w:rPr/>
-        <w:t xml:space="preserve"> without turning. Talk behind a man’s back was how the gentry made up their minds before a meeting. He preferred his pockets. Pockets didn’t require a yes.</w:t>
+        <w:t xml:space="preserve"> without turning. Let the gentry talk behind his back. He had his pay to count.</w:t>
       </w:r>
     </w:p>
     <w:p>
@@ -11609,7 +11591,7 @@
     <w:p>
       <w:r>
         <w:rPr/>
-        <w:t>The friend, still in the atrium, went pale. “That is not literary criticism.”</w:t>
+        <w:t>The friend, still in the atrium, went pale and said nothing.</w:t>
       </w:r>
     </w:p>
     <w:p>
@@ -13733,7 +13715,7 @@
     <w:p>
       <w:r>
         <w:rPr/>
-        <w:t>Between assaults, when the yelling thinned and the cold found room, Vibius and two men from the contubernium talked dirt the way other men talked gods. “Capua was a date when the paymaster breathed,” Vibius said, voice flat. Mud did not buy jokes. “Now Capua is only what we stand in.” The second man wiped pink melt from his shield rim. “Still wants a road, if we live.” Laberius did not finish the thought aloud. Finishing would have made Capua a speech. He kept his century from becoming a gap. When a signal dipped wrong in the wet air, he held the line anyway. Signals lied as often as clerks.</w:t>
+        <w:t>Between assaults, when the yelling thinned and the cold found room, Vibius and two men from the contubernium talked dirt the way other men talked gods. “Capua was a date when the paymaster breathed,” Vibius said, voice flat. Mud did not buy jokes. “Now Capua is only what we stand in.” The second man wiped pink melt from his shield rim. “Still wants a road, if we live.” Laberius did not finish the thought aloud. Finishing would have made Capua a speech. He kept his century from becoming a gap. When a signal dipped wrong in the wet air, he held the line anyway.</w:t>
       </w:r>
     </w:p>
     <w:p>
@@ -14453,7 +14435,7 @@
     <w:p>
       <w:r>
         <w:rPr/>
-        <w:t>On the second day the staff was smaller. One man had “gone for water” and not returned. Decimus didn’t send a search. Searches taught the road your remaining number.</w:t>
+        <w:t>On the second day the staff was smaller. One man had “gone for water” and not returned. Decimus didn’t send a search.</w:t>
       </w:r>
     </w:p>
     <w:p>
@@ -16412,7 +16394,7 @@
     <w:p>
       <w:r>
         <w:rPr/>
-        <w:t>The blow came. Pain was brief and total and insultingly ordinary: no period, no antithesis, no applause. Rome’s most expensive voice became silence with blood in it.</w:t>
+        <w:t>The blow came. Pain was brief and total and insultingly ordinary: no period, no antithesis, no applause.</w:t>
       </w:r>
     </w:p>
     <w:p>
@@ -18040,7 +18022,7 @@
     <w:p>
       <w:r>
         <w:rPr/>
-        <w:t>Dust coated his teeth. He spat and pointed and the pointing became cohorts moving, not clean, not parade, but moving. Someone shouted Cassius’s name from a direction that might have been victory or panic. Antony didn’t pause to translate the shout. Another came down the line from the north, carried by a rider with no helmet: Brutus’s men were in the boy’s camp, cutting up the tents. The boy had a fever and Agrippa. Let them keep their own camp. Translation was for after the counting, if counting still had owners.</w:t>
+        <w:t>Dust coated his teeth. He spat and pointed and the pointing became cohorts moving, not clean, not parade, but moving. Someone shouted Cassius’s name from a direction that might have been victory or panic. Antony didn’t pause to translate the shout. Another came down the line from the north, carried by a rider with no helmet: Brutus’s men were in the boy’s camp, cutting up the tents. The boy had a fever and Agrippa. Let them keep their own camp.</w:t>
       </w:r>
     </w:p>
     <w:p>
@@ -18052,7 +18034,7 @@
     <w:p>
       <w:r>
         <w:rPr/>
-        <w:t>He did not think of Italian acres. Acres were for clerks after dust. For one breath a courier’s report from weeks ago surfaced anyway. Solvent men sleeping badly on neighbours’ soil. Auction quarrels nobody settled. Antony shoved it under the next order. Italy would complain. Italy always complained. The plain was louder.</w:t>
+        <w:t>He did not think of Italian acres. For one breath a courier’s report from weeks ago surfaced anyway. Solvent men sleeping badly on neighbours’ soil. Auction quarrels nobody settled. Antony shoved it under the next order. Italy would complain. Italy always complained. The plain was louder.</w:t>
       </w:r>
     </w:p>
     <w:p>
@@ -18073,13 +18055,13 @@
     <w:p>
       <w:r>
         <w:rPr/>
-        <w:t>He saw a signal, or thought he did: flags in dust, an eagle dipping toward a ditch that might have been a marsh yesterday. Vibius yelled that Cassius’s side was broken. Someone else yelled the opposite with equal faith and a different god’s name attached. Laberius believed the yell nearest his ear and the ache in his forearms. Plains lied through mouths that needed the story more than the mud did.</w:t>
-      </w:r>
-    </w:p>
-    <w:p>
-      <w:r>
-        <w:rPr/>
-        <w:t>He kept his century’s shield-line from becoming a rumour of its own. A javelin stuck in dirt near his foot; he left it. Trophies mid-fight got men killed decorated.</w:t>
+        <w:t>He saw a signal, or thought he did: flags in dust, an eagle dipping toward a ditch that might have been a marsh yesterday. Vibius yelled that Cassius’s side was broken. Someone else yelled the opposite with equal faith and a different god’s name attached. Laberius believed the yell nearest his ear and the ache in his forearms.</w:t>
+      </w:r>
+    </w:p>
+    <w:p>
+      <w:r>
+        <w:rPr/>
+        <w:t>He kept his century’s shield-line from becoming a rumour of its own. A javelin stuck in dirt near his foot; he left it. Men who stopped for trophies got killed.</w:t>
       </w:r>
     </w:p>
     <w:p>

--- a/exports/Ides_Book1_FULL_Ch01-36.docx
+++ b/exports/Ides_Book1_FULL_Ch01-36.docx
@@ -27,7 +27,7 @@
         <w:br/>
         <w:t>Book 1 reading export · Utica prologue, then Ch 1 dinner · ends at Philippi · author-voice (no em dash)</w:t>
         <w:br/>
-        <w:t>Source: Manuscript dff54f9 (2026-10-24) · generated 2026-10-24 08:11 UTC from claude/project-thread-yoegy1 @ dff54f9 · source digest 0480917855fe882d · prologue, chapters 1–36, historical note and cast</w:t>
+        <w:t>Source: Manuscript c58bbf0 (2026-10-24) · generated 2026-10-24 09:11 UTC from claude/project-thread-yoegy1 @ c58bbf0 · source digest 6b7c7d557c5dbe5d · prologue, chapters 1–36, historical note and cast</w:t>
       </w:r>
     </w:p>
     <w:p>
@@ -7944,7 +7944,7 @@
     <w:p>
       <w:r>
         <w:rPr/>
-        <w:t>A junior senator (Seius’s type, though not Seius) laughed too loudly. Sosia, on the next stool, did not. The laugh wanted company; the stall offered rates instead. Hordeonius didn’t join the laugh. Humour was for men who didn’t hold other men’s winters in wax, unless the humour sold a second cup without confessing appetite.</w:t>
+        <w:t>Seius laughed too loudly. He had come in the whitened toga he had bought on Hordeonius’s paper, for an aedile’s canvass in an election Caesar had arranged before Parthia, and Caesar would not be going to Parthia. Sosia, on the next stool, did not laugh. The laugh wanted company; the stall offered rates instead.</w:t>
       </w:r>
     </w:p>
     <w:p>
@@ -7968,13 +7968,61 @@
     <w:p>
       <w:r>
         <w:rPr/>
-        <w:t>The junior wiped his eyes. “You talk as if mourning were a price list.”</w:t>
-      </w:r>
-    </w:p>
-    <w:p>
-      <w:r>
-        <w:rPr/>
-        <w:t>“Then buy a list,” Hordeonius said, stylus already moving, “or stop wasting the stool.” Sosia’s mouth twitched toward a joke about Alexandria and died there. The junior was already leaning in for leases, and jokes that named queens out loud became entries in a daybook. “Gardens, boy, queen: watch which one empties a purse first. I don’t grade grief.” The junior’s loud laugh came back smaller. The stall had taxed it. Hordeonius did not smile. Smiling would have spoiled the next sale.</w:t>
+        <w:t>Seius wiped his eyes. “You talk as if mourning were a price list.”</w:t>
+      </w:r>
+    </w:p>
+    <w:p>
+      <w:r>
+        <w:rPr/>
+        <w:t>“Then buy a list,” Hordeonius said, stylus already moving, “or tell me what you came for.”</w:t>
+      </w:r>
+    </w:p>
+    <w:p>
+      <w:r>
+        <w:rPr/>
+        <w:t>Seius had come for a month. The canvass paper fell due on the Kalends: the toga, the small gifts, the jar of oil good enough to be seen carrying, all bought for a year that might not now have elections in it. “Roll it,” he said. “Until the Senate decides whether there is a year.”</w:t>
+      </w:r>
+    </w:p>
+    <w:p>
+      <w:r>
+        <w:rPr/>
+        <w:t>Half the Janus was calling in Caesarian paper that morning, every loan secured on a dead man’s goodwill. Calling Seius would clear a column and cost nothing but a client who had never been worth much. Hordeonius looked at the column, and then at the man in the white toga, sweating through it.</w:t>
+      </w:r>
+    </w:p>
+    <w:p>
+      <w:r>
+        <w:rPr/>
+        <w:t>“I will roll it,” he said. “At two in the hundred. On the Sabine farm. Your wife’s father’s.”</w:t>
+      </w:r>
+    </w:p>
+    <w:p>
+      <w:r>
+        <w:rPr/>
+        <w:t>Seius’s laugh went out like a lamp. “Not the farm.”</w:t>
+      </w:r>
+    </w:p>
+    <w:p>
+      <w:r>
+        <w:rPr/>
+        <w:t>“Then two and a half, and no farm.”</w:t>
+      </w:r>
+    </w:p>
+    <w:p>
+      <w:r>
+        <w:rPr/>
+        <w:t>“Done,” said Seius, too fast, and went before the stall could think of a third thing.</w:t>
+      </w:r>
+    </w:p>
+    <w:p>
+      <w:r>
+        <w:rPr/>
+        <w:t>“You could have had his house on the Kalends,” Sosia said.</w:t>
+      </w:r>
+    </w:p>
+    <w:p>
+      <w:r>
+        <w:rPr/>
+        <w:t>“I could have had a house nobody will buy this month.” Hordeonius entered the new rate. “Interest keeps. Houses burn.”</w:t>
       </w:r>
     </w:p>
     <w:p>
@@ -9141,39 +9189,7 @@
     <w:p>
       <w:r>
         <w:rPr/>
-        <w:t xml:space="preserve">The second courier, younger, contradicted on cue, half-false news fighting in the same air. Antony generous. Antony monstrous. Brutus worshipped. Brutus finished. The boy already gathering flies in Campania. The boy already finished by Antony’s laugh. Cicero kept both halves without labelling either </w:t>
-      </w:r>
-      <w:r>
-        <w:rPr>
-          <w:i/>
-        </w:rPr>
-        <w:t>true</w:t>
-      </w:r>
-      <w:r>
-        <w:rPr/>
-        <w:t>. He could watch which mouth sweat.</w:t>
-      </w:r>
-    </w:p>
-    <w:p>
-      <w:r>
-        <w:rPr/>
-        <w:t>“Sport,” the neighbour said, tasting the wine-shop joke. “Rome’s favourite exercise. Underestimate until the underestimate grows teeth.”</w:t>
-      </w:r>
-    </w:p>
-    <w:p>
-      <w:r>
-        <w:rPr/>
-        <w:t xml:space="preserve">“Then stop exercising,” Cicero said lightly, and meant </w:t>
-      </w:r>
-      <w:r>
-        <w:rPr>
-          <w:i/>
-        </w:rPr>
-        <w:t>watch</w:t>
-      </w:r>
-      <w:r>
-        <w:rPr/>
-        <w:t xml:space="preserve">. He tipped the cracked-sandal boy, scratched </w:t>
+        <w:t xml:space="preserve">He tipped the cracked-sandal boy, scratched </w:t>
       </w:r>
       <w:r>
         <w:rPr>
@@ -9183,17 +9199,7 @@
       </w:r>
       <w:r>
         <w:rPr/>
-        <w:t xml:space="preserve"> in a margin, and underlined it twice, then added, smaller: </w:t>
-      </w:r>
-      <w:r>
-        <w:rPr>
-          <w:i/>
-        </w:rPr>
-        <w:t>wine shops already practising the laugh</w:t>
-      </w:r>
-      <w:r>
-        <w:rPr/>
-        <w:t>.</w:t>
+        <w:t xml:space="preserve"> in a margin, and underlined it twice.</w:t>
       </w:r>
     </w:p>
     <w:p>
@@ -9597,37 +9603,7 @@
     <w:p>
       <w:r>
         <w:rPr/>
-        <w:t>“And the boy?” Brutus asked, surprising himself. “The heir talk.”</w:t>
-      </w:r>
-    </w:p>
-    <w:p>
-      <w:r>
-        <w:rPr/>
-        <w:t>The steward hesitated. Hesitation was news. “Campania says the name. Rome’s wine shops still use him as sport: shadow, squeak, a will with no boots on it. Elders bet cups on how long the joke lasts. For now they laugh.”</w:t>
-      </w:r>
-    </w:p>
-    <w:p>
-      <w:r>
-        <w:rPr/>
-        <w:t>Porcia didn’t waste comfort. She stood where the steward still held his road-report and a client, robe too clean for eighteen miles, waited with loyalty that had already checked the sun. The steward wanted to give his news. Porcia wanted to give nothing. The client wanted a signature he had not yet asked for.</w:t>
-      </w:r>
-    </w:p>
-    <w:p>
-      <w:r>
-        <w:rPr/>
         <w:t>“They call you immortal in the same breath they ask you to be quiet,” Porcia said. “They call the boy temporary in the same breath they price his paper. Neither compliment is meant for your safety.”</w:t>
-      </w:r>
-    </w:p>
-    <w:p>
-      <w:r>
-        <w:rPr/>
-        <w:t>The steward’s eyes flicked to the client and back. “The roads still take veterans, praetor. If you mean to move, move before dusk invents another excuse.”</w:t>
-      </w:r>
-    </w:p>
-    <w:p>
-      <w:r>
-        <w:rPr/>
-        <w:t>The client smiled the smile of men who bring purses later. “Rome still whispers your name with hope. Hope needs a line, anything, that we stood with you in March.”</w:t>
       </w:r>
     </w:p>
     <w:p>
@@ -9649,7 +9625,7 @@
       </w:r>
       <w:r>
         <w:rPr/>
-        <w:t xml:space="preserve"> like a debt. She did not look at the client. Looking would have made the debt a performance. The steward closed his mouth on further roads. The client’s smile held while Brutus faced him. When Brutus turned toward the hedges, he heard it thin for the steward. “He will draft periods while the dust learns our gates. Hope came for ink. It left with gravel.”</w:t>
+        <w:t xml:space="preserve"> like a debt.</w:t>
       </w:r>
     </w:p>
     <w:p>
@@ -9667,7 +9643,7 @@
     <w:p>
       <w:r>
         <w:rPr/>
-        <w:t>Cassius’s letters, from his own house nearer the coast, smelled of ships and contempt. Brutus answered carefully, sentence by sentence. Care might still travel where he could not. At the gate a client offered a purse “for expenses on the road south, if the praetor would only write one introduction.” Brutus returned the purse unopened. “I will not buy quiet with other men’s coin,” he said. The client bowed too low and went.</w:t>
+        <w:t>Cassius’s letters, from his own house nearer the coast, smelled of ships and contempt. Brutus answered carefully, sentence by sentence. Care might still travel where he could not.</w:t>
       </w:r>
     </w:p>
     <w:p>
@@ -9703,7 +9679,7 @@
     <w:p>
       <w:r>
         <w:rPr/>
-        <w:t>The clerk left without clasping arms. Before supper the steward returned from the neighbouring town’s market with flour and a report that cost more than flour. Two clients who had meant to sleep at Lanuvium had already turned back, told at the gate there that Brutus’s house would not shield them. One refusal had made his name a local absence by nightfall. Another client asked when he would return to Rome. Brutus said, “When Rome remembers what a praetor is for.” That one nodded as if he’d been given a day to mark on wax, and didn’t offer a tablet.</w:t>
+        <w:t>The clerk left without clasping arms. Before supper the steward returned from the neighbouring town’s market with flour and a report that cost more than flour. Two clients who had meant to sleep at Lanuvium had already turned back, told at the gate there that Brutus’s house would not shield them. One refusal had made his name a local absence by nightfall.</w:t>
       </w:r>
     </w:p>
     <w:p>
@@ -9781,28 +9757,6 @@
       </w:r>
     </w:p>
     <w:p>
-      <w:r>
-        <w:rPr/>
-        <w:t>He didn’t practise a Senate line for the hedges. The hedges had already heard enough philosophy. He walked the gravel until his sandals hurt and counted the cost without making it a period. He still had a view, and fewer doors that would open if he knocked.</w:t>
-      </w:r>
-    </w:p>
-    <w:p>
-      <w:r>
-        <w:rPr/>
-        <w:t xml:space="preserve">Through the gate: hills, and beyond them a name war beginning without him, while a neighbouring town filed his silence under </w:t>
-      </w:r>
-      <w:r>
-        <w:rPr>
-          <w:i/>
-        </w:rPr>
-        <w:t>unavailable</w:t>
-      </w:r>
-      <w:r>
-        <w:rPr/>
-        <w:t>.</w:t>
-      </w:r>
-    </w:p>
-    <w:p>
       <w:pPr>
         <w:spacing w:before="280"/>
       </w:pPr>
@@ -9941,33 +9895,7 @@
     <w:p>
       <w:r>
         <w:rPr/>
-        <w:t xml:space="preserve">“Neither will I,” Cicero said lightly, as if it were a matter of taste. Behind him two elders from a neighbouring villa were already converting the courtyard chant into wine-shop sport updated. Not </w:t>
-      </w:r>
-      <w:r>
-        <w:rPr>
-          <w:i/>
-        </w:rPr>
-        <w:t>whether</w:t>
-      </w:r>
-      <w:r>
-        <w:rPr/>
-        <w:t xml:space="preserve"> the boy would squeak, but </w:t>
-      </w:r>
-      <w:r>
-        <w:rPr>
-          <w:i/>
-        </w:rPr>
-        <w:t>how many weeks</w:t>
-      </w:r>
-      <w:r>
-        <w:rPr/>
-        <w:t xml:space="preserve"> until Antony’s laugh bought him cheap. Underestimation had changed costume. It had not retired.</w:t>
-      </w:r>
-    </w:p>
-    <w:p>
-      <w:r>
-        <w:rPr/>
-        <w:t>Cicero’s smile held. “They are still exercising,” he murmured, to no one in particular. “Tell me when the exercise stops amusing them.”</w:t>
+        <w:t>“Neither will I,” Cicero said lightly, as if it were a matter of taste.</w:t>
       </w:r>
     </w:p>
     <w:p>
@@ -10092,12 +10020,6 @@
     <w:p>
       <w:r>
         <w:rPr/>
-        <w:t>He posted continuity like piety: Caesar’s acts stand. Ink dried on decrees that kept the dead man’s calendar breathing. The crowd heard stability. Liberators heard a noose made of paperwork. Antony heard himself buying time. Time, in April, still felt cheaper than blood.</w:t>
-      </w:r>
-    </w:p>
-    <w:p>
-      <w:r>
-        <w:rPr/>
         <w:t>“If the boy becomes loud,” Fulvia said, “buy his friends or break them. Do not wait until the wine shops stop laughing.”</w:t>
       </w:r>
     </w:p>
@@ -10117,18 +10039,6 @@
       <w:r>
         <w:rPr/>
         <w:t>“Shadow,” Antony repeated, amused, tasting an officer’s old joke secondhand. “Even better. Shadows don’t hold fasces.”</w:t>
-      </w:r>
-    </w:p>
-    <w:p>
-      <w:r>
-        <w:rPr/>
-        <w:t>A clerk asked whether the Campania rumour should be answered in writing. Antony waved him off. Writing gave squeaks a shape. He preferred them as jokes told over wine, already half forgotten by morning.</w:t>
-      </w:r>
-    </w:p>
-    <w:p>
-      <w:r>
-        <w:rPr/>
-        <w:t>The veteran’s careful sentence sat in the room like an unopened letter. Antony didn’t open it. He had a city to drink into loyalty, and a name he still thought belonged to a corpse and a posting board.</w:t>
       </w:r>
     </w:p>
     <w:p>
@@ -10429,19 +10339,13 @@
     <w:p>
       <w:r>
         <w:rPr/>
-        <w:t>“I price living seals,” Hordeonius said. “Mothers rewriting decrees are politics. Politics I charge for seats near. Eagle men who refuse a purse are weather. Watch which weather arrives with coin.”</w:t>
-      </w:r>
-    </w:p>
-    <w:p>
-      <w:r>
-        <w:rPr/>
         <w:t>The Puteoli man wiped his brow. “You weigh a dead man like a sack of grain.”</w:t>
       </w:r>
     </w:p>
     <w:p>
       <w:r>
         <w:rPr/>
-        <w:t>Hordeonius’s stylus paused, then kept writing. “Then don’t mourn on my stool. Watch which veterans take the boy’s pay. Watch which paper arrives from Antium smelling like Servilia’s people.” Sosia, who had heard this speech in three markets, went back to counting coin. “I sell you which rumour empties a purse first. Certainty costs extra, and I don’t stock it.”</w:t>
+        <w:t>Hordeonius’s stylus paused, then kept writing. “Then don’t mourn on my stool. I sell you which rumour empties a purse first. Certainty costs extra, and I don’t stock it.”</w:t>
       </w:r>
     </w:p>
     <w:p>
@@ -10799,12 +10703,6 @@
     <w:p>
       <w:r>
         <w:rPr/>
-        <w:t>Antony’s man caught up three steps later, voice lowered for a bargain that wanted to sound like care. “We can take you on the road as safety, guard the skin, eat with the column. Capua unpaid is a debt someone else can carry if you stand where the purse stands.” Laberius stopped long enough to make refusal look like thought. “I don’t gift my boots to a purse,” he said. “I listen for which purse still dates dirt.” He walked on. The offer followed a pace, then died. Gift-for-safety was still a transfer. He refused it and kept the road.</w:t>
-      </w:r>
-    </w:p>
-    <w:p>
-      <w:r>
-        <w:rPr/>
         <w:t>On the road edge an older veteran, scar through the lip, no agent’s polish, spat dust and spoke to the corporal only after Laberius was far enough to overhear without being invited. “Old eagles don’t take the boy’s pay yet. Wine shops still call him a shadow with a seal. When the shadow learns to feed us, we’ll talk. Until then Antony’s skin tastes familiar.”</w:t>
       </w:r>
     </w:p>
@@ -10956,7 +10854,7 @@
     <w:p>
       <w:r>
         <w:rPr/>
-        <w:t>He left praising everyone. Praise was the only exit from rooms that had already decided without you. In the colonnade the same two clients were still there, no longer whispering. “Told you,” the first said. “She cut it. Hilarus moved. Cicero advised, and the family did not need him.” The second laughed once, short. “Pretty light. Ugly house.” Cicero walked past with the smile still on and their verdict already written in his ears. On the road he began composing, already, the letter to Atticus that would make him central again on the page. Antium had already taught him how little the page weighed when Servilia moved a clause.</w:t>
+        <w:t>He left praising everyone. Praise was the only exit from rooms that had already decided without you. On the road he began composing, already, the letter to Atticus that would make him central again on the page.</w:t>
       </w:r>
     </w:p>
     <w:p>
@@ -11374,17 +11272,27 @@
     <w:p>
       <w:r>
         <w:rPr/>
-        <w:t xml:space="preserve">The mate did not let the snort die alone. He spat over the rail, careful of wind, and spoke for the two boys coiling line who had heard </w:t>
+        <w:t xml:space="preserve">Trebonius had written from Smyrna in June, and Cassius had the letter in his belt and had read it more often than it deserved. The figs were as good as promised. The walls were better. The province paid its dues on time, which no province had ever done for Trebonius before, and he suspected a trick. </w:t>
       </w:r>
       <w:r>
         <w:rPr>
           <w:i/>
         </w:rPr>
-        <w:t>collecting</w:t>
-      </w:r>
-      <w:r>
-        <w:rPr/>
-        <w:t xml:space="preserve"> and not known whether to laugh. “Collecting means cities pay. Cities paying means we eat. Fleeing means we starve and call it philosophy. Tell your senators that when they stamp receipts.” One boy grinned. The other looked at Brutus’s courtesy like a second religion.</w:t>
+        <w:t>Dolabella is still in Italy, borrowing</w:t>
+      </w:r>
+      <w:r>
+        <w:rPr/>
+        <w:t xml:space="preserve">, he wrote. </w:t>
+      </w:r>
+      <w:r>
+        <w:rPr>
+          <w:i/>
+        </w:rPr>
+        <w:t>When he comes through I shall feed him and wave. Come and eat my figs on your way to wherever you are going. Bring Brutus. Do not let him bring a book.</w:t>
+      </w:r>
+      <w:r>
+        <w:rPr/>
+        <w:t xml:space="preserve"> Cassius had not answered it yet. Asia would be the first place they went for silver, and the first door he knocked on there would be a friend’s.</w:t>
       </w:r>
     </w:p>
     <w:p>
@@ -11675,7 +11583,7 @@
     <w:p>
       <w:r>
         <w:rPr/>
-        <w:t>“Marcus Cicero,” he said. “The son. Not the one who writes.” He grinned. “My father writes to me twice a week about my debts and my drinking and my Greek, in that order. He writes to you about the Republic. I thought you should know we’re on the same list.”</w:t>
+        <w:t>“Marcus Cicero,” he said. “The son. Not the one who writes.” He grinned. “My father writes to me twice a week about my debts and my drinking and my Greek, in that order. He writes to you about the Republic. I thought you should know we’re on the same list.” He was enjoying himself. “Trebonius came through in the spring on his way to Asia. He took me to dinner and wrote my father that I was a reformed character. My father believed him for almost a month.”</w:t>
       </w:r>
     </w:p>
     <w:p>
@@ -12709,25 +12617,13 @@
     <w:p>
       <w:r>
         <w:rPr/>
-        <w:t>A southern courier arrived near dusk with dust on his cloak and a packet that smelled of harbour pitch. The queen was home in Alexandria, boy and all, months gone from Caesar’s gardens, and her people were calling it continuity to anyone who asked, not flight. The courier said it like marketplace weather. Decimus did not chase the rumour across the sea. He had hinges. He had Antony’s hunger. He set the packet under the stone with Antony’s courtesy-threats. What the queen meant to do with Egypt was Egypt’s business until it had ships in his harbour.</w:t>
-      </w:r>
-    </w:p>
-    <w:p>
-      <w:r>
-        <w:rPr/>
-        <w:t>Cicero’s latest letter, opened on the same stone, carried a margin note in Cicero’s own hand, unease, not fact. Sextus still held, or seemed to hold, the western sea’s knife; do not invent a Republic that ignores fleets. A second report under the note claimed Sextus finished. Cicero had kept both coals. Decimus kept the contradiction as one more unfinished edge on a board already loud with Antony. He almost smiled at philosophers discovering docks. The smile died when he remembered his own thinning chest.</w:t>
-      </w:r>
-    </w:p>
-    <w:p>
-      <w:r>
-        <w:rPr/>
-        <w:t>A different courier asked whether to answer Antony’s latest written “request” with softness. Decimus chose a sentence that sounded like law and felt like a door barred from inside.</w:t>
-      </w:r>
-    </w:p>
-    <w:p>
-      <w:r>
-        <w:rPr/>
-        <w:t>The sentence did not need an answer. A rider came up the Via Aemilia from Ariminum with his horse lathered to the girth: Antony had left Rome with what the boy had left him of the Macedonian legions and was on the road north. Not hurrying. That was worse.</w:t>
+        <w:t>A southern courier arrived near dusk with a packet that smelled of harbour pitch. The queen was home in Alexandria, boy and all, months gone from Caesar’s gardens. Decimus set the packet under the stone with Antony’s courtesy-threats. Egypt was Egypt’s business until it had ships in his harbour.</w:t>
+      </w:r>
+    </w:p>
+    <w:p>
+      <w:r>
+        <w:rPr/>
+        <w:t>A rider came up the Via Aemilia from Ariminum with his horse lathered to the girth: Antony had left Rome with what the boy had left him of the Macedonian legions and was on the road north. Not hurrying. That was worse.</w:t>
       </w:r>
     </w:p>
     <w:p>
@@ -12909,7 +12805,7 @@
     <w:p>
       <w:r>
         <w:rPr/>
-        <w:t>That night a courier brought Plancus’s newest courtesy, dated after a thaw that had not begun. Decimus set it under the same stone as Antony’s old threats, and wrote fewer letters that pretended optimism. He walked the walls with a cloak that did not keep the Ides out. The deed felt far and stupidly intimate, a debt owed a corpse who had trusted his cheer. An aide offered wine. Decimus refused, then took half a cup anyway. Below, Antony’s fires multiplied.</w:t>
+        <w:t>That night a courier brought Plancus’s newest courtesy, dated after a thaw that had not begun. Decimus set it under the same stone as Antony’s old threats and wrote to Cicero, and for the first time he did not round. Grain for so many days at full ration, so many at half. The oxen salted. The horses next. He knew what the figure would do in Rome. It would frighten the fathers, and frightened fathers reached for the nearest army, and the nearest army belonged to a boy of nineteen who called himself Caesar’s son and had not forgiven anyone who stood in the Curia that morning. A rounder number would keep the boy out of it a month longer, and might starve the town. Decimus looked at the true one until the lamp guttered. Then he sealed it and gave it to a man who could swim the river under the ice with the tablet in a bladder at his neck. Below, Antony’s fires multiplied.</w:t>
       </w:r>
     </w:p>
     <w:p>
@@ -12931,6 +12827,12 @@
       <w:r>
         <w:rPr/>
         <w:t>The consuls’ chairs had new men in them. Antony’s year was over; Antony was in a ditch outside Mutina. Hirtius sat wrapped too warmly, the spring’s sickness still in his cheekbones. Octavian had read his last book of the Gallic war at Apollonia and privately thought it better than the dead man’s. Pansa sat beside him, broad and plain, a list of recruits and pay open on his knee before the auspices were cold. Cicero had two consuls and wanted a third blade to go with them.</w:t>
+      </w:r>
+    </w:p>
+    <w:p>
+      <w:r>
+        <w:rPr/>
+        <w:t>Cicero began with a letter. He held it up so the benches could see the seal, Decimus Brutus’s, brought out of Mutina by a swimmer, and read one line of it in a voice gone plain: the grain, in days. Octavian, on the threshold, heard the fathers hear it. Caesar’s murderer was hungry behind a wall, and his hunger was the best argument anyone had yet made for Caesar’s son.</w:t>
       </w:r>
     </w:p>
     <w:p>
@@ -13004,13 +12906,31 @@
     <w:p>
       <w:r>
         <w:rPr/>
-        <w:t>Agrippa stood where the Curia fringe still smelled of wet wool and ambition. Close enough to hear Pacuvius’s name travel in a courier’s mutter, Antony’s storm-man still pricing timing at Mutina. Far enough that senators could pretend the boy arrived alone. A sweating senator wanted Octavian to smile gratitude. Agrippa did not move. Octavian kept his own nod thin.</w:t>
-      </w:r>
-    </w:p>
-    <w:p>
-      <w:r>
-        <w:rPr/>
-        <w:t>Afterwards a senator clasped his arm and called him the Republic’s luck. Octavian returned the clasp at half strength. Half strength still looked like gratitude if you did not measure. Agrippa’s stillness held until the clasp ended. Only then did he match pace toward the vendor street. A northern courier’s fragments stayed unmerged in Octavian’s hand: Decimus holding, Antony digging, Pacuvius still hungry for storm. Cicero left looking like a man certain he had saved the Republic. Outside, a vendor sold hot food and called no one Caesar. Octavian heard him and didn’t correct him.</w:t>
+        <w:t>Afterwards a senator clasped his arm and called him the Republic’s luck. Octavian returned the clasp at half strength. Half strength still looked like gratitude if you did not measure.</w:t>
+      </w:r>
+    </w:p>
+    <w:p>
+      <w:r>
+        <w:rPr/>
+        <w:t>“You’ll march to get Decimus out,” Agrippa said on the steps, low. It was not quite a question. “The man who walked him in.”</w:t>
+      </w:r>
+    </w:p>
+    <w:p>
+      <w:r>
+        <w:rPr/>
+        <w:t>Octavian watched the fathers go down into the Forum in twos and threes, Cicero among them, looking like a man certain he had saved the Republic. He thought of the oath at the Temple of Castor and the veterans walking away with his money in their belts. They had not enrolled to kill a consul. They might march to open a town.</w:t>
+      </w:r>
+    </w:p>
+    <w:p>
+      <w:r>
+        <w:rPr/>
+        <w:t>“I’ll march to be there when he comes out,” he said. “Somebody should see his face.”</w:t>
+      </w:r>
+    </w:p>
+    <w:p>
+      <w:r>
+        <w:rPr/>
+        <w:t>Outside, a vendor sold hot food and called no one Caesar. Octavian heard him and didn’t correct him.</w:t>
       </w:r>
     </w:p>
     <w:p>
@@ -13170,7 +13090,7 @@
     <w:p>
       <w:r>
         <w:rPr/>
-        <w:t>Amyntas went. He took the books.</w:t>
+        <w:t>Amyntas went. He took the city’s books. He did not take the other one, the small book of the temple of Nemesis, where the dowries of the city’s orphan girls were kept, which lived under the floor of his own house because the temple roof leaked. Nobody had asked for it. Crossing the agora, with the chair at the top of the steps, he decided that nobody would.</w:t>
       </w:r>
     </w:p>
     <w:p>
@@ -13697,37 +13617,13 @@
     <w:p>
       <w:r>
         <w:rPr/>
-        <w:t>“Count what?” said the man behind them. “Five hundred from the boy at Capua to stand in this.”</w:t>
-      </w:r>
-    </w:p>
-    <w:p>
-      <w:r>
-        <w:rPr/>
-        <w:t>“Five hundred beats Antony’s hundred,” Vibius said. Laberius had taken the boy’s coin in the end, in the autumn, when the shadow with a seal learned to feed men. It had bought his boots for the young Caesar’s ranks and this ditch. It had not moved the twine.</w:t>
-      </w:r>
-    </w:p>
-    <w:p>
-      <w:r>
-        <w:rPr/>
-        <w:t>Pay talk lived under the noise like a second drum. Who owed donatives. Which Caesar’s name still fed mouths. Whether Hirtius’s clean reputation meant Rome finally understood mud. Capua still sat in Laberius’s boots as an unpaid date. A boy from another century asked if they were fighting for the Senate or for bread. Laberius said, “Fight for the man on your left. Capua argues later, if later still has a road.”</w:t>
-      </w:r>
-    </w:p>
-    <w:p>
-      <w:r>
-        <w:rPr/>
-        <w:t>Between assaults, when the yelling thinned and the cold found room, Vibius and two men from the contubernium talked dirt the way other men talked gods. “Capua was a date when the paymaster breathed,” Vibius said, voice flat. Mud did not buy jokes. “Now Capua is only what we stand in.” The second man wiped pink melt from his shield rim. “Still wants a road, if we live.” Laberius did not finish the thought aloud. Finishing would have made Capua a speech. He kept his century from becoming a gap. When a signal dipped wrong in the wet air, he held the line anyway.</w:t>
-      </w:r>
-    </w:p>
-    <w:p>
-      <w:r>
-        <w:rPr/>
         <w:t>Yell-rumours arrived before facts. Someone claimed a consul down. Someone claimed both. Someone claimed a victory large enough to make the ditch look like a lie. Laberius believed the ache in his forearms and nothing else. Until mid-afternoon, when a staff officer he recognised from Hirtius’s tent came past on a blown horse, cloak dark with more than rain, and said to a tribune three paces from Laberius’s ear: “The consul Hirtius is dead. I held his shoulder. Do not invent a better story.”</w:t>
       </w:r>
     </w:p>
     <w:p>
       <w:r>
         <w:rPr/>
-        <w:t>That was one fact Laberius could keep: Hirtius down, confirmed by a man who had touched him. Pansa’s name still swam in the yell-water, wounded, dying, fine, poisoned, blessed. “They carried him off at Forum Gallorum,” Vibius said. “A week back. Javelin in the side. I ran beside the litter. I didn’t see inside it.” Laberius didn’t promote any Pansa version. Vibius had a litter. Nobody had a shoulder.</w:t>
+        <w:t>That was one fact Laberius could keep: Hirtius down, confirmed by a man who had touched him. Pansa’s name still swam in the yell-water, wounded, dying, fine, poisoned, blessed. Vibius had run beside a litter a week ago and seen a curtain. Nobody had a shoulder.</w:t>
       </w:r>
     </w:p>
     <w:p>
@@ -13852,6 +13748,12 @@
     <w:p>
       <w:r>
         <w:rPr/>
+        <w:t>Seius’s interest came in on the same day, a day before it was due, carried by his doorkeeper, an old man called Dromo who counted it out on the board himself and then watched Hordeonius count it again. The extra half in the hundred was there. It had been there every month since the Ides. Seius no longer came in person. Hordeonius entered it under the farm he had asked for and not been given, and thought, not for the first time, that a man who paid that much to keep his wife’s father’s fields was either a fool or the best risk on his tablets.</w:t>
+      </w:r>
+    </w:p>
+    <w:p>
+      <w:r>
+        <w:rPr/>
         <w:t xml:space="preserve">Sosia brought a tablet up from the Carinae end of the Sacred Way: Fulvia’s paper, and her steward asking for a month. “The Senate has voted her husband an enemy,” Sosia said. “Everybody on the Janus is calling her in.” Hordeonius called it in, in full, charged the steward a fee for the haste, and wrote the fee under </w:t>
       </w:r>
       <w:r>
@@ -14411,19 +14313,13 @@
     <w:p>
       <w:r>
         <w:rPr/>
-        <w:t>“Let them,” Decimus said. “We take the west fork before dark. The east ford is watched, I smelled horse-lines on the wind this morning. Plancus has crossed. Lepidus’s man returned the tablet. We do not wait for dates that practise absence.”</w:t>
-      </w:r>
-    </w:p>
-    <w:p>
-      <w:r>
-        <w:rPr/>
-        <w:t>The second aide, older, tablet-hand still inked from Mutina’s last courtesy copy, had kept back the news from the south until the bridge was behind them. In May Lepidus’s legions had waded the river to embrace Antony, and Lepidus had written to the Senate that his soldiers did it. And the boy would not share a road with the man who had held Caesar’s door, and had said so where his centurions could hear.</w:t>
-      </w:r>
-    </w:p>
-    <w:p>
-      <w:r>
-        <w:rPr/>
-        <w:t>Decimus heard it as one more door that had closed while he counted hinges. “Then we do not invent a name for hope,” he said. The first aide opened his mouth on another complaint. Decimus was already counting remaining waterskins aloud, making the count the argument beside the named absences. At a crossroads shrine someone had left a cheap wreath for “the liberators.” Rain had ruined it. Decimus didn’t stop to fix it. He checked his horse’s mouth for sores and found none.</w:t>
+        <w:t>“Let them,” Decimus said. “We take the west fork before dark. The east ford is watched. I smelled horse-lines on the wind this morning.”</w:t>
+      </w:r>
+    </w:p>
+    <w:p>
+      <w:r>
+        <w:rPr/>
+        <w:t>At a crossroads shrine someone had left a cheap wreath for “the liberators.” Rain had ruined it. Decimus didn’t stop to fix it. He checked his horse’s mouth for sores and found none.</w:t>
       </w:r>
     </w:p>
     <w:p>
@@ -14748,6 +14644,30 @@
     <w:p>
       <w:r>
         <w:rPr/>
+        <w:t>While he ate, Octavia gave him the household news, the way she had put it in letters he had not had time to read. Calpurnia had gone to her father’s. The old house’s freedmen were scattered: one keeping a wine shop by the Circus, two gone to Lepidus with the Domus, one girl in Antony’s kitchen on the Carinae.</w:t>
+      </w:r>
+    </w:p>
+    <w:p>
+      <w:r>
+        <w:rPr/>
+        <w:t>“She counted heads at your games for his steward,” Octavia said. “Matius heard it. Somebody laughed at the number at Antony’s dinner.”</w:t>
+      </w:r>
+    </w:p>
+    <w:p>
+      <w:r>
+        <w:rPr/>
+        <w:t>Octavian swallowed. He remembered the cheap rows standing. “What’s her name?”</w:t>
+      </w:r>
+    </w:p>
+    <w:p>
+      <w:r>
+        <w:rPr/>
+        <w:t>Octavia did not know. Octavian looked past her at Agrippa, who nodded once and wrote nothing down, which meant he would remember.</w:t>
+      </w:r>
+    </w:p>
+    <w:p>
+      <w:r>
+        <w:rPr/>
         <w:t>The senators came to meet him in the afternoon. They came in twos and threes, in their bordered togas, and made speeches on the steps about the Republic and the young Caesar’s piety, and Octavian thanked each of them by name, because he had learned all their names in the winter from Cicero’s letters and Agrippa’s lists. Some of them had voted a week before to send the African legions out against him. They did not mention it. He did not mention it either.</w:t>
       </w:r>
     </w:p>
@@ -14815,6 +14735,22 @@
       <w:r>
         <w:rPr/>
         <w:t>“Honours after the line is fed,” he said.</w:t>
+      </w:r>
+    </w:p>
+    <w:p>
+      <w:r>
+        <w:rPr/>
+        <w:t xml:space="preserve">One man in the line he remembered afterwards. A centurion in boots resoled more than once came up with his century on the second afternoon, took his coin, made his mark, and then did not move on. He asked the clerk whether the roll still had his plot on it, by Capua, fourth line from the Volturnus road. The clerk found it with his thumb and said that the stones were a matter for after. The centurion nodded as if he had expected nothing else and went away with the coin in his fist. </w:t>
+      </w:r>
+      <w:r>
+        <w:rPr>
+          <w:i/>
+        </w:rPr>
+        <w:t>Laberius</w:t>
+      </w:r>
+      <w:r>
+        <w:rPr/>
+        <w:t>, the clerk had written. Octavian had the line copied on to a separate tablet and put it with the list of his father’s freedmen that Agrippa was making, and could not have said why.</w:t>
       </w:r>
     </w:p>
     <w:p>
@@ -14918,22 +14854,6 @@
     <w:p>
       <w:r>
         <w:rPr/>
-        <w:t xml:space="preserve">A senator who had voted him an ovation and then forgotten to pay for it called him the gods’ gift and waited for a smile of destiny. Octavian looked at him until the man found something to do with his hands. A soldier shouted the name </w:t>
-      </w:r>
-      <w:r>
-        <w:rPr>
-          <w:i/>
-        </w:rPr>
-        <w:t>Caesar</w:t>
-      </w:r>
-      <w:r>
-        <w:rPr/>
-        <w:t xml:space="preserve"> as paymaster; Octavian didn’t bow to it like a hymn. He let the shout stand because paymaster was a job his hands already understood better than luck.</w:t>
-      </w:r>
-    </w:p>
-    <w:p>
-      <w:r>
-        <w:rPr/>
         <w:t>By autumn a courier brought Decimus’s end in two lines: a ford in the hills, and somebody’s purse. Octavian did not ask whose. It was enough for the ranks that the last Liberator in Italy was gone, and the north had no one left to hold it but Antony and Lepidus. In the same week a tablet came under two seals pressed side by side in the same wax, Lepidus’s and Antony’s: talk, on the river island below Bononia, between the camps, where no city could listen.</w:t>
       </w:r>
     </w:p>
@@ -16023,7 +15943,7 @@
     <w:p>
       <w:r>
         <w:rPr/>
-        <w:t>Seius closed his eyes. The farm was where his wife’s father had been born, Hordeonius knew. He knew because Seius had pledged it once before and taken it back, years ago, when the canvass still looked like a road to a statue.</w:t>
+        <w:t>Seius closed his eyes. The farm was where his wife’s father had been born, Hordeonius knew. He knew because he had asked for it once before, the week after the Ides, and Seius had paid an extra half in the hundred every month since rather than give it.</w:t>
       </w:r>
     </w:p>
     <w:p>
@@ -16872,7 +16792,17 @@
     <w:p>
       <w:r>
         <w:rPr/>
-        <w:t>She gave Fulvia’s woman the true number, as near as she could make it. Fulvia’s woman wrote it down and did not thank her. Nysa found she had not wanted thanks.</w:t>
+        <w:t xml:space="preserve">She gave Fulvia’s woman the true number, as near as she could make it. Fulvia’s woman wrote it down and did not thank her. She wrote it on a tablet that already had a column on it, and Nysa, who had learned to read upside down in the Domus, slowly, saw what the column was: the names of the men who had called in the mistress’s paper in the spring, when the Senate voted the master an enemy. Near the top, in a clean hand, </w:t>
+      </w:r>
+      <w:r>
+        <w:rPr>
+          <w:i/>
+        </w:rPr>
+        <w:t>Hordeonius, at the Janus</w:t>
+      </w:r>
+      <w:r>
+        <w:rPr/>
+        <w:t>. Fulvia’s woman saw her see it and did not cover it. Nysa found she had not wanted thanks.</w:t>
       </w:r>
     </w:p>
     <w:p>
@@ -16969,6 +16899,12 @@
       <w:r>
         <w:rPr/>
         <w:t>“Smyrna will owe me,” he said. “Not today. Today it owes me nothing, because it has nothing, and I don’t waste clerks. Stay. Watch. When this is done you can tell your council what you saw, and then they’ll know what the sum is for.”</w:t>
+      </w:r>
+    </w:p>
+    <w:p>
+      <w:r>
+        <w:rPr/>
+        <w:t>Amyntas thought of the small book under his floor, the orphans’ dowries, which Dolabella had never asked for, and said nothing. Cassius’s eyes rested on him a moment longer, as if there were a line in the account he had not been given. Then they moved on.</w:t>
       </w:r>
     </w:p>
     <w:p>
@@ -17155,7 +17091,7 @@
     <w:p>
       <w:r>
         <w:rPr/>
-        <w:t>Before the audience closed, a courier from the west came in, dust, salt, a seal cracked by too many hands, with three tablets that did not agree. Mutina won and lost. Consuls dead. Lists in Italy. The boy with fasces, and a court in his consulship that had called the names of every man of March, Cassius’s among them, to empty benches and condemned the benches. Antony still breathing, and the three of them looking east. One tablet named Decimus without poetry: gone, or going.</w:t>
+        <w:t>Before the audience closed, a courier from the west came in, dust, salt, a seal cracked by too many hands, with three tablets that did not agree. Mutina won and lost. Lists in Italy. The boy with fasces, and a court that had condemned every man of March, Cassius among them, to empty benches. One tablet named Decimus without poetry: gone, or going.</w:t>
       </w:r>
     </w:p>
     <w:p>
@@ -17191,12 +17127,6 @@
       </w:r>
     </w:p>
     <w:p>
-      <w:r>
-        <w:rPr/>
-        <w:t>On the steps, wind off the harbour tried to steal a paper. Cassius pinned it with a thumb and didn’t smile. Escaped papers became other men’s geometry. He preferred his own, even when his own now held Decimus as an open wound in the column.</w:t>
-      </w:r>
-    </w:p>
-    <w:p>
       <w:pPr>
         <w:spacing w:before="200"/>
       </w:pPr>
@@ -17296,7 +17226,7 @@
     <w:p>
       <w:r>
         <w:rPr/>
-        <w:t>Cassius, somewhere else on the same war, would call this necessity, and would, Brutus guessed, already be entering west names as debits. Brutus called it necessity too, and hated that their mouths agreed while their sleep did not. Sleep, unlike coinage, still refused to clear. In the dark he held the warm coin until it cooled, then put it away.</w:t>
+        <w:t>In the dark he held the warm coin until it cooled, then put it away.</w:t>
       </w:r>
     </w:p>
     <w:p>
@@ -18016,6 +17946,24 @@
     <w:p>
       <w:r>
         <w:rPr/>
+        <w:t>Before the trumpets a centurion of the Second came to his horse at the head of the cut, mud to the thigh, with a gap where his front teeth should have been. His century had dug for ten nights. He wanted it at the far end of the causeway, where the boy’s lent cohorts would come up out of the reeds beside Antony’s own.</w:t>
+      </w:r>
+    </w:p>
+    <w:p>
+      <w:r>
+        <w:rPr/>
+        <w:t>“There’s a man of theirs I owe a marsh,” he said. “Laberius. He put me in the reeds at Forum Gallorum when he could have put me in the ground. I’d like him on my left.”</w:t>
+      </w:r>
+    </w:p>
+    <w:p>
+      <w:r>
+        <w:rPr/>
+        <w:t>Antony had meant the Second for the push on the hill. He looked at the gap in the man’s teeth, and at the boy’s standards in the reeds where none of his own men wanted to stand, and laughed, the first time that day. “Take the end,” he said. “If he runs, put him back in the reeds yourself.” The Second went into the cut, and the hill waited a quarter of an hour for its weight.</w:t>
+      </w:r>
+    </w:p>
+    <w:p>
+      <w:r>
+        <w:rPr/>
         <w:t>He rode the near wing until the dust made faces into guesses. “Weight left,” he told a tribune, hand chopping air. “Do not chase the pretty gap. Fill it. Timing, not poetry.” The tribune’s mouth opened on a question; Antony was already past him. Omens were for the tents. On the field he trusted weight and the sound of men who still obeyed.</w:t>
       </w:r>
     </w:p>
@@ -18049,7 +17997,7 @@
     <w:p>
       <w:r>
         <w:rPr/>
-        <w:t>Dust found every gap in Laberius’s teeth; the eagle staff was the only upright fact he trusted. The young Caesar’s men had been lent to the spades, so it was Antony’s marsh his century stood in this morning. Behind him, from the north, the shouting said the boy’s own camp was gone, tents, mules and Laberius’s spare tunic with it.</w:t>
+        <w:t>Dust found every gap in Laberius’s teeth; the eagle staff was the only upright fact he trusted. The young Caesar’s men had been lent to the spades, so it was Antony’s marsh his century stood in this morning. Behind him, from the north, the shouting said the boy’s own camp was gone, tents, mules and Laberius’s spare tunic with it. On his left, where Gaius used to stand, stood a gap-toothed centurion of the Second, who had come up out of the cut at first light and taken the place without asking. “Cordus,” Rufrius had said, and nothing else. Laberius had let him stand there. Antony’s man, the boy’s line: this morning it came to the same marsh.</w:t>
       </w:r>
     </w:p>
     <w:p>
@@ -18128,7 +18076,7 @@
     <w:p>
       <w:r>
         <w:rPr/>
-        <w:t>The runner came back empty-mouthed. No second count. Only another man who had heard the first yell secondhand and wanted to be useful by repeating it louder. A friend, attendant, someone with too much loyalty and not enough eyes, tried to amend the first report and only added fog. Brutus’s success, if it existed beyond the lying air, did not fit in either throat.</w:t>
+        <w:t>The runner came back empty-mouthed. No second count. Only another man who had heard the first yell secondhand and wanted to be useful by repeating it louder.</w:t>
       </w:r>
     </w:p>
     <w:p>
@@ -18180,7 +18128,7 @@
     <w:p>
       <w:r>
         <w:rPr/>
-        <w:t>He didn’t speechify liberty. He didn’t correct the map. He treated the incomplete report as closed by belief. He closed the account the only way left.</w:t>
+        <w:t>He closed the account the only way left.</w:t>
       </w:r>
     </w:p>
     <w:p>
@@ -18287,7 +18235,7 @@
     <w:p>
       <w:r>
         <w:rPr/>
-        <w:t>He refused the cleaner hill. The knot shrank. The breath got shorter. The officer’s face went from hope to something flatter. Brutus held what he could until what he could was a shrinking knot that no philosophy could stiffen again. Only then, at dusk, with nothing left on the plain to hold, did he take what remained up into the hills behind the line: the retreat the morning had refused, now with no day left to save.</w:t>
+        <w:t>He refused the cleaner hill. The knot shrank. The officer’s face went from hope to something flatter. Only then, at dusk, with nothing left on the plain to hold, did Brutus take what remained up into the hills behind the line: the retreat the morning had refused, now with no day left to save.</w:t>
       </w:r>
     </w:p>
     <w:p>
@@ -18364,19 +18312,13 @@
     <w:p>
       <w:r>
         <w:rPr/>
-        <w:t>When someone tried to crown him with the day’s glory in a sentence, Octavian kept breathing and didn’t bow. Sweat ran into the corner of his mouth; he swallowed it and asked Agrippa for the next count of the ditch.</w:t>
-      </w:r>
-    </w:p>
-    <w:p>
-      <w:r>
-        <w:rPr/>
         <w:t>Fever eased, later, into a thin clarity on the road-edge of the camp. “They will want farms,” Agrippa said, Italian soil, promises already louder than the plain’s dust.</w:t>
       </w:r>
     </w:p>
     <w:p>
       <w:r>
         <w:rPr/>
-        <w:t>“They will want farms that belong to someone else,” Octavian said. He didn’t dress it. He kept one hand flat on the list of promised acres until the paper stopped fluttering. Paper would not hold the soil still. That was the next war’s seed, held in the same breath as survival. He did not invent a destiny for it. He named the want. He kept breathing.</w:t>
+        <w:t>“They will want farms that belong to someone else,” Octavian said. He didn’t dress it. He kept one hand flat on the list of promised acres until the paper stopped fluttering. Paper would not hold the soil still. That was the next war’s seed.</w:t>
       </w:r>
     </w:p>
     <w:p>
@@ -18464,12 +18406,6 @@
       <w:r>
         <w:rPr/>
         <w:t>A tribune mentioned Italian land assignments, farms, promises. Antony waved it toward tomorrow with the same hand he had used to point cohorts. “The boy’s tomorrow. Italy will wait. Italy always complains. The East is bleeding now.”</w:t>
-      </w:r>
-    </w:p>
-    <w:p>
-      <w:r>
-        <w:rPr/>
-        <w:t>By the tent-flap, a cup further into the wine than his rank allowed, a junior officer said it to the horse-holder loud enough to carry: “Italy always complains until it bills you in veterans who know which farms have owners.” The horse stamped. Antony heard it, laughed once, short, and went back to the map.</w:t>
       </w:r>
     </w:p>
     <w:p>
@@ -18533,6 +18469,12 @@
       <w:r>
         <w:rPr/>
         <w:t>, and behind both a Sabine farm that had been an old man’s birthplace. He thought of Visellius on his floor, and of the copies he had taken that no magistrate had ever asked for. No one had solved Visellius. Civil war did not keep a magistrate free for a moneylender’s throat.</w:t>
+      </w:r>
+    </w:p>
+    <w:p>
+      <w:r>
+        <w:rPr/>
+        <w:t>Last winter a woman of Fulvia’s, the one who counted the mistress’s silver, had stopped at the stall with a basket on her arm, asked very politely what his rate was on a month, and gone away without borrowing. Sosia had laughed. Hordeonius had not. Antony did not keep ledgers.</w:t>
       </w:r>
     </w:p>
     <w:p>

--- a/exports/Ides_Book1_FULL_Ch01-36.docx
+++ b/exports/Ides_Book1_FULL_Ch01-36.docx
@@ -27,7 +27,7 @@
         <w:br/>
         <w:t>Book 1 reading export · Utica prologue, then Ch 1 dinner · ends at Philippi · author-voice (no em dash)</w:t>
         <w:br/>
-        <w:t>Source: Manuscript c58bbf0 (2026-10-24) · generated 2026-10-24 09:11 UTC from claude/project-thread-yoegy1 @ c58bbf0 · source digest 6b7c7d557c5dbe5d · prologue, chapters 1–36, historical note and cast</w:t>
+        <w:t>Source: Manuscript 5f49eb2 (2026-10-24) · generated 2026-10-24 09:41 UTC from claude/project-thread-yoegy1 @ 5f49eb2 · source digest f079248c437c5713 · prologue, chapters 1–36, historical note and cast</w:t>
       </w:r>
     </w:p>
     <w:p>
@@ -5571,7 +5571,7 @@
       </w:r>
       <w:r>
         <w:rPr/>
-        <w:t xml:space="preserve"> and was hushed by an older one. Phileros’s keys answered from farther off. The house was refusing ordinary night. Not yet the knife.</w:t>
+        <w:t xml:space="preserve"> and was hushed by an older one. Phileros’s keys answered from farther off.</w:t>
       </w:r>
     </w:p>
     <w:p>
@@ -5853,7 +5853,7 @@
     <w:p>
       <w:r>
         <w:rPr/>
-        <w:t>In the atrium Calpurnia’s fear was already a climate. Caesar stood dressed enough for the street, the unfinished stack of tablets behind him like a second, quieter Senate. Nysa had followed as far as the useful edge. Decimus counted what the room wanted. Caesar’s ease. Calpurnia’s grip on the doorframe. Phileros’s keys. Nysa’s empty hands still unfinished.</w:t>
+        <w:t>In the atrium Calpurnia’s fear was already a climate. Caesar stood dressed enough for the street, the unfinished stack of tablets behind him like a second, quieter Senate. Nysa had followed as far as the useful edge. Decimus counted what the room wanted. Caesar’s ease. Calpurnia’s grip on the doorframe. Phileros’s keys.</w:t>
       </w:r>
     </w:p>
     <w:p>
@@ -6001,7 +6001,7 @@
     <w:p>
       <w:r>
         <w:rPr/>
-        <w:t>Not as a prisoner. As a man helped over a threshold he had crossed ten thousand times. The dry warmth of the palm arrived without the laugh that should have come with the chin-tip. Decimus kept his chin still after that. The Campus route ahead would use the same trust, out past the old walls to the open plain and Pompey’s theatre, a long way for a litter; he would not spend the habit twice in one morning.</w:t>
+        <w:t>Not as a prisoner. As a man helped over a threshold he had crossed ten thousand times. The dry warmth of the palm arrived without the laugh that should have come with the chin-tip. Decimus kept his chin still after that.</w:t>
       </w:r>
     </w:p>
     <w:p>
@@ -6019,7 +6019,7 @@
     <w:p>
       <w:r>
         <w:rPr/>
-        <w:t>Caesar didn’t speak. Decimus filled the air anyway, soft logistics, the chatter of loyalty: which way, how many, Antony would be, Antony would be held. Trebonius’s job. Decimus didn’t say that. He said, “It will be a short session,” and smiled. Shortness was not mercy. It only sounded like it.</w:t>
+        <w:t>Caesar didn’t speak. Decimus filled the air anyway, soft logistics, the chatter of loyalty: which way, how many, Antony would be, Antony would be held. Trebonius’s job. Decimus didn’t say that. He said, “It will be a short session,” and smiled.</w:t>
       </w:r>
     </w:p>
     <w:p>
@@ -6055,19 +6055,13 @@
     <w:p>
       <w:r>
         <w:rPr/>
-        <w:t>Good, Decimus thought, without knowing what he was calling good. The morning was moving. Moving mornings did not tip into accusations in atriums, only into silences that would wait for the litter to return.</w:t>
-      </w:r>
-    </w:p>
-    <w:p>
-      <w:r>
-        <w:rPr/>
         <w:t>“We go,” Caesar said.</w:t>
       </w:r>
     </w:p>
     <w:p>
       <w:r>
         <w:rPr/>
-        <w:t>Decimus kept his hand available until Caesar no longer needed it, then let go as friends let go, casually. The world had narrowed to the width of a blade. Calpurnia’s cut was still lodged under the casual.</w:t>
+        <w:t>Decimus kept his hand available until Caesar no longer needed it, then let go as friends let go, casually.</w:t>
       </w:r>
     </w:p>
     <w:p>
@@ -6142,7 +6136,7 @@
     <w:p>
       <w:r>
         <w:rPr/>
-        <w:t>In the service court the sky shifted from iron to dirty pearl. Dama, the kitchen boy, claimed the sacred chickens had been sullen. Someone else said that was every morning. Nysa heard both and kept both. Forgetting was a luxury for people whose incomplete messages no longer cost them a house’s temper.</w:t>
+        <w:t>In the service court the sky shifted from iron to dirty pearl. Dama, the kitchen boy, claimed the sacred chickens had been sullen. Someone else said that was every morning. Nysa heard both and kept both.</w:t>
       </w:r>
     </w:p>
     <w:p>
@@ -6282,7 +6276,7 @@
     <w:p>
       <w:r>
         <w:rPr/>
-        <w:t>Nysa stood until the litter sound changed, swallowed by the Forum’s morning throat. Only then did she realise she was counting: steps, heartbeats, something. Numbers would not make a door stay closed.</w:t>
+        <w:t>Nysa stood until the litter sound changed, swallowed by the Forum’s morning throat. Only then did she realise she was counting: steps, heartbeats, something.</w:t>
       </w:r>
     </w:p>
     <w:p>
@@ -6294,7 +6288,7 @@
     <w:p>
       <w:r>
         <w:rPr/>
-        <w:t>Nysa didn’t put it in the fire. She returned it deeper against her skin, incomplete, childish, unopened by any dictator.</w:t>
+        <w:t>Nysa didn’t put it in the fire. She returned it deeper against her skin.</w:t>
       </w:r>
     </w:p>
     <w:p>
@@ -6420,12 +6414,6 @@
     <w:p>
       <w:r>
         <w:rPr/>
-        <w:t>She did not go to the cubiculum yet. The house wanted her to become furniture that waited. She refused that shape for one more room of air.</w:t>
-      </w:r>
-    </w:p>
-    <w:p>
-      <w:r>
-        <w:rPr/>
         <w:t>In the service court Dama swore the chickens were still sullen and that sullenness meant knives. A washerwoman from the next court leaned on the doorpost with Forum merchandise fresh that morning: Spurinna, beware, and a king-bird. “A wren,” she said. “The little one in the story that rode the eagle’s back and stole the crown. Flew into Pompey’s hall this morning with a sprig of laurel in its beak, and the other birds came after it and tore it to pieces on the step. Before the Senate even sat.” Pallas arrived with Calpurnia’s mantle. Dressing would not stop a morning.</w:t>
       </w:r>
     </w:p>
@@ -6474,19 +6462,19 @@
     <w:p>
       <w:r>
         <w:rPr/>
-        <w:t>Only then did Calpurnia walk to the cubiculum and close the door that had opened itself in the night. The latch was ordinary. Ordinary things had begun to feel like insults.</w:t>
-      </w:r>
-    </w:p>
-    <w:p>
-      <w:r>
-        <w:rPr/>
-        <w:t>“He will come back,” she told the empty bed, and hated that she had said it aloud. Speech could not hire a return. She did not invent the sound that would prove her wrong. She sat with the order she had given, and with Decimus’s chin-tip still bright behind her eyes: the little road habit that had always meant the friend would go. She practised the silence she would keep when the house tried again to make omen into conversation.</w:t>
-      </w:r>
-    </w:p>
-    <w:p>
-      <w:r>
-        <w:rPr/>
-        <w:t>The bed did not argue. From the street rose the ordinary roar of the Ides. The litter was already gone. Refusing theatre until news arrived with a body attached was all the power left.</w:t>
+        <w:t>Then Calpurnia walked to the cubiculum and closed the door that had opened itself in the night. The latch was ordinary.</w:t>
+      </w:r>
+    </w:p>
+    <w:p>
+      <w:r>
+        <w:rPr/>
+        <w:t>“He will come back,” she told the empty bed, and hated that she had said it aloud. She did not invent the sound that would prove her wrong. She sat with the order she had given, and with Decimus’s chin-tip still bright behind her eyes: the little road habit that had always meant the friend would go.</w:t>
+      </w:r>
+    </w:p>
+    <w:p>
+      <w:r>
+        <w:rPr/>
+        <w:t>The bed did not argue. From the street rose the ordinary roar of the Ides. The litter was already gone.</w:t>
       </w:r>
     </w:p>
     <w:p>
@@ -6573,7 +6561,7 @@
     <w:p>
       <w:r>
         <w:rPr/>
-        <w:t>Caesar’s thumb brushed the seal. Curiosity almost woke. Then he slid the tablet into the stack with the others, among other papers, and the litter moved on because litters moved on. The seal vanished under petitions and lists. Unread became ordinary again. Ordinary was how mornings killed.</w:t>
+        <w:t>Caesar’s thumb brushed the seal. Curiosity almost woke. Then he slid the tablet into the stack with the others, among other papers, and the litter moved on because litters moved on. The seal vanished under petitions and lists.</w:t>
       </w:r>
     </w:p>
     <w:p>
@@ -6592,12 +6580,6 @@
       <w:r>
         <w:rPr/>
         <w:t>“The street writes to everyone,” said Caesar. “It is only a matter of whether they write back.”</w:t>
-      </w:r>
-    </w:p>
-    <w:p>
-      <w:r>
-        <w:rPr/>
-        <w:t>Caesar did not open it. The unread paper rode against his knee like any other chore.</w:t>
       </w:r>
     </w:p>
     <w:p>
@@ -6874,7 +6856,7 @@
     <w:p>
       <w:r>
         <w:rPr/>
-        <w:t>Trebonius said something mild. Antony didn’t keep it. The mildness sat wrong, warmth while the Curia broke open.</w:t>
+        <w:t>Trebonius said something mild. Antony didn’t keep it.</w:t>
       </w:r>
     </w:p>
     <w:p>
@@ -7169,13 +7151,13 @@
     <w:p>
       <w:r>
         <w:rPr/>
-        <w:t>In the lane of light just beyond the Curia door, before the crowd’s animal closed again, Cassius’s mouth changed. “Capitol,” he repeated, softer, not for the room. “Say it as fear. Antony was held outside, Trebonius’s market day. That gift is already walking toward us with a sword-shaped appetite. Do not stand over the marble arranging vocabulary while the spare learns he is spare.”</w:t>
-      </w:r>
-    </w:p>
-    <w:p>
-      <w:r>
-        <w:rPr/>
-        <w:t>Brutus looked once more at the shape on the stones. Softness tried to rise in him. Not the abstract debt: the late hour after forgiveness when Caesar had still wanted his company and made the war feel finished between them. The ordinary talk. The laugh at something small. The hand on his shoulder like kinship politics had not earned. That was the betrayal’s true size. It did not leave when he named the body tyrant. He stood one breath longer than Cassius wanted, long enough to feel the softness as a weight that would follow him up the hill. Then he crushed it the way he crushed unearned tears: privately, incompletely, with the lie that ancestors approved. Under the crush the spare was not mercy’s clean face now. It was a clock. The crush did not empty him. It only made room to walk.</w:t>
+        <w:t>At the door Cassius said it again, softer, for Brutus alone. “Capitol. Trebonius has Antony talking in the portico, and talk does not hold a consul long.”</w:t>
+      </w:r>
+    </w:p>
+    <w:p>
+      <w:r>
+        <w:rPr/>
+        <w:t>Brutus looked once more at the shape on the stones. Softness tried to rise in him. Not the abstract debt: the late hour after forgiveness when Caesar had still wanted his company and made the war feel finished between them. The ordinary talk. The laugh at something small. The hand on his shoulder like kinship politics had not earned. That was the betrayal’s true size. It did not leave when he named the body tyrant. He stood one breath longer than Cassius wanted. Then he crushed it the way he crushed unearned tears: privately, incompletely, with the lie that ancestors approved.</w:t>
       </w:r>
     </w:p>
     <w:p>
@@ -7424,7 +7406,7 @@
     <w:p>
       <w:r>
         <w:rPr/>
-        <w:t>Brutus watched a knot of women shove a knot of men and felt the first cold thought that was not philosophical: we have killed a man the city loved more than it loves our vocabulary. Under it, smaller and worse: I killed a man who forgave me and kept me close. The late hour after the spare returned without asking leave and stood beside the Forum noise. Wine gone warm. Ordinary talk. The war treated as a misunderstanding their house could afford. The rock could not make private guilt public enough to share. He wanted, badly, to wait until the Forum rearranged itself into the audience the words deserved. Waiting was the softest cowardice available. It looked like hope.</w:t>
+        <w:t>Brutus watched a knot of women shove a knot of men and felt the first cold thought that was not philosophical: we have killed a man the city loved more than it loves our vocabulary. Under it, smaller and worse: I killed a man who forgave me and kept me close. The late hour after the spare returned without asking leave and stood beside the Forum noise. Wine gone warm. Ordinary talk. The war treated as a misunderstanding their house could afford. The rock could not make private guilt public enough to share. He wanted, badly, to wait until the Forum rearranged itself into the audience the words deserved.</w:t>
       </w:r>
     </w:p>
     <w:p>
@@ -7454,7 +7436,7 @@
     <w:p>
       <w:r>
         <w:rPr/>
-        <w:t>Brutus kept each report as incomplete. He had been trained for incompleteness in books. The street’s incompleteness had teeth. The decision to wait used incompleteness as cover.</w:t>
+        <w:t>Brutus kept each report as incomplete. He had been trained for incompleteness in books. The street’s incompleteness had teeth.</w:t>
       </w:r>
     </w:p>
     <w:p>
@@ -7512,7 +7494,7 @@
     <w:p>
       <w:r>
         <w:rPr/>
-        <w:t>Toward evening the light went copper. The Capitol’s stone held heat. Brutus’s hands smelled of metal no matter how often he washed them in a basin someone provided like a sacrament. He dried them on his toga and still would not look at his own palms. Eyes could not make the spare into something other than blood. He drafted, in his head, the speech he might write down so the day would have a cleaner spine than it deserved. Drafting was another way of not leaving.</w:t>
+        <w:t>Toward evening the light went copper. The Capitol’s stone held heat. Brutus’s hands smelled of metal no matter how often he washed them in a basin someone provided like a sacrament. He dried them on his toga and still would not look at his own palms. He drafted, in his head, the speech he might write down so the day would have a cleaner spine than it deserved. Drafting was another way of not leaving.</w:t>
       </w:r>
     </w:p>
     <w:p>
@@ -7530,7 +7512,7 @@
     <w:p>
       <w:r>
         <w:rPr/>
-        <w:t>They moved a few paces off the sight-line, into a corridor of stone where the Forum’s noise became weather. Cassius’s polite face dropped. He had set down a cup. “Beginning,” he said, not for the crowd. “You just spent the afternoon teaching Rome that knives climb hills and wait to be loved. Decimus wants a road. Casca wants a cheer. You want a cleaner text. The city is shopping for who pays. Mark that when your vocabulary comes back stained.”</w:t>
+        <w:t>Cassius waited until Casca had turned to the parapet. “Beginning,” he said, not for the crowd. “You just spent the afternoon teaching Rome that knives climb hills and wait to be loved. Decimus wants a road. Casca wants a cheer. You want a cleaner text. The city is shopping for who pays.”</w:t>
       </w:r>
     </w:p>
     <w:p>
@@ -7548,7 +7530,7 @@
     <w:p>
       <w:r>
         <w:rPr/>
-        <w:t>Brutus took the corridor truth without answering it in kind. Answering would have been another speech. Below them, Rome did not kneel. It shopped, wept, armed, and waited to see who paid. The rock had just taught him that waiting could be a choice with a cost, not only a virtue with a view.</w:t>
+        <w:t>Brutus did not answer in kind. Answering would have been another speech. Below them, Rome did not kneel. It shopped, wept, armed, and waited to see who paid.</w:t>
       </w:r>
     </w:p>
     <w:p>
@@ -7665,7 +7647,7 @@
     <w:p>
       <w:r>
         <w:rPr/>
-        <w:t>Pacuvius wanted his storm. The officer wanted his paint. Lepidus wanted survivors left over to bargain with. Antony felt the group lean as a single weight, massacre versus how the body would look tomorrow, and chose the slower blade because the slower blade still had a consul’s name on it.</w:t>
+        <w:t>Antony chose the slower blade, because the slower blade still had a consul’s name on it.</w:t>
       </w:r>
     </w:p>
     <w:p>
@@ -7695,25 +7677,7 @@
     <w:p>
       <w:r>
         <w:rPr/>
-        <w:t>Pacuvius made the face of a man receiving wisdom, chin-tip, eyes grateful, the station grin that kept consuls from smelling mutiny. “As you say. Rooms. Doors. Feed them soft.”</w:t>
-      </w:r>
-    </w:p>
-    <w:p>
-      <w:r>
-        <w:rPr/>
-        <w:t>Antony turned toward the Capitol. Behind him Pacuvius’s soft dropped, for Lepidus’s nearest ear and two officers who had wanted dark, and not quite out of a consul’s hearing. “Rooms. While the rock still has senators on it with warm knives. He’ll remember caution more than our hunger, mark that when the Forum wants blood and we offer clauses.”</w:t>
-      </w:r>
-    </w:p>
-    <w:p>
-      <w:r>
-        <w:rPr/>
-        <w:t>Antony let it pass without turning. Lepidus did not contradict. Contradiction in open air made you the man who lit the massacre early. Pacuvius looked cheated anyway. Good. Cheated soldiers still listened. Satisfied soldiers invented orders.</w:t>
-      </w:r>
-    </w:p>
-    <w:p>
-      <w:r>
-        <w:rPr/>
-        <w:t>Antony spat blood from a bitten cheek he did not remember biting and stared toward the Capitol. Contempt would not collapse it. Pacuvius’s hunger still wanted paint; Antony wanted a funeral that paid.</w:t>
+        <w:t>Antony spat blood from a bitten cheek he did not remember biting and stared toward the Capitol.</w:t>
       </w:r>
     </w:p>
     <w:p>
@@ -7860,25 +7824,19 @@
     <w:p>
       <w:r>
         <w:rPr/>
-        <w:t>Cicero was nearly at the corner when the banker’s voice thinned behind him: “He polishes periods while we price the corpse. Useful man.”</w:t>
-      </w:r>
-    </w:p>
-    <w:p>
-      <w:r>
-        <w:rPr/>
-        <w:t>Cicero heard enough. He did not enter the corridor argument. Entering would have made him a stall. He preferred rooms that asked for periods. The praise-smile lasted until the temple steps; then it was only a face arranging itself for Atticus.</w:t>
-      </w:r>
-    </w:p>
-    <w:p>
-      <w:r>
-        <w:rPr/>
-        <w:t>He went home, or to someone’s home that would do, and dictated notes until his hand cramped. Outside, Rome buried rumour under rumour. Cicero slept two hours and dreamed he was consul again: the old habit, not prophecy.</w:t>
-      </w:r>
-    </w:p>
-    <w:p>
-      <w:r>
-        <w:rPr/>
-        <w:t>On the seventeenth, when the bargain had begun to harden, he allowed himself a thin satisfaction and sanded a period until it shone. He slept two more hours and did not dream at all.</w:t>
+        <w:t>Cicero did not stop. Stopping would have made him a stall. The praise-smile lasted until the temple steps; then it was only a face arranging itself for Atticus.</w:t>
+      </w:r>
+    </w:p>
+    <w:p>
+      <w:r>
+        <w:rPr/>
+        <w:t>He went home, or to someone’s home that would do, and dictated notes until his hand cramped. Outside, Rome buried rumour under rumour. Cicero slept two hours.</w:t>
+      </w:r>
+    </w:p>
+    <w:p>
+      <w:r>
+        <w:rPr/>
+        <w:t>On the seventeenth, when the bargain had begun to harden, he allowed himself a thin satisfaction and sanded a period until it shone.</w:t>
       </w:r>
     </w:p>
     <w:p>
@@ -7956,18 +7914,6 @@
     <w:p>
       <w:r>
         <w:rPr/>
-        <w:t>“Acts stand,” Sosia muttered, tasting the amnesty bargain. “Gardens walk. Who finishes the queen?”</w:t>
-      </w:r>
-    </w:p>
-    <w:p>
-      <w:r>
-        <w:rPr/>
-        <w:t>“Whoever opens the seal,” Hordeonius said. “Or whoever pretends not to notice she was priced before the seal existed.”</w:t>
-      </w:r>
-    </w:p>
-    <w:p>
-      <w:r>
-        <w:rPr/>
         <w:t>Seius wiped his eyes. “You talk as if mourning were a price list.”</w:t>
       </w:r>
     </w:p>
@@ -8046,13 +7992,13 @@
     <w:p>
       <w:r>
         <w:rPr/>
-        <w:t>The whisperer bowed. “Of course. Sacred. Living seals only.” Past the next pillar he caught a runner who had been waiting for crumbs: “He mourns punctual corpses and prices gardens. Ask him for blackmail and he sells you a sermon. Next time we take the tablet to someone who still believes the dead can squeal.”</w:t>
-      </w:r>
-    </w:p>
-    <w:p>
-      <w:r>
-        <w:rPr/>
-        <w:t>Hordeonius heard the shape without needing every word. He almost added that he mourned Visellius still. He did mourn him, as one mourned a punctual instrument. He kept that off his tongue. The basilica didn’t deserve his private liturgy.</w:t>
+        <w:t>The whisperer bowed. “Of course. Sacred. Living seals only.” He took the tablet two pillars down, to someone who still believed the dead could squeal.</w:t>
+      </w:r>
+    </w:p>
+    <w:p>
+      <w:r>
+        <w:rPr/>
+        <w:t>He did mourn Visellius, as one mourned a punctual instrument. He kept that off his tongue. The basilica didn’t deserve his private liturgy.</w:t>
       </w:r>
     </w:p>
     <w:p>
@@ -8118,7 +8064,7 @@
     <w:p>
       <w:r>
         <w:rPr/>
-        <w:t>Piso’s people made their legality faces. The room smelled of wax and wine. In the outer fringe, before the clauses finished being blows, a widow’s steward asked whether three hundred a head meant bread this Kalends or a story for wine shops. A freedman with one of Caesar’s old house-rings asked whether the freedmen were named. A junior laughed that Decimus’s second line would make knife-men into a mime’s turn, and nobody laughed with him. Antony heard the fringe the way he heard cohorts shifting, noise that would become policy if ignored. He stood where a consul stands when he intends to own the consequences.</w:t>
+        <w:t>Piso’s people made their legality faces. The room smelled of wax and wine. In the outer fringe, before the clauses finished being blows, a widow’s steward asked whether three hundred a head meant bread this Kalends or a story for wine shops. A freedman with one of Caesar’s old house-rings asked whether the freedmen were named. A junior laughed that Decimus’s second line would make knife-men into a mime’s turn, and nobody laughed with him. Antony stood where a consul stands when he intends to own the consequences.</w:t>
       </w:r>
     </w:p>
     <w:p>
@@ -8136,7 +8082,7 @@
     <w:p>
       <w:r>
         <w:rPr/>
-        <w:t>“He loved you,” Antony said in Decimus’s general direction, though Decimus wasn’t there to receive it. Loved you enough to write you into the will and die on your schedule. Second degree. Second line. The portico joke had grown teeth and ink. The laugh wanted to become a story. Antony swallowed it. Stories would be for the Forum.</w:t>
+        <w:t>“He loved you,” Antony said in Decimus’s general direction, though Decimus wasn’t there to receive it. Loved you enough to write you into the will and die on your schedule. Second degree. Second line. The portico joke had grown teeth and ink.</w:t>
       </w:r>
     </w:p>
     <w:p>
@@ -8173,12 +8119,6 @@
       <w:r>
         <w:rPr/>
         <w:t>“The city is not cooling,” Antony said. “It is fermenting. Open the jar.”</w:t>
-      </w:r>
-    </w:p>
-    <w:p>
-      <w:r>
-        <w:rPr/>
-        <w:t>In the anteroom, after the seal’s news had begun to leak toward the street, the delayer said nothing more to the clerk who still wanted hours. The clerk would hear the boy’s name from the street soon enough; delay had already lost.</w:t>
       </w:r>
     </w:p>
     <w:p>
@@ -8307,7 +8247,7 @@
     <w:p>
       <w:r>
         <w:rPr/>
-        <w:t>Someone sobbed. Someone cursed Brutus by name. A veteran near the front reached for the cloth the way men reached for a donative. Antony’s arm did not yield. For a breath the Forum became a wrestle over fabric. Grief wanting a relic. The consul wanting a steering oar. He kept his face between mourning and command. Too many tears and he was soft. Too few and he was a usurper of grief. Too loose a grip and the cloth became theirs to tear into a hundred private wars.</w:t>
+        <w:t>Someone sobbed. Someone cursed Brutus by name. A veteran near the front reached for the cloth the way men reached for a donative. Antony’s arm did not yield. For a breath the Forum became a wrestle over fabric. Grief wanting a relic. The consul wanting a steering oar. He kept his face between mourning and command. Too many tears and he was soft. Too few and he was a usurper of grief.</w:t>
       </w:r>
     </w:p>
     <w:p>
@@ -8362,12 +8302,6 @@
       <w:r>
         <w:rPr/>
         <w:t>The pyre took. Benches fed it. A veteran dragged a brand from the Forum fire. Another man took the next brand toward the streets where Liberators kept doors: same heat, new address. Antony watched the first flame leave the body for a house and did not call it back. When the first shops began to burn toward those doors anyway, farther and faster than the grain line, he felt the old campaign clarity and a newer friction. The enemy’s city had become the enemy. It was no longer waiting for his nod. The second officer was already too far forward to call back. Calling him would look like fear of his own heat.</w:t>
-      </w:r>
-    </w:p>
-    <w:p>
-      <w:r>
-        <w:rPr/>
-        <w:t>Teaching looked like smoke that had walked. The smoke did not ask which market day had left him alive to aim it. It only asked whether the man with the cloth could still tell heat from a plan once the Forum had chosen fire.</w:t>
       </w:r>
     </w:p>
     <w:p>
@@ -8430,7 +8364,7 @@
     <w:p>
       <w:r>
         <w:rPr/>
-        <w:t>Laberius closed his fist on air, not wood. “I came for Capua,” he said: the dated promise, the after-Parthia land that had just died with the paymaster. “Not for which door burns first.” The corporal heard Capua and did not laugh. Capua without a living name to date it was only rage looking for a street. Laberius took a mental note of who took torches. Notes survived campaigns. Torches made you someone else’s note. Capua unpaid had just learned it could walk without waiting for clerks.</w:t>
+        <w:t>Laberius closed his fist on air, not wood. “I came for Capua,” he said: the dated promise, the after-Parthia land that had just died with the paymaster. “Not for which door burns first.” The corporal heard Capua and did not laugh. Laberius took a mental note of who took torches. Notes survived campaigns.</w:t>
       </w:r>
     </w:p>
     <w:p>
@@ -8442,19 +8376,13 @@
     <w:p>
       <w:r>
         <w:rPr/>
-        <w:t>Laberius closed his fist on air. Capua was still unpaid.</w:t>
-      </w:r>
-    </w:p>
-    <w:p>
-      <w:r>
-        <w:rPr/>
-        <w:t>An older veteran, scar through the lip, no torch, caught Laberius’s sleeve once the surge thinned. “Capua was dirt with a date when he breathed,” the man said. “Now Capua is only dirt that walks. I take the torch because dirt without a paymaster still needs a street. You keep your note. Notes don’t feed boys.” Laberius felt the cost change. Refusal had just priced him as the man who would not burn for unpaid land while other men burned for the same unpaid word. He did not argue. Argument would have been a second yes.</w:t>
-      </w:r>
-    </w:p>
-    <w:p>
-      <w:r>
-        <w:rPr/>
-        <w:t>By dusk he knew the only Senate that mattered today was this crowd. The Capitol could keep its speeches. The street had voted with smoke. Laberius had voted, by refusal, to keep his name off the first fire-list while Capua’s unpaid date burned in other men’s hands.</w:t>
+        <w:t>An older veteran, scar through the lip, no torch, caught Laberius’s sleeve once the surge thinned. “Capua was dirt with a date when he breathed,” the man said. “Now Capua is only dirt that walks. I take the torch because dirt without a paymaster still needs a street. You keep your note. Notes don’t feed boys.” He did not argue. Argument would have been a second yes.</w:t>
+      </w:r>
+    </w:p>
+    <w:p>
+      <w:r>
+        <w:rPr/>
+        <w:t>By dusk he knew the only Senate that mattered today was this crowd. The street had voted with smoke, and Laberius had kept his name off the first fire-list.</w:t>
       </w:r>
     </w:p>
     <w:p>

--- a/exports/Ides_Book1_FULL_Ch01-36.docx
+++ b/exports/Ides_Book1_FULL_Ch01-36.docx
@@ -27,7 +27,7 @@
         <w:br/>
         <w:t>Book 1 reading export · Utica prologue, then Ch 1 dinner · ends at Philippi · author-voice (no em dash)</w:t>
         <w:br/>
-        <w:t>Source: Manuscript 5f49eb2 (2026-10-24) · generated 2026-10-24 09:41 UTC from claude/project-thread-yoegy1 @ 5f49eb2 · source digest f079248c437c5713 · prologue, chapters 1–36, historical note and cast</w:t>
+        <w:t>Source: Manuscript 3b6f59e (2026-10-24) · generated 2026-10-24 13:04 UTC from claude/project-thread-axr348 @ 3b6f59e · source digest 2e1f7d647c048e58 · prologue, chapters 1–36, historical note and cast</w:t>
       </w:r>
     </w:p>
     <w:p>
@@ -1349,133 +1349,6 @@
     </w:p>
     <w:p>
       <w:pPr>
-        <w:spacing w:before="200"/>
-      </w:pPr>
-      <w:r>
-        <w:rPr/>
-        <w:t>Peace Rates</w:t>
-      </w:r>
-    </w:p>
-    <w:p>
-      <w:r>
-        <w:rPr/>
-        <w:t>“Peace,” Hordeonius announced to a knot of men who wanted comfort priced, “is the month I lend at one in the hundred instead of two. Do not confuse it with virtue. Virtue does not clear.”</w:t>
-      </w:r>
-    </w:p>
-    <w:p>
-      <w:r>
-        <w:rPr/>
-        <w:t xml:space="preserve">He adjusted tablets with priestly care. Africa’s ending had softened some rates, the same </w:t>
-      </w:r>
-      <w:r>
-        <w:rPr>
-          <w:i/>
-        </w:rPr>
-        <w:t>closed enough</w:t>
-      </w:r>
-      <w:r>
-        <w:rPr/>
-        <w:t xml:space="preserve"> the Forum had spit about while cake-sellers laughed. The western edges of the paper still burned enough to keep bakers polite.</w:t>
-      </w:r>
-    </w:p>
-    <w:p>
-      <w:r>
-        <w:rPr/>
-        <w:t>“The west?” said a man in the knot, as if it might be a district.</w:t>
-      </w:r>
-    </w:p>
-    <w:p>
-      <w:r>
-        <w:rPr/>
-        <w:t>“Spain,” said Hordeonius. “Pompey’s sons got out of Africa with ships, grudges and their father’s name, and Spain is full of old soldiers who still owe the father a favour. Caesar will have to go and finish it. Until he does, any loan with a Spanish edge smells of smoke.”</w:t>
-      </w:r>
-    </w:p>
-    <w:p>
-      <w:r>
-        <w:rPr/>
-        <w:t>The new-ring’s held rate still sat unpaid under yesterday’s wax: patriotism that had not cleared. Spain unfinished was not a rumour. It was a column that refused to settle. A baker’s agent wanted cheaper seed grain “now that Cato is philosophy.” Hordeonius priced the man’s hunger without insulting it. Insulting hunger was bad for repeat custom.</w:t>
-      </w:r>
-    </w:p>
-    <w:p>
-      <w:r>
-        <w:rPr/>
-        <w:t>Sosia, at his shoulder, muttered for the knot’s benefit, “Sea paper makes honest men seasick.”</w:t>
-      </w:r>
-    </w:p>
-    <w:p>
-      <w:r>
-        <w:rPr/>
-        <w:t>Hordeonius held a little sea paper and loved none of it. “A loan on a cargo,” he told the knot. “Repaid if the ship comes in, forgiven if Neptune keeps it. A bet that the sea pays its debts.”</w:t>
-      </w:r>
-    </w:p>
-    <w:p>
-      <w:r>
-        <w:rPr/>
-        <w:t>A client laughed, loud enough that two stalls looked over. “You talk as if the Republic were a warehouse.”</w:t>
-      </w:r>
-    </w:p>
-    <w:p>
-      <w:r>
-        <w:rPr/>
-        <w:t>“The Republic,” Hordeonius said solemnly, “is the only warehouse large enough to hold our greed without confessing it. I do not bet against Caesar. I bet against other men’s certainty. Certainty is expensive and usually wrong.”</w:t>
-      </w:r>
-    </w:p>
-    <w:p>
-      <w:r>
-        <w:rPr/>
-        <w:t>The baker’s agent snorted wine through his nose and had to wipe his chin on his sleeve. “Warehouse of greed, Jupiter. Write that on a cake.”</w:t>
-      </w:r>
-    </w:p>
-    <w:p>
-      <w:r>
-        <w:rPr/>
-        <w:t>“I will write it on your rate,” said Hordeonius, “which is the only cake I bake.”</w:t>
-      </w:r>
-    </w:p>
-    <w:p>
-      <w:r>
-        <w:rPr/>
-        <w:t>Hordeonius did not smile. Smiling would have spoiled the sale. He entered Seius’s fresh obligation among the morning’s new wax, small and neat, already growing interest, and ignored the courier from Puteoli until the knot thinned. Sosia had already read the man’s dust: the harbour road from Puteoli, where the Alexandrian grain ships tied up, so he knew a week ahead of the Forum whether Rome would eat. Sea-rumour dressed as numbers could wait. Laughter that bought a second cup could not.</w:t>
-      </w:r>
-    </w:p>
-    <w:p>
-      <w:r>
-        <w:rPr/>
-        <w:t>When the baker left clutching his rate like a blessing, Sosia waited until the man’s back was only a tunic in the crowd. “He’ll tell his wife you made a joke. You’ll become witty by accident again.”</w:t>
-      </w:r>
-    </w:p>
-    <w:p>
-      <w:r>
-        <w:rPr/>
-        <w:t>“Wit is a tax on clarity,” Hordeonius said. “I prefer clarity. Clarity clears.”</w:t>
-      </w:r>
-    </w:p>
-    <w:p>
-      <w:r>
-        <w:rPr/>
-        <w:t>A cake-seller from two stalls over (flour still on her forearms) leaned in with a question that wanted to be gossip and a price that wanted to be faith. “If Spain settles, do my boys eat cheaper seed, or do you invent another unfinished west?” Hordeonius priced her hunger the way he priced the baker’s: without insult, without prophecy. “When Spain settles, rates move. Until then I sell umbrellas for unfinished weather.” The cake-seller snorted once and bought the rate anyway.</w:t>
-      </w:r>
-    </w:p>
-    <w:p>
-      <w:r>
-        <w:rPr/>
-        <w:t>“The courier is still sweating,” Sosia said.</w:t>
-      </w:r>
-    </w:p>
-    <w:p>
-      <w:r>
-        <w:rPr/>
-        <w:t>“Let him. A ship that is late is only late. A ship that is announced early is a salesman.”</w:t>
-      </w:r>
-    </w:p>
-    <w:p>
-      <w:r>
-        <w:rPr/>
-        <w:t>“A man who needs a nod,” he added to the shelf, “will always pay for the story of the nod.” The shelf did not argue. That was why he liked it.</w:t>
-      </w:r>
-    </w:p>
-    <w:p>
-      <w:pPr>
         <w:spacing w:before="280"/>
       </w:pPr>
       <w:r>
@@ -1819,7 +1692,7 @@
     <w:p>
       <w:r>
         <w:rPr/>
-        <w:t>Clemency sat in the room like a soft chain. Caesar had spared. At Pharsalus he had sent word down the line before the fighting began: take Brutus alive, if it can be done. Brutus had lived. Tonight the spared life felt less like gratitude and more like a costume that still fit too well. Spain was “settled” in other men’s mouths. The chain had not loosened. He reached for a philosophical sentence and found only the cup in his hand. Wine gone warm and flat. Unbidden: the hour after the spare. Caesar had kept him late over ordinary talk, laughed at something small, and sent him home as if the war between them had been a misunderstanding their house could afford. That warmth was the part of the chain that still cut.</w:t>
+        <w:t>Clemency sat in the room like a soft chain. Caesar had spared. At Pharsalus he had sent word down the line before the fighting began: take Brutus alive, if it can be done. Brutus had lived. Tonight the spared life felt less like gratitude and more like a costume that still fit too well. Spain was “settled” in other men’s mouths. The chain had not loosened. He reached for a philosophical sentence and found only the cup in his hand. Wine gone warm and flat.</w:t>
       </w:r>
     </w:p>
     <w:p>
@@ -2032,127 +1905,202 @@
       </w:pPr>
       <w:r>
         <w:rPr/>
-        <w:t>Nobody Watches</w:t>
-      </w:r>
-    </w:p>
-    <w:p>
-      <w:r>
-        <w:rPr/>
-        <w:t>On the temple steps above the Forum, heat came off the stone into Octavian’s thin shoes. He stood where important men’s shadows fell and practised being invisible on purpose.</w:t>
-      </w:r>
-    </w:p>
-    <w:p>
-      <w:r>
-        <w:rPr/>
-        <w:t>He took his own inventory while he waited, because no one else would. Gaius Octavius. Eighteen, and nobody yet had a reason to remember it. Caesar’s sister’s grandson, which made him a great-nephew: near enough to be invited, far enough to be stood at the edge. On his father’s side, a respectable house with a modest fortune and no armies. On his great-uncle’s, a great many armies. The gap between those two columns was the whole of his position.</w:t>
-      </w:r>
-    </w:p>
-    <w:p>
-      <w:r>
-        <w:rPr/>
-        <w:t>Priests moved with the boredom of men who handled gods professionally. Senators performed importance for one another. A woman selling wreaths named three wrong officials and sold the wreaths anyway. He listened more than he spoke. A boy without legions borrowed maps with his ears.</w:t>
-      </w:r>
-    </w:p>
-    <w:p>
-      <w:r>
-        <w:rPr/>
-        <w:t>Caesar’s glance found him once, brief as a list check, not unkind, not enough. No prophecy in it. Octavian’s shoulders stayed still until the glance moved on. Only then did he breathe. He didn’t look at Agrippa to confirm he had been seen. Looking would have spent the moment.</w:t>
-      </w:r>
-    </w:p>
-    <w:p>
-      <w:r>
-        <w:rPr/>
-        <w:t>Marcus Agrippa at his shoulder said nothing. Same age. Farm-bred, a soldier’s forearms, no family name worth the price of a seat. He had attached himself to Octavian the way some dogs attach themselves to the one person in the house who forgets to be afraid of them. Apollodorus, his Greek, hired to turn rhetoric into a statesman and so far the maker of a very good cloak-holder, fidgeted somewhere behind with the cloaks like a man who wanted his principal larger than the hour allowed.</w:t>
-      </w:r>
-    </w:p>
-    <w:p>
-      <w:r>
-        <w:rPr/>
-        <w:t>“They don’t know your name yet,” Agrippa murmured.</w:t>
-      </w:r>
-    </w:p>
-    <w:p>
-      <w:r>
-        <w:rPr/>
-        <w:t>“Good,” Octavian said. “Names that arrive early get spent.”</w:t>
-      </w:r>
-    </w:p>
-    <w:p>
-      <w:r>
-        <w:rPr/>
-        <w:t>“That sounds wise. Where did you read it?”</w:t>
-      </w:r>
-    </w:p>
-    <w:p>
-      <w:r>
-        <w:rPr/>
-        <w:t>“I made it up on the steps.”</w:t>
-      </w:r>
-    </w:p>
-    <w:p>
-      <w:r>
-        <w:rPr/>
-        <w:t>“It’s very good.”</w:t>
-      </w:r>
-    </w:p>
-    <w:p>
-      <w:r>
-        <w:rPr/>
-        <w:t>“It’s very hot,” said Octavian, “and I would trade it for a seat in the shade.”</w:t>
-      </w:r>
-    </w:p>
-    <w:p>
-      <w:r>
-        <w:rPr/>
-        <w:t>A senator’s attendant brushed past and apologised to Agrippa by mistake. Octavian kept the mistake quiet. Corrections announced you wanted space you had not earned. A moment later the same attendant returned with a reserved place nearer the rail, meant for Caesar’s kin, and offered it to Agrippa again, eyes skipping Octavian like a cloak-stand. Agrippa didn’t take the place. He tipped his chin a fraction toward Octavian. The attendant’s face flickered annoyance, then blankness, then a bow that arrived late and wrong.</w:t>
-      </w:r>
-    </w:p>
-    <w:p>
-      <w:r>
-        <w:rPr/>
-        <w:t>Octavian stepped into the gap anyway, thin shoes on hotter stone. The attendant’s arm stayed a half-breath too long in the way, then withdrew without apology. Octavian counted faces from the new angle: who leaned toward Caesar, who leaned toward money, who leaned only toward their own reflection. When the ceremony ended he was still publicly irrelevant. In his head the reserved place had already been entered beside the wrong chest.</w:t>
-      </w:r>
-    </w:p>
-    <w:p>
-      <w:r>
-        <w:rPr/>
-        <w:t>“He looked at you,” Agrippa said, once the crowd had thinned.</w:t>
-      </w:r>
-    </w:p>
-    <w:p>
-      <w:r>
-        <w:rPr/>
-        <w:t>“He looked at the steps.”</w:t>
-      </w:r>
-    </w:p>
-    <w:p>
-      <w:r>
-        <w:rPr/>
-        <w:t>“He looked at you on the steps.”</w:t>
-      </w:r>
-    </w:p>
-    <w:p>
-      <w:r>
-        <w:rPr/>
-        <w:t>“He was checking whether I was ill again.” Octavian had been ill most of his life, coughs and fevers and a stomach that disliked every campaign he had ever approached, and Caesar knew it. That spring, when Caesar had gone to finish the war in Spain, Octavian had followed late, half-wrecked by sea and sickness, and arrived to find the battle already won. His uncle had looked at him as if he were a mildly interesting line in the day’s dispatches. Then he had asked, with great politeness, whether the journey had been bad. It had been the longest conversation they had ever had.</w:t>
-      </w:r>
-    </w:p>
-    <w:p>
-      <w:r>
-        <w:rPr/>
-        <w:t>“That’s a conversation,” Agrippa had said at the time.</w:t>
-      </w:r>
-    </w:p>
-    <w:p>
-      <w:r>
-        <w:rPr/>
-        <w:t>“It was weather.”</w:t>
-      </w:r>
-    </w:p>
-    <w:p>
-      <w:r>
-        <w:rPr/>
-        <w:t>The unfinished inventory followed him off the steps. Rome’s dinners did not suddenly learn his name. Packing lists did. Within days the same thin shoes stood on ship plank instead of temple stone, and the wrong chest became a joke Agrippa refused to finish aloud.</w:t>
+        <w:t>Apollonia</w:t>
+      </w:r>
+    </w:p>
+    <w:p>
+      <w:r>
+        <w:rPr/>
+        <w:t>Apollonia was not a reward. It was distance with lessons.</w:t>
+      </w:r>
+    </w:p>
+    <w:p>
+      <w:r>
+        <w:rPr/>
+        <w:t>“A Greek town with Italy’s heel for a view,” Agrippa had said from the boat rail, and that was description enough. Caesar had not chosen it for him. Over the hills in Macedonia the army was gathering, and the officers who came down to the coast said the numbers the way other men said prayers: sixteen legions, ten thousand horse, the best of what Spain and Africa had left alive. Then Parthia, beyond Syria, where Crassus’s eagles still hung in some temple. Whoever brought the eagles home, the officers said, would be remembered longer than the man who had only won the war at home, and then they glanced to see whether the boy had heard.</w:t>
+      </w:r>
+    </w:p>
+    <w:p>
+      <w:r>
+        <w:rPr/>
+        <w:t>Somewhere in that plan, Caesar had given his great-nephew a place. Octavian was to study with the army and sail for the East beside the general’s staff. He was to learn the work of a master of the horse, the second chair, the man who rode behind the dictator. Nobody at the dinners had been told. If they had been, they would have laughed.</w:t>
+      </w:r>
+    </w:p>
+    <w:p>
+      <w:r>
+        <w:rPr/>
+        <w:t>The last time the dinners had seen him at all was on the temple steps above the Forum in late summer, heat coming up through his thin shoes. Gaius Octavius, eighteen, Caesar’s sister’s grandson: near enough to be invited, far enough to be stood at the edge. A senator’s attendant had come down the steps with a reserved place nearer the rail, meant for Caesar’s kin, and offered it to Agrippa. Then offered it to Agrippa again, his eyes skipping Octavian like a cloak-stand. Marcus Agrippa was the same age, farm-bred, with a soldier’s forearms and no family name worth the price of a seat. He did not take the place. He tipped his chin a fraction toward the boy beside him, and the bow that followed arrived late and wrong. Octavian stepped into the gap and said nothing. Corrections announced you wanted space you had not earned.</w:t>
+      </w:r>
+    </w:p>
+    <w:p>
+      <w:r>
+        <w:rPr/>
+        <w:t>“They don’t know your name yet,” Agrippa had murmured.</w:t>
+      </w:r>
+    </w:p>
+    <w:p>
+      <w:r>
+        <w:rPr/>
+        <w:t>“Good. Names that arrive early get spent.”</w:t>
+      </w:r>
+    </w:p>
+    <w:p>
+      <w:r>
+        <w:rPr/>
+        <w:t>Caesar’s glance had found him once that day, brief as a list check, not unkind, not enough. In Spain that spring Octavian had followed his uncle late, half-wrecked by sea and sickness, and arrived to find the battle already won. Caesar had asked, with great politeness, whether the journey had been bad. It had been the longest conversation they had ever had. Within days of the steps the same thin shoes stood on ship plank, and Apollodorus, the Greek hired to turn him into a statesman, was being sick over the rail.</w:t>
+      </w:r>
+    </w:p>
+    <w:p>
+      <w:r>
+        <w:rPr/>
+        <w:t>On the Illyrian coast he studied war like a schoolboy learning a speech another boy might be called on to declaim.</w:t>
+      </w:r>
+    </w:p>
+    <w:p>
+      <w:r>
+        <w:rPr/>
+        <w:t>Agrippa drilled until sweat made honesty cheaper than speech. Octavian’s body complained; he didn’t narrate the complaint. Weakness spoken aloud became other men’s tool. He asked questions that sounded younger than his calculations, supply, winds, what older officers feared when they joked about the East.</w:t>
+      </w:r>
+    </w:p>
+    <w:p>
+      <w:r>
+        <w:rPr/>
+        <w:t>“What do they fear?” Agrippa asked, on the second night, while they scrubbed their gear.</w:t>
+      </w:r>
+    </w:p>
+    <w:p>
+      <w:r>
+        <w:rPr/>
+        <w:t>“The bowmen. Mounted archers who shoot backwards while they run. They say you can chase them until you drop and never touch a man.”</w:t>
+      </w:r>
+    </w:p>
+    <w:p>
+      <w:r>
+        <w:rPr/>
+        <w:t>“That’s not a fear. That’s a boast about the enemy.”</w:t>
+      </w:r>
+    </w:p>
+    <w:p>
+      <w:r>
+        <w:rPr/>
+        <w:t>“It’s both. When a man brags about how clever the other side is, he’s already asking for a bigger army.”</w:t>
+      </w:r>
+    </w:p>
+    <w:p>
+      <w:r>
+        <w:rPr/>
+        <w:t>Those officers brightened at Parthia talk, months east, glory, the map widening. One sketched a route in dust with a stick and erased it with his boot, laughing. Octavian copied the erased lines before the boot finished. Then he looked at the sea long enough that Agrippa followed his gaze. Rome’s dinners and this packing list never shared a shore.</w:t>
+      </w:r>
+    </w:p>
+    <w:p>
+      <w:r>
+        <w:rPr/>
+        <w:t>“When he calls us,” Agrippa said once, meaning Caesar.</w:t>
+      </w:r>
+    </w:p>
+    <w:p>
+      <w:r>
+        <w:rPr/>
+        <w:t>“When he calls,” Octavian agreed. He almost added a colder clause about mouths and mornings, then bit it off. He kept what he could own without saying it: the dust-route, the wind, Agrippa’s stubborn loyalty, and the attendant’s late bow, filed where names that arrive early get spent.</w:t>
+      </w:r>
+    </w:p>
+    <w:p>
+      <w:r>
+        <w:rPr/>
+        <w:t>An older officer clapped his shoulder and called him Caesar’s hopeful shadow. Octavian smiled the polite smile and didn’t correct the furniture.</w:t>
+      </w:r>
+    </w:p>
+    <w:p>
+      <w:r>
+        <w:rPr/>
+        <w:t>When the officer moved off, Agrippa bumped Octavian’s elbow, barely play, barely warning. “Cheer up, Shadow. At least they remember you have edges.”</w:t>
+      </w:r>
+    </w:p>
+    <w:p>
+      <w:r>
+        <w:rPr/>
+        <w:t>Octavian’s polite smile thinned to nothing. “Don’t.”</w:t>
+      </w:r>
+    </w:p>
+    <w:p>
+      <w:r>
+        <w:rPr/>
+        <w:t>“Don’t what?”</w:t>
+      </w:r>
+    </w:p>
+    <w:p>
+      <w:r>
+        <w:rPr/>
+        <w:t>“That name. Not from you.” He wiped sweat with the wrong wrist, awkward. “They can call me furniture. You don’t.”</w:t>
+      </w:r>
+    </w:p>
+    <w:p>
+      <w:r>
+        <w:rPr/>
+        <w:t>Agrippa’s mouth twitched, caught, not cruel. “Noted. No shadows. Only drill.” He paused. “Though you do look like a boy arguing with the sun.”</w:t>
+      </w:r>
+    </w:p>
+    <w:p>
+      <w:r>
+        <w:rPr/>
+        <w:t>Octavian almost laughed, then turned it into a cough so the older men would not own the sound. “Keep close,” he said, still awkward with warmth.</w:t>
+      </w:r>
+    </w:p>
+    <w:p>
+      <w:r>
+        <w:rPr/>
+        <w:t>Apollodorus found them at the end of one day, grey with dust and distaste, carrying a roll of Greek he had been trying to teach Octavian for a month. “If the young master is finished being a soldier,” he said, “there is a speech of Demosthenes that has been waiting since breakfast.”</w:t>
+      </w:r>
+    </w:p>
+    <w:p>
+      <w:r>
+        <w:rPr/>
+        <w:t>“What does he say?” Agrippa asked.</w:t>
+      </w:r>
+    </w:p>
+    <w:p>
+      <w:r>
+        <w:rPr/>
+        <w:t>“He says that Athens should have fought Philip while there was still time.”</w:t>
+      </w:r>
+    </w:p>
+    <w:p>
+      <w:r>
+        <w:rPr/>
+        <w:t>“Did Athens listen?”</w:t>
+      </w:r>
+    </w:p>
+    <w:p>
+      <w:r>
+        <w:rPr/>
+        <w:t>“No.”</w:t>
+      </w:r>
+    </w:p>
+    <w:p>
+      <w:r>
+        <w:rPr/>
+        <w:t>“Then he’s no use to us,” said Agrippa, and Octavian laughed in earnest and had to turn it into a second cough. Apollodorus rolled the scroll with the dignity of a man who had heard worse reviews.</w:t>
+      </w:r>
+    </w:p>
+    <w:p>
+      <w:r>
+        <w:rPr/>
+        <w:t>Before sleep they shared a heel of bread Agrippa had bullied from a cook who respected fists more than kin names. No officers. No Parthia sticks in dust. Just the ordinary theft of calories and Agrippa’s rule spoken twice without theatre: no shadows between them. Octavian practised a thank-you and discarded it. He bumped Agrippa’s shoulder back, clumsy, almost play, and lay down sore, young, and unfinished, exactly as far from Senate heat as the sea allowed. He didn’t dream of crowns. He dreamed of the reserved place offered to the wrong chest, then of missing a drill step and being laughed at by men whose names he needed.</w:t>
+      </w:r>
+    </w:p>
+    <w:p>
+      <w:pPr>
+        <w:spacing w:before="280"/>
+      </w:pPr>
+      <w:r>
+        <w:rPr/>
+        <w:t>Chapter 6</w:t>
+      </w:r>
+    </w:p>
+    <w:p>
+      <w:r>
+        <w:rPr/>
+        <w:t>Perpetuo</w:t>
       </w:r>
     </w:p>
     <w:p>
@@ -2161,184 +2109,229 @@
       </w:pPr>
       <w:r>
         <w:rPr/>
-        <w:t>Apollonia</w:t>
-      </w:r>
-    </w:p>
-    <w:p>
-      <w:r>
-        <w:rPr/>
-        <w:t>Apollonia was not a reward. It was distance with lessons.</w:t>
-      </w:r>
-    </w:p>
-    <w:p>
-      <w:r>
-        <w:rPr/>
-        <w:t>“A Greek town with Italy’s heel for a view,” Agrippa had said from the boat rail, and that was description enough. Caesar had not chosen it for him. Over the hills in Macedonia the army was gathering, and the officers who came down to the coast said the numbers the way other men said prayers: sixteen legions, ten thousand horse, the best of what Spain and Africa had left alive. Then Parthia, beyond Syria, where Crassus’s eagles still hung in some temple. Whoever brought the eagles home, the officers said, would be remembered longer than the man who had only won the war at home, and then they glanced to see whether the boy had heard.</w:t>
-      </w:r>
-    </w:p>
-    <w:p>
-      <w:r>
-        <w:rPr/>
-        <w:t>Somewhere in that plan, Caesar had given his great-nephew a place. Octavian was to study with the army and sail for the East beside the general’s staff. He was to learn the work of a master of the horse, the second chair, the man who rode behind the dictator. Nobody at the dinners had been told. If they had been, they would have laughed.</w:t>
-      </w:r>
-    </w:p>
-    <w:p>
-      <w:r>
-        <w:rPr/>
-        <w:t>On the Illyrian coast he studied war like a schoolboy learning a speech another boy might be called on to declaim.</w:t>
-      </w:r>
-    </w:p>
-    <w:p>
-      <w:r>
-        <w:rPr/>
-        <w:t>Agrippa drilled until sweat made honesty cheaper than speech. Octavian’s body complained; he didn’t narrate the complaint. Weakness spoken aloud became other men’s tool. He asked questions that sounded younger than his calculations, supply, winds, what older officers feared when they joked about the East.</w:t>
-      </w:r>
-    </w:p>
-    <w:p>
-      <w:r>
-        <w:rPr/>
-        <w:t>“What do they fear?” Agrippa asked, on the second night, while they scrubbed their gear.</w:t>
-      </w:r>
-    </w:p>
-    <w:p>
-      <w:r>
-        <w:rPr/>
-        <w:t>“The bowmen. Mounted archers who shoot backwards while they run. They say you can chase them until you drop and never touch a man.”</w:t>
-      </w:r>
-    </w:p>
-    <w:p>
-      <w:r>
-        <w:rPr/>
-        <w:t>“That’s not a fear. That’s a boast about the enemy.”</w:t>
-      </w:r>
-    </w:p>
-    <w:p>
-      <w:r>
-        <w:rPr/>
-        <w:t>“It’s both. When a man brags about how clever the other side is, he’s already asking for a bigger army.”</w:t>
-      </w:r>
-    </w:p>
-    <w:p>
-      <w:r>
-        <w:rPr/>
-        <w:t>Those officers brightened at Parthia talk, months east, glory, the map widening. One sketched a route in dust with a stick and erased it with his boot, laughing. Octavian copied the erased lines before the boot finished. Then he looked at the sea long enough that Agrippa followed his gaze. Rome’s dinners and this packing list never shared a shore.</w:t>
-      </w:r>
-    </w:p>
-    <w:p>
-      <w:r>
-        <w:rPr/>
-        <w:t>“When he calls us,” Agrippa said once, meaning Caesar.</w:t>
-      </w:r>
-    </w:p>
-    <w:p>
-      <w:r>
-        <w:rPr/>
-        <w:t>“When he calls,” Octavian agreed. He almost added a colder clause about mouths and mornings, then bit it off. He kept what he could own without saying it: the dust-route, the wind, Agrippa’s stubborn loyalty, and the attendant’s late bow, filed where names that arrive early get spent.</w:t>
-      </w:r>
-    </w:p>
-    <w:p>
-      <w:r>
-        <w:rPr/>
-        <w:t>An older officer clapped his shoulder and called him Caesar’s hopeful shadow. Octavian smiled the polite smile and didn’t correct the furniture.</w:t>
-      </w:r>
-    </w:p>
-    <w:p>
-      <w:r>
-        <w:rPr/>
-        <w:t>When the officer moved off, Agrippa bumped Octavian’s elbow, barely play, barely warning. “Cheer up, Shadow. At least they remember you have edges.”</w:t>
-      </w:r>
-    </w:p>
-    <w:p>
-      <w:r>
-        <w:rPr/>
-        <w:t>Octavian’s polite smile thinned to nothing. “Don’t.”</w:t>
-      </w:r>
-    </w:p>
-    <w:p>
-      <w:r>
-        <w:rPr/>
-        <w:t>“Don’t what?”</w:t>
-      </w:r>
-    </w:p>
-    <w:p>
-      <w:r>
-        <w:rPr/>
-        <w:t>“That name. Not from you.” He wiped sweat with the wrong wrist, awkward. “They can call me furniture. You don’t.”</w:t>
-      </w:r>
-    </w:p>
-    <w:p>
-      <w:r>
-        <w:rPr/>
-        <w:t>Agrippa’s mouth twitched, caught, not cruel. “Noted. No shadows. Only drill.” He paused. “Though you do look like a boy arguing with the sun.”</w:t>
-      </w:r>
-    </w:p>
-    <w:p>
-      <w:r>
-        <w:rPr/>
-        <w:t>Octavian almost laughed, then turned it into a cough so the older men would not own the sound. “Keep close,” he said, still awkward with warmth.</w:t>
-      </w:r>
-    </w:p>
-    <w:p>
-      <w:r>
-        <w:rPr/>
-        <w:t>Apollodorus found them at the end of the day, grey with dust and distaste, carrying a roll of Greek he had been trying to teach Octavian for a month. “If the young master is finished being a soldier,” he said, “there is a speech of Demosthenes that has been waiting since breakfast.”</w:t>
-      </w:r>
-    </w:p>
-    <w:p>
-      <w:r>
-        <w:rPr/>
-        <w:t>“What does he say?” Agrippa asked.</w:t>
-      </w:r>
-    </w:p>
-    <w:p>
-      <w:r>
-        <w:rPr/>
-        <w:t>“He says that Athens should have fought Philip while there was still time.”</w:t>
-      </w:r>
-    </w:p>
-    <w:p>
-      <w:r>
-        <w:rPr/>
-        <w:t>“Did Athens listen?”</w:t>
-      </w:r>
-    </w:p>
-    <w:p>
-      <w:r>
-        <w:rPr/>
-        <w:t>“No.”</w:t>
-      </w:r>
-    </w:p>
-    <w:p>
-      <w:r>
-        <w:rPr/>
-        <w:t>“Then he’s no use to us,” said Agrippa, and Octavian laughed in earnest and had to turn it into a second cough. Apollodorus rolled the scroll with the dignity of a man who had heard worse reviews.</w:t>
-      </w:r>
-    </w:p>
-    <w:p>
-      <w:r>
-        <w:rPr/>
-        <w:t>They drilled again until the erased dust-route lived in Octavian’s legs as much as in his head. An officer asked whether the boy would last a month east. Agrippa answered with water and another lap, which was clearer than speech. Octavian did not thank him in front of the men. Thanks announced need.</w:t>
-      </w:r>
-    </w:p>
-    <w:p>
-      <w:r>
-        <w:rPr/>
-        <w:t>Before sleep they shared a heel of bread Agrippa had bullied from a cook who respected fists more than kin names. No officers. No Parthia sticks in dust. Just the ordinary theft of calories and Agrippa’s rule spoken twice without theatre: no shadows between them. Octavian practised a thank-you and discarded it. He bumped Agrippa’s shoulder back, clumsy, almost play, and lay down sore, young, and unfinished, exactly as far from Senate heat as the sea allowed. He didn’t dream of crowns. He dreamed of the reserved place offered to the wrong chest, then of missing a drill step and being laughed at by men whose names he needed.</w:t>
-      </w:r>
-    </w:p>
-    <w:p>
-      <w:pPr>
-        <w:spacing w:before="280"/>
-      </w:pPr>
-      <w:r>
-        <w:rPr/>
-        <w:t>Chapter 6</w:t>
-      </w:r>
-    </w:p>
-    <w:p>
-      <w:r>
-        <w:rPr/>
-        <w:t>Perpetuo</w:t>
+        <w:t>The First Praetorship</w:t>
+      </w:r>
+    </w:p>
+    <w:p>
+      <w:r>
+        <w:rPr/>
+        <w:t>The outer court of the Domus Publica was full of men pretending not to wait. Brutus knew most of them by the backs of their heads. Cassius stood by the cold brazier with his arms folded, the way he stood on a ship’s deck, and pretended nothing.</w:t>
+      </w:r>
+    </w:p>
+    <w:p>
+      <w:r>
+        <w:rPr/>
+        <w:t>“He’ll see you first,” Cassius said.</w:t>
+      </w:r>
+    </w:p>
+    <w:p>
+      <w:r>
+        <w:rPr/>
+        <w:t>“He sent for us both.”</w:t>
+      </w:r>
+    </w:p>
+    <w:p>
+      <w:r>
+        <w:rPr/>
+        <w:t>“He sent for us both at the same hour. That is a different thing.” Cassius looked at the door to the inner rooms. “Go on. I’ll warm the brazier with my temper.”</w:t>
+      </w:r>
+    </w:p>
+    <w:p>
+      <w:r>
+        <w:rPr/>
+        <w:t>A slave led Brutus through rooms that smelled of lamp oil and old priests. The chief priest of Rome lived in the house of its religion and kept his papers there like a general’s baggage. Caesar sat at a table under two lamps with lists spread in front of him, and his secretary Faberius at the far end copied names in a hand so small it looked like seed.</w:t>
+      </w:r>
+    </w:p>
+    <w:p>
+      <w:r>
+        <w:rPr/>
+        <w:t>“Marcus,” Caesar said, and stood, which he did not need to do. “Sit. You look like a man who has come to be sentenced.”</w:t>
+      </w:r>
+    </w:p>
+    <w:p>
+      <w:r>
+        <w:rPr/>
+        <w:t>“I have come to be told.”</w:t>
+      </w:r>
+    </w:p>
+    <w:p>
+      <w:r>
+        <w:rPr/>
+        <w:t xml:space="preserve">“In this house that is the same thing.” Caesar turned one of the tablets so Brutus could read it. Next year, written out: the consuls, the praetors, the provinces after. Brutus found his own name before he found the words beside it. </w:t>
+      </w:r>
+      <w:r>
+        <w:rPr>
+          <w:i/>
+        </w:rPr>
+        <w:t>Praetor urbanus.</w:t>
+      </w:r>
+      <w:r>
+        <w:rPr/>
+        <w:t xml:space="preserve"> The city praetorship. The court in the Forum, the edicts, the games of Apollo in July. The first of the praetors, the one men remembered.</w:t>
+      </w:r>
+    </w:p>
+    <w:p>
+      <w:r>
+        <w:rPr/>
+        <w:t xml:space="preserve">Two lines below: </w:t>
+      </w:r>
+      <w:r>
+        <w:rPr>
+          <w:i/>
+        </w:rPr>
+        <w:t>C. Cassius Longinus, inter peregrinos.</w:t>
+      </w:r>
+      <w:r>
+        <w:rPr/>
+        <w:t xml:space="preserve"> The praetor for foreigners. A Greek and a Gaul quarrelling over a cargo of hides.</w:t>
+      </w:r>
+    </w:p>
+    <w:p>
+      <w:r>
+        <w:rPr/>
+        <w:t>“Cassius has served longer,” Brutus said. He had promised himself on the walk over that he would say it, and he was relieved to hear that he had. “He held Syria after Carrhae with what was left of Crassus’s army. He beat the Parthians at Antigonea when nobody in Rome could have found it on a map.”</w:t>
+      </w:r>
+    </w:p>
+    <w:p>
+      <w:r>
+        <w:rPr/>
+        <w:t>“I know. I have read his letters. He writes them as if the Senate were a slow schoolboy.” Caesar took the stylus from Faberius, looked at the tablet, and handed it back. “Cassius has the juster claim. But Brutus must have the first.”</w:t>
+      </w:r>
+    </w:p>
+    <w:p>
+      <w:r>
+        <w:rPr/>
+        <w:t>Faberius wrote nothing. It was already written.</w:t>
+      </w:r>
+    </w:p>
+    <w:p>
+      <w:r>
+        <w:rPr/>
+        <w:t>Brutus waited to be sent away, and was not. Caesar called for wine and then forgot to drink it. He asked about Cisalpine Gaul, where Brutus had governed the year before, and listened to the answer, which was rare enough in Rome that Brutus caught himself talking too long. Caesar had ridden through the province on his way home from Spain and found the towns grateful instead of merely afraid, and he said so, and named two of the towns correctly.</w:t>
+      </w:r>
+    </w:p>
+    <w:p>
+      <w:r>
+        <w:rPr/>
+        <w:t>“And you have been writing,” Caesar said.</w:t>
+      </w:r>
+    </w:p>
+    <w:p>
+      <w:r>
+        <w:rPr/>
+        <w:t>“A little.”</w:t>
+      </w:r>
+    </w:p>
+    <w:p>
+      <w:r>
+        <w:rPr/>
+        <w:t xml:space="preserve">“A little. Your </w:t>
+      </w:r>
+      <w:r>
+        <w:rPr>
+          <w:i/>
+        </w:rPr>
+        <w:t>Cato</w:t>
+      </w:r>
+      <w:r>
+        <w:rPr/>
+        <w:t xml:space="preserve"> reached me in Spain. So did Cicero’s. I had a war to finish and two books telling me Cato was the last Roman, so I wrote back from camp.” He smiled. “You have read my answer?”</w:t>
+      </w:r>
+    </w:p>
+    <w:p>
+      <w:r>
+        <w:rPr/>
+        <w:t>“I have.”</w:t>
+      </w:r>
+    </w:p>
+    <w:p>
+      <w:r>
+        <w:rPr/>
+        <w:t>“It isn’t good. It’s angry, which is worse than bad. I lost my temper with a dead man, and the dead always win that.” He tapped the table. “Write me another and I will answer that too. We will keep the copyists fed.”</w:t>
+      </w:r>
+    </w:p>
+    <w:p>
+      <w:r>
+        <w:rPr/>
+        <w:t>Brutus laughed, and heard himself laugh, and could not take it back.</w:t>
+      </w:r>
+    </w:p>
+    <w:p>
+      <w:r>
+        <w:rPr/>
+        <w:t>Caesar talked about Nicaea, two summers gone, when Brutus had stood in front of him and spoken for King Deiotarus, who had backed Pompey and wanted to keep his kingdom anyway. “I sat there thinking, it matters a great deal what this young man wants. Because whatever he wants, he wants hard.” He meant it as praise. Brutus took it as praise, and only later, walking home, wondered who else had heard it said.</w:t>
+      </w:r>
+    </w:p>
+    <w:p>
+      <w:r>
+        <w:rPr/>
+        <w:t>Faberius trimmed the lamps and went back to his seed-small names. Two doors away the court was still waiting. Caesar talked about the dull things a man talks about at the end of a day: a leaking cistern, a horse gone lame at Narbo, a priest who could not be made to finish a sacrifice before noon. He asked after Porcia.</w:t>
+      </w:r>
+    </w:p>
+    <w:p>
+      <w:r>
+        <w:rPr/>
+        <w:t>“Is she as clever as her father?”</w:t>
+      </w:r>
+    </w:p>
+    <w:p>
+      <w:r>
+        <w:rPr/>
+        <w:t>“Cleverer. Less patient.”</w:t>
+      </w:r>
+    </w:p>
+    <w:p>
+      <w:r>
+        <w:rPr/>
+        <w:t>“Then you will do well, if she lets you.”</w:t>
+      </w:r>
+    </w:p>
+    <w:p>
+      <w:r>
+        <w:rPr/>
+        <w:t>When Brutus rose at last, Caesar walked him to the inner door with a hand on his shoulder. It had the same weight it had had at Larissa after Pharsalus, when Brutus came in out of the mud expecting chains and was given dinner.</w:t>
+      </w:r>
+    </w:p>
+    <w:p>
+      <w:r>
+        <w:rPr/>
+        <w:t>“People tell me things about you,” Caesar said at the door, lightly. He laid the flat of his hand on his own chest. “I tell them Brutus will wait for this poor body. He can afford to.”</w:t>
+      </w:r>
+    </w:p>
+    <w:p>
+      <w:r>
+        <w:rPr/>
+        <w:t>Then he was back at his lists, and Brutus was in the corridor with his face doing something he had not told it to do.</w:t>
+      </w:r>
+    </w:p>
+    <w:p>
+      <w:r>
+        <w:rPr/>
+        <w:t>Cassius was still by the brazier. He looked at Brutus once and unfolded his arms.</w:t>
+      </w:r>
+    </w:p>
+    <w:p>
+      <w:r>
+        <w:rPr/>
+        <w:t>“Well?”</w:t>
+      </w:r>
+    </w:p>
+    <w:p>
+      <w:r>
+        <w:rPr/>
+        <w:t>“He will tell you himself.”</w:t>
+      </w:r>
+    </w:p>
+    <w:p>
+      <w:r>
+        <w:rPr/>
+        <w:t>“He has already told me,” Cassius said. “You came out smiling.” He went past Brutus toward the inner rooms without waiting for the slave. The men in the court watched him go and then watched Brutus, and Brutus put the smile away too late for any of them to miss it.</w:t>
+      </w:r>
+    </w:p>
+    <w:p>
+      <w:r>
+        <w:rPr/>
+        <w:t>He walked home the long way, through the Forum, past the tribunal where in a few days he would sit as first praetor of Rome. The weight stayed on his shoulder the whole way. He tried to think of it as a debt, because a debt could be paid.</w:t>
       </w:r>
     </w:p>
     <w:p>
@@ -2630,49 +2623,13 @@
     <w:p>
       <w:r>
         <w:rPr/>
-        <w:t>A third voice, two stools down, tried to sell another question as grain. “And the gardens across the river: if the foreign lodging holds, do the trees count as collateral, or only the leases men are already shopping?”</w:t>
-      </w:r>
-    </w:p>
-    <w:p>
-      <w:r>
-        <w:rPr/>
-        <w:t>Sosia snorted into his cup. “Last month it was half-hours on roads and a boy with a schedule. Now it’s trees. Same river, worse arithmetic.”</w:t>
-      </w:r>
-    </w:p>
-    <w:p>
-      <w:r>
-        <w:rPr/>
-        <w:t>“Gardens are gardens,” Hordeonius said, mild as a rate sheet. “I price what a lease can move before the Kalends. I do not underwrite Alexandria on a dinner story.”</w:t>
-      </w:r>
-    </w:p>
-    <w:p>
-      <w:r>
-        <w:rPr/>
-        <w:t>He did not certify the child. He certified that the market had begun shopping the river as if trees could clear a debt. Enough for a banker who preferred Kalends to crowns.</w:t>
-      </w:r>
-    </w:p>
-    <w:p>
-      <w:r>
-        <w:rPr/>
-        <w:t>“Nobody says the queen’s name,” said the third voice, pleased with himself.</w:t>
-      </w:r>
-    </w:p>
-    <w:p>
-      <w:r>
-        <w:rPr/>
-        <w:t>“Nobody needs to,” said Sosia. “You have said the trees.”</w:t>
-      </w:r>
-    </w:p>
-    <w:p>
-      <w:r>
-        <w:rPr/>
-        <w:t>He felt the market’s mood thicken. Thick markets made people invent virtues. Virtues, priced wrongly, became recruitment talk before anyone admitted the word. Forever at the doorway. Dead calendars at the stall. Eastern crates counting months.</w:t>
-      </w:r>
-    </w:p>
-    <w:p>
-      <w:r>
-        <w:rPr/>
-        <w:t>“Watch,” the young agent said, already halfway to a darker room in his mind. Hordeonius marked him for interest, not for liberty.</w:t>
+        <w:t>He felt the market’s mood thicken. Thick markets made people invent virtues, and virtues priced wrongly became recruitment talk before anyone admitted the word.</w:t>
+      </w:r>
+    </w:p>
+    <w:p>
+      <w:r>
+        <w:rPr/>
+        <w:t>The young agent folded his tablet of names into his sleeve and went off toward the baths, where men who were not on the list had begun to meet in the side rooms. Hordeonius marked him for interest, not for liberty.</w:t>
       </w:r>
     </w:p>
     <w:p>
@@ -3477,7 +3434,7 @@
     <w:p>
       <w:r>
         <w:rPr/>
-        <w:t>Brutus walked the corridor strip where the older Brutus lived in paint. He wanted the ancestors to forbid him. Paint forbade nothing useful. The shoulder-touch from the spared years sat in his muscle anyway, closer than paint, harder to draft away. For a breath he let himself picture Caesar’s face if the door ever opened with a knife behind it, and the picture hurt enough that he almost ordered them out for that reason alone.</w:t>
+        <w:t>Brutus walked the corridor strip where the older Brutus lived in paint. He wanted the ancestors to forbid him. Paint forbade nothing useful. For a breath he let himself picture Caesar’s face if the door ever opened with a knife behind it, and the picture hurt enough that he almost ordered them out for that reason alone.</w:t>
       </w:r>
     </w:p>
     <w:p>
@@ -7157,7 +7114,7 @@
     <w:p>
       <w:r>
         <w:rPr/>
-        <w:t>Brutus looked once more at the shape on the stones. Softness tried to rise in him. Not the abstract debt: the late hour after forgiveness when Caesar had still wanted his company and made the war feel finished between them. The ordinary talk. The laugh at something small. The hand on his shoulder like kinship politics had not earned. That was the betrayal’s true size. It did not leave when he named the body tyrant. He stood one breath longer than Cassius wanted. Then he crushed it the way he crushed unearned tears: privately, incompletely, with the lie that ancestors approved.</w:t>
+        <w:t>Brutus looked once more at the shape on the stones. Softness tried to rise in him. Not the abstract debt: the December evening of the praetorship, when Caesar had given him the first chair over Cassius and then kept him late anyway, as if he wanted the company. The leaking cistern. The laugh Brutus could not take back. The hand on his shoulder at the door. That was the betrayal’s true size. It did not leave when he named the body tyrant. He stood one breath longer than Cassius wanted. Then he crushed it the way he crushed unearned tears: privately, incompletely, with the lie that ancestors approved.</w:t>
       </w:r>
     </w:p>
     <w:p>
@@ -7406,7 +7363,7 @@
     <w:p>
       <w:r>
         <w:rPr/>
-        <w:t>Brutus watched a knot of women shove a knot of men and felt the first cold thought that was not philosophical: we have killed a man the city loved more than it loves our vocabulary. Under it, smaller and worse: I killed a man who forgave me and kept me close. The late hour after the spare returned without asking leave and stood beside the Forum noise. Wine gone warm. Ordinary talk. The war treated as a misunderstanding their house could afford. The rock could not make private guilt public enough to share. He wanted, badly, to wait until the Forum rearranged itself into the audience the words deserved.</w:t>
+        <w:t>Brutus watched a knot of women shove a knot of men and felt the first cold thought that was not philosophical: we have killed a man the city loved more than it loves our vocabulary. Under it, smaller and worse: I killed a man who forgave me and kept me close. The rock could not make private guilt public enough to share. He wanted, badly, to wait until the Forum rearranged itself into the audience the words deserved.</w:t>
       </w:r>
     </w:p>
     <w:p>
@@ -7974,7 +7931,7 @@
     <w:p>
       <w:r>
         <w:rPr/>
-        <w:t>He entered prices the way other men entered omens. Up a hair on river-adjacent leases. Down on properties too near Liberators’ doors. A man tried to sell him, quietly, a copy of Visellius’s old debt marks, the ghost of a ledger already closed, hinting Basilus and an Antonian name could still be made to squeal.</w:t>
+        <w:t>He entered prices the way other men entered omens. Up a hair on river-adjacent leases. Down on properties too near Liberators’ doors. A man tried to sell him, quietly, a copy of Visellius’s old debt marks, the ghost of a ledger already closed, hinting Basilus and an Antonian name could still be made to squeal. Hordeonius had already looked for the Antonian name himself that morning. Bucco’s stool by the Janus stood empty, his boards taken down in the night, and the soldiers’ widows who owed him were telling each other he had gone south with his tablets before anyone thought to ask for them.</w:t>
       </w:r>
     </w:p>
     <w:p>
@@ -9559,7 +9516,7 @@
     <w:p>
       <w:r>
         <w:rPr/>
-        <w:t>Brutus drafted speeches for a city that would not let him deliver them. Ink dried on periods that would never meet a Forum. Twice he began a sentence that needed Caesar’s name as tyrant and found his hand stopping before the stylus could finish the cruelty. Late-hour forgiveness still had a claim on the grammar. He read Cato into the hedges until a steward’s report of Antonian veterans drinking in the Forum made him set the scroll down mid-sentence. He pressed his thumb hard into the wooden rim of the bench.</w:t>
+        <w:t>Brutus drafted speeches for a city that would not let him deliver them. Ink dried on periods that would never meet a Forum. Twice he began a sentence that needed Caesar’s name as tyrant and found his hand stopping before the stylus could finish the cruelty. He read Cato into the hedges until a steward’s report of Antonian veterans drinking in the Forum made him set the scroll down mid-sentence. He pressed his thumb hard into the wooden rim of the bench.</w:t>
       </w:r>
     </w:p>
     <w:p>
@@ -14304,6 +14261,175 @@
       </w:pPr>
       <w:r>
         <w:rPr/>
+        <w:t>The Legion That Stood</w:t>
+      </w:r>
+    </w:p>
+    <w:p>
+      <w:r>
+        <w:rPr/>
+        <w:t>On the second morning the legion stood again.</w:t>
+      </w:r>
+    </w:p>
+    <w:p>
+      <w:r>
+        <w:rPr/>
+        <w:t>It stood on the parade ground in its lines with its shields grounded and its standards up, in good order, and when the trumpet went it did not move. Nobody shouted. Nobody threw anything. Five thousand men stood in the sun as if they had been told to, and looked across the camp at the good house where Gaius Antonius had dined with their centurions every night that week.</w:t>
+      </w:r>
+    </w:p>
+    <w:p>
+      <w:r>
+        <w:rPr/>
+        <w:t>Brutus watched from the gate of his quarters. He had a speech ready. He had had it ready since the first morning, and each time he looked at the lines it seemed more likely that the speech was what they were waiting for, so that they could refuse to listen to it.</w:t>
+      </w:r>
+    </w:p>
+    <w:p>
+      <w:r>
+        <w:rPr/>
+        <w:t>“They want to be asked,” said one of his officers.</w:t>
+      </w:r>
+    </w:p>
+    <w:p>
+      <w:r>
+        <w:rPr/>
+        <w:t>“They want to be paid,” said another.</w:t>
+      </w:r>
+    </w:p>
+    <w:p>
+      <w:r>
+        <w:rPr/>
+        <w:t>“They want to be his brother’s,” Brutus said, “and they do not want to say so.”</w:t>
+      </w:r>
+    </w:p>
+    <w:p>
+      <w:r>
+        <w:rPr/>
+        <w:t>A rider came up the coast road in the middle of that, grey with dust, with his mother’s seal on the bag, and the guards let him through. It was Servilia’s freedman, the old one who had carried her letters for thirty years and had once carried Brutus on his shoulders round the atrium to look at the masks. He got down off the horse badly. He did not hand over the bag. He stood in front of Brutus with it held against his chest, and Brutus knew from the way he held it.</w:t>
+      </w:r>
+    </w:p>
+    <w:p>
+      <w:r>
+        <w:rPr/>
+        <w:t>“Tell me,” Brutus said.</w:t>
+      </w:r>
+    </w:p>
+    <w:p>
+      <w:r>
+        <w:rPr/>
+        <w:t>“The lady Porcia, master. In Rome. Before the Kalends.”</w:t>
+      </w:r>
+    </w:p>
+    <w:p>
+      <w:r>
+        <w:rPr/>
+        <w:t>Brutus nodded. He found he was still nodding and stopped.</w:t>
+      </w:r>
+    </w:p>
+    <w:p>
+      <w:r>
+        <w:rPr/>
+        <w:t>“Your mother writes that she had been...”</w:t>
+      </w:r>
+    </w:p>
+    <w:p>
+      <w:r>
+        <w:rPr/>
+        <w:t>“No,” Brutus said. “Not how. Not yet.”</w:t>
+      </w:r>
+    </w:p>
+    <w:p>
+      <w:r>
+        <w:rPr/>
+        <w:t>The freedman opened the bag. There were three letters on top, and the uppermost had Cicero’s seal. Cicero must have written the same day the news went round the Palatine and sent it to Servilia’s house to travel with hers, because Cicero would always know which courier was fastest. Brutus took that one. He could bear Cicero. Cicero would be well written.</w:t>
+      </w:r>
+    </w:p>
+    <w:p>
+      <w:r>
+        <w:rPr/>
+        <w:t>It was. It told him he was a philosopher, and that philosophers were watched. It told him that the whole army was looking to see how he bore it, and that a man who had read what he had read would know how to set a measure to grief.</w:t>
+      </w:r>
+    </w:p>
+    <w:p>
+      <w:r>
+        <w:rPr/>
+        <w:t>He looked up from the wax. Across the parade ground five thousand men were looking at him.</w:t>
+      </w:r>
+    </w:p>
+    <w:p>
+      <w:r>
+        <w:rPr/>
+        <w:t>They had seen the rider. They had seen the old man’s face, and the bag held like that, and their general at his gate reading. Word was already going down the ranks the way word does in a camp, faster than a trumpet: the front cohort, then the second, a turn of heads like wind going over barley.</w:t>
+      </w:r>
+    </w:p>
+    <w:p>
+      <w:r>
+        <w:rPr/>
+        <w:t>He gave the letter to the freedman. “Put it with the others.”</w:t>
+      </w:r>
+    </w:p>
+    <w:p>
+      <w:r>
+        <w:rPr/>
+        <w:t>Then he walked out onto the parade ground without his lictors and without the speech. The sun was hot on his head. He walked until he was in front of the first cohort, near enough to see the sweat on the standard-bearer’s lip, and he stopped there and said nothing at all. He had nothing he could say that would not be either about her or not about her, and both were impossible.</w:t>
+      </w:r>
+    </w:p>
+    <w:p>
+      <w:r>
+        <w:rPr/>
+        <w:t>“Sound it,” he said to the trumpeter, over his shoulder.</w:t>
+      </w:r>
+    </w:p>
+    <w:p>
+      <w:r>
+        <w:rPr/>
+        <w:t>The trumpet went.</w:t>
+      </w:r>
+    </w:p>
+    <w:p>
+      <w:r>
+        <w:rPr/>
+        <w:t>For three breaths nothing happened. Then the centurion of the front cohort, a broad Picene with a scar through one eyebrow who had dined at Gaius’s table two nights running, lifted his shield off the ground. His men lifted theirs. Down the line, cohort by cohort, the shields came up, and the standards dipped and rose, and the legion turned the way it was meant to turn and marched off the parade ground to its drill.</w:t>
+      </w:r>
+    </w:p>
+    <w:p>
+      <w:r>
+        <w:rPr/>
+        <w:t>Brutus stood and watched it go. He knew why they had moved. It was not the Republic, and it was not his speech, and it was not the pay chest. They had moved because their general’s wife was dead and he had walked out into the sun with no words, and they could not bring themselves to make him stand there.</w:t>
+      </w:r>
+    </w:p>
+    <w:p>
+      <w:r>
+        <w:rPr/>
+        <w:t>He would have given a great deal for it to have been the Republic.</w:t>
+      </w:r>
+    </w:p>
+    <w:p>
+      <w:r>
+        <w:rPr/>
+        <w:t>That evening he gave the order for the ship. Gaius would be well treated, with his own servants and a guard, anchored off the coast and out of reach of anyone’s dinner. Brutus wrote it to the Senate as a measure for Gaius’s own safety, and it was well written.</w:t>
+      </w:r>
+    </w:p>
+    <w:p>
+      <w:r>
+        <w:rPr/>
+        <w:t xml:space="preserve">His mother’s letter he did not open. He knew it would tell him how. He put it in the cedar box with Cicero’s, unopened, and sat with his hand on the lid until the lamp went out on its own. He thought of her hand in March, hot in his until the window greyed, and her voice saying </w:t>
+      </w:r>
+      <w:r>
+        <w:rPr>
+          <w:i/>
+        </w:rPr>
+        <w:t>I can</w:t>
+      </w:r>
+      <w:r>
+        <w:rPr/>
+        <w:t>.</w:t>
+      </w:r>
+    </w:p>
+    <w:p>
+      <w:pPr>
+        <w:spacing w:before="200"/>
+      </w:pPr>
+      <w:r>
+        <w:rPr/>
         <w:t>Consul</w:t>
       </w:r>
     </w:p>
@@ -15067,7 +15193,7 @@
       </w:r>
       <w:r>
         <w:rPr/>
-        <w:t xml:space="preserve"> in a private cipher and hated that honesty still felt like bookkeeping virtue. In the dark he smelled Visellius’s old room for no reason and told himself archaeology was closed.</w:t>
+        <w:t xml:space="preserve"> in a private cipher and hated that honesty still felt like bookkeeping virtue. In the dark he smelled Visellius’s old room for no reason. Bucco was back from the south that week, Sosia said, lending to the triumvirs’ soldiers against their share of the auctions, and no magistrate in Rome was going to ask Antony’s moneylender about a freedman’s son’s throat. Hordeonius told himself archaeology was closed.</w:t>
       </w:r>
     </w:p>
     <w:p>
@@ -16160,13 +16286,13 @@
     <w:p>
       <w:r>
         <w:rPr/>
-        <w:t>The litter swayed on the Formiae road. Sea air lifted the curtain edges and brought salt that tasted like unfinished letters. Atticus unanswered. Philippics still warm in memory like a fever that thought it was an army. He had left too late and too early. Late for safety. Early for the dignity of a man who still thought negotiation might grow legs if fed enough clauses.</w:t>
-      </w:r>
-    </w:p>
-    <w:p>
-      <w:r>
-        <w:rPr/>
-        <w:t xml:space="preserve">He had already tried the sea. A hired ship out of Astura, Brutus somewhere beyond the far coast with legions and a welcome, and Marcus among the legions, and the swell had turned his stomach and then his nerve. He had made them put in at Caieta. He had climbed to the villa above Formiae with salt in his beard and told his slaves, </w:t>
+        <w:t>The crows woke him. There was a small temple of Apollo on the shore below the villa, and the birds that lived in its roof had come up to his window at first light, a whole quarrelling crowd of them on the sill. One had hopped inside and was tugging with its beak at the blanket over his face. He lay and watched it work. Tiro would have written it down as an omen. Tiro was not there. The slaves were, standing in the doorway, and they were not asking his opinion.</w:t>
+      </w:r>
+    </w:p>
+    <w:p>
+      <w:r>
+        <w:rPr/>
+        <w:t xml:space="preserve">He had already tried the sea. A hired ship out of Astura, Brutus somewhere beyond the far coast with legions and a welcome, and Marcus among the legions, and the swell had turned his stomach and then his nerve. He had made them put in at Caieta. He had climbed to the villa with salt in his beard and told his slaves, </w:t>
       </w:r>
       <w:r>
         <w:rPr>
@@ -16176,67 +16302,91 @@
       </w:r>
       <w:r>
         <w:rPr/>
-        <w:t xml:space="preserve"> By dinner the sentence embarrassed him; it had come too easily. At first light the slaves had not asked his opinion. They had lifted him into the litter and turned it back toward the water.</w:t>
-      </w:r>
-    </w:p>
-    <w:p>
-      <w:r>
-        <w:rPr/>
-        <w:t>Proscription had turned his name into a price. A freedman had brought the copy to Tusculum: his own name, and his brother Quintus’s, and the nephew’s, under an edict sealed by three men. One of the three was the boy. He tried to treat the price as a rhetorical problem and failed. Rhetoric needed an audience; hunters weren’t one. He catalogued, helplessly, the old skills: period, antithesis, the pause that made juries lean. None of them lengthened a road.</w:t>
-      </w:r>
-    </w:p>
-    <w:p>
-      <w:r>
-        <w:rPr/>
-        <w:t>Atticus lived in his head as audience. So did the Capitol’s first day after the knives, enlarged by memory into courage. So did the boy he had aimed at Antony and called statecraft. The boy had learned. Antony had remembered. Brutus’s polite exile at Lanuvium felt, suddenly, like a kinder country. A cage with a view.</w:t>
-      </w:r>
-    </w:p>
-    <w:p>
-      <w:r>
-        <w:rPr/>
-        <w:t>He remembered telling a friend that the Republic still had a voice. The friend had said the Republic had Cicero’s voice. The distinction, once clever, now walked beside the litter like a creditor. He had waved caution away with a jury gesture once. The gesture had not grown a cohort.</w:t>
-      </w:r>
-    </w:p>
-    <w:p>
-      <w:r>
-        <w:rPr/>
-        <w:t>A boy selling fish by the verge stared at the litter. Fame might have been a colour on it. Cicero almost shaped a greeting and then didn’t. Greeting belonged to mornings when names weren’t prices. He counted the poles’ rhythm and tried to turn it into a period. The period refused to close.</w:t>
-      </w:r>
-    </w:p>
-    <w:p>
-      <w:r>
-        <w:rPr/>
-        <w:t>“Faster,” he told the bearers, then hated the undignified word. Speed wasn’t eloquence. Speed was what animals did when the forest closed.</w:t>
-      </w:r>
-    </w:p>
-    <w:p>
-      <w:r>
-        <w:rPr/>
-        <w:t>When the killers found the road, his attendants made the noises attendants make. Panic first. Then the reckoning of their own skins. Someone begged. Someone ran. Someone stayed because staying was also a calculation, and calculations had always been Cicero’s neighbours if not his friends. He put his head out enough to be seen.</w:t>
-      </w:r>
-    </w:p>
-    <w:p>
-      <w:r>
-        <w:rPr/>
-        <w:t>The officer at the front had a face he knew. It took a moment; names had begun to take him moments. Popillius. A young man once, charged with his father’s death, and Cicero had talked a jury out of sewing him into the parricide’s sack and giving him to the river. The jury had leaned. Popillius had kissed his hand in the street. Now he held a drawn sword and would not look at the litter, and a centurion beside him did the looking for both.</w:t>
-      </w:r>
-    </w:p>
-    <w:p>
-      <w:r>
-        <w:rPr/>
-        <w:t>Cicero looked at them the way he had looked at juries: measuring, already composing, already knowing the verdict lived outside the speech.</w:t>
-      </w:r>
-    </w:p>
-    <w:p>
-      <w:r>
-        <w:rPr/>
-        <w:t>He didn’t deliver a final Philippic. Rhetoric needed breath and an hour. He had seconds and a neck. He offered them the stillness he had practised in courts when the verdict was already known. He almost shaped a line about the Republic. He let it die unspoken.</w:t>
-      </w:r>
-    </w:p>
-    <w:p>
-      <w:r>
-        <w:rPr/>
-        <w:t>He thought, absurdly, of a softened sentence he had once drafted for Atticus about extraordinary medicine. Medicine had become the list. The list had become this road.</w:t>
+        <w:t xml:space="preserve"> By dinner the sentence embarrassed him. It had come too easily.</w:t>
+      </w:r>
+    </w:p>
+    <w:p>
+      <w:r>
+        <w:rPr/>
+        <w:t>“There are soldiers on the Formiae road, master,” said the steward. “We are taking you to the ship.”</w:t>
+      </w:r>
+    </w:p>
+    <w:p>
+      <w:r>
+        <w:rPr/>
+        <w:t>They lifted him into the litter in his night tunic, with a cloak thrown over it, and carried him out by the garden door and down the shaded walk that ran through the trees to the sea. Through the gap in the curtain he saw green and then grey, the water showing between trunks. Sea air brought salt that tasted like unfinished letters.</w:t>
+      </w:r>
+    </w:p>
+    <w:p>
+      <w:r>
+        <w:rPr/>
+        <w:t>Proscription had turned his name into a price. A freedman had brought the copy to Tusculum: his own name, and his brother Quintus’s, and the nephew’s, under an edict sealed by three men. One of the three was the boy. He had tried to treat it as a rhetorical problem and failed. Rhetoric needed an audience, and hunters were not one. The boy he had aimed at Antony and called statecraft had learned. Antony had remembered.</w:t>
+      </w:r>
+    </w:p>
+    <w:p>
+      <w:r>
+        <w:rPr/>
+        <w:t>Behind them, up at the villa, someone was beating on a door. Then wood gave, and there was shouting in the house, the flat Latin of men who had been told a name and a reward.</w:t>
+      </w:r>
+    </w:p>
+    <w:p>
+      <w:r>
+        <w:rPr/>
+        <w:t>“Faster,” he told the bearers, and hated the word. Speed was not eloquence. Speed was what animals did when the forest closed.</w:t>
+      </w:r>
+    </w:p>
+    <w:p>
+      <w:r>
+        <w:rPr/>
+        <w:t>He looked back up the walk through the curtain. At the top of it, by the garden door, a young man was standing among the soldiers and pointing down the path between the trees. Cicero knew the shape of him before he knew the face. Philologus. Quintus’s freedman, a clever boy Cicero had taught to read Greek himself, at his own table, because the boy had wanted it so badly. Philologus pointed, and the soldiers came down the walk at a run, and some of them peeled off to the left to go round by the shore and cut the litter off where the trees ended.</w:t>
+      </w:r>
+    </w:p>
+    <w:p>
+      <w:r>
+        <w:rPr/>
+        <w:t>His bearers stopped. Some of the slaves had knives out. One of them, a big Thracian who carried the front left pole, turned with his feet set as if he meant to hold the path alone.</w:t>
+      </w:r>
+    </w:p>
+    <w:p>
+      <w:r>
+        <w:rPr/>
+        <w:t>“Put it down,” Cicero said. “Put it down. All of you. Put those away.”</w:t>
+      </w:r>
+    </w:p>
+    <w:p>
+      <w:r>
+        <w:rPr/>
+        <w:t>They put the litter down on the walk. He did not get out. He sat as he had sat in a hundred courts while the other side finished, his left hand at his chin, and looked at the men coming down between the trees. He knew what he looked like. Dust in his hair, which nobody had combed; a face gone thin with the weeks since Tusculum; sixty-three years old in a night tunic in a wood. He let them look.</w:t>
+      </w:r>
+    </w:p>
+    <w:p>
+      <w:r>
+        <w:rPr/>
+        <w:t>The officer at the front had a face he knew. It took a moment; names had begun to take him moments. Popillius. A young man once, charged with his father’s death, and Cicero had talked a jury out of sewing him into the parricide’s sack and giving him to the river. The jury had leaned. Popillius had kissed his hand in the street. Now he held a drawn sword and would not look at the litter. The centurion beside him did the looking for both. Herennius, someone said. The name meant nothing. That seemed wrong too.</w:t>
+      </w:r>
+    </w:p>
+    <w:p>
+      <w:r>
+        <w:rPr/>
+        <w:t>Most of the soldiers covered their faces. He noticed that and was absurdly grateful for it, as for applause from the back benches.</w:t>
+      </w:r>
+    </w:p>
+    <w:p>
+      <w:r>
+        <w:rPr/>
+        <w:t>He did not deliver a final Philippic. Rhetoric needed breath and an hour, and he had a neck. He thought of Atticus, who would understand the silence without needing a courier to explain it. He hoped the boy would not mistake it for permission.</w:t>
+      </w:r>
+    </w:p>
+    <w:p>
+      <w:r>
+        <w:rPr/>
+        <w:t>Herennius came up to the litter. Cicero leaned out of it and stretched his neck over the edge, the way a man leans out to hear something said quietly.</w:t>
+      </w:r>
+    </w:p>
+    <w:p>
+      <w:r>
+        <w:rPr/>
+        <w:t>“Come on, veteran,” he said. “If you can do nothing else properly, do this.”</w:t>
       </w:r>
     </w:p>
     <w:p>
@@ -16248,13 +16398,156 @@
     <w:p>
       <w:r>
         <w:rPr/>
-        <w:t>The sea kept sounding like itself. That offended him more than the blades. The surf didn’t pause for a verdict.</w:t>
-      </w:r>
-    </w:p>
-    <w:p>
-      <w:r>
-        <w:rPr/>
-        <w:t>His last clear thought was the petty wish that Atticus would understand the silence without needing a courier to explain it. And that the boy wouldn’t mistake silence for permission.</w:t>
+        <w:t>Through the trees the sea kept sounding like itself.</w:t>
+      </w:r>
+    </w:p>
+    <w:p>
+      <w:pPr>
+        <w:spacing w:before="200"/>
+      </w:pPr>
+      <w:r>
+        <w:rPr/>
+        <w:t>Good Sister</w:t>
+      </w:r>
+    </w:p>
+    <w:p>
+      <w:r>
+        <w:rPr/>
+        <w:t>The tribunal had been built in a morning, out of planks and an old awning, and by December it had the look of a counting table that had been left out in the rain. Antony sat at one end of it, Lepidus in the middle because Lepidus liked the middle, and the boy at the far end with a brazier at his feet and a cloak up to his ears.</w:t>
+      </w:r>
+    </w:p>
+    <w:p>
+      <w:r>
+        <w:rPr/>
+        <w:t>Business came up the steps in the order the clerks allowed. A slave who had given up his master wanted the reward and his freedom, and had a witness to swear he had pointed out the right man. A widow wanted her dowry back out of an estate that was being auctioned. A tribune of the soldiers wanted a house on the Esquiline before the auction rather than after it. Antony paid the slave, refused the widow, and told the tribune to bid like an honest thief. The crowd below liked that. The crowd liked most of what he said, the way a crowd likes a big man who is not pretending to be sorry.</w:t>
+      </w:r>
+    </w:p>
+    <w:p>
+      <w:r>
+        <w:rPr/>
+        <w:t>Then the crowd went quiet from the back, which crowds do not do for petitions, and opened.</w:t>
+      </w:r>
+    </w:p>
+    <w:p>
+      <w:r>
+        <w:rPr/>
+        <w:t>His mother came through it with two grey maids and her old doorkeeper behind her. She had put on her good stola and no jewellery at all. She walked as if the Forum were her own atrium and the soldiers along the steps were furniture somebody else had bought, and when she reached the foot of the tribunal she did not wait for a clerk.</w:t>
+      </w:r>
+    </w:p>
+    <w:p>
+      <w:r>
+        <w:rPr/>
+        <w:t>“Imperator,” she said.</w:t>
+      </w:r>
+    </w:p>
+    <w:p>
+      <w:r>
+        <w:rPr/>
+        <w:t xml:space="preserve">She had never once called him that. He had been </w:t>
+      </w:r>
+      <w:r>
+        <w:rPr>
+          <w:i/>
+        </w:rPr>
+        <w:t>Marcus</w:t>
+      </w:r>
+      <w:r>
+        <w:rPr/>
+        <w:t xml:space="preserve"> to her through two wars and a consulship, and </w:t>
+      </w:r>
+      <w:r>
+        <w:rPr>
+          <w:i/>
+        </w:rPr>
+        <w:t>you</w:t>
+      </w:r>
+      <w:r>
+        <w:rPr/>
+        <w:t xml:space="preserve"> when she was angry.</w:t>
+      </w:r>
+    </w:p>
+    <w:p>
+      <w:r>
+        <w:rPr/>
+        <w:t>“I have come to inform against myself,” Julia said, clearly enough for the back of the crowd. “Lucius Caesar is in my house. I took him in and I am keeping him, and I will go on keeping him until you kill us both, since the law you have made gives the same penalty to those who hide them.”</w:t>
+      </w:r>
+    </w:p>
+    <w:p>
+      <w:r>
+        <w:rPr/>
+        <w:t>Nobody on the tribunal moved. Lepidus looked at his hands. Antony could feel the boy looking at him from the far end without turning his head.</w:t>
+      </w:r>
+    </w:p>
+    <w:p>
+      <w:r>
+        <w:rPr/>
+        <w:t>Lucius had stood up in the Senate in the spring and voted his nephew a public enemy. Antony had remembered it at Bononia, on the island in the river, with the three of them trading names like dice. The boy had given up Cicero. Lepidus had given up his own brother. Antony had given up his mother’s brother and thought it cheap at the price. Cicero was on a path at Caieta now. Lepidus’s brother was on his way to Brutus. Lucius was in a back room below the Carinae, drinking his sister’s wine.</w:t>
+      </w:r>
+    </w:p>
+    <w:p>
+      <w:r>
+        <w:rPr/>
+        <w:t>He looked down at her. She was smaller than he remembered, and straighter. Her hands were inside her sleeves. He had seen her stand like this once before, when he was twenty and his stepfather had been strangled in the prison under the Capitol on Cicero’s word, and his mother had gone to Cicero’s wife to beg for the body. Cicero had made her beg.</w:t>
+      </w:r>
+    </w:p>
+    <w:p>
+      <w:r>
+        <w:rPr/>
+        <w:t>She was not going to wait for this.</w:t>
+      </w:r>
+    </w:p>
+    <w:p>
+      <w:r>
+        <w:rPr/>
+        <w:t>Antony laughed. It came out louder than he meant, and the front of the crowd flinched before it understood that it was being allowed to laugh too.</w:t>
+      </w:r>
+    </w:p>
+    <w:p>
+      <w:r>
+        <w:rPr/>
+        <w:t>“You have been a good sister,” he said, as loud as she had been. “You have been a very bad mother. You should have let him go to the river in the spring, when he was voting me an enemy, and you should let him go now.” He leaned back. The planks creaked. “Plancus.”</w:t>
+      </w:r>
+    </w:p>
+    <w:p>
+      <w:r>
+        <w:rPr/>
+        <w:t>Plancus was at the foot of the steps with his own clerks, a fortnight from his triumph and his consulship both, and he came up the steps as fast as dignity allowed.</w:t>
+      </w:r>
+    </w:p>
+    <w:p>
+      <w:r>
+        <w:rPr/>
+        <w:t>“The consul-designate will bring a motion,” Antony said, “restoring Lucius Julius Caesar to his rights. My mother has the gratitude of the Republic, which is not much, and mine, which is less.”</w:t>
+      </w:r>
+    </w:p>
+    <w:p>
+      <w:r>
+        <w:rPr/>
+        <w:t>Plancus said that it would be done. The crowd made the noise a crowd makes when it has been given a story to take home.</w:t>
+      </w:r>
+    </w:p>
+    <w:p>
+      <w:r>
+        <w:rPr/>
+        <w:t>Julia did not thank him. She looked at him a moment longer, the look that had always meant she would discuss it with him later, and then she turned and went back through the crowd the way she had come, with the doorkeeper hurrying to keep up.</w:t>
+      </w:r>
+    </w:p>
+    <w:p>
+      <w:r>
+        <w:rPr/>
+        <w:t>The boy said, from the far end, quietly, “That was well done.”</w:t>
+      </w:r>
+    </w:p>
+    <w:p>
+      <w:r>
+        <w:rPr/>
+        <w:t>“It was my mother,” Antony said. “Next.”</w:t>
+      </w:r>
+    </w:p>
+    <w:p>
+      <w:r>
+        <w:rPr/>
+        <w:t>The next man up the steps had a list of his own, three neighbours and a debt, and he had already started talking. Antony listened. He found that he was listening hard, harder than the man deserved, so that he would not have to look at the gap in the crowd where his mother had been.</w:t>
       </w:r>
     </w:p>
     <w:p>
@@ -16714,7 +17007,7 @@
     <w:p>
       <w:r>
         <w:rPr/>
-        <w:t>The next day it was given out that the list of women was cut from fourteen hundred to four hundred, and that men with more than a hundred thousand would pay instead. The kitchen talked about nothing else. The cook said it was the first time in living memory the three of them had taken a step back. The steward said it was arithmetic. The boy who could read said Lucius Caesar was off the lists too, and had been since before the Saturnalia, after his sister stood in front of this same tribunal and said she had hidden him and would go with him if he went. Nysa had heard the beginning of that, at a door, with a jug in her hand.</w:t>
+        <w:t>The next day it was given out that the list of women was cut from fourteen hundred to four hundred, and that men with more than a hundred thousand would pay instead. The kitchen talked about nothing else. The cook said it was the first time in living memory the three of them had taken a step back. The steward said it was arithmetic. The boy who could read said Lucius Caesar was off the lists too, and had been since before the Saturnalia. Nysa had heard the beginning of that, at a door, with a jug in her hand.</w:t>
       </w:r>
     </w:p>
     <w:p>
@@ -17329,29 +17622,13 @@
     <w:p>
       <w:r>
         <w:rPr/>
-        <w:t>When the secretary had gone he put the August letter back in the cedar box with the others. At the bottom of the box, under all of them, was the one he had not taken out since the summer.</w:t>
-      </w:r>
-    </w:p>
-    <w:p>
-      <w:r>
-        <w:rPr/>
-        <w:t xml:space="preserve">Cicero had written it in June, from Rome, when the news came. It was a fine letter. Brutus had known it would be a fine letter before he broke the seal, and had hated that he knew. It told him that he was a philosopher, and that philosophers were watched; that the whole army was looking to see how he bore it; that grief was natural and a man who had read what he had read would know how to set a measure to it. It did not say how she had died. Cicero did not know. Nobody seemed to know. One letter from Rome said she had been ill since the spring and the illness had taken her. One said her women had shut her in a room with a brazier, to keep her safe, and in the morning the room was very quiet. One said coals, from the brazier, and her own hand, and that she had been watched for days and had waited until she was not. Brutus had read them all once and asked no one which was true. He had thought, for one evening, of the leg, and the fever, and her voice saying </w:t>
-      </w:r>
-      <w:r>
-        <w:rPr>
-          <w:i/>
-        </w:rPr>
-        <w:t>I can</w:t>
-      </w:r>
-      <w:r>
-        <w:rPr/>
-        <w:t>.</w:t>
-      </w:r>
-    </w:p>
-    <w:p>
-      <w:r>
-        <w:rPr/>
-        <w:t>He did not take the letter out. He laid his hand flat on the others, over it, for a moment, the way he had held her hot hand in March until the window greyed. Then he closed the clasp. He did not think he would want to read them when he was old. He did not think, now, that he would be.</w:t>
+        <w:t>When the secretary had gone he put the August letter back in the cedar box with the others. At the bottom of the box, under all of them, were the two from June: Cicero’s, which told him that philosophers were watched, and his mother’s, still sealed. Other letters since had told him how she died, in three different ways. An illness since the spring. A shut room and a brazier, to keep her safe, and in the morning the room very quiet. Coals from the brazier, and her own hand, after days of being watched. He had read each once and asked no one which was true.</w:t>
+      </w:r>
+    </w:p>
+    <w:p>
+      <w:r>
+        <w:rPr/>
+        <w:t>He laid his hand flat on the letters for a moment. Then he closed the clasp. He did not think he would want to read them when he was old. He did not think, now, that he would be.</w:t>
       </w:r>
     </w:p>
     <w:p>
@@ -17964,99 +18241,131 @@
     <w:p>
       <w:r>
         <w:rPr/>
-        <w:t>The messenger’s mouth was wrong before the words were.</w:t>
-      </w:r>
-    </w:p>
-    <w:p>
-      <w:r>
-        <w:rPr/>
-        <w:t xml:space="preserve">Dust made the man’s tongue thick; fear made it thicker. He had lost a sandal somewhere on the climb; one foot bled into the packed dirt of Cassius’s forward post. The map in Cassius’s head hungered for confirmation anyway. The first report said </w:t>
+        <w:t>By noon Cassius had lost his camp.</w:t>
+      </w:r>
+    </w:p>
+    <w:p>
+      <w:r>
+        <w:rPr/>
+        <w:t>He had watched it go from the slope above the marsh. Antony’s men came up out of the reeds at the end of the causeway they had spent ten nights building, and the palisade went down in one place and then in three, and his tents were burning before the trumpets on his own side had finished arguing about what to sound. He took a standard from a man who was running past him and drove it into the ground at his feet. The man kept running. Now Cassius stood on a low hill above the ruin with a few officers, a handful of horse and Pindarus, and below him the plain was dust.</w:t>
+      </w:r>
+    </w:p>
+    <w:p>
+      <w:r>
+        <w:rPr/>
+        <w:t>It was his birthday. The cook had said so at dawn, over the bread, and Cassius had told him to save it for the evening.</w:t>
+      </w:r>
+    </w:p>
+    <w:p>
+      <w:r>
+        <w:rPr/>
+        <w:t>“Brutus,” he said. Nobody answered, because nobody knew. The messengers who came up the slope had lost sandals and words on the climb. One said the left was gone. One said the right was. A third said there had been shouting somewhere north, which could have meant anything. Cassius made each of them point. Their fingers landed on different parts of the same dust.</w:t>
+      </w:r>
+    </w:p>
+    <w:p>
+      <w:r>
+        <w:rPr/>
+        <w:t>“Numbers,” Cassius said. “Cohorts. Eagles. Anything with a body attached.”</w:t>
+      </w:r>
+    </w:p>
+    <w:p>
+      <w:r>
+        <w:rPr/>
+        <w:t>There were no numbers. He sent a runner down the reverse slope for a count and the runner did not come back. He checked the water jars himself while he waited. Half full. He moved a shield that did not need moving. His eyes had never been good at distance, and in glare they were worse. He had spent twenty years making other men’s reports clear enough to act on, and now he could not see the end of his own hill.</w:t>
+      </w:r>
+    </w:p>
+    <w:p>
+      <w:r>
+        <w:rPr/>
+        <w:t>Then horsemen came out of the dust from the north, a troop of them, riding hard toward the hill.</w:t>
+      </w:r>
+    </w:p>
+    <w:p>
+      <w:r>
+        <w:rPr/>
+        <w:t>“Ours,” said one of the officers.</w:t>
+      </w:r>
+    </w:p>
+    <w:p>
+      <w:r>
+        <w:rPr/>
+        <w:t>“Antony’s,” said another. “They’ve gone round the marsh.”</w:t>
+      </w:r>
+    </w:p>
+    <w:p>
+      <w:r>
+        <w:rPr/>
+        <w:t>Cassius looked for a colour, a crest, the way a man sat a horse, and got only movement. “Titinius.”</w:t>
+      </w:r>
+    </w:p>
+    <w:p>
+      <w:r>
+        <w:rPr/>
+        <w:t>Titinius was beside him at once. He was an old friend and had the good soldier’s habit of waiting to be told.</w:t>
+      </w:r>
+    </w:p>
+    <w:p>
+      <w:r>
+        <w:rPr/>
+        <w:t>“Go down and see who they are,” Cassius said. “Then come back up and tell me. Not your opinion. What you see.”</w:t>
+      </w:r>
+    </w:p>
+    <w:p>
+      <w:r>
+        <w:rPr/>
+        <w:t>Titinius rode down. Cassius watched him go small. He watched him reach the horsemen and watched them close round him, and then a shout went up off the plain, a great ragged roar, and men were jumping down off their horses and seizing Titinius and pulling him out of the saddle.</w:t>
+      </w:r>
+    </w:p>
+    <w:p>
+      <w:r>
+        <w:rPr/>
+        <w:t xml:space="preserve">“Taken,” said the officer who had said </w:t>
       </w:r>
       <w:r>
         <w:rPr>
           <w:i/>
         </w:rPr>
-        <w:t>lost</w:t>
-      </w:r>
-      <w:r>
-        <w:rPr/>
-        <w:t xml:space="preserve"> in a shape that matched Cassius’s worst sketch of the day. Standards gone. Wing broken. Brutus somewhere beyond the marsh and silent. Cassius’s hand found a tablet edge and gripped until the wax remembered his thumb.</w:t>
-      </w:r>
-    </w:p>
-    <w:p>
-      <w:r>
-        <w:rPr/>
-        <w:t>“Say it again,” Cassius said. “Slower. Names. Directions. Which standard.”</w:t>
-      </w:r>
-    </w:p>
-    <w:p>
-      <w:r>
-        <w:rPr/>
-        <w:t>The messenger tried. Names arrived missing: a century mark without a cognomen, a hill that might have been the left ditch. Directions softened into gestures at dust. A standard might have fallen or only dipped. Cassius made him point at the wax sketch of the sector. The finger landed between two lines and stayed there, trembling.</w:t>
-      </w:r>
-    </w:p>
-    <w:p>
-      <w:r>
-        <w:rPr/>
-        <w:t>Cassius sent a runner down the reverse slope for a second count: cohort numbers, eagle sightings, anything with a body attached. He checked the water jars himself while he waited. Half full. He moved a shield that did not need moving. Do the next countable thing while the uncountable arrives.</w:t>
-      </w:r>
-    </w:p>
-    <w:p>
-      <w:r>
-        <w:rPr/>
-        <w:t>The runner came back empty-mouthed. No second count. Only another man who had heard the first yell secondhand and wanted to be useful by repeating it louder.</w:t>
-      </w:r>
-    </w:p>
-    <w:p>
-      <w:r>
-        <w:rPr/>
-        <w:t xml:space="preserve">“Brutus,” Cassius said. One clarifying question about the sector. The answer came as a shrug wearing words: </w:t>
-      </w:r>
-      <w:r>
-        <w:rPr>
-          <w:i/>
-        </w:rPr>
-        <w:t>no word; marsh between; dust.</w:t>
-      </w:r>
-    </w:p>
-    <w:p>
-      <w:r>
-        <w:rPr/>
-        <w:t>Cassius, who had trusted numbers, trusted a broken number because broken numbers still looked like numbers if you needed them enough to hate delay. Incomplete had always been his enemy in other men’s mouths. Now it lived in his own ears. He looked once toward the dust where Brutus might still be winning and saw only glare, nothing he could count, nothing he could punish.</w:t>
-      </w:r>
-    </w:p>
-    <w:p>
-      <w:r>
-        <w:rPr/>
-        <w:t>He almost waited. Waiting was the mathematician’s virtue. Waiting here meant listening to more mouths invent geometry. He felt the old contempt for delay rise and catch on something softer: hope, or the habit of correcting clerks before they ruined a sum. For three breaths he held both. The incomplete report as a sum that would not clear. And the possibility that Brutus was still rearranging the other half of the plain without him.</w:t>
-      </w:r>
-    </w:p>
-    <w:p>
-      <w:r>
-        <w:rPr/>
-        <w:t>The softer thing lost.</w:t>
-      </w:r>
-    </w:p>
-    <w:p>
-      <w:r>
-        <w:rPr/>
-        <w:t xml:space="preserve">He dismissed the messengers with a bow that meant </w:t>
-      </w:r>
-      <w:r>
-        <w:rPr>
-          <w:i/>
-        </w:rPr>
-        <w:t>done</w:t>
-      </w:r>
-      <w:r>
-        <w:rPr/>
-        <w:t>. With only two men left near him, whose faces already disagreed about everything except the steel, he called Pindarus over. He had kept the freedman at his elbow since Carrhae, since the desert where he had watched what the Parthians did with Crassus’s head, for this one errand. Pindarus held the blade where Cassius set it. Cassius made the end himself rather than wait for the plain to invent a worse one.</w:t>
-      </w:r>
-    </w:p>
-    <w:p>
-      <w:r>
-        <w:rPr/>
-        <w:t>He closed the account the only way left.</w:t>
+        <w:t>Antony’s</w:t>
+      </w:r>
+      <w:r>
+        <w:rPr/>
+        <w:t>.</w:t>
+      </w:r>
+    </w:p>
+    <w:p>
+      <w:r>
+        <w:rPr/>
+        <w:t>Nobody contradicted him. From the hill it looked exactly like that. It looked like a man dragged down by his enemies with his friends standing on a hill doing nothing. Cassius held the sight for three breaths and tried to make it into anything else. A man pulled from a horse. A shout. Arms round a body. He had always despised officers who acted on half a report. He stood there and could not get the other half.</w:t>
+      </w:r>
+    </w:p>
+    <w:p>
+      <w:r>
+        <w:rPr/>
+        <w:t>“I have loved being alive too much,” he said, quite quietly. “I waited, and now I have watched them take a friend in front of my face.”</w:t>
+      </w:r>
+    </w:p>
+    <w:p>
+      <w:r>
+        <w:rPr/>
+        <w:t>He walked away from the officers to an empty tent at the back of the hill, a supply tent with nothing in it but a broken stool, and called Pindarus in after him. He had kept the freedman at his elbow since Carrhae, since the desert where he had seen what the Parthians did with Crassus’s head, for this one errand. Pindarus came in and let the flap fall.</w:t>
+      </w:r>
+    </w:p>
+    <w:p>
+      <w:r>
+        <w:rPr/>
+        <w:t>Cassius drew his cloak up over his head. The wool smelled of smoke from the camp. He found the place on his neck with two fingers and set the point of the blade there and put Pindarus’s hand on the hilt.</w:t>
+      </w:r>
+    </w:p>
+    <w:p>
+      <w:r>
+        <w:rPr/>
+        <w:t>Outside, hooves were coming up the hill, a lot of them, and voices with them, too many voices to make words of. He could not tell from inside the cloak whose they were.</w:t>
+      </w:r>
+    </w:p>
+    <w:p>
+      <w:r>
+        <w:rPr/>
+        <w:t>He did not wait to find out. Pindarus held the blade where Cassius set it. Cassius made the end himself.</w:t>
       </w:r>
     </w:p>
     <w:p>

--- a/exports/Ides_Book1_FULL_Ch01-36.docx
+++ b/exports/Ides_Book1_FULL_Ch01-36.docx
@@ -27,7 +27,7 @@
         <w:br/>
         <w:t>Book 1 reading export · Utica prologue, then Ch 1 dinner · ends at Philippi · author-voice (no em dash)</w:t>
         <w:br/>
-        <w:t>Source: Manuscript 3b6f59e (2026-10-24) · generated 2026-10-24 13:04 UTC from claude/project-thread-axr348 @ 3b6f59e · source digest 2e1f7d647c048e58 · prologue, chapters 1–36, historical note and cast</w:t>
+        <w:t>Source: Manuscript 5a3d2a8 (2026-10-24) · generated 2026-10-24 13:18 UTC from claude/project-thread-axr348 @ 5a3d2a8 · source digest d2e9c109d17d8b3e · prologue, chapters 1–36, historical note and cast</w:t>
       </w:r>
     </w:p>
     <w:p>
@@ -1158,193 +1158,189 @@
       </w:pPr>
       <w:r>
         <w:rPr/>
-        <w:t>Salutatio</w:t>
-      </w:r>
-    </w:p>
-    <w:p>
-      <w:r>
-        <w:rPr/>
-        <w:t>Seius stood in a morning line of men practising hope.</w:t>
-      </w:r>
-    </w:p>
-    <w:p>
-      <w:r>
-        <w:rPr/>
-        <w:t>The atrium smelled of wet wool and yesterday’s garum, the fish-sauce stink of the street. A secretary with a stylus counted faces. Someone ahead whispered a marriage rumour loud enough to be useful; someone behind coughed a debt he pretended was news. Seia Prima had sent Seius with instructions that felt like a rope: be seen, be useful, come home with a nod that can be spent.</w:t>
-      </w:r>
-    </w:p>
-    <w:p>
-      <w:r>
-        <w:rPr/>
-        <w:t>Beside him an older client named Naevius held his toga with the weariness of a man who had worn it to two hundred of these. “First rule of the line,” he murmured, without moving his lips. “Never be the man who coughs.”</w:t>
-      </w:r>
-    </w:p>
-    <w:p>
-      <w:r>
-        <w:rPr/>
-        <w:t>“Someone behind us is coughing.”</w:t>
-      </w:r>
-    </w:p>
-    <w:p>
-      <w:r>
-        <w:rPr/>
-        <w:t>“That is the man who owes. Listen to him. He coughs whenever he thinks of the steward.”</w:t>
-      </w:r>
-    </w:p>
-    <w:p>
-      <w:r>
-        <w:rPr/>
-        <w:t>“And the second rule?”</w:t>
-      </w:r>
-    </w:p>
-    <w:p>
-      <w:r>
-        <w:rPr/>
-        <w:t>“Arrive at the exact hour of a man who has already eaten. Not early enough to look hungry. Not late enough to look busy.” Naevius shifted his weight. “Nobody manages it. Everyone tries.”</w:t>
-      </w:r>
-    </w:p>
-    <w:p>
-      <w:r>
-        <w:rPr/>
-        <w:t>“You’re old Seius’s nephew,” Naevius added, still not moving his lips. “The grain man. My father ate cheap bread off your uncle the year the city went hungry. Every old client in this line remembers it. None of them will give you a nod for it.”</w:t>
-      </w:r>
-    </w:p>
-    <w:p>
-      <w:r>
-        <w:rPr/>
-        <w:t>Naevius went up first. The patron said his name, warmly, and the nod travelled the whole distance. Naevius took it, bowed to the exact height, and came back past Seius with a face like a closed shop. “Thirty years,” he whispered. “The nod is a muscle. Yours will grow.”</w:t>
-      </w:r>
-    </w:p>
-    <w:p>
-      <w:r>
-        <w:rPr/>
-        <w:t>When Seius’s turn came, the patron’s nod was thin, already halfway to the next man.</w:t>
-      </w:r>
-    </w:p>
-    <w:p>
-      <w:r>
-        <w:rPr/>
-        <w:t>“We will see,” the patron said. “Caesar’s sky is large. Do not stand in it foolishly. Bring me something useful, news, a marriage rumour, a debt I can collect with a smile.”</w:t>
-      </w:r>
-    </w:p>
-    <w:p>
-      <w:r>
-        <w:rPr/>
-        <w:t>A secretary at the patron’s elbow added, polite as oil, “And do not bring us philosophy. Philosophy is what clients do when they have nothing spendable.”</w:t>
-      </w:r>
-    </w:p>
-    <w:p>
-      <w:r>
-        <w:rPr/>
-        <w:t>Seius smiled like a man who owned useful things. He didn’t. He owned a sister’s strained dowry talk and a talent for sweating through wool.</w:t>
-      </w:r>
-    </w:p>
-    <w:p>
-      <w:r>
-        <w:rPr/>
-        <w:t>“I am grateful for the guidance,” Seius said, with the exact bow height the atrium taught.</w:t>
-      </w:r>
-    </w:p>
-    <w:p>
-      <w:r>
-        <w:rPr/>
-        <w:t>Outside, in the lane’s cold, the middleman who smelled of Hordeonius’s wax waited with the patience of a professional accident. Seius had already borrowed for the canvass: the whitened toga for the aedile elections, the small gifts a candidate is seen to give, a jar of oil good enough to be seen carrying. Now, it appeared, he would borrow for the borrowing. The sum was small enough to feel temporary and large enough to change what dinners Seius could refuse.</w:t>
-      </w:r>
-    </w:p>
-    <w:p>
-      <w:r>
-        <w:rPr/>
-        <w:t>“Partial favour upstairs,” the middleman said. “Full paper downstairs. You understand leverage.”</w:t>
-      </w:r>
-    </w:p>
-    <w:p>
-      <w:r>
-        <w:rPr/>
-        <w:t>“What did he give you?” the middleman added, when Seius said nothing.</w:t>
-      </w:r>
-    </w:p>
-    <w:p>
-      <w:r>
-        <w:rPr/>
-        <w:t>“A nod.”</w:t>
-      </w:r>
-    </w:p>
-    <w:p>
-      <w:r>
-        <w:rPr/>
-        <w:t>“How thick?”</w:t>
-      </w:r>
-    </w:p>
-    <w:p>
-      <w:r>
-        <w:rPr/>
-        <w:t>“Lint.”</w:t>
-      </w:r>
-    </w:p>
-    <w:p>
-      <w:r>
-        <w:rPr/>
-        <w:t>“Then it is a cheap nod, and cheap nods carry dear rates. The thinner the favour, the thicker the paper. That is not cruelty. That is arithmetic.”</w:t>
-      </w:r>
-    </w:p>
-    <w:p>
-      <w:r>
-        <w:rPr/>
-        <w:t>Seius’s smile lasted until the atrium door-slave looked away. Then it fell. “He nodded like a man brushing lint. The secretary talked like I was a rumour he could sell. I am going to tell Seia Prima it was a warm reception.”</w:t>
-      </w:r>
-    </w:p>
-    <w:p>
-      <w:r>
-        <w:rPr/>
-        <w:t>The middleman snorted, audible, unlovely. “Warm receptions are how we sell winter. Sign.”</w:t>
-      </w:r>
-    </w:p>
-    <w:p>
-      <w:r>
-        <w:rPr/>
-        <w:t>Seius took the terms because refusal meant standing still, and Seia Prima didn’t reward stillness. He passed two clients still comparing whose patron had smiled wider. Comparison was the atrium’s second religion. Seius did not join. He was busy inventing a wider smile for home.</w:t>
-      </w:r>
-    </w:p>
-    <w:p>
-      <w:r>
-        <w:rPr/>
-        <w:t>At the house threshold Seia Prima was already waiting with a broom she did not need; waiting was her way of auditing. She took one look at his mouth and did not ask about the atrium.</w:t>
-      </w:r>
-    </w:p>
-    <w:p>
-      <w:r>
-        <w:rPr/>
-        <w:t>“Wider than last week,” she said. “That means thinner paper.”</w:t>
-      </w:r>
-    </w:p>
-    <w:p>
-      <w:r>
-        <w:rPr/>
-        <w:t>“He said ‘we will see.’ Twice.”</w:t>
-      </w:r>
-    </w:p>
-    <w:p>
-      <w:r>
-        <w:rPr/>
-        <w:t>“Twice is a window. Once is a door.”</w:t>
-      </w:r>
-    </w:p>
-    <w:p>
-      <w:r>
-        <w:rPr/>
-        <w:t>“Does the window open?”</w:t>
-      </w:r>
-    </w:p>
-    <w:p>
-      <w:r>
-        <w:rPr/>
-        <w:t>“It lets in weather.”</w:t>
-      </w:r>
-    </w:p>
-    <w:p>
-      <w:r>
-        <w:rPr/>
-        <w:t>Seius handed her the invented warmth first, then the true sum. She weighed both without raising her voice. “My father sold this city its grain at a loss for a whole year,” she said, “and thirty years on men still nod to him in the street. I was born a Seia and married one, so that nod would stay in the house. Tonight we dine as if yours were meat.” She turned back inside before the lane could hear her correct him. The middleman’s wax had followed him home; Seia Prima set an extra cup anyway and did not drink from it.</w:t>
+        <w:t>For Ligarius</w:t>
+      </w:r>
+    </w:p>
+    <w:p>
+      <w:r>
+        <w:rPr/>
+        <w:t>Caesar had the verdict written before Cicero stood up. Everybody knew it, because Caesar had said so.</w:t>
+      </w:r>
+    </w:p>
+    <w:p>
+      <w:r>
+        <w:rPr/>
+        <w:t xml:space="preserve">A friend of Balbus had carried the remark across the Forum before the hearing began, the way remarks of Caesar’s were always carried, at a walk that pretended to be casual. </w:t>
+      </w:r>
+      <w:r>
+        <w:rPr>
+          <w:i/>
+        </w:rPr>
+        <w:t>Why not hear Cicero speak? It has been a long time. The case is decided anyway. Ligarius is a bad man and an enemy.</w:t>
+      </w:r>
+      <w:r>
+        <w:rPr/>
+        <w:t xml:space="preserve"> Cicero heard it at the foot of the tribunal with his notes in his hand and felt the old sickness and the old pleasure arrive together, as they had at every trial since he was twenty-six.</w:t>
+      </w:r>
+    </w:p>
+    <w:p>
+      <w:r>
+        <w:rPr/>
+        <w:t>The tribunal had been set up in the open, for the crowd. Caesar sat on it alone, in the purple of the dictatorship, with a tablet on his knee. He did not look like a man who needed to hear anything. He looked like a man who had come to watch a famous horse run once more before it was sold.</w:t>
+      </w:r>
+    </w:p>
+    <w:p>
+      <w:r>
+        <w:rPr/>
+        <w:t>Quintus Tubero spoke first for the prosecution, young and correct and very pleased with his own anger. Ligarius had stayed in Africa. Ligarius had borne arms against Caesar under Varus and Juba. Ligarius had kept Tubero’s own father from landing there in the war, which was the part Tubero minded. All of it was true. Ligarius was not even in Rome to deny it. He was still in Africa, a pardoned army’s unpardoned officer, waiting in some hot town for a letter to tell him whether he could come home.</w:t>
+      </w:r>
+    </w:p>
+    <w:p>
+      <w:r>
+        <w:rPr/>
+        <w:t>His brothers were here instead, in black, with their hair uncut, kneeling at the foot of the tribunal as the custom wanted. One of them had grey in his beard. Cicero had dined with that one. He knew the price of the grey.</w:t>
+      </w:r>
+    </w:p>
+    <w:p>
+      <w:r>
+        <w:rPr/>
+        <w:t>When his turn came he did not argue that Ligarius was innocent. He had decided that in the night, lying awake with Tiro’s draft beside the lamp. Innocence was the defence for a court, and this was not a court. It was one man with a tablet on his knee.</w:t>
+      </w:r>
+    </w:p>
+    <w:p>
+      <w:r>
+        <w:rPr/>
+        <w:t>“I am not pleading a case,” Cicero said, “I am asking a father.”</w:t>
+      </w:r>
+    </w:p>
+    <w:p>
+      <w:r>
+        <w:rPr/>
+        <w:t>It went out over the crowd and he felt them take it. Caesar did not move.</w:t>
+      </w:r>
+    </w:p>
+    <w:p>
+      <w:r>
+        <w:rPr/>
+        <w:t>He gave them Ligarius as a decent man who had chosen the wrong side, which was half the Senate. He gave them Tubero, who had chosen the same side and only failed to reach it, and asked Tubero gently what exactly his crime had been, if it was not the same. The crowd laughed. Tubero went red. Caesar did not move.</w:t>
+      </w:r>
+    </w:p>
+    <w:p>
+      <w:r>
+        <w:rPr/>
+        <w:t>Then Cicero took them to Pharsalus.</w:t>
+      </w:r>
+    </w:p>
+    <w:p>
+      <w:r>
+        <w:rPr/>
+        <w:t>He had not meant to stay there long. He spoke of the battle line, and the men on it who had been friends, and those of them now in this Forum who had been spared by the man on the tribunal and stood here alive because he had wanted them alive. He named nobody. He did not need to. Half the faces in the front of the crowd had been on that field.</w:t>
+      </w:r>
+    </w:p>
+    <w:p>
+      <w:r>
+        <w:rPr/>
+        <w:t>Caesar’s colour changed.</w:t>
+      </w:r>
+    </w:p>
+    <w:p>
+      <w:r>
+        <w:rPr/>
+        <w:t>Cicero saw it and did not believe it, and went on, and saw it again: the dictator of Rome on his chair in the purple, gone pale and then red, his hand moving on the tablet as if it had a life of its own. Cicero had spent thirty years watching juries lean. He had never seen a man shake. He found the next period without knowing where it came from.</w:t>
+      </w:r>
+    </w:p>
+    <w:p>
+      <w:r>
+        <w:rPr/>
+        <w:t>“None of your virtues is more admired than your mercy,” he said, “and none is more loved. Men come nearest to the gods when they give other men their lives.”</w:t>
+      </w:r>
+    </w:p>
+    <w:p>
+      <w:r>
+        <w:rPr/>
+        <w:t>The tablet slid off Caesar’s knee. It fell on the boards of the tribunal with a flat clatter, and the papers in it went out across the planks, and the crowd heard it and went silent all at once, as if the sound had been part of the speech.</w:t>
+      </w:r>
+    </w:p>
+    <w:p>
+      <w:r>
+        <w:rPr/>
+        <w:t>Caesar did not pick it up. A secretary did, on his knees. Caesar sat looking at nothing. Then he said, quite quietly, that Ligarius was acquitted and might come home.</w:t>
+      </w:r>
+    </w:p>
+    <w:p>
+      <w:r>
+        <w:rPr/>
+        <w:t>The brothers kissed his hand. The crowd made the noise a crowd makes when it has been given a story. Men came up to Cicero all across the Forum and took his arm and told him he had not lost it, he had never lost it, the old voice, and he let them, and smiled, and felt the thing he had felt at twenty-six, like wine in an empty stomach.</w:t>
+      </w:r>
+    </w:p>
+    <w:p>
+      <w:r>
+        <w:rPr/>
+        <w:t>It lasted until he got home.</w:t>
+      </w:r>
+    </w:p>
+    <w:p>
+      <w:r>
+        <w:rPr/>
+        <w:t xml:space="preserve">Tiro had the wax ready. Cicero dictated the letter to Ligarius in Africa standing up, because he could not sit. </w:t>
+      </w:r>
+      <w:r>
+        <w:rPr>
+          <w:i/>
+        </w:rPr>
+        <w:t>You are safe. You may come home. I have spoken to him myself, and I give you my word that he means it. Thank him.</w:t>
+      </w:r>
+      <w:r>
+        <w:rPr/>
+        <w:t xml:space="preserve"> He stopped there.</w:t>
+      </w:r>
+    </w:p>
+    <w:p>
+      <w:r>
+        <w:rPr/>
+        <w:t>“Read it back,” he said.</w:t>
+      </w:r>
+    </w:p>
+    <w:p>
+      <w:r>
+        <w:rPr/>
+        <w:t xml:space="preserve">Tiro read it back. </w:t>
+      </w:r>
+      <w:r>
+        <w:rPr>
+          <w:i/>
+        </w:rPr>
+        <w:t>Thank him.</w:t>
+      </w:r>
+    </w:p>
+    <w:p>
+      <w:r>
+        <w:rPr/>
+        <w:t>Cicero had written that phrase a hundred times since Pharsalus, to a hundred men, and had always meant it kindly. He heard it now in his own voice, read out by a freedman, and thought of Ligarius on the quay at Utica or Hadrumetum with the letter in his hand: a proud man, a stubborn one, who had refused to come in when the others came in and had stayed in Africa out of something that was not quite courage and not quite sulk. He would come home now. He would walk into the Forum where his brothers had knelt in black, and every man he met would know that his life was a gift, and whose, and who had begged for it in the most beautiful Latin anyone had heard in years.</w:t>
+      </w:r>
+    </w:p>
+    <w:p>
+      <w:r>
+        <w:rPr>
+          <w:i/>
+        </w:rPr>
+        <w:t>Men come nearest to the gods when they give other men their lives.</w:t>
+      </w:r>
+      <w:r>
+        <w:rPr/>
+        <w:t xml:space="preserve"> It had been the best sentence of the morning. Cicero saw, too late to unsay it, that it was also a bill.</w:t>
+      </w:r>
+    </w:p>
+    <w:p>
+      <w:r>
+        <w:rPr/>
+        <w:t>“Leave it,” he said. “Seal it as it is.”</w:t>
+      </w:r>
+    </w:p>
+    <w:p>
+      <w:r>
+        <w:rPr/>
+        <w:t>Tiro sealed it. Cicero sat down at last, and found he was tired in a way that had nothing to do with his voice.</w:t>
       </w:r>
     </w:p>
     <w:p>
@@ -2772,7 +2768,7 @@
     <w:p>
       <w:r>
         <w:rPr/>
-        <w:t xml:space="preserve">In the press Antony saw a familiar face go pale: Seius, one of the climbing men who bought applause and sold prudence. Seius’s mouth opened on festival noise and closed without a joke. Beside him a freedman was mouthing Parthia and crowns in the same breath, and a water-seller’s boy repeated </w:t>
+        <w:t xml:space="preserve">In the press Antony saw a familiar face go pale: Statilius, the Epicurean, who laughed at omens at every dinner in Rome. Statilius’s mouth opened on festival noise and closed without a joke. Beside him a freedman was mouthing Parthia and crowns in the same breath, and a water-seller’s boy repeated </w:t>
       </w:r>
       <w:r>
         <w:rPr>
@@ -3863,155 +3859,163 @@
       </w:pPr>
       <w:r>
         <w:rPr/>
-        <w:t>Almost</w:t>
-      </w:r>
-    </w:p>
-    <w:p>
-      <w:r>
-        <w:rPr/>
-        <w:t>Ten days before the Lupercalia, Marcus Seius Vestalis came to the baths with a grievance polished like a shoe.</w:t>
-      </w:r>
-    </w:p>
-    <w:p>
-      <w:r>
-        <w:rPr/>
-        <w:t>Kingship talk at dinners. Offices promised years ahead while men like him still counted aedileship like a ladder with missing rungs. Markets, games, the first rung that might one day lead to praetor and consul: Seius had been told for ten years that his turn was coming. Seia Prima, his wife, had said that morning, sweet as vinegar, that a husband who only admired liberty would die admired and poor.</w:t>
-      </w:r>
-    </w:p>
-    <w:p>
-      <w:r>
-        <w:rPr/>
-        <w:t>He owed Hordeonius’s wax for the canvass, for the toga, for the oil, for the smile, and a man in his position did not have the leisure to be principled. He had come to the baths for the hot room and a little quiet. He had not come for this.</w:t>
-      </w:r>
-    </w:p>
-    <w:p>
-      <w:r>
-        <w:rPr/>
-        <w:t>In the side-room the air was wet wool and oil. L. Minucius Basilus’s voice, or a man who spoke Basilus’s careful pitch, kept soft: not knives, never knives, only friends who refuse to watch Rome become a household. Seius knew the pitch from dinners, and the story that came with it: Gaul served under Caesar, a praetorship earned, and no province at the end of it. Basilus kept the resentment the way some men keep wine.</w:t>
-      </w:r>
-    </w:p>
-    <w:p>
-      <w:r>
-        <w:rPr/>
-        <w:t>“You have been wronged by the calendar,” the man said. “So have others. When the moment comes, men of standing will be remembered.”</w:t>
-      </w:r>
-    </w:p>
-    <w:p>
-      <w:r>
-        <w:rPr/>
-        <w:t>Seius’s heart performed a small treason of excitement. He saw himself named later in a clean story. Then he saw Antony’s face in some remembered dinner, and Cassius’s dryness, and his own body’s talent for sweating through tunic wool.</w:t>
-      </w:r>
-    </w:p>
-    <w:p>
-      <w:r>
-        <w:rPr/>
-        <w:t>“What moment?” Seius asked, and hated that his voice cracked like a boy’s.</w:t>
-      </w:r>
-    </w:p>
-    <w:p>
-      <w:r>
-        <w:rPr/>
-        <w:t>“You will know if you are meant to know,” the man said. “For now, listen harder. Speak less. If you cannot bear weight, do not pick it up.”</w:t>
-      </w:r>
-    </w:p>
-    <w:p>
-      <w:r>
-        <w:rPr/>
-        <w:t>“I can bear weight.”</w:t>
-      </w:r>
-    </w:p>
-    <w:p>
-      <w:r>
-        <w:rPr/>
-        <w:t>“You are bearing a towel.”</w:t>
-      </w:r>
-    </w:p>
-    <w:p>
-      <w:r>
-        <w:rPr/>
-        <w:t>A laugh burst from the main hall, someone’s joke about a wrestler. Seius laughed too late, then too loud. The recruiter’s eyes cooled.</w:t>
-      </w:r>
-    </w:p>
-    <w:p>
-      <w:r>
-        <w:rPr/>
-        <w:t xml:space="preserve">“I am with the Republic,” Seius said, which was what men said when they meant </w:t>
-      </w:r>
+        <w:t>A Question at Dinner</w:t>
+      </w:r>
+    </w:p>
+    <w:p>
+      <w:r>
+        <w:rPr/>
+        <w:t>Brutus asked it over the fruit, as if it had only just occurred to him.</w:t>
+      </w:r>
+    </w:p>
+    <w:p>
+      <w:r>
+        <w:rPr/>
+        <w:t>“Suppose a city has fallen under one man,” he said. “Not a monster. A capable man, even a merciful one. And suppose the people do not much mind. Should a wise man put himself in danger to free them?”</w:t>
+      </w:r>
+    </w:p>
+    <w:p>
+      <w:r>
+        <w:rPr/>
+        <w:t>Statilius had been eating a fig. He finished it, because a question like that would keep and a fig would not. The dining room was warm, the lamps were good, and Brutus kept the best Chian in Rome and drank almost none of it, which was one of the things Statilius loved him for. Around the couches the talk had been of dinners all evening, other men’s dinners: who had been asked where, who had been seated below whom, what was being said about the ten years and whether the next title would be shorter or longer. Basilus, who had served Caesar in Gaul and been given a praetorship and no province at the end of it, had drunk steadily through all of it and said very little.</w:t>
+      </w:r>
+    </w:p>
+    <w:p>
+      <w:r>
+        <w:rPr/>
+        <w:t>Favonius answered first, because Favonius always answered first. He had grown his beard like Cato’s and went barefoot like Cato in the street, and he had Cato’s habit of saying the hard thing before anyone else could say the sensible one.</w:t>
+      </w:r>
+    </w:p>
+    <w:p>
+      <w:r>
+        <w:rPr/>
+        <w:t>“No,” Favonius said. “Not if it means war. Civil war is worse than a monarchy that breaks the law. I have seen both now. The monarchy at least lets you sleep.”</w:t>
+      </w:r>
+    </w:p>
+    <w:p>
+      <w:r>
+        <w:rPr/>
+        <w:t>“That is a strange thing for you to say,” said Labeo, from the end couch.</w:t>
+      </w:r>
+    </w:p>
+    <w:p>
+      <w:r>
+        <w:rPr/>
+        <w:t>“It is a strange thing to have learned.”</w:t>
+      </w:r>
+    </w:p>
+    <w:p>
+      <w:r>
+        <w:rPr/>
+        <w:t>Brutus turned his cup in his fingers and looked at Statilius, politely, the way a host passes the dish to the next guest. Statilius had the curious sensation of being weighed by a man who was not looking at the scales.</w:t>
+      </w:r>
+    </w:p>
+    <w:p>
+      <w:r>
+        <w:rPr/>
+        <w:t>“Statilius?”</w:t>
+      </w:r>
+    </w:p>
+    <w:p>
+      <w:r>
+        <w:rPr/>
+        <w:t>“You know what my master says.” Statilius wiped his fingers. “Live unnoticed. A wise man does not go into public life unless something forces him, and even then he should go in the way you go into cold water, quickly and hoping to come out.” He smiled round the couches. “Your question has a weakness, Marcus. You say the people do not much mind. Then the wise man would be risking his life and his peace for people who are foolish and ignorant and do not want what he is risking it for. That is not courage. That is a bad bargain made by a man who has read too much Plato.”</w:t>
+      </w:r>
+    </w:p>
+    <w:p>
+      <w:r>
+        <w:rPr/>
+        <w:t>Favonius laughed. Basilus did not. Labeo sat up on his elbow.</w:t>
+      </w:r>
+    </w:p>
+    <w:p>
+      <w:r>
+        <w:rPr/>
+        <w:t>“And if the wise man is not doing it for the foolish?” Labeo said. “If he is doing it because it is right?”</w:t>
+      </w:r>
+    </w:p>
+    <w:p>
+      <w:r>
+        <w:rPr/>
+        <w:t>“Then he is doing it for an idea,” said Statilius, “and ideas do not come to your funeral.”</w:t>
+      </w:r>
+    </w:p>
+    <w:p>
+      <w:r>
+        <w:rPr/>
+        <w:t>“Nor do Epicureans, I expect,” said Labeo. “Too far to walk.”</w:t>
+      </w:r>
+    </w:p>
+    <w:p>
+      <w:r>
+        <w:rPr/>
+        <w:t>That got the laugh, and Statilius gave it to him gladly. He liked Labeo. He liked all of them; he had known most of them since the schools, since they had been young men arguing about the gods with nothing at stake but supper. Labeo pressed on. He argued that a man who saw a wrong and could right it and did not was as guilty as the man who did it. Favonius argued back. It went round the couches the way such arguments always did, pleasantly, with the wine.</w:t>
+      </w:r>
+    </w:p>
+    <w:p>
+      <w:r>
+        <w:rPr/>
+        <w:t>Brutus said almost nothing. He listened to each of them with the same courteous attention, and once he smiled at something Statilius said about the gods having the sense to live in the gaps between worlds where nobody could petition them. When the argument began to tire he said that it was a hard question and he did not think the ancients had settled it either, and asked Favonius about his farm.</w:t>
+      </w:r>
+    </w:p>
+    <w:p>
+      <w:r>
+        <w:rPr/>
+        <w:t>It was only on the way home that Statilius thought about the smile.</w:t>
+      </w:r>
+    </w:p>
+    <w:p>
+      <w:r>
+        <w:rPr/>
+        <w:t>The street was cold and nearly empty. His slave walked ahead with the lantern. Behind him, at Brutus’s door, the other guests had been saying their goodnights, and Statilius had noticed without noticing that Labeo had not been among them. Labeo had still been on his couch when Statilius left, with his sandals off, as if he expected to stay.</w:t>
+      </w:r>
+    </w:p>
+    <w:p>
       <w:r>
         <w:rPr>
           <w:i/>
         </w:rPr>
-        <w:t>I am with my skin</w:t>
-      </w:r>
-      <w:r>
-        <w:rPr/>
-        <w:t>.</w:t>
-      </w:r>
-    </w:p>
-    <w:p>
-      <w:r>
-        <w:rPr/>
-        <w:t>“Of course,” the man answered, already done with him.</w:t>
-      </w:r>
-    </w:p>
-    <w:p>
-      <w:r>
-        <w:rPr/>
-        <w:t>Seius left with oil still on his shoulders and a knowledge like a splinter: something hung in the city, and he had flinched at the height where hanging became holding. He congratulated himself for prudence all the way toward the street.</w:t>
-      </w:r>
-    </w:p>
-    <w:p>
-      <w:r>
-        <w:rPr/>
-        <w:t>On the oil benches a client of his, soft-eyed, useful at dinners, pretended to adjust a strap and spoke without looking up. “Soft rooms are for men who finish sentences, Marcus. You left mid-breath. The wrestling yard notices who gets invited into quiet and who exits empty.”</w:t>
-      </w:r>
-    </w:p>
-    <w:p>
-      <w:r>
-        <w:rPr/>
-        <w:t>“I was never invited anywhere,” Seius said.</w:t>
-      </w:r>
-    </w:p>
-    <w:p>
-      <w:r>
-        <w:rPr/>
-        <w:t>“Then you will not mind that everyone saw you leave.”</w:t>
-      </w:r>
-    </w:p>
-    <w:p>
-      <w:r>
-        <w:rPr/>
-        <w:t>Seius smiled the smile of a man who had paid for privacy and bought a notice instead. By the time he reached home Seia Prima had already heard, from someone who sold oil and opinions, that her husband had been tapped for a quiet hour and come out without a name. She did not ask which room. She only said, sweet as vinegar again, that prudence was expensive when it looked like flinching in public.</w:t>
-      </w:r>
-    </w:p>
-    <w:p>
-      <w:r>
-        <w:rPr/>
-        <w:t>“I did not flinch,” said Seius.</w:t>
-      </w:r>
-    </w:p>
-    <w:p>
-      <w:r>
-        <w:rPr/>
-        <w:t>“Then what did you do?”</w:t>
-      </w:r>
-    </w:p>
-    <w:p>
-      <w:r>
-        <w:rPr/>
-        <w:t>“I declined to be hasty.”</w:t>
-      </w:r>
-    </w:p>
-    <w:p>
-      <w:r>
-        <w:rPr/>
-        <w:t>“That is flinching in better shoes.”</w:t>
-      </w:r>
-    </w:p>
-    <w:p>
-      <w:r>
-        <w:rPr/>
-        <w:t>Prudence tasted like relief and cowardice mixed. He couldn’t tell which was stronger.</w:t>
+        <w:t>Suppose a city has fallen under one man.</w:t>
+      </w:r>
+      <w:r>
+        <w:rPr/>
+        <w:t xml:space="preserve"> Brutus did not ask idle questions. He had never in his life asked an idle question. He asked questions the way other men took soundings from a boat, and Statilius had answered him as if it were a game, with a joke about Plato.</w:t>
+      </w:r>
+    </w:p>
+    <w:p>
+      <w:r>
+        <w:rPr/>
+        <w:t>He stopped in the street. The slave stopped too and looked back with the lantern.</w:t>
+      </w:r>
+    </w:p>
+    <w:p>
+      <w:r>
+        <w:rPr/>
+        <w:t>Statilius thought of going back. He could knock and be let in and say: I answered the wrong question. Ask me the real one. He stood there long enough for the lantern to burn down a finger’s width, and he did not go back, and he could not have said whether it was wisdom or the cold.</w:t>
+      </w:r>
+    </w:p>
+    <w:p>
+      <w:r>
+        <w:rPr/>
+        <w:t>Live unnoticed. He had been noticed. He had been noticed and then, very gently, passed over, like a dish a guest declines.</w:t>
+      </w:r>
+    </w:p>
+    <w:p>
+      <w:r>
+        <w:rPr/>
+        <w:t>“Master?” said the slave.</w:t>
+      </w:r>
+    </w:p>
+    <w:p>
+      <w:r>
+        <w:rPr/>
+        <w:t>“Nothing,” Statilius said. “A fig disagreeing with me.”</w:t>
+      </w:r>
+    </w:p>
+    <w:p>
+      <w:r>
+        <w:rPr/>
+        <w:t>He walked home. He slept badly, which he blamed on the fig, and in the morning he did not go to Brutus’s house, and Brutus did not send for him.</w:t>
       </w:r>
     </w:p>
     <w:p>
@@ -7859,7 +7863,7 @@
     <w:p>
       <w:r>
         <w:rPr/>
-        <w:t>Seius laughed too loudly. He had come in the whitened toga he had bought on Hordeonius’s paper, for an aedile’s canvass in an election Caesar had arranged before Parthia, and Caesar would not be going to Parthia. Sosia, on the next stool, did not laugh. The laugh wanted company; the stall offered rates instead.</w:t>
+        <w:t>Somebody at the next stall laughed too loudly. Sosia, on the next stool, did not laugh. The laugh wanted company; the stall offered rates instead.</w:t>
       </w:r>
     </w:p>
     <w:p>
@@ -7871,61 +7875,13 @@
     <w:p>
       <w:r>
         <w:rPr/>
-        <w:t>Seius wiped his eyes. “You talk as if mourning were a price list.”</w:t>
+        <w:t>The laugher wiped his eyes. “You talk as if mourning were a price list.”</w:t>
       </w:r>
     </w:p>
     <w:p>
       <w:r>
         <w:rPr/>
         <w:t>“Then buy a list,” Hordeonius said, stylus already moving, “or tell me what you came for.”</w:t>
-      </w:r>
-    </w:p>
-    <w:p>
-      <w:r>
-        <w:rPr/>
-        <w:t>Seius had come for a month. The canvass paper fell due on the Kalends: the toga, the small gifts, the jar of oil good enough to be seen carrying, all bought for a year that might not now have elections in it. “Roll it,” he said. “Until the Senate decides whether there is a year.”</w:t>
-      </w:r>
-    </w:p>
-    <w:p>
-      <w:r>
-        <w:rPr/>
-        <w:t>Half the Janus was calling in Caesarian paper that morning, every loan secured on a dead man’s goodwill. Calling Seius would clear a column and cost nothing but a client who had never been worth much. Hordeonius looked at the column, and then at the man in the white toga, sweating through it.</w:t>
-      </w:r>
-    </w:p>
-    <w:p>
-      <w:r>
-        <w:rPr/>
-        <w:t>“I will roll it,” he said. “At two in the hundred. On the Sabine farm. Your wife’s father’s.”</w:t>
-      </w:r>
-    </w:p>
-    <w:p>
-      <w:r>
-        <w:rPr/>
-        <w:t>Seius’s laugh went out like a lamp. “Not the farm.”</w:t>
-      </w:r>
-    </w:p>
-    <w:p>
-      <w:r>
-        <w:rPr/>
-        <w:t>“Then two and a half, and no farm.”</w:t>
-      </w:r>
-    </w:p>
-    <w:p>
-      <w:r>
-        <w:rPr/>
-        <w:t>“Done,” said Seius, too fast, and went before the stall could think of a third thing.</w:t>
-      </w:r>
-    </w:p>
-    <w:p>
-      <w:r>
-        <w:rPr/>
-        <w:t>“You could have had his house on the Kalends,” Sosia said.</w:t>
-      </w:r>
-    </w:p>
-    <w:p>
-      <w:r>
-        <w:rPr/>
-        <w:t>“I could have had a house nobody will buy this month.” Hordeonius entered the new rate. “Interest keeps. Houses burn.”</w:t>
       </w:r>
     </w:p>
     <w:p>
@@ -10398,103 +10354,145 @@
       </w:pPr>
       <w:r>
         <w:rPr/>
-        <w:t>Congratulates, Then Hides</w:t>
-      </w:r>
-    </w:p>
-    <w:p>
-      <w:r>
-        <w:rPr/>
-        <w:t>Seius congratulated a Liberator’s cousin with wine-bright eyes and a spine already planning exit routes.</w:t>
-      </w:r>
-    </w:p>
-    <w:p>
-      <w:r>
-        <w:rPr/>
-        <w:t xml:space="preserve">“Liberty,” he said, and meant </w:t>
+        <w:t>Not on the Tablet</w:t>
+      </w:r>
+    </w:p>
+    <w:p>
+      <w:r>
+        <w:rPr/>
+        <w:t>The tablet came round after the second course, under a napkin, as if it were something to be ashamed of, which Statilius thought was the first honest thing about it.</w:t>
+      </w:r>
+    </w:p>
+    <w:p>
+      <w:r>
+        <w:rPr/>
+        <w:t>It had six names on it already. A declaration of support, open, for Brutus and Cassius and the rest, now that they were out of the city and the city was deciding what it thought of them. The man who carried it was a cousin of Cassius’s wife, a decent young man with a new beard, and he set it down by Statilius’s elbow with a stylus already warmed.</w:t>
+      </w:r>
+    </w:p>
+    <w:p>
+      <w:r>
+        <w:rPr/>
+        <w:t>“You were at his house,” the cousin said. “Everyone knows you’re his friend.”</w:t>
+      </w:r>
+    </w:p>
+    <w:p>
+      <w:r>
+        <w:rPr/>
+        <w:t>“I am his friend.”</w:t>
+      </w:r>
+    </w:p>
+    <w:p>
+      <w:r>
+        <w:rPr/>
+        <w:t>“Then sign.”</w:t>
+      </w:r>
+    </w:p>
+    <w:p>
+      <w:r>
+        <w:rPr/>
+        <w:t>The dinner was a good one. The host had been at the Capitol on the first night and talked about it as if he had held a sword, which he had not; he had held a lamp, and Statilius had seen him hold it. Six weeks ago every couch in Rome had been full of men like that. Statilius had watched them. They had cheered in March, and in April Antony had put a guard on his house and read Caesar’s papers aloud in the Senate, and the cheering had gone into the kind of quiet that waits to see who is winning. Some of the men who had cheered loudest had already gone to Antony’s morning reception. Statilius had seen them too, from the street.</w:t>
+      </w:r>
+    </w:p>
+    <w:p>
+      <w:r>
+        <w:rPr/>
+        <w:t>He looked at the names. Two of them belonged to men who would be in Antony’s atrium by the Kalends.</w:t>
+      </w:r>
+    </w:p>
+    <w:p>
+      <w:r>
+        <w:rPr/>
+        <w:t>“I won’t sign,” he said.</w:t>
+      </w:r>
+    </w:p>
+    <w:p>
+      <w:r>
+        <w:rPr/>
+        <w:t>The cousin’s face changed. Down the couches the talk dropped, the way talk drops when a dish is sent back.</w:t>
+      </w:r>
+    </w:p>
+    <w:p>
+      <w:r>
+        <w:rPr/>
+        <w:t>“You said at his table,” said the cousin, who had clearly been told, “that a wise man should not take risks for fools. Is that what we are?”</w:t>
+      </w:r>
+    </w:p>
+    <w:p>
+      <w:r>
+        <w:rPr/>
+        <w:t>“That is what I said. I said it in February.” Statilius picked up the stylus and looked at it and put it down again, on the napkin, so it would not mark the couch. “I said it when he asked me a question he was not asking. I answered the question he was asking with a joke, and he was kind enough to let me. He went to the Curia without me. I will not go to the tablet after him, now that it costs nothing to sign and will cost a great deal later, and call that friendship.”</w:t>
+      </w:r>
+    </w:p>
+    <w:p>
+      <w:r>
+        <w:rPr/>
+        <w:t>“It costs nothing?”</w:t>
+      </w:r>
+    </w:p>
+    <w:p>
+      <w:r>
+        <w:rPr/>
+        <w:t>“Not tonight. Tonight it is a dinner.” He smiled. “Ask me when it costs something.”</w:t>
+      </w:r>
+    </w:p>
+    <w:p>
+      <w:r>
+        <w:rPr/>
+        <w:t xml:space="preserve">The cousin took the tablet back. He did not say </w:t>
       </w:r>
       <w:r>
         <w:rPr>
           <w:i/>
         </w:rPr>
-        <w:t>I almost stood near the fire and did not burn.</w:t>
-      </w:r>
-    </w:p>
-    <w:p>
-      <w:r>
-        <w:rPr/>
-        <w:t>The cousin clasped his arm too hard. Seius clasped back harder, then softer, etiquette as a vane. At home he told no one he had been sounded for recruitment in the baths back in February. He told Seia Prima the city was dangerous for honest men. She believed him because belief was cheaper than questions.</w:t>
-      </w:r>
-    </w:p>
-    <w:p>
-      <w:r>
-        <w:rPr/>
-        <w:t>After the second course a neighbour leaned in with wine on his breath and a tablet half-hidden under his sleeve. Gavius from the next block, a man who borrowed tools and returned gossip. “Sign,” Gavius said softly. “Open support for the Liberators. Three names already. Yours would make four. The cousin saw you clasp. He expects ink.”</w:t>
-      </w:r>
-    </w:p>
-    <w:p>
-      <w:r>
-        <w:rPr/>
-        <w:t>Seia Prima’s eyes found Seius across the lamps. Expectation closed like a trap.</w:t>
-      </w:r>
-    </w:p>
-    <w:p>
-      <w:r>
-        <w:rPr/>
-        <w:t>Seius felt the old bath-recruitment cold return to his wrists. A signature was a door you could not un-open when Antonian veterans walked the street. Refusal in front of Gavius was another door. The cousin would hear. The dinner circuit would adjust. Someone would remember Seius as weather that would not commit.</w:t>
-      </w:r>
-    </w:p>
-    <w:p>
-      <w:r>
-        <w:rPr/>
-        <w:t>“My stomach,” Seius began, and hated the cue even as he used it.</w:t>
-      </w:r>
-    </w:p>
-    <w:p>
-      <w:r>
-        <w:rPr/>
-        <w:t>“Your stomach was fine for the toast,” Gavius said.</w:t>
-      </w:r>
-    </w:p>
-    <w:p>
-      <w:r>
-        <w:rPr/>
-        <w:t>Seius set down his cup carefully. “I will not sign tonight. Ask me when the Forum has decided which knives are fashion.”</w:t>
-      </w:r>
-    </w:p>
-    <w:p>
-      <w:r>
-        <w:rPr/>
-        <w:t>Gavius’s mouth flattened. “Then you are not with us. Say it plain for the cousin.”</w:t>
-      </w:r>
-    </w:p>
-    <w:p>
-      <w:r>
-        <w:rPr/>
-        <w:t>“I am with my household,” Seius said. “That is as plain as I get.”</w:t>
-      </w:r>
-    </w:p>
-    <w:p>
-      <w:r>
-        <w:rPr/>
-        <w:t>He left before dessert. Seia Prima followed without speaking until the street. “Gavius will tell them you flinched,” she said.</w:t>
-      </w:r>
-    </w:p>
-    <w:p>
-      <w:r>
-        <w:rPr/>
-        <w:t>“Let him,” Seius said. “I still have a door that closes. That is what I bought.”</w:t>
-      </w:r>
-    </w:p>
-    <w:p>
-      <w:r>
-        <w:rPr/>
-        <w:t>By morning the petition had four names without his. Gavius had already told the baker’s corner that Seius congratulated with wine and vanished with excuses. He had asked Seius’s wife, within earshot of two neighbours, whether honest men still shared tools with cowards. Seius cancelled the near dinners and accepted one far from anyone who could open another tablet under a sleeve. He had not become a hero. He had spent Gavius’s goodwill, and the mule Gavius used to lend without asking, to keep his name off a list that could kill him.</w:t>
-      </w:r>
-    </w:p>
-    <w:p>
-      <w:r>
-        <w:rPr/>
-        <w:t>On the way to the far dinner he didn’t rehearse congratulations. He counted which faces would still lend him a mule if the winds turned, and found the number smaller by one. Gavius gone from the count.</w:t>
+        <w:t>coward</w:t>
+      </w:r>
+      <w:r>
+        <w:rPr/>
+        <w:t>; he was too well brought up. He said it with his shoulders instead, going back down the couches, and the host cleared his throat and called for the next course, and the talk came back up the way water closes over a stone.</w:t>
+      </w:r>
+    </w:p>
+    <w:p>
+      <w:r>
+        <w:rPr/>
+        <w:t>Statilius ate the next course. He made himself. A man who left a dinner early after refusing a tablet was a man who had something to be ashamed of, and he was not sure yet whether he had.</w:t>
+      </w:r>
+    </w:p>
+    <w:p>
+      <w:r>
+        <w:rPr/>
+        <w:t>At home he did not go to bed. He sat in the small garden he had made behind the house, a few herbs and a fig tree and a bench, the way his master taught, a garden as a place to be left alone in. It was too dark to see the fig. He could smell it.</w:t>
+      </w:r>
+    </w:p>
+    <w:p>
+      <w:r>
+        <w:rPr/>
+        <w:t>Live unnoticed. He had built his whole life on the sentence, and it had held, through Pharsalus and Africa and the pardons and the ten years and the Ides. He had never been on anyone’s list. He had never put his name on anyone’s tablet. He had been free, which his master said was the only thing worth having, and he had spent the spring watching his friends leave the city one by one by the Appian road while he stayed in his garden being free.</w:t>
+      </w:r>
+    </w:p>
+    <w:p>
+      <w:r>
+        <w:rPr/>
+        <w:t>He called for a lamp and wax. He did not write to the Senate, or to the cousin, or to anyone who would read it aloud at a dinner. He wrote to Brutus, at Lanuvium.</w:t>
+      </w:r>
+    </w:p>
+    <w:p>
+      <w:r>
+        <w:rPr>
+          <w:i/>
+        </w:rPr>
+        <w:t>I will not sign for the Republic. I don’t believe in it, and you know I don’t, and you were right not to ask me in February. But if there is ever a thing to be done that wants a friend and not a cause, I am the same man you used to argue with, and I am not doing anything else.</w:t>
+      </w:r>
+    </w:p>
+    <w:p>
+      <w:r>
+        <w:rPr/>
+        <w:t>He read it over and thought it sounded like a man who had drunk the host’s wine. He sealed it anyway.</w:t>
+      </w:r>
+    </w:p>
+    <w:p>
+      <w:r>
+        <w:rPr/>
+        <w:t>In the morning he gave it to a carrier going south and went back to his garden, and found, to his annoyance, that he could not sit in it.</w:t>
       </w:r>
     </w:p>
     <w:p>
@@ -13633,12 +13631,6 @@
     <w:p>
       <w:r>
         <w:rPr/>
-        <w:t>Seius’s interest came in on the same day, a day before it was due, carried by his doorkeeper, an old man called Dromo who counted it out on the board himself and then watched Hordeonius count it again. The extra half in the hundred was there. It had been there every month since the Ides. Seius no longer came in person. Hordeonius entered it under the farm he had asked for and not been given, and thought, not for the first time, that a man who paid that much to keep his wife’s father’s fields was either a fool or the best risk on his tablets.</w:t>
-      </w:r>
-    </w:p>
-    <w:p>
-      <w:r>
-        <w:rPr/>
         <w:t xml:space="preserve">Sosia brought a tablet up from the Carinae end of the Sacred Way: Fulvia’s paper, and her steward asking for a month. “The Senate has voted her husband an enemy,” Sosia said. “Everybody on the Janus is calling her in.” Hordeonius called it in, in full, charged the steward a fee for the haste, and wrote the fee under </w:t>
       </w:r>
       <w:r>
@@ -15124,53 +15116,6 @@
       </w:pPr>
       <w:r>
         <w:rPr/>
-        <w:t>Seius</w:t>
-      </w:r>
-    </w:p>
-    <w:p>
-      <w:r>
-        <w:rPr/>
-        <w:t xml:space="preserve">Seius found his name absent and felt holy relief, then shame at the holiness. He walked past a posted list twice to be sure, eyes watering from more than wind. Above the names the square letters ran down to the clause men read twice: </w:t>
-      </w:r>
-      <w:r>
-        <w:rPr>
-          <w:i/>
-        </w:rPr>
-        <w:t>whoever hides one of these, or helps him away…</w:t>
-      </w:r>
-      <w:r>
-        <w:rPr/>
-        <w:t xml:space="preserve"> Eleven lines down, in the same black letters, stood Gavius from the next block, the petition-tablet man who had called him a coward over dessert. Seius didn’t stop walking. Stopping looked like guilt.</w:t>
-      </w:r>
-    </w:p>
-    <w:p>
-      <w:r>
-        <w:rPr/>
-        <w:t>At the corner Gavius himself stood under the same wood with a woman who had borrowed Seius’s mule last Kalends. He read the way he returned tools, slowly and from the top, and he had not got eleven lines down. “There,” Gavius said, finger on a cognomen that was almost Seius’s cousin’s, almost a stranger’s, wrong by one letter if you wanted it wrong. “Is that your house’s blood?” The woman looked at Seius. Expectation closed like the old petition trap.</w:t>
-      </w:r>
-    </w:p>
-    <w:p>
-      <w:r>
-        <w:rPr/>
-        <w:t xml:space="preserve">“I do not know that spelling,” Seius said. True enough to keep his door; false enough that Gavius’s mouth flattened. He did not say </w:t>
-      </w:r>
-      <w:r>
-        <w:rPr>
-          <w:i/>
-        </w:rPr>
-        <w:t>eleven lines down</w:t>
-      </w:r>
-      <w:r>
-        <w:rPr/>
-        <w:t>. The woman stepped back. Kinship itself felt contagious. Seius bought oil he did not need so his hands would look busy. He congratulated no one. He locked doors and checked the locks twice. Seia Prima asked if honesty still mattered. He said honesty was a peacetime crop. She didn’t laugh. “Then harvest carefully,” she said. “Peacetime crops still get taxed when the lists are hungry.” He almost smiled at her, old Seia who audited his atrium smile against paper. He stopped before smiling looked like relief worth posting. In bed he rehearsed congratulations for whoever won the next rumour, and hated the rehearsal even as he perfected it.</w:t>
-      </w:r>
-    </w:p>
-    <w:p>
-      <w:pPr>
-        <w:spacing w:before="200"/>
-      </w:pPr>
-      <w:r>
-        <w:rPr/>
         <w:t>Hordeonius</w:t>
       </w:r>
     </w:p>
@@ -15558,241 +15503,193 @@
       </w:pPr>
       <w:r>
         <w:rPr/>
-        <w:t>The Door That Closes</w:t>
-      </w:r>
-    </w:p>
-    <w:p>
-      <w:r>
-        <w:rPr/>
-        <w:t>The knock came after the second lamp, soft, the knock of a man who knew the house had a dog and didn’t want it.</w:t>
-      </w:r>
-    </w:p>
-    <w:p>
-      <w:r>
-        <w:rPr/>
-        <w:t>Dromo the doorkeeper looked through the grille and then looked back at Seius with his face gone careful. Seius knew who it was before Dromo said it. He had known since the corner that afternoon, since eleven lines down.</w:t>
-      </w:r>
-    </w:p>
-    <w:p>
-      <w:r>
-        <w:rPr/>
-        <w:t>“Tell him I am asleep,” Seius said.</w:t>
-      </w:r>
-    </w:p>
-    <w:p>
-      <w:r>
-        <w:rPr/>
-        <w:t>“He says you will say that,” said Dromo. “He says to tell you he read it.”</w:t>
-      </w:r>
-    </w:p>
-    <w:p>
-      <w:r>
-        <w:rPr/>
-        <w:t>So Gavius had got to the bottom of the board after all.</w:t>
-      </w:r>
-    </w:p>
-    <w:p>
-      <w:r>
-        <w:rPr/>
-        <w:t>Seius went to the door himself because a man should do his own refusing. Through the grille Gavius was a cloak and a nose and two hands holding the cloak shut at the throat. He had shaved off his beard. Without it his face looked like someone else’s younger brother.</w:t>
-      </w:r>
-    </w:p>
-    <w:p>
-      <w:r>
-        <w:rPr/>
-        <w:t>“I won’t keep you,” Gavius said. “I know what I called you. At the dinner. At the baker’s corner. To your wife, in front of the Calventii.” His breath smoked through the bars. “You were right not to sign. That’s why my name is up there and yours isn’t. You’re a coward and you’re alive. I’d like to be one of those.”</w:t>
-      </w:r>
-    </w:p>
-    <w:p>
-      <w:r>
-        <w:rPr/>
-        <w:t>“Go to your cousins.”</w:t>
-      </w:r>
-    </w:p>
-    <w:p>
-      <w:r>
-        <w:rPr/>
-        <w:t>“My cousins have read the clause.”</w:t>
-      </w:r>
-    </w:p>
-    <w:p>
-      <w:r>
-        <w:rPr>
-          <w:i/>
-        </w:rPr>
-        <w:t>Whoever hides one of them, or helps him away, shall be one of them.</w:t>
-      </w:r>
-      <w:r>
-        <w:rPr/>
-        <w:t xml:space="preserve"> Seius had read it too. He had read it twice. He had walked past it with his eyes watering and bought oil he didn’t need.</w:t>
-      </w:r>
-    </w:p>
-    <w:p>
-      <w:r>
-        <w:rPr/>
-        <w:t>“I have a household,” Seius said.</w:t>
-      </w:r>
-    </w:p>
-    <w:p>
-      <w:r>
-        <w:rPr/>
-        <w:t>“You told me that. At the dinner. You said you still had a door that closes.” Gavius put his forehead against the bars, not begging, only tired. “Close it behind me, then.”</w:t>
-      </w:r>
-    </w:p>
-    <w:p>
-      <w:r>
-        <w:rPr/>
-        <w:t>Seius stood with his hand on the bar. Behind him he heard Seia Prima come into the atrium. She had a lamp. She didn’t say anything. She didn’t need to; the old trap of expectation had her face in it, but it was a different expectation now and he could not tell which way it pointed.</w:t>
-      </w:r>
-    </w:p>
-    <w:p>
-      <w:r>
-        <w:rPr/>
-        <w:t>He did what he always did. He looked for the cheaper exit. There was a good one. Shut the grille, go back to bed, tell Dromo the man had been a drunk. By morning Gavius would be in someone else’s doorway or in a ditch, and nobody would ever know Seius had been asked, except Gavius, and Gavius would be dead.</w:t>
-      </w:r>
-    </w:p>
-    <w:p>
-      <w:r>
-        <w:rPr/>
-        <w:t>“Her father,” Seius said, not turning round, “sold grain at a loss in a famine year and they put up a statue of him for it. Did you know that?”</w:t>
-      </w:r>
-    </w:p>
-    <w:p>
-      <w:r>
-        <w:rPr/>
-        <w:t>“Everybody knows that,” said Gavius.</w:t>
-      </w:r>
-    </w:p>
-    <w:p>
-      <w:r>
-        <w:rPr/>
-        <w:t>“I didn’t,” Seius said, “until I married her.”</w:t>
-      </w:r>
-    </w:p>
-    <w:p>
-      <w:r>
-        <w:rPr/>
-        <w:t>He lifted the bar.</w:t>
-      </w:r>
-    </w:p>
-    <w:p>
-      <w:r>
-        <w:rPr/>
-        <w:t>They put him in the oil store, behind the jars. There were more jars than there had been a week ago; Seius had bought oil every day that week so his hands would look busy, and now his hands had made a wall. Gavius sat down behind it on a folded sack and laughed once, a cracked sound, and put his face in his cloak.</w:t>
-      </w:r>
-    </w:p>
-    <w:p>
-      <w:r>
-        <w:rPr/>
-        <w:t>In the atrium Seia Prima set the lamp down. “Dromo saw,” she said.</w:t>
-      </w:r>
-    </w:p>
-    <w:p>
-      <w:r>
-        <w:rPr/>
-        <w:t>“Dromo sees everything. He is a doorkeeper.”</w:t>
-      </w:r>
-    </w:p>
-    <w:p>
-      <w:r>
-        <w:rPr/>
-        <w:t>“Dromo heard the edict read at the fountain. So did every slave in Rome. Ten thousand denarii and his freedom and your citizenship.” She kept her voice low and level, the voice she used on the household accounts. “Do you know Festus? The one from the Esquiline? He walked his master’s hiding place to the tribunal on the second day. He is a citizen now, with his old master’s name, and he drinks in the same wine shop as our cook.”</w:t>
-      </w:r>
-    </w:p>
-    <w:p>
-      <w:r>
-        <w:rPr/>
-        <w:t>Seius sat on the edge of the impluvium. The water was black and had a leaf in it.</w:t>
-      </w:r>
-    </w:p>
-    <w:p>
-      <w:r>
-        <w:rPr/>
-        <w:t>“Then I free Dromo,” he said.</w:t>
-      </w:r>
-    </w:p>
-    <w:p>
-      <w:r>
-        <w:rPr/>
-        <w:t>“Before he frees himself.”</w:t>
-      </w:r>
-    </w:p>
-    <w:p>
-      <w:r>
-        <w:rPr/>
-        <w:t>“Before.”</w:t>
-      </w:r>
-    </w:p>
-    <w:p>
-      <w:r>
-        <w:rPr/>
-        <w:t>“With what? A freedman needs something to live on, or he is a beggar with a cap, and a beggar sells what he knows.” She folded her arms. “And Gavius cannot stay behind the oil for the rest of the triumvirs’ five years.”</w:t>
-      </w:r>
-    </w:p>
-    <w:p>
-      <w:r>
-        <w:rPr/>
-        <w:t>There were boats. Everyone said so, in the way everyone said things that month, with no one’s name attached. Pompey’s son held Sicily, and his ships came in along the coast below Circeii at night and took off anyone who could reach the beach, and paid whoever brought them twice what the triumvirs paid for the head. A carter could be found. A carter cost money. The gate guards cost money. Silence cost money. Every door in the city had a rate now, and Seius had none of it. He had a whitened toga in a chest, and a canvass that had eaten his credit, and a debt to Hordeonius that had been rolling over since before Munda.</w:t>
-      </w:r>
-    </w:p>
-    <w:p>
-      <w:r>
-        <w:rPr/>
-        <w:t>In the morning he went to Dromo in the porter’s cell by the door. The old man was sitting on his cot with his sandals on, which he never did before the first client.</w:t>
-      </w:r>
-    </w:p>
-    <w:p>
-      <w:r>
-        <w:rPr/>
-        <w:t>“You heard,” Seius said.</w:t>
-      </w:r>
-    </w:p>
-    <w:p>
-      <w:r>
-        <w:rPr/>
-        <w:t>“I hear the door, master. That’s the work.”</w:t>
-      </w:r>
-    </w:p>
-    <w:p>
-      <w:r>
-        <w:rPr/>
-        <w:t>Seius had prepared something wine-bright and generous to say, the kind of thing he said at dinners. It wouldn’t come. He sat down on the stool instead, which a master did not do in a porter’s cell, and Dromo looked at the stool and then at him.</w:t>
-      </w:r>
-    </w:p>
-    <w:p>
-      <w:r>
-        <w:rPr/>
-        <w:t>“I am going to free you,” Seius said. “Before the praetor, as soon as I can find one who isn’t hunting. And I am going to give you enough to live on. Not ten thousand. I haven’t got ten thousand. But enough, and a room, and my name as your patron, which is worth less than it was.”</w:t>
-      </w:r>
-    </w:p>
-    <w:p>
-      <w:r>
-        <w:rPr/>
-        <w:t>Dromo said nothing for a while. Then he said, “The Gavius man borrowed my mule-rope two years ago and brought it back with a knot in it I couldn’t undo.”</w:t>
-      </w:r>
-    </w:p>
-    <w:p>
-      <w:r>
-        <w:rPr/>
-        <w:t>“I know. He did the same to me.”</w:t>
-      </w:r>
-    </w:p>
-    <w:p>
-      <w:r>
-        <w:rPr/>
-        <w:t>“I don’t want his head, master. I don’t want anybody’s head. I want to sleep in a room with a door I can bar from the inside.” Dromo looked at his sandals. “But I’d sleep better with the money in my hand than in your mouth.”</w:t>
-      </w:r>
-    </w:p>
-    <w:p>
-      <w:r>
-        <w:rPr/>
-        <w:t>“So would I,” said Seius.</w:t>
-      </w:r>
-    </w:p>
-    <w:p>
-      <w:r>
-        <w:rPr/>
-        <w:t>He went to find Hordeonius.</w:t>
+        <w:t>The Contest</w:t>
+      </w:r>
+    </w:p>
+    <w:p>
+      <w:r>
+        <w:rPr/>
+        <w:t>There were four of them in Calenus’s dining room by the second lamp, and they were quarrelling over who should be allowed to risk his life.</w:t>
+      </w:r>
+    </w:p>
+    <w:p>
+      <w:r>
+        <w:rPr/>
+        <w:t>“I have the farm at Reate,” said one. “His own country. Nobody would look for him in his own country.”</w:t>
+      </w:r>
+    </w:p>
+    <w:p>
+      <w:r>
+        <w:rPr/>
+        <w:t>“Everybody would look for him in his own country,” said another. “That is the first place they look. I have a ship.”</w:t>
+      </w:r>
+    </w:p>
+    <w:p>
+      <w:r>
+        <w:rPr/>
+        <w:t>“He is seventy-three. He would die on a ship.”</w:t>
+      </w:r>
+    </w:p>
+    <w:p>
+      <w:r>
+        <w:rPr/>
+        <w:t>“He would die in a ditch at Reate.”</w:t>
+      </w:r>
+    </w:p>
+    <w:p>
+      <w:r>
+        <w:rPr/>
+        <w:t>Marcus Terentius Varro sat at the end of the couch with his hands folded on his stick and let them argue about him as if he were a question of grammar. He had written on grammar. He had written on farming and on the gods and on the Latin language and on the antiquities of every town in Italy, more books than any man alive, and Caesar had chosen him to build Rome its first public library. Caesar had also pardoned him. That afternoon his name had gone up on the wood in the Forum, a long way down the list, between a moneylender and a man nobody had heard of.</w:t>
+      </w:r>
+    </w:p>
+    <w:p>
+      <w:r>
+        <w:rPr/>
+        <w:t>Calenus had read it there himself. He had gone to the Forum to read it because he was Antony’s friend, and Antony’s friends went to read the lists the way men go to see their own names on a dedication.</w:t>
+      </w:r>
+    </w:p>
+    <w:p>
+      <w:r>
+        <w:rPr/>
+        <w:t>“He will come to me,” Calenus said.</w:t>
+      </w:r>
+    </w:p>
+    <w:p>
+      <w:r>
+        <w:rPr/>
+        <w:t>They stopped and looked at him. He knew what they saw. Quintus Fufius Calenus, consul four years ago by Caesar’s gift, the man who had stood up in the Senate all through the spring and argued for Antony while Cicero called him every name in the language. Half the men in this room had sat on the benches and listened to Cicero do it and enjoyed it. Cicero was on the same list as Varro now. Calenus had read that too.</w:t>
+      </w:r>
+    </w:p>
+    <w:p>
+      <w:r>
+        <w:rPr/>
+        <w:t>“To you,” said the man with the ship.</w:t>
+      </w:r>
+    </w:p>
+    <w:p>
+      <w:r>
+        <w:rPr/>
+        <w:t>“To me. To the villa. Antony stops there when he goes south. He has stopped there for years. It is the one house in Italy where nobody will think to look for an enemy of Antony’s, because Antony sleeps in it.”</w:t>
+      </w:r>
+    </w:p>
+    <w:p>
+      <w:r>
+        <w:rPr/>
+        <w:t>Nobody said anything. Varro unfolded his hands.</w:t>
+      </w:r>
+    </w:p>
+    <w:p>
+      <w:r>
+        <w:rPr/>
+        <w:t>“He took my house at Casinum,” Varro said. He said it mildly, as an antiquarian notes a date. “In the spring before last, when I was away. Cicero wrote that he held parties in my library. Gamblers and actresses, Cicero wrote. He said the books must have wondered what had happened to their master.” He looked at Calenus. “I imagine that is why my name is on the wood. A man doesn’t like to be reminded of a house he has taken. It is cheaper to take the owner off the books.”</w:t>
+      </w:r>
+    </w:p>
+    <w:p>
+      <w:r>
+        <w:rPr/>
+        <w:t>“I imagine so,” said Calenus. He had imagined exactly that, at the foot of the board, and had not let himself finish the thought in the Forum.</w:t>
+      </w:r>
+    </w:p>
+    <w:p>
+      <w:r>
+        <w:rPr/>
+        <w:t>“And you will put me in the house where he sleeps.”</w:t>
+      </w:r>
+    </w:p>
+    <w:p>
+      <w:r>
+        <w:rPr/>
+        <w:t>“I will put you behind the library. There is a room there with no window that my father used for the accounts. You will have to share it with the accounts.”</w:t>
+      </w:r>
+    </w:p>
+    <w:p>
+      <w:r>
+        <w:rPr/>
+        <w:t>Varro considered this. Then he smiled for the first time that evening, a small dry movement in a very old face. “I have shared rooms with worse,” he said. “I shared a camp with Pompey.”</w:t>
+      </w:r>
+    </w:p>
+    <w:p>
+      <w:r>
+        <w:rPr/>
+        <w:t>They took him out of the city two nights later in a closed carriage with the curtains down, as an old relative of the household’s going to the country for his chest. At the villa Calenus put him in the windowless room with a lamp and a brazier and as much paper as he wanted, and Varro asked at once for his notes on the Latin language, which had been left in Rome, and then said he would begin again from memory, since memory was where he kept most of it.</w:t>
+      </w:r>
+    </w:p>
+    <w:p>
+      <w:r>
+        <w:rPr/>
+        <w:t>The next morning Calenus called the household into the courtyard.</w:t>
+      </w:r>
+    </w:p>
+    <w:p>
+      <w:r>
+        <w:rPr/>
+        <w:t>There were sixty of them, counting the field hands and the boys. He stood on the steps and looked down at them in the cold: his steward, his cook, the women from the weaving room, the old porter, the two Thracian grooms who looked after Antony’s horses when Antony came. Every one of them had heard the edict read at a fountain somewhere. Every one of them could count. Ten thousand denarii for a slave who gave up a hidden man, and his freedom, and his master’s rank.</w:t>
+      </w:r>
+    </w:p>
+    <w:p>
+      <w:r>
+        <w:rPr/>
+        <w:t>He did not make a speech. He had made speeches all spring and Cicero had made better ones.</w:t>
+      </w:r>
+    </w:p>
+    <w:p>
+      <w:r>
+        <w:rPr/>
+        <w:t>“There is an old man in the room behind the library,” Calenus said. “You all know who he is, or you will by tonight. If any of you sells him, you will be rich and free, and I will be on the list beside him, and so will this house, and so will every one of you who is not the one who sold him. You will go to the auction with the furniture.” He let that sit. “If none of you sells him, then at the end of this, whenever the end is, every man and woman in this courtyard gets a year’s keep in coin from my own hand. And I will remember your names.”</w:t>
+      </w:r>
+    </w:p>
+    <w:p>
+      <w:r>
+        <w:rPr/>
+        <w:t>They looked at him. Nobody spoke. The old porter, at the back, scratched his ear.</w:t>
+      </w:r>
+    </w:p>
+    <w:p>
+      <w:r>
+        <w:rPr/>
+        <w:t>“That’s all,” Calenus said.</w:t>
+      </w:r>
+    </w:p>
+    <w:p>
+      <w:r>
+        <w:rPr/>
+        <w:t>When they had gone back to their work he turned to his steward, who had stayed on the steps.</w:t>
+      </w:r>
+    </w:p>
+    <w:p>
+      <w:r>
+        <w:rPr/>
+        <w:t>“A year’s keep for sixty,” the steward said. “In coin.”</w:t>
+      </w:r>
+    </w:p>
+    <w:p>
+      <w:r>
+        <w:rPr/>
+        <w:t>“I know.”</w:t>
+      </w:r>
+    </w:p>
+    <w:p>
+      <w:r>
+        <w:rPr/>
+        <w:t>“We haven’t got it in coin. Nobody in Italy has it in coin this month. Everybody who has silver has buried it.”</w:t>
+      </w:r>
+    </w:p>
+    <w:p>
+      <w:r>
+        <w:rPr/>
+        <w:t>“Then go to Rome and borrow it,” Calenus said. “Quietly. From someone who doesn’t ask what it’s for.”</w:t>
+      </w:r>
+    </w:p>
+    <w:p>
+      <w:r>
+        <w:rPr/>
+        <w:t>“They’ll all ask. This month, they all ask.”</w:t>
+      </w:r>
+    </w:p>
+    <w:p>
+      <w:r>
+        <w:rPr/>
+        <w:t>“Then find one who doesn’t,” said Calenus, and went in to see whether Varro had enough lamp oil.</w:t>
       </w:r>
     </w:p>
     <w:p>
@@ -15917,25 +15814,25 @@
     <w:p>
       <w:r>
         <w:rPr/>
-        <w:t>Seius came at the third hour. He came the long way round, past the posted board, and stood at the stall with the face Hordeonius had seen on every borrower since the lists went up, the face of a man doing arithmetic he would rather not be seen doing.</w:t>
-      </w:r>
-    </w:p>
-    <w:p>
-      <w:r>
-        <w:rPr/>
-        <w:t>“A loan,” Seius said. “Small.”</w:t>
-      </w:r>
-    </w:p>
-    <w:p>
-      <w:r>
-        <w:rPr/>
-        <w:t>“Nothing is small this month.”</w:t>
-      </w:r>
-    </w:p>
-    <w:p>
-      <w:r>
-        <w:rPr/>
-        <w:t>“Three thousand denarii.” He did not sit. “A manumission and something to live on. A carter to the coast. The gate.”</w:t>
+        <w:t>Calenus’s steward came at the third hour. Hordeonius knew him by sight: a grey, careful freedman who had paid his master’s bills on the Janus for ten years and never once haggled in public. He came the long way round, past the posted board, and stood at the stall with the face Hordeonius had seen on every borrower since the lists went up, the face of a man doing arithmetic he would rather not be seen doing.</w:t>
+      </w:r>
+    </w:p>
+    <w:p>
+      <w:r>
+        <w:rPr/>
+        <w:t>“A loan,” the steward said. “For the household. Wages.”</w:t>
+      </w:r>
+    </w:p>
+    <w:p>
+      <w:r>
+        <w:rPr/>
+        <w:t>“Your master is a consular with half the Falernian country in his name.”</w:t>
+      </w:r>
+    </w:p>
+    <w:p>
+      <w:r>
+        <w:rPr/>
+        <w:t>“My master has land,” said the steward. “This month nobody has coin. Three thousand denarii. Worn silver, if you have it. Nothing anyone would remember.”</w:t>
       </w:r>
     </w:p>
     <w:p>
@@ -15947,7 +15844,7 @@
         <w:rPr>
           <w:i/>
         </w:rPr>
-        <w:t>the coast</w:t>
+        <w:t>wages</w:t>
       </w:r>
       <w:r>
         <w:rPr/>
@@ -15957,17 +15854,29 @@
         <w:rPr>
           <w:i/>
         </w:rPr>
-        <w:t>the gate</w:t>
-      </w:r>
-      <w:r>
-        <w:rPr/>
-        <w:t xml:space="preserve"> and let them go past him like carts. He did not ask who. A banker who asked who was a banker who knew, and a banker who knew was a man who had helped one of them away. He looked at Seius instead: the good tunic gone a little loose, the soft hands, the wine-bright manner switched off for once so that the face underneath showed. It was not a brave face. It was the face of a coward who had made a decision and was now trying to finance it.</w:t>
-      </w:r>
-    </w:p>
-    <w:p>
-      <w:r>
-        <w:rPr/>
-        <w:t>“You already owe me,” Hordeonius said. “The canvass. The toga, the gifts, the games you were going to give. Rolled over since the spring before Munda.”</w:t>
+        <w:t>nothing anyone would remember</w:t>
+      </w:r>
+      <w:r>
+        <w:rPr/>
+        <w:t xml:space="preserve"> and let them go past him like carts. Sixty slaves, or eighty, on a villa; a year’s keep each, give or take. He did not ask why a household needed a year’s wages all at once in the month when every slave in Italy could earn ten thousand and his freedom with one sentence at a tribunal. A banker who asked why was a banker who knew, and a banker who knew was a man who had helped one of them away. He looked at the steward instead: the good tunic, the soft hands, the face of a servant who had been given an errand by a frightened man and was carrying it as if it might break.</w:t>
+      </w:r>
+    </w:p>
+    <w:p>
+      <w:r>
+        <w:rPr/>
+        <w:t>“Calenus is Antony’s friend,” Hordeonius said.</w:t>
+      </w:r>
+    </w:p>
+    <w:p>
+      <w:r>
+        <w:rPr/>
+        <w:t>“He is.”</w:t>
+      </w:r>
+    </w:p>
+    <w:p>
+      <w:r>
+        <w:rPr/>
+        <w:t>“Antony’s friends do not borrow on the Janus this month. They buy on it.”</w:t>
       </w:r>
     </w:p>
     <w:p>
@@ -15979,31 +15888,13 @@
     <w:p>
       <w:r>
         <w:rPr/>
-        <w:t>“You will never stand for aedile now. Not this year. Perhaps not under these three.”</w:t>
-      </w:r>
-    </w:p>
-    <w:p>
-      <w:r>
-        <w:rPr/>
-        <w:t>“I know that too.”</w:t>
-      </w:r>
-    </w:p>
-    <w:p>
-      <w:r>
-        <w:rPr/>
-        <w:t>“Then I want the Sabine land,” Hordeonius said. “All of it, as security. The old debt rolled in, the new one on top, the whole of it secured on the farm. If you default, I take the farm.”</w:t>
-      </w:r>
-    </w:p>
-    <w:p>
-      <w:r>
-        <w:rPr/>
-        <w:t>Seius closed his eyes. The farm was where his wife’s father had been born, Hordeonius knew. He knew because he had asked for it once before, the week after the Ides, and Seius had paid an extra half in the hundred every month since rather than give it.</w:t>
-      </w:r>
-    </w:p>
-    <w:p>
-      <w:r>
-        <w:rPr/>
-        <w:t>“Done,” said Seius.</w:t>
+        <w:t>“Then I want security,” Hordeonius said. “Your master’s plate. All of it, listed, the weight on the tablet. If he defaults, I take the silver.”</w:t>
+      </w:r>
+    </w:p>
+    <w:p>
+      <w:r>
+        <w:rPr/>
+        <w:t>The steward closed his eyes, briefly, like a man totting up a dinner service he had polished for ten years. “Done,” he said.</w:t>
       </w:r>
     </w:p>
     <w:p>
@@ -16015,7 +15906,7 @@
     <w:p>
       <w:r>
         <w:rPr/>
-        <w:t>Hordeonius counted it out himself: worn silver, no Caesar on it, nothing anyone would remember. He wrapped it in a cloth that smelled of the shelf and pushed it across the board, and Seius took it under his cloak with the careful hands of a man carrying eggs.</w:t>
+        <w:t>Hordeonius counted it out himself: worn silver, no Caesar on it, nothing anyone would remember. He wrapped it in a cloth that smelled of the shelf and pushed it across the board, and the steward took it under his cloak with the careful hands of a man carrying eggs.</w:t>
       </w:r>
     </w:p>
     <w:p>
@@ -16027,7 +15918,7 @@
     <w:p>
       <w:r>
         <w:rPr/>
-        <w:t>“I know it is secured on a farm.”</w:t>
+        <w:t>“I know it is secured on plate.”</w:t>
       </w:r>
     </w:p>
     <w:p>
@@ -16055,7 +15946,7 @@
         <w:rPr>
           <w:i/>
         </w:rPr>
-        <w:t>Seius: lent</w:t>
+        <w:t>Calenus’s steward: lent</w:t>
       </w:r>
       <w:r>
         <w:rPr/>
@@ -16079,7 +15970,7 @@
     <w:p>
       <w:r>
         <w:rPr/>
-        <w:t>“Sosia,” he said. “If anyone asks, Seius came about his canvass debt.”</w:t>
+        <w:t>“Sosia,” he said. “If anyone asks, Calenus’s man came about his master’s wages.”</w:t>
       </w:r>
     </w:p>
     <w:p>
@@ -16094,163 +15985,163 @@
       </w:pPr>
       <w:r>
         <w:rPr/>
-        <w:t>Twice the Price</w:t>
-      </w:r>
-    </w:p>
-    <w:p>
-      <w:r>
-        <w:rPr/>
-        <w:t>The carter wanted the money first, and Seius gave it to him first, because there was no way to make a carter trust you that did not end with a carter knowing too much.</w:t>
-      </w:r>
-    </w:p>
-    <w:p>
-      <w:r>
-        <w:rPr/>
-        <w:t>Gavius lay under sacks of chaff in the bed of the cart with his knees up. Dromo had led the mule round from the stable, Seius’s own mule, the good one, and backed it between the shafts himself, and now he stood at the house door in a cap he had never worn before, holding a purse he kept looking at.</w:t>
-      </w:r>
-    </w:p>
-    <w:p>
-      <w:r>
-        <w:rPr/>
-        <w:t>“You could stay,” Seius said to him. “As a freedman. On wages.”</w:t>
-      </w:r>
-    </w:p>
-    <w:p>
-      <w:r>
-        <w:rPr/>
-        <w:t>“I’ll stay till he’s through the gate,” said Dromo. “After that I want my own door.”</w:t>
-      </w:r>
-    </w:p>
-    <w:p>
-      <w:r>
-        <w:rPr/>
-        <w:t>Seius walked beside the cart. A master walking beside a load of chaff looked strange, but a master riding on it looked stranger, and a master staying home while his mule went out before light looked like a man with something to hide. He had thought about all three for most of the night and chosen the one that let him talk.</w:t>
-      </w:r>
-    </w:p>
-    <w:p>
-      <w:r>
-        <w:rPr/>
-        <w:t>At the Capena gate there were soldiers with torches, six of them, and a decurion with a tablet. They stopped every cart. They were bored, which was the only hope Seius had.</w:t>
-      </w:r>
-    </w:p>
-    <w:p>
-      <w:r>
-        <w:rPr/>
-        <w:t>“Chaff,” said the carter. “For the villa at Bovillae.”</w:t>
-      </w:r>
-    </w:p>
-    <w:p>
-      <w:r>
-        <w:rPr/>
-        <w:t>The decurion lifted his torch and looked at the sacks and then at Seius. “And you?”</w:t>
-      </w:r>
-    </w:p>
-    <w:p>
-      <w:r>
-        <w:rPr/>
-        <w:t>Seius had been congratulating men for his whole adult life. He had congratulated Caesar’s friends and Caesar’s killers and Caesar’s heir, sometimes in the same week. He had done it at dinners and in doorways and on the steps of the Senate, with wine-bright eyes and his spine already planning its exit. He had always despised himself a little for how well he did it. He did it now.</w:t>
-      </w:r>
-    </w:p>
-    <w:p>
-      <w:r>
-        <w:rPr/>
-        <w:t>“I am Seius,” he said, “nephew of the Seius who gave the people grain, you’ll have heard of him, and I am up before the cocks because the triumvirs have had their first good week and I want to be at my farm before the auctions make the roads impossible. Have you eaten, soldier? You look like a man on a long watch. Three good men saving the state, and the state sends its guards out without breakfast.” He took a coin from his own purse, not Hordeonius’s, and put it in the decurion’s hand as if it were a gift between friends. “For bread. Drink to the three of them.”</w:t>
-      </w:r>
-    </w:p>
-    <w:p>
-      <w:r>
-        <w:rPr/>
-        <w:t>The decurion looked at the coin. He looked at the cart. A sack near the back moved, very slightly, as a man under it breathed.</w:t>
-      </w:r>
-    </w:p>
-    <w:p>
-      <w:r>
-        <w:rPr/>
-        <w:t>“The mule’s restless,” Seius said, and slapped its rump, and the mule, which had never been restless in its life, threw its head and stamped.</w:t>
-      </w:r>
-    </w:p>
-    <w:p>
-      <w:r>
-        <w:rPr/>
-        <w:t>“Go on,” said the decurion.</w:t>
-      </w:r>
-    </w:p>
-    <w:p>
-      <w:r>
-        <w:rPr/>
-        <w:t>Beyond the gate the road was dark between the tombs. A mile out, by a milestone, the carter stopped and Gavius sat up in the chaff with it in his hair and his eyebrows. He looked back at the walls.</w:t>
-      </w:r>
-    </w:p>
-    <w:p>
-      <w:r>
-        <w:rPr/>
-        <w:t>“There are boats,” Seius said. “Below Circeii. Pompey’s son pays twice the triumvirs’ price for any man brought to the beach alive. The carter knows. He’ll want paying twice, I expect.”</w:t>
-      </w:r>
-    </w:p>
-    <w:p>
-      <w:r>
-        <w:rPr/>
-        <w:t>“He can have it,” said Gavius. “If I get there I’ll owe Pompey’s son a head I’m still wearing.” He looked at Seius. “I called you a coward.”</w:t>
-      </w:r>
-    </w:p>
-    <w:p>
-      <w:r>
-        <w:rPr/>
-        <w:t>“You were right.”</w:t>
-      </w:r>
-    </w:p>
-    <w:p>
-      <w:r>
-        <w:rPr/>
-        <w:t>“I know I was.” Gavius pulled a straw out of his collar. “You did it anyway.”</w:t>
-      </w:r>
-    </w:p>
-    <w:p>
-      <w:r>
-        <w:rPr/>
-        <w:t>“Once,” said Seius. “Don’t tell anyone. It would ruin me.”</w:t>
-      </w:r>
-    </w:p>
-    <w:p>
-      <w:r>
-        <w:rPr/>
-        <w:t>Gavius laughed, the cracked laugh from the oil store, and the carter clicked to the mule, and the cart went on south into the dark with Seius’s good mule pulling it and not looking back.</w:t>
-      </w:r>
-    </w:p>
-    <w:p>
-      <w:r>
-        <w:rPr/>
-        <w:t>Seius walked home. It took a long time. At the gate the decurion nodded to him like an old friend. In the lane Dromo was gone, the porter’s cell swept, the cot stripped, the bar of the door left leaning against the wall so that whoever came next could put it up.</w:t>
-      </w:r>
-    </w:p>
-    <w:p>
-      <w:r>
-        <w:rPr/>
-        <w:t>Seia Prima was in the atrium. She had not slept either.</w:t>
-      </w:r>
-    </w:p>
-    <w:p>
-      <w:r>
-        <w:rPr/>
-        <w:t>“Well?” she said.</w:t>
-      </w:r>
-    </w:p>
-    <w:p>
-      <w:r>
-        <w:rPr/>
-        <w:t>He did not count faces, as he had counted them after the dinner, the faces that would lend him a mule if the wind turned. He had no mule now. He had a debt on her father’s farm and a free man’s empty cell and nothing at all to show anyone.</w:t>
-      </w:r>
-    </w:p>
-    <w:p>
-      <w:r>
-        <w:rPr/>
-        <w:t>“Gone,” he said. “South.”</w:t>
-      </w:r>
-    </w:p>
-    <w:p>
-      <w:r>
-        <w:rPr/>
-        <w:t>She came and put her hand flat on his chest, over the heart, the way she checked a jar for a crack. He almost made a joke. For once, he didn’t.</w:t>
+        <w:t>A Guest for the Night</w:t>
+      </w:r>
+    </w:p>
+    <w:p>
+      <w:r>
+        <w:rPr/>
+        <w:t>Antony came on the twelfth day, as Calenus had known he would, because he was riding south for two days to look at land for the colonies and the road went past the gate.</w:t>
+      </w:r>
+    </w:p>
+    <w:p>
+      <w:r>
+        <w:rPr/>
+        <w:t>A rider came first, an hour ahead, to say so. Calenus went into the room behind the library and told Varro, who was writing, and who did not stop writing while he was told.</w:t>
+      </w:r>
+    </w:p>
+    <w:p>
+      <w:r>
+        <w:rPr/>
+        <w:t>“He’ll want the Falernian,” Varro said. “Give him the good one. If you give him the second, he’ll notice, and wonder why you’re saving it.”</w:t>
+      </w:r>
+    </w:p>
+    <w:p>
+      <w:r>
+        <w:rPr/>
+        <w:t>“How do you know he’ll notice?”</w:t>
+      </w:r>
+    </w:p>
+    <w:p>
+      <w:r>
+        <w:rPr/>
+        <w:t>“He drank my cellar at Casinum in a month. A man learns a palate that way.” Varro dipped the pen. “Shut the door on your way out, please. The draught moves the lamp.”</w:t>
+      </w:r>
+    </w:p>
+    <w:p>
+      <w:r>
+        <w:rPr/>
+        <w:t>Antony arrived at dusk with thirty horse and a dozen friends and a noise like a festival, and the courtyard filled with men and torches and the smell of horses. The two Thracian grooms took his mare as they always did. The porter opened the house door as he always did. Calenus stood on the steps and was embraced, and smelled wine and leather and the road, and felt Antony’s big hand slap his back twice, the way it always had, since Gaul.</w:t>
+      </w:r>
+    </w:p>
+    <w:p>
+      <w:r>
+        <w:rPr/>
+        <w:t>“Calenus,” Antony said. “You look like a man who has been reading. Stop it. It’s bad for you.”</w:t>
+      </w:r>
+    </w:p>
+    <w:p>
+      <w:r>
+        <w:rPr/>
+        <w:t>They dined in the long room. Antony lay at the top and talked, which was what Antony did at dinner, about the colonies and the veterans and how much land Italy had and how much it would have to find. He talked about the lists the way a man talks about the weather on a campaign, as a thing that was bad and had to be got through. He named names. Once he named Cicero, and the table went quiet for a breath, and Antony laughed and said the old man had made a better end than anyone expected, and drank, and the talk went on.</w:t>
+      </w:r>
+    </w:p>
+    <w:p>
+      <w:r>
+        <w:rPr/>
+        <w:t>Calenus watched the slaves. He could not help it. The cook’s boy brought the fish. The steward poured. The old porter, who should have been at the door, stood at the back of the room by the curtain, as he sometimes did when there were guests, to see the faces. Calenus watched each of them come near Antony, near enough to bend and say a word in his ear. Ten thousand denarii and freedom and a master’s rank. A word in the ear.</w:t>
+      </w:r>
+    </w:p>
+    <w:p>
+      <w:r>
+        <w:rPr/>
+        <w:t>The fish went round. The steward poured.</w:t>
+      </w:r>
+    </w:p>
+    <w:p>
+      <w:r>
+        <w:rPr/>
+        <w:t>“This is the good Falernian,” Antony said, holding up his cup to the lamp. “I know it is. You’re a generous man, Calenus. Generous men are getting rare.” He drank. “Do you know who had a cellar like this? Varro. That old pedant at Casinum. I had a month of it in the spring before last, and I tell you, the books were nothing, but the wine...”</w:t>
+      </w:r>
+    </w:p>
+    <w:p>
+      <w:r>
+        <w:rPr/>
+        <w:t>“I’ve heard,” said Calenus.</w:t>
+      </w:r>
+    </w:p>
+    <w:p>
+      <w:r>
+        <w:rPr/>
+        <w:t>“He’s on the list, did you see? Somebody put him on. I don’t know who.” Antony waved a hand, the gambler’s open hand. “Old men. They don’t like being reminded.”</w:t>
+      </w:r>
+    </w:p>
+    <w:p>
+      <w:r>
+        <w:rPr/>
+        <w:t>Three walls away, through the library and the passage, Varro was writing about the Latin language by the light of one lamp with the door shut against the draught.</w:t>
+      </w:r>
+    </w:p>
+    <w:p>
+      <w:r>
+        <w:rPr/>
+        <w:t>“No,” said Calenus. “They don’t.”</w:t>
+      </w:r>
+    </w:p>
+    <w:p>
+      <w:r>
+        <w:rPr/>
+        <w:t>Antony slept in the guest room over the court, the one he always had. His friends slept where they fell. Calenus did not sleep at all. He lay in the dark and listened to the house, which was full of men who were not his, and to the dogs, and to every door. At the second watch he heard footsteps in the passage by the library and lay without breathing until they passed. It was the porter, doing his round, as he did every night. The footsteps did not stop at the library door. They went on to the end of the passage and back, the old man’s slow uneven walk, and then the porter’s cell door closed.</w:t>
+      </w:r>
+    </w:p>
+    <w:p>
+      <w:r>
+        <w:rPr/>
+        <w:t>In the morning Antony ate standing up, in the courtyard, with his cloak already on, and kissed Calenus on both cheeks, and said he would stop again on the way back if the colonies didn’t drown him, and rode out through the gate with his thirty horse and his friends and his noise. The grooms watched him go. The porter shut the gate.</w:t>
+      </w:r>
+    </w:p>
+    <w:p>
+      <w:r>
+        <w:rPr/>
+        <w:t>Calenus stood in the empty courtyard for a while. Then he went through the library and knocked on the door of the room behind it.</w:t>
+      </w:r>
+    </w:p>
+    <w:p>
+      <w:r>
+        <w:rPr/>
+        <w:t>“Come in,” said Varro. “Mind the draught.”</w:t>
+      </w:r>
+    </w:p>
+    <w:p>
+      <w:r>
+        <w:rPr/>
+        <w:t>He was sitting where he had been the night before, as if he had not moved. Perhaps he had not. There were more sheets beside him than there had been.</w:t>
+      </w:r>
+    </w:p>
+    <w:p>
+      <w:r>
+        <w:rPr/>
+        <w:t>“He’s gone,” Calenus said.</w:t>
+      </w:r>
+    </w:p>
+    <w:p>
+      <w:r>
+        <w:rPr/>
+        <w:t>“I heard.” Varro blotted a line. “Did he like the wine?”</w:t>
+      </w:r>
+    </w:p>
+    <w:p>
+      <w:r>
+        <w:rPr/>
+        <w:t>“He said it was as good as yours.”</w:t>
+      </w:r>
+    </w:p>
+    <w:p>
+      <w:r>
+        <w:rPr/>
+        <w:t>Varro put the pen down and looked up, and for a moment the dry old face was not dry at all. Then he picked up the pen again.</w:t>
+      </w:r>
+    </w:p>
+    <w:p>
+      <w:r>
+        <w:rPr/>
+        <w:t>“It was mine,” he said. “I sent you six jars of it the year you were consul. You won’t remember.”</w:t>
+      </w:r>
+    </w:p>
+    <w:p>
+      <w:r>
+        <w:rPr/>
+        <w:t>Calenus did remember, now. He went out and shut the door on the draught, and walked down to the courtyard, where the steward was counting out the silver from Rome into sixty small heaps on the mounting block, one for every name, while the household stood in the cold and watched.</w:t>
       </w:r>
     </w:p>
     <w:p>
@@ -18478,7 +18369,25 @@
     <w:p>
       <w:r>
         <w:rPr/>
-        <w:t>Night came down cold over a stream bed among rocks. A few hundred men had followed him; fewer were there by midnight. He sent a man down to see whether the camp could be retaken. The man did not come back. Volumnius, who had argued Plato with him for twenty years, refused when Brutus asked him to hold the sword, and wept, and Brutus did not ask him twice.</w:t>
+        <w:t>Night came down cold over a stream bed among rocks. A few hundred men had followed him; fewer were there by midnight. Somebody had to find out whether the camp still stood, and the only way to it was down through the enemy’s pickets. Statilius offered. He did not say anything about wise men and fools. He said that if he found the camp safe he would hold up a torch, and then he went down among the rocks into the dark, an Epicurean on a soldier’s errand. Brutus had kept his letter from Rome, two springs gone, the one about a thing that wanted a friend and not a cause.</w:t>
+      </w:r>
+    </w:p>
+    <w:p>
+      <w:r>
+        <w:rPr/>
+        <w:t>After a long time a torch went up, small and far off, over the place where the camp was. Brutus watched it. The camp was safe. The torch burned down and Statilius did not come back.</w:t>
+      </w:r>
+    </w:p>
+    <w:p>
+      <w:r>
+        <w:rPr/>
+        <w:t>“If Statilius is alive,” Brutus said, to nobody in particular, “he will come.”</w:t>
+      </w:r>
+    </w:p>
+    <w:p>
+      <w:r>
+        <w:rPr/>
+        <w:t>He did not come. Volumnius, who had argued Plato with him for twenty years, refused when Brutus asked him to hold the sword, and wept, and Brutus did not ask him twice.</w:t>
       </w:r>
     </w:p>
     <w:p>
@@ -18691,7 +18600,7 @@
         <w:rPr>
           <w:i/>
         </w:rPr>
-        <w:t>Seius: lent</w:t>
+        <w:t>Calenus’s steward: lent</w:t>
       </w:r>
       <w:r>
         <w:rPr/>
@@ -18705,7 +18614,7 @@
       </w:r>
       <w:r>
         <w:rPr/>
-        <w:t>, and behind both a Sabine farm that had been an old man’s birthplace. He thought of Visellius on his floor, and of the copies he had taken that no magistrate had ever asked for. No one had solved Visellius. Civil war did not keep a magistrate free for a moneylender’s throat.</w:t>
+        <w:t>, and behind both an old man with ink on his fingers who was still alive somewhere in Italy, writing. He thought of Visellius on his floor, and of the copies he had taken that no magistrate had ever asked for. No one had solved Visellius. Civil war did not keep a magistrate free for a moneylender’s throat.</w:t>
       </w:r>
     </w:p>
     <w:p>
@@ -18717,7 +18626,7 @@
     <w:p>
       <w:r>
         <w:rPr/>
-        <w:t>He left the tablet open on the counter. Soldiers would want farms, and every farm in Italy already carried someone’s name. One of them carried his seal. The open wax and the old floor asked the same question, and his seals could not close it: who pays for dirt that already has owners.</w:t>
+        <w:t>He left the tablet open on the counter. Soldiers would want farms, and every farm in Italy already carried someone’s name. The open wax and the old floor asked the same question, and his seals could not close it: who pays for dirt that already has owners.</w:t>
       </w:r>
     </w:p>
     <w:p>
@@ -19189,7 +19098,7 @@
     <w:p>
       <w:r>
         <w:rPr/>
-        <w:t>Five of the viewpoint characters are invented. They show the people the histories leave out: the household, the junior senator, the soldier, the lender and a provincial treasurer.</w:t>
+        <w:t>Four of the viewpoint characters are invented. They show the people the histories leave out: the household, the soldier, the lender and a provincial treasurer.</w:t>
       </w:r>
     </w:p>
     <w:p>
@@ -19201,12 +19110,6 @@
     <w:p>
       <w:r>
         <w:rPr/>
-        <w:t>• Marcus Seius Vestalis, a junior senator in debt for an aedile’s canvass. His uncle is the real Marcus Seius, the aedile of 74 who sold grain cheap. His wife, Seia Prima, is that man’s daughter.</w:t>
-      </w:r>
-    </w:p>
-    <w:p>
-      <w:r>
-        <w:rPr/>
         <w:t>• Sextus Laberius Cordus, a soldier of Caesar’s from Munda to Philippi, with a plot of land promised at Capua. He has no connection to the playwright Decimus Laberius.</w:t>
       </w:r>
     </w:p>
@@ -19255,7 +19158,19 @@
     <w:p>
       <w:r>
         <w:rPr/>
-        <w:t>• Seius hiding his neighbour Gavius from the proscription, and the loan that pays for it.</w:t>
+        <w:t>• The loan that pays Calenus’s household while Varro hides. Appian says only that no slave betrayed him.</w:t>
+      </w:r>
+    </w:p>
+    <w:p>
+      <w:r>
+        <w:rPr/>
+        <w:t>• Statilius’s refusal to sign for the Liberators and his letter to Brutus. Plutarch gives his refusal in February and his death at Philippi; what lies between is invented.</w:t>
+      </w:r>
+    </w:p>
+    <w:p>
+      <w:r>
+        <w:rPr/>
+        <w:t>• The news of Porcia’s death reaching Brutus on the morning a legion would not move. Both happened in the summer of 43; putting them on one morning is the book’s.</w:t>
       </w:r>
     </w:p>
     <w:p>
@@ -19508,7 +19423,7 @@
     <w:p>
       <w:r>
         <w:rPr/>
-        <w:t>• Lucius Cornelius Balbus, Caesar’s man of business</w:t>
+        <w:t>• Lucius Cornelius Balbus, Caesar’s man of business; Faberius, his secretary</w:t>
       </w:r>
     </w:p>
     <w:p>
@@ -19589,7 +19504,7 @@
     <w:p>
       <w:r>
         <w:rPr/>
-        <w:t>• Quintus Ligarius</w:t>
+        <w:t>• Quintus Ligarius, pardoned by Caesar on Cicero’s plea; Quintus Aelius Tubero, who prosecuted him</w:t>
       </w:r>
     </w:p>
     <w:p>
@@ -19607,6 +19522,12 @@
     <w:p>
       <w:r>
         <w:rPr/>
+        <w:t>• Statilius, the Epicurean, who was not asked either</w:t>
+      </w:r>
+    </w:p>
+    <w:p>
+      <w:r>
+        <w:rPr/>
         <w:t>• Strato of Aegae and Publius Volumnius, with Brutus at Philippi</w:t>
       </w:r>
     </w:p>
@@ -19619,7 +19540,7 @@
     <w:p>
       <w:r>
         <w:rPr/>
-        <w:t>• Pindarus, Cassius’s freedman</w:t>
+        <w:t>• Pindarus, Cassius’s freedman; Titinius, his friend</w:t>
       </w:r>
     </w:p>
     <w:p>
@@ -19676,6 +19597,12 @@
     <w:p>
       <w:r>
         <w:rPr/>
+        <w:t>• Quintus Fufius Calenus, consul in 47, Antony’s friend</w:t>
+      </w:r>
+    </w:p>
+    <w:p>
+      <w:r>
+        <w:rPr/>
         <w:t>• Marcus Pacuvius†, centurion</w:t>
       </w:r>
     </w:p>
@@ -19772,7 +19699,13 @@
     <w:p>
       <w:r>
         <w:rPr/>
-        <w:t>• Popillius, who came for him at Formiae</w:t>
+        <w:t>• Philologus, Quintus’s freedman</w:t>
+      </w:r>
+    </w:p>
+    <w:p>
+      <w:r>
+        <w:rPr/>
+        <w:t>• Popillius and Herennius, who came for him at Caieta</w:t>
       </w:r>
     </w:p>
     <w:p>
@@ -19937,6 +19870,12 @@
     <w:p>
       <w:r>
         <w:rPr/>
+        <w:t>• Marcus Terentius Varro, scholar, proscribed</w:t>
+      </w:r>
+    </w:p>
+    <w:p>
+      <w:r>
+        <w:rPr/>
         <w:t>• Quintus the fuller†, at the funeral</w:t>
       </w:r>
     </w:p>
@@ -19983,45 +19922,6 @@
       <w:r>
         <w:rPr/>
         <w:t>• Lucius Statius Paullus†, middleman</w:t>
-      </w:r>
-    </w:p>
-    <w:p>
-      <w:pPr>
-        <w:spacing w:before="280"/>
-      </w:pPr>
-      <w:r>
-        <w:rPr/>
-        <w:t>The junior senator’s world</w:t>
-      </w:r>
-    </w:p>
-    <w:p>
-      <w:r>
-        <w:rPr/>
-        <w:t>• Marcus Seius Vestalis†, junior senator</w:t>
-      </w:r>
-    </w:p>
-    <w:p>
-      <w:r>
-        <w:rPr/>
-        <w:t>• Seia Prima†, his wife, daughter of the real aedile Marcus Seius</w:t>
-      </w:r>
-    </w:p>
-    <w:p>
-      <w:r>
-        <w:rPr/>
-        <w:t>• Naevius†, an old client</w:t>
-      </w:r>
-    </w:p>
-    <w:p>
-      <w:r>
-        <w:rPr/>
-        <w:t>• Gavius†, his neighbour</w:t>
-      </w:r>
-    </w:p>
-    <w:p>
-      <w:r>
-        <w:rPr/>
-        <w:t>• Dromo†, his porter</w:t>
       </w:r>
     </w:p>
     <w:p>

--- a/exports/Ides_Book1_FULL_Ch01-36.docx
+++ b/exports/Ides_Book1_FULL_Ch01-36.docx
@@ -27,7 +27,7 @@
         <w:br/>
         <w:t>Book 1 reading export · Utica prologue, then Ch 1 dinner · ends at Philippi · author-voice (no em dash)</w:t>
         <w:br/>
-        <w:t>Source: Manuscript 5a3d2a8 (2026-10-24) · generated 2026-10-24 13:18 UTC from claude/project-thread-axr348 @ 5a3d2a8 · source digest d2e9c109d17d8b3e · prologue, chapters 1–36, historical note and cast</w:t>
+        <w:t>Source: Manuscript e29ed6c (2026-10-24) · generated 2026-10-24 20:33 UTC from claude/project-thread-8bj7le @ e29ed6c · source digest d979fd30961ca29c · prologue, chapters 1–36, historical note and cast</w:t>
       </w:r>
     </w:p>
     <w:p>
@@ -5204,7 +5204,7 @@
     <w:p>
       <w:r>
         <w:rPr/>
-        <w:t>Laberius didn’t hate the Senate as an idea. He hated unpaid gaps. Anger lived in unpaid gaps. He didn’t know a funeral would be the match. He only knew the powder was soft underfoot already, and soft powder still burned.</w:t>
+        <w:t>Laberius didn’t hate the Senate as an idea. He hated unpaid gaps. Anger lived in unpaid gaps. He knew the powder was soft underfoot already, and soft powder still burned.</w:t>
       </w:r>
     </w:p>
     <w:p>
@@ -5237,43 +5237,49 @@
     <w:p>
       <w:r>
         <w:rPr/>
-        <w:t>Cassius’s finger stopped on one blank place in the list he kept only in his head. “Ligarius’s cousin,” he said. “The one who swore he would stand at the door with a message if the Forum thickened. Ligarius’s pride was supposed to buy us that body. He sent fever instead. Or a man who smelled like fever.”</w:t>
-      </w:r>
-    </w:p>
-    <w:p>
-      <w:r>
-        <w:rPr/>
-        <w:t>“Ligarius is sick?” Brutus said.</w:t>
-      </w:r>
-    </w:p>
-    <w:p>
-      <w:r>
-        <w:rPr/>
-        <w:t>“Ligarius is always sick when there is work. The fever comes with a courtesy note.”</w:t>
-      </w:r>
-    </w:p>
-    <w:p>
-      <w:r>
-        <w:rPr/>
-        <w:t>“He was Pompey’s man once. He came back and was pardoned. I would not blame him for wanting to stay out of it.”</w:t>
-      </w:r>
-    </w:p>
-    <w:p>
-      <w:r>
-        <w:rPr/>
-        <w:t>“I do not blame him,” Cassius said. “I only note that fever has never once fallen on a man at a banquet.”</w:t>
-      </w:r>
-    </w:p>
-    <w:p>
-      <w:r>
-        <w:rPr/>
-        <w:t>Brutus waited. Missing men made rooms louder. Outside the door a creditor’s soft cough advertised itself, polite, exact, the Kalends still smiling in a throat. The cough wanted an answer as much as the blank line did. Brutus gave neither.</w:t>
-      </w:r>
-    </w:p>
-    <w:p>
-      <w:r>
-        <w:rPr/>
-        <w:t>“We do not wait for cousins,” Cassius said. “We redistribute the door. If he talks before dawn, fever takes him and we take the door. We do not invent another postponement for a man who already chose not to stand.”</w:t>
+        <w:t>Cassius’s finger stopped on one place in the list he kept only in his head. “Ligarius,” he said. “Fever, I hear. Fever comes very easily to pardoned men.”</w:t>
+      </w:r>
+    </w:p>
+    <w:p>
+      <w:r>
+        <w:rPr/>
+        <w:t>“I went this afternoon,” Brutus said.</w:t>
+      </w:r>
+    </w:p>
+    <w:p>
+      <w:r>
+        <w:rPr/>
+        <w:t>He had found him in a shuttered room off the atrium, the bedding damp through and a slave sponging his wrists with vinegar. A grey man, thinner than Brutus remembered. Brutus had stood at the foot of the bed and said the only thing that came to him. “What a time to be ill, Ligarius.”</w:t>
+      </w:r>
+    </w:p>
+    <w:p>
+      <w:r>
+        <w:rPr/>
+        <w:t>Ligarius had got up on one elbow and taken his hand. “If you have anything in hand worthy of yourself, Brutus,” he said, “I am well.” Then he had put his feet on the floor, and the slave had to catch the basin.</w:t>
+      </w:r>
+    </w:p>
+    <w:p>
+      <w:r>
+        <w:rPr/>
+        <w:t>“He’ll stand?” Cassius said.</w:t>
+      </w:r>
+    </w:p>
+    <w:p>
+      <w:r>
+        <w:rPr/>
+        <w:t>“In a litter if he has to. He said he has been thanking Caesar since the pardon, and he would like to stop.”</w:t>
+      </w:r>
+    </w:p>
+    <w:p>
+      <w:r>
+        <w:rPr/>
+        <w:t>Cassius looked at him a moment longer, then moved his finger on.</w:t>
+      </w:r>
+    </w:p>
+    <w:p>
+      <w:r>
+        <w:rPr/>
+        <w:t>Outside the door a creditor’s soft cough advertised itself, polite, exact, the Kalends still smiling in a throat. The cough wanted an answer. Brutus gave none.</w:t>
       </w:r>
     </w:p>
     <w:p>
@@ -15050,13 +15056,13 @@
     <w:p>
       <w:r>
         <w:rPr/>
-        <w:t>Saving the orator would have cost a different war, one with Antony still armed and the coalition already smelling of unfinished business. Octavian kept that cost. Then he spent it aloud.</w:t>
-      </w:r>
-    </w:p>
-    <w:p>
-      <w:r>
-        <w:rPr/>
-        <w:t>“Cicero stays,” he said. Voice thin, audible, irreversible. He did not dress it as law. He set his seal ring on the tablet’s edge, metal clicking wood, so the assent had a body in the room, not only silence. “We do not trade him for a quieter cousin.”</w:t>
+        <w:t>Saving the orator would have cost a different war, one with Antony still armed and the coalition already smelling of unfinished business. Octavian put the stylus down.</w:t>
+      </w:r>
+    </w:p>
+    <w:p>
+      <w:r>
+        <w:rPr/>
+        <w:t>“Cicero stays on the list,” he said. Voice thin, audible, irreversible. He did not dress it as law. He set his seal ring on the tablet’s edge beside the name, metal clicking wood. “We do not trade him for a quieter cousin.”</w:t>
       </w:r>
     </w:p>
     <w:p>
@@ -16033,7 +16039,7 @@
     <w:p>
       <w:r>
         <w:rPr/>
-        <w:t>They dined in the long room. Antony lay at the top and talked, which was what Antony did at dinner, about the colonies and the veterans and how much land Italy had and how much it would have to find. He talked about the lists the way a man talks about the weather on a campaign, as a thing that was bad and had to be got through. He named names. Once he named Cicero, and the table went quiet for a breath, and Antony laughed and said the old man had made a better end than anyone expected, and drank, and the talk went on.</w:t>
+        <w:t>They dined in the long room. Antony lay at the top and talked, which was what Antony did at dinner, about the colonies and the veterans and how much land Italy had and how much it would have to find. He talked about the lists the way a man talks about the weather on a campaign, as a thing that was bad and had to be got through. He named names. Once he named Cicero, and the table went quiet for a breath, and Antony laughed, and drank, and the talk went on.</w:t>
       </w:r>
     </w:p>
     <w:p>
@@ -17598,7 +17604,7 @@
       </w:r>
       <w:r>
         <w:rPr/>
-        <w:t>, Brutus said. Cassius had heard one of his own officers say the same words in an audience hall in the winter, too loud, and had thought then what he thought now: that men who were not pirates did not need to say so.</w:t>
+        <w:t>, Brutus said. Cassius had been told that one of Brutus’s own officers said the same words in the mint tent in the winter, too loud, and had thought then what he thought now: that men who were not pirates did not need to say so.</w:t>
       </w:r>
     </w:p>
     <w:p>
@@ -18464,7 +18470,7 @@
     <w:p>
       <w:r>
         <w:rPr/>
-        <w:t>“They will want farms that belong to someone else,” Octavian said. He didn’t dress it. He kept one hand flat on the list of promised acres until the paper stopped fluttering. Paper would not hold the soil still. That was the next war’s seed.</w:t>
+        <w:t>“They will want farms that belong to someone else,” Octavian said. He didn’t dress it. He kept one hand flat on the list of promised acres until the paper stopped fluttering. Paper would not hold the soil still.</w:t>
       </w:r>
     </w:p>
     <w:p>
@@ -18546,12 +18552,6 @@
       <w:r>
         <w:rPr/>
         <w:t>Nobody asked whether he meant the coast, which was a long way off, or whether he would be content with something nearer and quicker and a stone that would do. Antony did not tell them. Hortensius looked at him a moment longer, with his father’s eyes, and then the soldiers took him out, and Antony drank, and the officers began, carefully, to talk about the East.</w:t>
-      </w:r>
-    </w:p>
-    <w:p>
-      <w:r>
-        <w:rPr/>
-        <w:t>A tribune mentioned Italian land assignments, farms, promises. Antony waved it toward tomorrow with the same hand he had used to point cohorts. “The boy’s tomorrow. Italy will wait. Italy always complains. The East is bleeding now.”</w:t>
       </w:r>
     </w:p>
     <w:p>
@@ -18626,7 +18626,7 @@
     <w:p>
       <w:r>
         <w:rPr/>
-        <w:t>He left the tablet open on the counter. Soldiers would want farms, and every farm in Italy already carried someone’s name. The open wax and the old floor asked the same question, and his seals could not close it: who pays for dirt that already has owners.</w:t>
+        <w:t>He left the tablet open on the counter.</w:t>
       </w:r>
     </w:p>
     <w:p>

--- a/exports/Ides_Book1_FULL_Ch01-36.docx
+++ b/exports/Ides_Book1_FULL_Ch01-36.docx
@@ -109,7 +109,7 @@
           <w:i/>
           <w:sz w:val="17"/>
         </w:rPr>
-        <w:t>Source: Manuscript e29ed6c (2026-10-24) · generated 2026-10-25 06:14 UTC from main @ fef5410 · source digest d979fd30961ca29c · prologue, chapters 1–36, historical note and cast</w:t>
+        <w:t>Source: Manuscript c265a94 (2026-10-29) · generated 2026-10-29 12:32 UTC from claude/project-thread-ha6sm6 @ c265a94 · source digest 0a699543b6d52367 · prologue, chapters 1–36, historical note and cast</w:t>
       </w:r>
     </w:p>
     <w:p>
@@ -1117,7 +1117,7 @@
       </w:pPr>
       <w:r>
         <w:rPr/>
-        <w:t>The host had given him the third couch, a seat chosen the way a man chooses which cloak to lend a stranger. Not an insult. Not an honour. Sextilius had the couch beside it, still pink from the bath and the afternoon’s flattery.</w:t>
+        <w:t>The host had given him the third couch, a seat chosen the way a man chooses which cloak to lend a stranger: not an insult, not an honour. Sextilius had the couch beside it, still pink from the bath and the afternoon’s flattery.</w:t>
       </w:r>
     </w:p>
     <w:p>
@@ -1796,7 +1796,7 @@
       </w:pPr>
       <w:r>
         <w:rPr/>
-        <w:t>“Thapsus,” someone said. Then: “Cato.” The names were not fresh, but the Forum still wanted them loud. Shouts. Bets. Sudden philosophy, months after the runner’s dust should have settled. A man at the next board was still arguing Utica hard enough to reopen a vein. Hordeonius didn’t shout. Shouting was for men who sold certainty by the jug.</w:t>
+        <w:t>“Thapsus,” someone said. Then: “Cato.” The names were not fresh, but the Forum still wanted them loud: shouts, bets, sudden philosophy, months after the runner’s dust should have settled. A man at the next board was still arguing Utica hard enough to reopen a vein. Hordeonius didn’t shout. Shouting was for men who sold certainty by the jug.</w:t>
       </w:r>
     </w:p>
     <w:p>
@@ -1952,7 +1952,7 @@
       </w:r>
       <w:r>
         <w:rPr/>
-        <w:t xml:space="preserve"> Hordeonius filed the word where he filed all of Caesar’s promises to his old soldiers: farms, somewhere, eventually, on ground nobody had yet explained how to take from the men currently farming it. Fine paper. It paid nothing until it was kept.</w:t>
+        <w:t xml:space="preserve"> Hordeonius filed the word where he filed all of Caesar’s promises to his old soldiers: farms, somewhere, eventually, on ground nobody had yet explained how to take from the men currently farming it. It was fine paper, and it paid nothing until it was kept.</w:t>
       </w:r>
     </w:p>
     <w:p>
@@ -1972,7 +1972,7 @@
       </w:pPr>
       <w:r>
         <w:rPr/>
-        <w:t>Hordeonius kept the rate where it was. He tapped the tablet once. Soft. Final.</w:t>
+        <w:t>Hordeonius kept the rate where it was. He tapped the tablet once, soft and final.</w:t>
       </w:r>
     </w:p>
     <w:p>
@@ -2062,7 +2062,7 @@
       </w:pPr>
       <w:r>
         <w:rPr/>
-        <w:t>Across the way stood Cicero. Hordeonius had him filed with the forgiven: backed Pompey, lost, pardoned by Caesar. A debt that could never be repaid, only rolled over at a worse rate. He received the same Africa as a bruise that had not faded. Cato dead by his own hand. Caesar’s victory complete enough to make mercy look like a style. Cicero’s mouth shaped a period and lost it. Lesser men converted suicide into slogan. Hordeonius watched the unfinished period. Interesting. Not urgent. Like any account that had not cleared.</w:t>
+        <w:t>Across the way stood Cicero. Hordeonius had him filed with the forgiven: backed Pompey, lost, pardoned by Caesar. A debt that could never be repaid, only rolled over at a worse rate. He received the same Africa as a bruise that had not faded. Cato dead by his own hand. Caesar’s victory complete enough to make mercy look like a style. Cicero’s mouth shaped a period and lost it. Lesser men converted suicide into slogan. Hordeonius watched the unfinished period and filed it as interesting but not urgent, like any account that had not cleared.</w:t>
       </w:r>
     </w:p>
     <w:p>
@@ -2165,7 +2165,7 @@
       </w:pPr>
       <w:r>
         <w:rPr/>
-        <w:t>Captives. Gold. Painted lies on wagons. Four triumphs in one month: Gaul, Egypt, Pontus, Africa. Rome had swallowed Caesar’s whole war in four courses, and Africa had been the last, and the taste was still on the street. Phileros had sent her for oil and eyes: watch who lingered near the Domus Publica’s public smile, count which clients arrived early to borrow the house’s favour. She understood tasks. She didn’t understand why men needed wagons to prove they had already won.</w:t>
+        <w:t>Captives, gold and painted lies on wagons. Four triumphs in one month: Gaul, Egypt, Pontus, Africa. Rome had swallowed Caesar’s whole war in four courses, and Africa had been the last, and the taste was still on the street. Phileros had sent her for oil and eyes: watch who lingered near the Domus Publica’s public smile, count which clients arrived early to borrow the house’s favour. She understood tasks. She didn’t understand why men needed wagons to prove they had already won.</w:t>
       </w:r>
     </w:p>
     <w:p>
@@ -3337,7 +3337,7 @@
       </w:pPr>
       <w:r>
         <w:rPr/>
-        <w:t>Before Porcia could press again, a steward brought word that his mother’s messenger waited in the outer court. Servilia. The whole city knew she was the woman Caesar had loved longest; Brutus had spent twenty years not knowing it. Not quite an invitation. A mother’s reminder: pardoned sons still owed dinners they did not choose. Soft chains got priced in women’s rooms first. Men’s masks judged later. Porcia’s mouth tightened. “She sends weather,” Porcia said. “I send refusal. Do not confuse the two.”</w:t>
+        <w:t>Before Porcia could press again, a steward brought word that Servilia’s messenger waited in the outer court. The whole city knew she was the woman Caesar had loved longest; Brutus had spent twenty years not knowing it. Not quite an invitation. A mother’s reminder: pardoned sons still owed dinners they did not choose. Soft chains got priced in women’s rooms first. Men’s masks judged later. Porcia’s mouth tightened. “She sends weather,” Porcia said. “I send refusal. Do not confuse the two.”</w:t>
       </w:r>
     </w:p>
     <w:p>
@@ -3367,7 +3367,7 @@
       </w:pPr>
       <w:r>
         <w:rPr/>
-        <w:t>A slave’s foot whispered in the corridor. Ordinary. Brutus lowered his voice anyway.</w:t>
+        <w:t>A slave’s foot whispered in the corridor, an ordinary sound, and Brutus lowered his voice anyway.</w:t>
       </w:r>
     </w:p>
     <w:p>
@@ -3536,7 +3536,7 @@
       </w:pPr>
       <w:r>
         <w:rPr/>
-        <w:t>Useful. Warm. Specific. Decimus left the inner room still tasting it. Essays had never earned him that.</w:t>
+        <w:t>It was useful, warm and specific, and Decimus left the inner room still tasting it. Essays had never earned him that.</w:t>
       </w:r>
     </w:p>
     <w:p>
@@ -4407,7 +4407,7 @@
       </w:pPr>
       <w:r>
         <w:rPr/>
-        <w:t>Cicero heard it and felt his face arrange itself into the old accommodation smile before his mind finished objecting. The mind objected in history, because that was where it lived. Six months: that was a dictator, once. A man the Republic hired in an emergency, handed every power, and thanked when he had put the fire out and gone home. Sulla had broken the habit. Caesar had stretched it, a year here, ten years there, and now some obliging senator had drafted the last clause. Not for the crisis. For good. The couriers had carried it up to Tusculum’s summer villas with the morning bread.</w:t>
+        <w:t>Cicero heard it and felt his face arrange itself into the old accommodation smile before his mind finished objecting. The mind objected in history, because that was where it lived. Six months: that was a dictator, once. A man the Republic hired in an emergency, handed every power, and thanked when he had put the fire out and gone home. Sulla had broken the habit. Caesar had stretched it, a year here, ten years there, and now some obliging senator had drafted the last clause: not for the crisis, but for good. The couriers had carried it up to Tusculum’s summer villas with the morning bread.</w:t>
       </w:r>
     </w:p>
     <w:p>
@@ -4950,7 +4950,7 @@
       </w:pPr>
       <w:r>
         <w:rPr/>
-        <w:t>When Antony came forward with the diadem, call it wreath, call it crown’s cousin, call it a test, the Forum’s noise changed pitch. White linen bound round laurel, light as nothing in his fist: the headband of every foreign king Rome had ever hated. Somewhere below the Rostra a voice shouted the tribunes’ names, the two who had torn the same white band off Caesar’s statue a fortnight back and lost their office for it. Nobody had yet decided who had been insulted. Offer. The gesture hung. Wool and metal. A child’s cry somewhere under the press. Antony’s grin was wide enough to hide whether he had been told to offer or had offered to see what broke.</w:t>
+        <w:t>When Antony came forward with the diadem, call it wreath, call it crown’s cousin, call it a test, the Forum’s noise changed pitch. White linen bound round laurel, light as nothing in his fist: the headband of every foreign king Rome had ever hated. Somewhere below the Rostra a voice shouted the tribunes’ names, the two who had torn the same white band off Caesar’s statue a fortnight back and lost their office for it. Nobody had yet decided who had been insulted. The offer hung, wool and metal. A child’s cry somewhere under the press. Antony’s grin was wide enough to hide whether he had been told to offer or had offered to see what broke.</w:t>
       </w:r>
     </w:p>
     <w:p>
@@ -4970,7 +4970,7 @@
       </w:pPr>
       <w:r>
         <w:rPr/>
-        <w:t>Not once only. He refused in a way that let every watcher invent a script: humility, theatre, or a trap dressed as a joke. Antony offered it a second time and was refused a second time, louder, and there was a roar that was neither cheer nor protest. The third time, Caesar stood and said that Jupiter alone was king of the Romans, and had the wreath carried to the temple on the Capitol. Antony lowered the thing as if lowering a cup he had not meant to empty. The Forum exhaled wrong, half relief, half hunger.</w:t>
+        <w:t>He refused more than once, and in a way that let every watcher invent a script: humility, theatre, or a trap dressed as a joke. Antony offered it a second time and was refused a second time, louder, and there was a roar that was neither cheer nor protest. The third time, Caesar stood and said that Jupiter alone was king of the Romans, and had the wreath carried to the temple on the Capitol. Antony lowered the thing as if lowering a cup he had not meant to empty. The Forum exhaled wrong, half relief, half hunger.</w:t>
       </w:r>
     </w:p>
     <w:p>
@@ -5792,7 +5792,7 @@
       </w:pPr>
       <w:r>
         <w:rPr/>
-        <w:t>Galba’s mouth tightened. Not refusal. Calculation. “And Brutus?”</w:t>
+        <w:t>Galba’s mouth tightened, in calculation rather than refusal. “And Brutus?”</w:t>
       </w:r>
     </w:p>
     <w:p>
@@ -6264,7 +6264,7 @@
       </w:pPr>
       <w:r>
         <w:rPr/>
-        <w:t>The Curia. Not the old one; that stood half torn down behind scaffolding while Caesar rebuilt it larger. The next sitting would be in the hall beside Pompey’s theatre, nine hundred senators, most of them Caesar’s new men, on the benches under Pompey’s own statue. Decimus thought that last thing and felt his stomach turn over.</w:t>
+        <w:t>It would be the Curia, though not the old one; that stood half torn down behind scaffolding while Caesar rebuilt it larger. The next sitting would be in the hall beside Pompey’s theatre, nine hundred senators, most of them Caesar’s new men, on the benches under Pompey’s own statue. Decimus thought that last thing and felt his stomach turn over.</w:t>
       </w:r>
     </w:p>
     <w:p>
@@ -6647,7 +6647,7 @@
       </w:pPr>
       <w:r>
         <w:rPr/>
-        <w:t>Brutus held the spare. Cassius stored the loss like interest, visible in the jaw, kept for later collection. A slave’s foot scuffed beyond the hedge, too near. Conversation became cover chat: rain, a cousin’s wedding, whether the chickens had been rude. The foot retreated. Almost.</w:t>
+        <w:t>Brutus held the spare. Cassius stored the loss like interest, visible in the jaw, kept for later collection. A slave’s foot scuffed beyond the hedge, too near. Conversation became cover chat: rain, a cousin’s wedding, whether the chickens had been rude. The foot retreated, or nearly did.</w:t>
       </w:r>
     </w:p>
     <w:p>
@@ -7850,7 +7850,27 @@
       </w:pPr>
       <w:r>
         <w:rPr/>
-        <w:t>He told the courier, “Tell Hirtius the books are being misused by flatterers, and that I am occupied with letters that keep the Republic’s throat clear.” Occupied. Clear. The words sounded like action and were a refusal to leave the desk.</w:t>
+        <w:t xml:space="preserve">He told the courier, “Tell Hirtius the books are being misused by flatterers, and that I am occupied with letters that keep the Republic’s throat clear.” </w:t>
+      </w:r>
+      <w:r>
+        <w:rPr>
+          <w:i/>
+        </w:rPr>
+        <w:t>Occupied</w:t>
+      </w:r>
+      <w:r>
+        <w:rPr/>
+        <w:t xml:space="preserve"> and </w:t>
+      </w:r>
+      <w:r>
+        <w:rPr>
+          <w:i/>
+        </w:rPr>
+        <w:t>clear</w:t>
+      </w:r>
+      <w:r>
+        <w:rPr/>
+        <w:t>: the words sounded like action and were a refusal to leave the desk.</w:t>
       </w:r>
     </w:p>
     <w:p>
@@ -8252,7 +8272,7 @@
       </w:r>
       <w:r>
         <w:rPr/>
-        <w:t xml:space="preserve"> Incomplete. Ugly. Misfiled even as she wrote it, she put </w:t>
+        <w:t xml:space="preserve"> It came out incomplete and ugly, misfiled even as she wrote it: she put </w:t>
       </w:r>
       <w:r>
         <w:rPr>
@@ -8395,7 +8415,7 @@
       </w:pPr>
       <w:r>
         <w:rPr/>
-        <w:t>He kept ships, grain, maps, the stubborn arithmetic of an eastern war, and the smaller arithmetic of which men still laughed when he cut a joke. Calpurnia’s hands, the staff’s sudden piety, Spurinna’s professional beware: he treated the fear in the house like March weather. Real. Inconvenient. Not a reason to cancel the city’s work.</w:t>
+        <w:t>He kept ships, grain, maps, the stubborn arithmetic of an eastern war, and the smaller arithmetic of which men still laughed when he cut a joke. Calpurnia’s hands, the staff’s sudden piety, Spurinna’s professional beware: he treated the fear in the house like March weather: real, inconvenient, and no reason to cancel the city’s work.</w:t>
       </w:r>
     </w:p>
     <w:p>
@@ -9463,7 +9483,7 @@
       </w:pPr>
       <w:r>
         <w:rPr/>
-        <w:t>Somewhere beyond the wall a board complained. Farther off, toward the atrium, or the shrine where the shields and spears of Mars lay in the chief priest’s keeping, metal spoke. Every nurse in Rome told every child the same thing: the war god’s arms rattled on their own before a great disaster. A clatter. A settling. Something hung for war had remembered it was metal.</w:t>
+        <w:t>Somewhere beyond the wall a board complained. Farther off, toward the atrium, or the shrine where the shields and spears of Mars lay in the chief priest’s keeping, metal spoke. Every nurse in Rome told every child the same thing: the war god’s arms rattled on their own before a great disaster. A clatter, then a settling. Something hung for war had remembered it was metal.</w:t>
       </w:r>
     </w:p>
     <w:p>
@@ -9949,7 +9969,7 @@
       </w:pPr>
       <w:r>
         <w:rPr/>
-        <w:t>In the atrium Calpurnia’s fear was already a climate. Caesar stood dressed enough for the street, the unfinished stack of tablets behind him like a second, quieter Senate. Nysa had followed as far as the useful edge. Decimus counted what the room wanted. Caesar’s ease. Calpurnia’s grip on the doorframe. Phileros’s keys.</w:t>
+        <w:t>In the atrium Calpurnia’s fear was already a climate. Caesar stood dressed enough for the street, the unfinished stack of tablets behind him like a second, quieter Senate. Nysa had followed as far as the useful edge. Decimus counted what the room wanted: Caesar’s ease, Calpurnia’s grip on the doorframe, Phileros’s keys.</w:t>
       </w:r>
     </w:p>
     <w:p>
@@ -10199,7 +10219,7 @@
       </w:pPr>
       <w:r>
         <w:rPr/>
-        <w:t>Caesar didn’t speak. Decimus filled the air anyway, soft logistics, the chatter of loyalty: which way, how many, Antony would be, Antony would be held. Trebonius’s job. Decimus didn’t say that. He said, “It will be a short session,” and smiled.</w:t>
+        <w:t>Caesar didn’t speak. Decimus filled the air anyway, soft logistics, the chatter of loyalty: which way, how many, Antony would be, Antony would be held, which was Trebonius’s job. Decimus didn’t say that. He said, “It will be a short session,” and smiled.</w:t>
       </w:r>
     </w:p>
     <w:p>
@@ -10302,7 +10322,7 @@
       </w:pPr>
       <w:r>
         <w:rPr/>
-        <w:t>Not the usual wrong, the cook shouting, a client too early at the vestibule, Phileros cursing a dog in the Sacra Via. This was quieter. Wood complaining. A door that should have stayed shut. Then metal, somewhere toward the priest-store, speaking once like a dropped tray and then pretending it had not.</w:t>
+        <w:t>Not the usual wrong, the cook shouting, a client too early at the vestibule, Phileros cursing a dog in the Sacra Via. This was quieter: wood complaining, a door that should have stayed shut. Then metal, somewhere toward the priest-store, speaking once like a dropped tray and then pretending it had not.</w:t>
       </w:r>
     </w:p>
     <w:p>
@@ -10382,7 +10402,7 @@
       </w:pPr>
       <w:r>
         <w:rPr/>
-        <w:t>Caesar’s gaze flicked to Nysa once. “Go and see if the haruspices have sent anything.” Not unkind. Not kind. A redirection of weather.</w:t>
+        <w:t>Caesar’s gaze flicked to Nysa once. “Go and see if the haruspices have sent anything.” It was not unkind and not kind: a redirection of weather.</w:t>
       </w:r>
     </w:p>
     <w:p>
@@ -11636,7 +11656,7 @@
       </w:pPr>
       <w:r>
         <w:rPr/>
-        <w:t>Tillius’s hands found the toga. Pulled.</w:t>
+        <w:t>Tillius’s hands found the toga and pulled.</w:t>
       </w:r>
     </w:p>
     <w:p>
@@ -12222,7 +12242,7 @@
       </w:pPr>
       <w:r>
         <w:rPr/>
-        <w:t>She still had the wax. Incomplete. Unopened by any dictator. Around her, Rome opened every seal at once.</w:t>
+        <w:t>She still had the wax, incomplete and unopened by any dictator. Around her, Rome opened every seal at once.</w:t>
       </w:r>
     </w:p>
     <w:p>
@@ -13383,37 +13403,37 @@
       </w:pPr>
       <w:r>
         <w:rPr/>
-        <w:t>The main lines came out like blows dressed as clauses. Young Octavius to three parts in four of the estate, and into the name, heir, son in the Roman paper sense that made old men spit. Antony knew the law well enough to dislike it: a will could adopt, make a son from the grave, and pass him the name, the household gods and every client the dead man had. Legal. Also, for an eighteen-year-old great-nephew Antony had hardly noticed, a very large coat. Pinarius and Pedius, the other great-nephews, splitting the remaining fourth like polite afterthoughts. The people remembered with gardens by the Tiber and three hundred sesterces a head. Secondary provisions that snagged Decimus Albinus among heirs in the second degree, like a fishhook left in a clean catch. Second degree: Decimus would see a coin only if the first heirs failed. Remote. But a place, and a place meant the dead man had written his name down.</w:t>
-      </w:r>
-    </w:p>
-    <w:p>
-      <w:pPr>
-        <w:ind w:firstLine="360"/>
-        <w:jc w:val="both"/>
-      </w:pPr>
-      <w:r>
-        <w:rPr/>
-        <w:t>Antony laughed once, short. Not mirth. Recognition.</w:t>
-      </w:r>
-    </w:p>
-    <w:p>
-      <w:pPr>
-        <w:ind w:firstLine="360"/>
-        <w:jc w:val="both"/>
-      </w:pPr>
-      <w:r>
-        <w:rPr/>
-        <w:t>“He loved you,” Antony said in Decimus’s general direction, though Decimus wasn’t there to receive it. Loved you enough to write you into the will and die on your schedule. Second degree. Second line. The portico joke had grown teeth and ink.</w:t>
-      </w:r>
-    </w:p>
-    <w:p>
-      <w:pPr>
-        <w:ind w:firstLine="360"/>
-        <w:jc w:val="both"/>
-      </w:pPr>
-      <w:r>
-        <w:rPr/>
-        <w:t>What mattered: the boy. The name. The crowd’s three hundred reasons to remember Caesar as a father instead of a corpse produced by philosophers. Antony priced the boy the way he priced soft cohorts: thin shoes; a careful mother, Caesar’s niece Atia, who kept her son near her and her opinions nearer; a paper-son who had never fed a veteran. Useful ink. Not a rival. He filed that price without writing it down.</w:t>
+        <w:t>The main lines came out like blows dressed as clauses. Young Octavius to three parts in four of the estate, and into the name, heir, son in the Roman paper sense that made old men spit. Antony knew the law well enough to dislike it: a will could adopt, make a son from the grave, and pass him the name, the household gods and every client the dead man had. It was legal. It was also, for an eighteen-year-old great-nephew Antony had hardly noticed, a very large coat. Pinarius and Pedius, the other great-nephews, splitting the remaining fourth like polite afterthoughts. The people remembered with gardens by the Tiber and three hundred sesterces a head. Secondary provisions that snagged Decimus Albinus among heirs in the second degree, like a fishhook left in a clean catch. Second degree: Decimus would see a coin only if the first heirs failed. It was remote, but it was a place, and a place meant the dead man had written his name down.</w:t>
+      </w:r>
+    </w:p>
+    <w:p>
+      <w:pPr>
+        <w:ind w:firstLine="360"/>
+        <w:jc w:val="both"/>
+      </w:pPr>
+      <w:r>
+        <w:rPr/>
+        <w:t>Antony laughed once, short, in recognition rather than mirth.</w:t>
+      </w:r>
+    </w:p>
+    <w:p>
+      <w:pPr>
+        <w:ind w:firstLine="360"/>
+        <w:jc w:val="both"/>
+      </w:pPr>
+      <w:r>
+        <w:rPr/>
+        <w:t>“He loved you,” Antony said in Decimus’s general direction, though Decimus wasn’t there to receive it. Loved you enough to write you into the will and die on your schedule. Second degree, second line: the portico joke had grown teeth and ink.</w:t>
+      </w:r>
+    </w:p>
+    <w:p>
+      <w:pPr>
+        <w:ind w:firstLine="360"/>
+        <w:jc w:val="both"/>
+      </w:pPr>
+      <w:r>
+        <w:rPr/>
+        <w:t>What mattered was the boy, and the name, and the crowd’s three hundred reasons to remember Caesar as a father instead of a corpse produced by philosophers. Antony priced the boy the way he priced soft cohorts: thin shoes; a careful mother, Caesar’s niece Atia, who kept her son near her and her opinions nearer; a paper-son who had never fed a veteran: useful ink, not a rival. He filed that price without writing it down.</w:t>
       </w:r>
     </w:p>
     <w:p>
@@ -14293,7 +14313,7 @@
       </w:pPr>
       <w:r>
         <w:rPr/>
-        <w:t>Decimus didn’t ask who “they” were. Veterans. Debtors. Men who had loved Caesar’s name and needed a wooden face to hit. He sent the household out by the back ways with the same calm voice he had used on the Ides morning, then wiped pitch from his palm onto his cloak and found he couldn’t get the smell off.</w:t>
+        <w:t>Decimus didn’t ask who “they” were: veterans, debtors, men who had loved Caesar’s name and needed a wooden face to hit. He sent the household out by the back ways with the same calm voice he had used on the Ides morning, then wiped pitch from his palm onto his cloak and found he couldn’t get the smell off.</w:t>
       </w:r>
     </w:p>
     <w:p>
@@ -14516,7 +14536,7 @@
       </w:pPr>
       <w:r>
         <w:rPr/>
-        <w:t>The clerk lingered on a chest that held nothing but cloth and a child’s spare sandals. Caesarion’s. Egypt called the boy Caesar’s heir; Rome had decided to call him nothing at all. The inspection became a price without naming one. Ammonius, who ran her household and spoke for her in the Roman salons, started toward an argument. Cleopatra stopped him with two fingers. Arguing fed the smile.</w:t>
+        <w:t>The clerk lingered on a chest that held nothing but cloth and a child’s spare sandals, Caesarion’s. Egypt called the boy Caesar’s heir; Rome had decided to call him nothing at all. The inspection became a price without naming one. Ammonius, who ran her household and spoke for her in the Roman salons, started toward an argument. Cleopatra stopped him with two fingers. Arguing fed the smile.</w:t>
       </w:r>
     </w:p>
     <w:p>
@@ -14566,7 +14586,7 @@
       </w:pPr>
       <w:r>
         <w:rPr/>
-        <w:t>“Father belongs to their Forum now,” Cleopatra said. Softness later. Ships first. The boy’s hours, the ones Romans had gossiped into careers, were now only packing hours, and she intended them to end on water.</w:t>
+        <w:t>“Father belongs to their Forum now,” Cleopatra said. Softness could come later; ships came first. The boy’s hours, the ones Romans had gossiped into careers, were now only packing hours, and she intended them to end on water.</w:t>
       </w:r>
     </w:p>
     <w:p>
@@ -14656,7 +14676,7 @@
       </w:pPr>
       <w:r>
         <w:rPr/>
-        <w:t>Once she was on the water, someone in Italy would finish her story for her. Clerks. Liberators on a rock. Or a boy whose name had not yet arrived with a seal.</w:t>
+        <w:t>Once she was on the water, someone in Italy would finish her story for her: clerks, Liberators on a rock, or a boy whose name had not yet arrived with a seal.</w:t>
       </w:r>
     </w:p>
     <w:p>
@@ -14709,7 +14729,7 @@
       </w:pPr>
       <w:r>
         <w:rPr/>
-        <w:t>“Caesar,” the man said, and then the rest came broken. Knives. Senate. Pompey’s place. Brutus. Blood. The city upside down. A mother’s hand was in the urgency. Come home. She didn’t know what would happen next. Smoke in the report, too. Houses. Forum heat. Late, incomplete, the same dirty weather Italy was already breathing.</w:t>
+        <w:t>“Caesar,” the man said, and then the rest came broken. Knives. Senate. Pompey’s place. Brutus. Blood. The city upside down. A mother’s hand was in the urgency. Come home. She didn’t know what would happen next. There was smoke in the report, too: houses, Forum heat. Late, incomplete, the same dirty weather Italy was already breathing.</w:t>
       </w:r>
     </w:p>
     <w:p>
@@ -14819,7 +14839,7 @@
       </w:pPr>
       <w:r>
         <w:rPr/>
-        <w:t>Behind his eyes, for one unguarded blink, he saw Caesar’s face as it had been in rarer kindnesses, and shut it away. Kindness wasn’t a plan. Names first.</w:t>
+        <w:t>Behind his eyes, for one unguarded blink, he saw Caesar’s face as it had been in rarer kindnesses, and shut it away. Kindness wasn’t a plan; names came first.</w:t>
       </w:r>
     </w:p>
     <w:p>
@@ -15405,7 +15425,7 @@
       </w:pPr>
       <w:r>
         <w:rPr/>
-        <w:t xml:space="preserve">People brought things. Bread. Honey cakes. Little jars of oil no bigger than a thumb. A soldier with one arm laid a bronze arm-ring on the step and walked away without looking at it. A woman Nysa knew from the Subura fountain, who sold thread and had never in her life been inside a house on the Palatine, knelt and put her forehead to the stone and stayed there. Somebody had written on the base in charcoal, then somebody else had cut it properly into the marble: </w:t>
+        <w:t xml:space="preserve">People brought things: bread, honey cakes, little jars of oil no bigger than a thumb. A soldier with one arm laid a bronze arm-ring on the step and walked away without looking at it. A woman Nysa knew from the Subura fountain, who sold thread and had never in her life been inside a house on the Palatine, knelt and put her forehead to the stone and stayed there. Somebody had written on the base in charcoal, then somebody else had cut it properly into the marble: </w:t>
       </w:r>
       <w:r>
         <w:rPr>
@@ -16122,7 +16142,7 @@
       </w:pPr>
       <w:r>
         <w:rPr/>
-        <w:t>Not under the breath. Aloud. The room flinched. Atia’s face did something private and then went blank. Philippus’s jaw set. Agrippa’s stillness deepened, approval without theatre.</w:t>
+        <w:t>He said it aloud, not under his breath, and the room flinched. Atia’s face did something private and then went blank. Philippus’s jaw set. Agrippa’s stillness deepened, approval without theatre.</w:t>
       </w:r>
     </w:p>
     <w:p>
@@ -17737,7 +17757,7 @@
       </w:pPr>
       <w:r>
         <w:rPr/>
-        <w:t>Servilia cut in, not loud. Loud was for men who needed to be seen cutting. “The corn clause in the decree,” she said, naming the thorn without asking permission. “It can come out. I will see it taken out.” No vote. No request. A mother’s firm rewriting the state’s paper through private channels. Hilarus was already halfway to the door with the look of a man who understood which errands mattered.</w:t>
+        <w:t>Servilia cut in, not loud. Loud was for men who needed to be seen cutting. “The corn clause in the decree,” she said, naming the thorn without asking permission. “It can come out. I will see it taken out.” No vote, no request: a mother’s firm rewriting the state’s paper through private channels. Hilarus was already halfway to the door with the look of a man who understood which errands mattered.</w:t>
       </w:r>
     </w:p>
     <w:p>
@@ -18735,7 +18755,7 @@
       </w:pPr>
       <w:r>
         <w:rPr/>
-        <w:t>The seal was broken. The wax had been thumb-smeared and pressed again badly: an insult, not a forgery. Across the top margin someone had scored a short line with a knife-point, deep enough to scar the wood beneath. No sentence. Only the mark. A smear of something that might have been wine or might have been worse.</w:t>
+        <w:t>The seal was broken. The wax had been thumb-smeared and pressed again badly: an insult, not a forgery. Across the top margin someone had scored a short line with a knife-point, deep enough to scar the wood beneath: no sentence, only the mark. A smear of something that might have been wine or might have been worse.</w:t>
       </w:r>
     </w:p>
     <w:p>
@@ -19393,7 +19413,7 @@
       </w:pPr>
       <w:r>
         <w:rPr/>
-        <w:t>It was Caesar’s voice. Not the words; Caesar’s words had been fewer. The warmth. The pleasure in it. The quick sweet feeling in the chest of a man who has someone at his mercy and has decided, generously, to be merciful, and can feel the other man feel it. Brutus had stood where Gaius was standing. He had stood in a tent at Larissa after Pharsalus with mud to his knees and heard Caesar be kind to him, and had felt himself feel grateful, and had hated it, and had carried it four years under his ribs like a stone he could not cough up. And here it was in his own mouth. It tasted of nothing. It tasted like being good.</w:t>
+        <w:t>It was Caesar’s voice. Not the words, since Caesar’s words had been fewer, but the warmth. The pleasure in it. The quick sweet feeling in the chest of a man who has someone at his mercy and has decided, generously, to be merciful, and can feel the other man feel it. Brutus had stood where Gaius was standing. He had stood in a tent at Larissa after Pharsalus with mud to his knees and heard Caesar be kind to him, and had felt himself feel grateful, and had hated it, and had carried it four years under his ribs like a stone he could not cough up. And here it was in his own mouth. It tasted of nothing. It tasted like being good.</w:t>
       </w:r>
     </w:p>
     <w:p>
@@ -20531,7 +20551,7 @@
       </w:pPr>
       <w:r>
         <w:rPr/>
-        <w:t>A rider came up the Via Aemilia from Ariminum with his horse lathered to the girth: Antony had left Rome with what the boy had left him of the Macedonian legions and was on the road north. Not hurrying. That was worse.</w:t>
+        <w:t>A rider came up the Via Aemilia from Ariminum with his horse lathered to the girth: Antony had left Rome with what the boy had left him of the Macedonian legions and was on the road north, not hurrying, which was worse.</w:t>
       </w:r>
     </w:p>
     <w:p>
@@ -21082,7 +21102,7 @@
       </w:pPr>
       <w:r>
         <w:rPr/>
-        <w:t xml:space="preserve">Amyntas wrote it down as he did everything. Barley, so many medimni. Wine, so many jars, the second quality. Oil. Fodder for four hundred horses. Sheep, live, driven out of the north gate each morning to the camp on the plain where the consul of last year, the proconsul of Syria, the son-in-law of Cicero, sat with his legions and waited to be let in and was not. Each night the gates were shut and the watch doubled. Each morning the carts went out again. Amyntas entered the cost under a heading he invented for it, </w:t>
+        <w:t xml:space="preserve">Amyntas wrote it down as he did everything. Barley, so many medimni. Wine, so many jars, the second quality; oil; fodder for four hundred horses. Sheep, live, driven out of the north gate each morning to the camp on the plain where the consul of last year, the proconsul of Syria, the son-in-law of Cicero, sat with his legions and waited to be let in and was not. Each night the gates were shut and the watch doubled. Each morning the carts went out again. Amyntas entered the cost under a heading he invented for it, </w:t>
       </w:r>
       <w:r>
         <w:rPr>
@@ -21162,7 +21182,7 @@
       </w:pPr>
       <w:r>
         <w:rPr/>
-        <w:t>He went up on to his roof in his night tunic. The streets below the temple were full of soldiers. Not running. Walking fast, in file, with their shields covered and their swords drawn and nobody talking. They had come over the wall on the seaward side, where it was lowest, with ladders. Later he learned they had turned back on the Ephesus road at dusk, a few cohorts of them, and come up through the olive groves in the dark while the rest of the column went on making noise to the south. Later he learned all of it. That night he only stood on his roof and watched the files go by below, all going the same way, uphill, toward the governor’s house.</w:t>
+        <w:t>He went up on to his roof in his night tunic. The streets below the temple were full of soldiers, not running but walking fast, in file, with their shields covered and their swords drawn and nobody talking. They had come over the wall on the seaward side, where it was lowest, with ladders. Later he learned they had turned back on the Ephesus road at dusk, a few cohorts of them, and come up through the olive groves in the dark while the rest of the column went on making noise to the south. Later he learned all of it. That night he only stood on his roof and watched the files go by below, all going the same way, uphill, toward the governor’s house.</w:t>
       </w:r>
     </w:p>
     <w:p>
@@ -21715,7 +21735,7 @@
       </w:pPr>
       <w:r>
         <w:rPr/>
-        <w:t>Further on, the road was full of what an army leaves when it runs. Shields. A wagon on its side with the mules still in the traces, one dead, one trying to stand. Javelins stuck in the road like stalks. And bodies, not many on the road itself, more in the ditches either side, and more beyond that in the marsh, where the reeds were broken flat in long lanes as if cattle had been driven through them.</w:t>
+        <w:t>Further on, the road was full of what an army leaves when it runs: shields, a wagon on its side with the mules still in the traces, one dead, one trying to stand. Javelins stuck in the road like stalks. And bodies, not many on the road itself, more in the ditches either side, and more beyond that in the marsh, where the reeds were broken flat in long lanes as if cattle had been driven through them.</w:t>
       </w:r>
     </w:p>
     <w:p>
@@ -22340,7 +22360,7 @@
       </w:pPr>
       <w:r>
         <w:rPr/>
-        <w:t>Then Mutina, and the siege broken, and the price of it: Hirtius dead in the ditch, Pansa of his wound a day after. Two consuls gone in a week. The Senate had sat with their chairs empty and voted what it could. A triumph for Decimus, who had held the wall. The dead consuls’ legions to Decimus, to finish Antony. Thanksgivings. Statues. And for the boy, whose veterans had stood in the mud beside the consuls, an ovation and a vote of thanks, and a quiet agreement among the older benches that he had served his turn.</w:t>
+        <w:t>Then Mutina, and the siege broken, and the price of it: Hirtius dead in the ditch, Pansa of his wound a day after. Two consuls gone in a week. The Senate had sat with their chairs empty and voted what it could. A triumph for Decimus, who had held the wall. The dead consuls’ legions to Decimus, to finish Antony, with thanksgivings and statues besides. And for the boy, whose veterans had stood in the mud beside the consuls, an ovation and a vote of thanks, and a quiet agreement among the older benches that he had served his turn.</w:t>
       </w:r>
     </w:p>
     <w:p>
@@ -23049,7 +23069,7 @@
       </w:pPr>
       <w:r>
         <w:rPr/>
-        <w:t>He did not send word first. Decimus woke one morning in September before light because his horse was restless, and went up on the bank of the camp ditch with his cloak over his shoulders, and saw that the higher ground by the river was moving. Plancus’s camp was being struck. Not in haste. Tents coming down in order, cohort by cohort, wagons being loaded, the eagle of the first legion already out in front of its column on the road toward the bridge Plancus’s engineers had built across the Isara in the spring and never yet used.</w:t>
+        <w:t>He did not send word first. Decimus woke one morning in September before light because his horse was restless, and went up on the bank of the camp ditch with his cloak over his shoulders, and saw that the higher ground by the river was moving. Plancus’s camp was being struck, not in haste: tents coming down in order, cohort by cohort, wagons being loaded, the eagle of the first legion already out in front of its column on the road toward the bridge Plancus’s engineers had built across the Isara in the spring and never yet used.</w:t>
       </w:r>
     </w:p>
     <w:p>
@@ -23099,7 +23119,7 @@
       </w:pPr>
       <w:r>
         <w:rPr/>
-        <w:t>By noon the recruits had begun to go. Not all at once. Not with noise. A tent-group here, a century there, walking out of the gate with their shields on their backs as if they had been sent on fatigues, and not coming back. Some went south over the bridge after Plancus. Some went east toward the boy, whose name was on the law that had condemned their general. Some just went home. The centurions did not stop them. The centurions were going too.</w:t>
+        <w:t>By noon the recruits had begun to go, not all at once and not with noise. A tent-group here, a century there, walking out of the gate with their shields on their backs as if they had been sent on fatigues, and not coming back. Some went south over the bridge after Plancus. Some went east toward the boy, whose name was on the law that had condemned their general. Some just went home. The centurions did not stop them. The centurions were going too.</w:t>
       </w:r>
     </w:p>
     <w:p>
@@ -24466,7 +24486,7 @@
       </w:pPr>
       <w:r>
         <w:rPr/>
-        <w:t>Antony’s stylus paused on a lesser enemy first, a man who had borrowed money and returned sermons. Easy. The stylus moved. Then it paused again on a blank that was not blank in anyone’s throat.</w:t>
+        <w:t>Antony’s stylus paused on a lesser enemy first, a man who had borrowed money and returned sermons, an easy one. The stylus moved. Then it paused again on a blank that was not blank in anyone’s throat.</w:t>
       </w:r>
     </w:p>
     <w:p>
@@ -24506,7 +24526,7 @@
       </w:pPr>
       <w:r>
         <w:rPr/>
-        <w:t>A lesser name sat two lines up, a man Octavian half-owed from Apollonia’s edge. Useful. Not loved. Killable without rearranging the map. Striking that name instead would buy a night of quieter conscience and leave Antony’s wound open. Octavian felt the cheaper exit in his hands: the stylus, the wax, the easy swap.</w:t>
+        <w:t>A lesser name sat two lines up, a man Octavian half-owed from Apollonia’s edge: useful, not loved, killable without rearranging the map. Striking that name instead would buy a night of quieter conscience and leave Antony’s wound open. Octavian felt the cheaper exit in his hands: the stylus, the wax, the easy swap.</w:t>
       </w:r>
     </w:p>
     <w:p>
@@ -24633,7 +24653,7 @@
       </w:pPr>
       <w:r>
         <w:rPr/>
-        <w:t>Hordeonius acquired a neighbour’s leases, and a widow’s garden rights, through channels that smelled like lists. The widow’s steward spat near his shoes and called it accident. Hordeonius called it business and paid anyway. He told himself seals were older than pity. Sleep disagreed. Arrived late. Left early. Charged interest he could not collect from his own nerves.</w:t>
+        <w:t>Hordeonius acquired a neighbour’s leases, and a widow’s garden rights, through channels that smelled like lists. The widow’s steward spat near his shoes and called it accident. Hordeonius called it business and paid anyway. He told himself seals were older than pity. Sleep disagreed: it arrived late, left early, and charged interest he could not collect from his own nerves.</w:t>
       </w:r>
     </w:p>
     <w:p>
@@ -26439,7 +26459,7 @@
       </w:pPr>
       <w:r>
         <w:rPr/>
-        <w:t>The officer at the front had a face he knew. It took a moment; names had begun to take him moments. Popillius. A young man once, charged with his father’s death, and Cicero had talked a jury out of sewing him into the parricide’s sack and giving him to the river. The jury had leaned. Popillius had kissed his hand in the street. Now he held a drawn sword and would not look at the litter. The centurion beside him did the looking for both. Herennius, someone said. The name meant nothing. That seemed wrong too.</w:t>
+        <w:t>The officer at the front had a face he knew. It took a moment, because names had begun to take him moments, but it was Popillius, a young man once, charged with his father’s death, and Cicero had talked a jury out of sewing him into the parricide’s sack and giving him to the river. The jury had leaned. Popillius had kissed his hand in the street. Now he held a drawn sword and would not look at the litter. The centurion beside him did the looking for both. Herennius, someone said. The name meant nothing. That seemed wrong too.</w:t>
       </w:r>
     </w:p>
     <w:p>
@@ -27555,7 +27575,7 @@
       </w:pPr>
       <w:r>
         <w:rPr/>
-        <w:t>Amyntas went by sea in the hot months, with a letter from the council and the books, down the coast past Rhodes and Cyprus to where the Syrian shore ran flat and white under the sun and a town sat on its headland with the sea on three sides and an army on the fourth. Laodicea. Dolabella had gone in there in the spring, when Cassius came against him with more legions than he had, and the town had opened its gates to him, because he had been consul of Rome last year and had good teeth. Now it had walls round it on the land side, Cassius’s walls, a double ditch and a rampart across the neck of the headland, and on the sea side Cassius’s ships rode at anchor in a line, and nothing went in.</w:t>
+        <w:t>Amyntas went by sea in the hot months, with a letter from the council and the books, down the coast past Rhodes and Cyprus to where the Syrian shore ran flat and white under the sun and a town sat on its headland with the sea on three sides and an army on the fourth: Laodicea. Dolabella had gone in there in the spring, when Cassius came against him with more legions than he had, and the town had opened its gates to him, because he had been consul of Rome last year and had good teeth. Now it had walls round it on the land side, Cassius’s walls, a double ditch and a rampart across the neck of the headland, and on the sea side Cassius’s ships rode at anchor in a line, and nothing went in.</w:t>
       </w:r>
     </w:p>
     <w:p>
@@ -28579,7 +28599,7 @@
       </w:pPr>
       <w:r>
         <w:rPr/>
-        <w:t>Brutus said something. Cassius said something worse. After a while neither of them was making periods any more. Brutus was crying, which he did easily and without shame, as he had in Athens over a line of Plato; Cassius was not, which cost him more. They said everything. The money Brutus had asked for at Smyrna, which Cassius had given, a third, against the advice of his officers. The letters each had written to Rome about the other. Antony. The night of GO. Porcia, once, from Cassius, and he was sorry the moment it was out, and did not say so.</w:t>
+        <w:t>Brutus said something. Cassius said something worse. After a while neither of them was making periods any more. Brutus was crying, which he did easily and without shame, as he had in Athens over a line of Plato; Cassius was not, which cost him more. They said everything. The money Brutus had asked for at Smyrna, which Cassius had given, a third, against the advice of his officers. The letters each had written to Rome about the other. Antony, and the night of GO. Porcia, once, from Cassius, and he was sorry the moment it was out, and did not say so.</w:t>
       </w:r>
     </w:p>
     <w:p>
@@ -28639,7 +28659,7 @@
       </w:pPr>
       <w:r>
         <w:rPr/>
-        <w:t xml:space="preserve">Nestor. Old Nestor in the </w:t>
+        <w:t xml:space="preserve">It was Nestor, old Nestor in the </w:t>
       </w:r>
       <w:r>
         <w:rPr>
@@ -29391,7 +29411,7 @@
       </w:pPr>
       <w:r>
         <w:rPr/>
-        <w:t>There were no numbers. He sent a runner down the reverse slope for a count and the runner did not come back. He checked the water jars himself while he waited. Half full. He moved a shield that did not need moving. His eyes had never been good at distance, and in glare they were worse. He had spent twenty years making other men’s reports clear enough to act on, and now he could not see the end of his own hill.</w:t>
+        <w:t>There were no numbers. He sent a runner down the reverse slope for a count and the runner did not come back. He checked the water jars himself while he waited; they were half full. He moved a shield that did not need moving. His eyes had never been good at distance, and in glare they were worse. He had spent twenty years making other men’s reports clear enough to act on, and now he could not see the end of his own hill.</w:t>
       </w:r>
     </w:p>
     <w:p>
@@ -29664,7 +29684,7 @@
       </w:pPr>
       <w:r>
         <w:rPr/>
-        <w:t>Then mud and numbers undid the stiffening. He saw men who wanted tomorrow’s grain more than yesterday’s name. Both kinds broke when the plain insisted. An officer, face known from the minting days, caught his sleeve and begged him to pull back to a cleaner hill. The cleaner hill was visible. Higher ground. Fresher air. A place where the day might be lost slower and with more witnesses who could later invent dignity.</w:t>
+        <w:t>Then mud and numbers undid the stiffening. He saw men who wanted tomorrow’s grain more than yesterday’s name. Both kinds broke when the plain insisted. An officer, face known from the minting days, caught his sleeve and begged him to pull back to a cleaner hill. The cleaner hill was visible, higher ground and fresher air, a place where the day might be lost slower and with more witnesses who could later invent dignity.</w:t>
       </w:r>
     </w:p>
     <w:p>
@@ -29694,7 +29714,7 @@
       </w:pPr>
       <w:r>
         <w:rPr/>
-        <w:t>“Hold what you can,” Brutus said. Not a period. Not an antithesis. Only an order with the paint worn off.</w:t>
+        <w:t>“Hold what you can,” Brutus said. It was not a period or an antithesis, only an order with the paint worn off.</w:t>
       </w:r>
     </w:p>
     <w:p>
@@ -30186,7 +30206,7 @@
       </w:pPr>
       <w:r>
         <w:rPr/>
-        <w:t>There were more than at the games. She counted them the way she had counted the benches, in rows and then in tens, along the road and up the steps of the tombs and on the roofs of the tavern by the gate, and when the rows ran out she counted the people still coming down the hill behind her from the Caelian. Freedmen with their caps on. Shopkeepers with their shutters up. Veterans, a great many veterans, standing in their old units without being told to, with their discharge tablets in their belts. Women. Children on shoulders. A man selling hot chickpeas who sold out before the second hour and stood with his empty pan and cheered.</w:t>
+        <w:t>There were more than at the games. She counted them the way she had counted the benches, in rows and then in tens, along the road and up the steps of the tombs and on the roofs of the tavern by the gate, and when the rows ran out she counted the people still coming down the hill behind her from the Caelian. Freedmen with their caps on. Shopkeepers with their shutters up. Veterans, a great many veterans, standing in their old units without being told to, with their discharge tablets in their belts. Women, and children on shoulders. A man selling hot chickpeas who sold out before the second hour and stood with his empty pan and cheered.</w:t>
       </w:r>
     </w:p>
     <w:p>
@@ -30206,7 +30226,7 @@
       </w:pPr>
       <w:r>
         <w:rPr/>
-        <w:t>The litter came at noon. The curtains were open. Inside it, propped on cushions, a thin young man with a pale face and a cloak to the chin, looking out at them. Not waving. Looking. His eyes went along the crowd the way Nysa’s went along the benches, row by row, and for one moment, which she knew perfectly well meant nothing, they went along her row.</w:t>
+        <w:t>The litter came at noon. The curtains were open. Inside it, propped on cushions, a thin young man with a pale face and a cloak to the chin, looking out at them. He did not wave; he looked. His eyes went along the crowd the way Nysa’s went along the benches, row by row, and for one moment, which she knew perfectly well meant nothing, they went along her row.</w:t>
       </w:r>
     </w:p>
     <w:p>
